--- a/downloads/teacher/bridge-week-07.docx
+++ b/downloads/teacher/bridge-week-07.docx
@@ -2249,6 +2249,396 @@
         <w:t>For Python readiness before the Responsible Plant Classifier, retain a trace of the values, the predicted outputs and the changed-case explanation. Use actual Python 3 results to check the prediction after reasoning first.</w:t>
       </w:r>
     </w:p>
+    <w:p>
+      <w:pPr>
+        <w:pStyle w:val="Heading1"/>
+      </w:pPr>
+      <w:r>
+        <w:t>07. Prepare, teach and assess</w:t>
+      </w:r>
+    </w:p>
+    <w:p>
+      <w:r>
+        <w:t>Teaching target: Distinguish a list index from the value stored at that position</w:t>
+      </w:r>
+    </w:p>
+    <w:p>
+      <w:r>
+        <w:t>Prepare the labelled worked-case picture, the matching workbook, fictional input cards and a place for individual responses. Check a local Python 3 environment before class; have a paper-trace version ready.</w:t>
+      </w:r>
+    </w:p>
+    <w:tbl>
+      <w:tblPr>
+        <w:tblStyle w:val="LightShading-Accent1"/>
+        <w:tblW w:type="auto" w:w="0"/>
+        <w:tblLook w:firstColumn="1" w:firstRow="1" w:lastColumn="0" w:lastRow="0" w:noHBand="0" w:noVBand="1" w:val="04A0"/>
+      </w:tblPr>
+      <w:tblGrid>
+        <w:gridCol w:w="3408"/>
+        <w:gridCol w:w="3408"/>
+        <w:gridCol w:w="3408"/>
+      </w:tblGrid>
+      <w:tr>
+        <w:trPr>
+          <w:tblHeader/>
+        </w:trPr>
+        <w:tc>
+          <w:tcPr>
+            <w:tcW w:type="dxa" w:w="3408"/>
+          </w:tcPr>
+          <w:p>
+            <w:r>
+              <w:t>Session</w:t>
+            </w:r>
+          </w:p>
+        </w:tc>
+        <w:tc>
+          <w:tcPr>
+            <w:tcW w:type="dxa" w:w="3408"/>
+          </w:tcPr>
+          <w:p>
+            <w:r>
+              <w:t>Plan</w:t>
+            </w:r>
+          </w:p>
+        </w:tc>
+        <w:tc>
+          <w:tcPr>
+            <w:tcW w:type="dxa" w:w="3408"/>
+          </w:tcPr>
+          <w:p>
+            <w:r>
+              <w:t>Resources</w:t>
+            </w:r>
+          </w:p>
+        </w:tc>
+      </w:tr>
+      <w:tr>
+        <w:tc>
+          <w:tcPr>
+            <w:tcW w:type="dxa" w:w="3408"/>
+          </w:tcPr>
+          <w:p>
+            <w:r>
+              <w:t>Session 1 · Understand · 45 min</w:t>
+            </w:r>
+          </w:p>
+        </w:tc>
+        <w:tc>
+          <w:tcPr>
+            <w:tcW w:type="dxa" w:w="3408"/>
+          </w:tcPr>
+          <w:p>
+            <w:r>
+              <w:t>0–7: recall and prerequisite; 7–15: inspect the concrete case and predict; 15–30: teacher models the worked trace; 30–40: learners explain a step using the text and visual; 40–45: check the core idea.</w:t>
+            </w:r>
+          </w:p>
+        </w:tc>
+        <w:tc>
+          <w:tcPr>
+            <w:tcW w:type="dxa" w:w="3408"/>
+          </w:tcPr>
+          <w:p>
+            <w:r>
+              <w:t>Sections 1–6; record the brief recall in the workbook.</w:t>
+            </w:r>
+          </w:p>
+        </w:tc>
+      </w:tr>
+      <w:tr>
+        <w:tc>
+          <w:tcPr>
+            <w:tcW w:type="dxa" w:w="3408"/>
+          </w:tcPr>
+          <w:p>
+            <w:r>
+              <w:t>Session 2 · Practise · 45 min</w:t>
+            </w:r>
+          </w:p>
+        </w:tc>
+        <w:tc>
+          <w:tcPr>
+            <w:tcW w:type="dxa" w:w="3408"/>
+          </w:tcPr>
+          <w:p>
+            <w:r>
+              <w:t>0–5: retrieve the procedure; 5–15: W2 completion practice; 15–23: explain and check with a partner; 23–30: each learner answers the misconception check; 30–40: targeted reteaching or a harder variation; 40–45: prepare the investigation.</w:t>
+            </w:r>
+          </w:p>
+        </w:tc>
+        <w:tc>
+          <w:tcPr>
+            <w:tcW w:type="dxa" w:w="3408"/>
+          </w:tcPr>
+          <w:p>
+            <w:r>
+              <w:t>Sections 7–10; use the matching workbook W2 and misconception check.</w:t>
+            </w:r>
+          </w:p>
+        </w:tc>
+      </w:tr>
+      <w:tr>
+        <w:tc>
+          <w:tcPr>
+            <w:tcW w:type="dxa" w:w="3408"/>
+          </w:tcPr>
+          <w:p>
+            <w:r>
+              <w:t>Session 3 · Investigate and transfer · 45 min</w:t>
+            </w:r>
+          </w:p>
+        </w:tc>
+        <w:tc>
+          <w:tcPr>
+            <w:tcW w:type="dxa" w:w="3408"/>
+          </w:tcPr>
+          <w:p>
+            <w:r>
+              <w:t>0–5: retrieve the decision rule; 5–20: investigate or trace; 20–30: start the independent case; 30–38: connect the project; 38–43: act on feedback; 43–45: plan the return check.</w:t>
+            </w:r>
+          </w:p>
+        </w:tc>
+        <w:tc>
+          <w:tcPr>
+            <w:tcW w:type="dxa" w:w="3408"/>
+          </w:tcPr>
+          <w:p>
+            <w:r>
+              <w:t>Sections 9 and 11–14. Give extra time to finish the full task set; use Section 15 when the week includes a coding lab.</w:t>
+            </w:r>
+          </w:p>
+        </w:tc>
+      </w:tr>
+    </w:tbl>
+    <w:p>
+      <w:r>
+        <w:t>Before class, solve the supported practice: Start with counts = [4, 7, 4]. Run counts[0] = 6. Write the resulting list, its length and the value at index 2. Predict before running.</w:t>
+      </w:r>
+    </w:p>
+    <w:p>
+      <w:r>
+        <w:t>Reasoned practice answer: The result is [6, 7, 4]; length remains 3; index 2 still holds 4. Only the first item was replaced.</w:t>
+      </w:r>
+    </w:p>
+    <w:p>
+      <w:r>
+        <w:t>Check every learner before discussion: Use the worked case for Lists and indexing. Proposed explanation: “Length is the last nonnegative index”. Decide whether this explanation is supported. Point to the step or supplied fact that decides; explain your repair if needed.</w:t>
+      </w:r>
+    </w:p>
+    <w:p>
+      <w:r>
+        <w:t>Misconception repair: Length counts items; the last nonnegative index of a nonempty list is one less.</w:t>
+      </w:r>
+    </w:p>
+    <w:p>
+      <w:r>
+        <w:t>Support: read the exact case aloud, enlarge the labelled picture, supply input cards and model only the first deciding step. Accept a spoken explanation or drawing; retain the reasoning goal.</w:t>
+      </w:r>
+    </w:p>
+    <w:p>
+      <w:r>
+        <w:t>Extension: Replace the second print with print(counts[3]). Require a prediction and a reason before comparing. Expected result: The first print shows 6, then IndexError stops the script before the length print. Reason: The attempted position does not exist.</w:t>
+      </w:r>
+    </w:p>
+    <w:p>
+      <w:r>
+        <w:t>Independent assessment: withhold the reserved answer until the learner has attempted the new case. Record support separately from correctness.</w:t>
+      </w:r>
+    </w:p>
+    <w:tbl>
+      <w:tblPr>
+        <w:tblStyle w:val="LightShading-Accent1"/>
+        <w:tblW w:type="auto" w:w="0"/>
+        <w:tblLook w:firstColumn="1" w:firstRow="1" w:lastColumn="0" w:lastRow="0" w:noHBand="0" w:noVBand="1" w:val="04A0"/>
+      </w:tblPr>
+      <w:tblGrid>
+        <w:gridCol w:w="2556"/>
+        <w:gridCol w:w="2556"/>
+        <w:gridCol w:w="2556"/>
+        <w:gridCol w:w="2556"/>
+      </w:tblGrid>
+      <w:tr>
+        <w:trPr>
+          <w:tblHeader/>
+        </w:trPr>
+        <w:tc>
+          <w:tcPr>
+            <w:tcW w:type="dxa" w:w="2556"/>
+          </w:tcPr>
+          <w:p>
+            <w:r>
+              <w:t>Criterion</w:t>
+            </w:r>
+          </w:p>
+        </w:tc>
+        <w:tc>
+          <w:tcPr>
+            <w:tcW w:type="dxa" w:w="2556"/>
+          </w:tcPr>
+          <w:p>
+            <w:r>
+              <w:t>Not yet</w:t>
+            </w:r>
+          </w:p>
+        </w:tc>
+        <w:tc>
+          <w:tcPr>
+            <w:tcW w:type="dxa" w:w="2556"/>
+          </w:tcPr>
+          <w:p>
+            <w:r>
+              <w:t>With support</w:t>
+            </w:r>
+          </w:p>
+        </w:tc>
+        <w:tc>
+          <w:tcPr>
+            <w:tcW w:type="dxa" w:w="2556"/>
+          </w:tcPr>
+          <w:p>
+            <w:r>
+              <w:t>Independent</w:t>
+            </w:r>
+          </w:p>
+        </w:tc>
+      </w:tr>
+      <w:tr>
+        <w:tc>
+          <w:tcPr>
+            <w:tcW w:type="dxa" w:w="2556"/>
+          </w:tcPr>
+          <w:p>
+            <w:r>
+              <w:t>Explanation</w:t>
+            </w:r>
+          </w:p>
+        </w:tc>
+        <w:tc>
+          <w:tcPr>
+            <w:tcW w:type="dxa" w:w="2556"/>
+          </w:tcPr>
+          <w:p>
+            <w:r>
+              <w:t>Names an answer without a deciding fact</w:t>
+            </w:r>
+          </w:p>
+        </w:tc>
+        <w:tc>
+          <w:tcPr>
+            <w:tcW w:type="dxa" w:w="2556"/>
+          </w:tcPr>
+          <w:p>
+            <w:r>
+              <w:t>Uses a hint to link fact and decision</w:t>
+            </w:r>
+          </w:p>
+        </w:tc>
+        <w:tc>
+          <w:tcPr>
+            <w:tcW w:type="dxa" w:w="2556"/>
+          </w:tcPr>
+          <w:p>
+            <w:r>
+              <w:t>Explains the deciding fact in own words</w:t>
+            </w:r>
+          </w:p>
+        </w:tc>
+      </w:tr>
+      <w:tr>
+        <w:tc>
+          <w:tcPr>
+            <w:tcW w:type="dxa" w:w="2556"/>
+          </w:tcPr>
+          <w:p>
+            <w:r>
+              <w:t>Trace or test</w:t>
+            </w:r>
+          </w:p>
+        </w:tc>
+        <w:tc>
+          <w:tcPr>
+            <w:tcW w:type="dxa" w:w="2556"/>
+          </w:tcPr>
+          <w:p>
+            <w:r>
+              <w:t>Cannot connect input and result</w:t>
+            </w:r>
+          </w:p>
+        </w:tc>
+        <w:tc>
+          <w:tcPr>
+            <w:tcW w:type="dxa" w:w="2556"/>
+          </w:tcPr>
+          <w:p>
+            <w:r>
+              <w:t>Completes steps with prompts</w:t>
+            </w:r>
+          </w:p>
+        </w:tc>
+        <w:tc>
+          <w:tcPr>
+            <w:tcW w:type="dxa" w:w="2556"/>
+          </w:tcPr>
+          <w:p>
+            <w:r>
+              <w:t>Traces or tests a changed case accurately</w:t>
+            </w:r>
+          </w:p>
+        </w:tc>
+      </w:tr>
+      <w:tr>
+        <w:tc>
+          <w:tcPr>
+            <w:tcW w:type="dxa" w:w="2556"/>
+          </w:tcPr>
+          <w:p>
+            <w:r>
+              <w:t>Limits and revision</w:t>
+            </w:r>
+          </w:p>
+        </w:tc>
+        <w:tc>
+          <w:tcPr>
+            <w:tcW w:type="dxa" w:w="2556"/>
+          </w:tcPr>
+          <w:p>
+            <w:r>
+              <w:t>Claims more than evidence supports</w:t>
+            </w:r>
+          </w:p>
+        </w:tc>
+        <w:tc>
+          <w:tcPr>
+            <w:tcW w:type="dxa" w:w="2556"/>
+          </w:tcPr>
+          <w:p>
+            <w:r>
+              <w:t>Names a limit after a prompt</w:t>
+            </w:r>
+          </w:p>
+        </w:tc>
+        <w:tc>
+          <w:tcPr>
+            <w:tcW w:type="dxa" w:w="2556"/>
+          </w:tcPr>
+          <w:p>
+            <w:r>
+              <w:t>States a defensible limit and useful next test</w:t>
+            </w:r>
+          </w:p>
+        </w:tc>
+      </w:tr>
+    </w:tbl>
+    <w:p>
+      <w:r>
+        <w:t>Project checkpoint: Python readiness portfolio. Keep runnable code, predictions, actual outputs, one repaired error and an explanation of a function on changed inputs.</w:t>
+      </w:r>
+    </w:p>
+    <w:p>
+      <w:r>
+        <w:t>Use the weekly teacher answer for topic-specific reasoning. A saved progress tick is an activity record; judge mastery from the learner’s explanation and evidence.</w:t>
+      </w:r>
+    </w:p>
     <w:sectPr>
       <w:pgSz w:w="12240" w:h="15840"/>
       <w:pgMar w:top="936" w:right="1008" w:bottom="936" w:left="1008" w:header="720" w:footer="720" w:gutter="0"/>

--- a/downloads/teacher/bridge-week-07.docx
+++ b/downloads/teacher/bridge-week-07.docx
@@ -2639,6 +2639,39 @@
         <w:t>Use the weekly teacher answer for topic-specific reasoning. A saved progress tick is an activity record; judge mastery from the learner’s explanation and evidence.</w:t>
       </w:r>
     </w:p>
+    <w:p>
+      <w:pPr>
+        <w:pStyle w:val="Heading1"/>
+      </w:pPr>
+      <w:r>
+        <w:t>08. Use feedback, labs and repair paths</w:t>
+      </w:r>
+    </w:p>
+    <w:p>
+      <w:r>
+        <w:t>Use the two formative questions as supported practice, not as independent mastery scores. Discuss the deciding evidence rather than accepting a guessed selection.</w:t>
+      </w:r>
+    </w:p>
+    <w:p>
+      <w:r>
+        <w:t>The feedback comes from the reviewed public worked case. Do not reveal the separately reserved independent teacher answer until the learner has attempted that case.</w:t>
+      </w:r>
+    </w:p>
+    <w:p>
+      <w:r>
+        <w:t>Ask students to predict before running code. Preserve errors and actual outputs; collect a changed test and an explanation. The branch-boundary and indexing lessons deliberately include failure cases.</w:t>
+      </w:r>
+    </w:p>
+    <w:p>
+      <w:r>
+        <w:t>Use the earlier worked-explanation links to address a specific missing building block, then return to the current question. Adapt this suggestion after observing the learner; it is not an automatic diagnosis.</w:t>
+      </w:r>
+    </w:p>
+    <w:p>
+      <w:r>
+        <w:t>Collect the completed-work portfolio as evidence. Record support separately from correctness, and assess explanation, trace/test and limitations. Progress ticks and quiz selections alone do not establish mastery.</w:t>
+      </w:r>
+    </w:p>
     <w:sectPr>
       <w:pgSz w:w="12240" w:h="15840"/>
       <w:pgMar w:top="936" w:right="1008" w:bottom="936" w:left="1008" w:header="720" w:footer="720" w:gutter="0"/>

--- a/downloads/teacher/bridge-week-07.docx
+++ b/downloads/teacher/bridge-week-07.docx
@@ -29,16 +29,51 @@
       </w:r>
     </w:p>
     <w:p>
-      <w:pPr>
-        <w:pStyle w:val="Heading3"/>
-      </w:pPr>
-      <w:r>
-        <w:t>Teach the learning cycle</w:t>
+      <w:r>
+        <w:t>Prepare Lists and indexing: check the target, prerequisites, resources and adaptable teaching schedule.</w:t>
       </w:r>
     </w:p>
     <w:p>
-      <w:r>
-        <w:t>Primary target: Distinguish a list index from the value stored at that position</w:t>
+      <w:pPr>
+        <w:pStyle w:val="Heading3"/>
+      </w:pPr>
+      <w:r>
+        <w:t>Teach the learning cycle</w:t>
+      </w:r>
+    </w:p>
+    <w:p>
+      <w:pPr>
+        <w:spacing w:line="336" w:lineRule="auto" w:after="180"/>
+      </w:pPr>
+      <w:r>
+        <w:rPr>
+          <w:b w:val="0"/>
+        </w:rPr>
+        <w:t xml:space="preserve">Primary target: Distinguish a </w:t>
+      </w:r>
+      <w:r>
+        <w:rPr>
+          <w:b/>
+        </w:rPr>
+        <w:t>list</w:t>
+      </w:r>
+      <w:r>
+        <w:rPr>
+          <w:b w:val="0"/>
+        </w:rPr>
+        <w:t xml:space="preserve"> </w:t>
+      </w:r>
+      <w:r>
+        <w:rPr>
+          <w:b/>
+        </w:rPr>
+        <w:t>index</w:t>
+      </w:r>
+      <w:r>
+        <w:rPr>
+          <w:b w:val="0"/>
+        </w:rPr>
+        <w:t xml:space="preserve"> from the value stored at that position</w:t>
       </w:r>
     </w:p>
     <w:tbl>
@@ -185,16 +220,37 @@
       </w:tr>
     </w:tbl>
     <w:p>
-      <w:r>
-        <w:t>This is a starting allocation of 135 minutes, not a validated duration. Preserve all named topics. Schedule extra time for connected examples, the full investigation, independent cases and project building. Repeated copies of a case share one recorded attempt; they are not new evidence.</w:t>
+      <w:pPr>
+        <w:spacing w:line="336" w:lineRule="auto" w:after="180"/>
+      </w:pPr>
+      <w:r>
+        <w:rPr>
+          <w:b w:val="0"/>
+        </w:rPr>
+        <w:t>This is a starting allocation of 135 minutes, not a validated duration. Preserve all named topics. Schedule extra time for connected examples, the full investigation, independent cases and project building.</w:t>
       </w:r>
     </w:p>
     <w:p>
       <w:pPr>
-        <w:pStyle w:val="Heading3"/>
-      </w:pPr>
-      <w:r>
-        <w:t>Retrieval answer guidance</w:t>
+        <w:spacing w:line="336" w:lineRule="auto" w:after="180"/>
+      </w:pPr>
+      <w:r>
+        <w:rPr>
+          <w:b w:val="0"/>
+        </w:rPr>
+        <w:t xml:space="preserve">Repeated copies of a case share one recorded attempt; they are not new </w:t>
+      </w:r>
+      <w:r>
+        <w:rPr>
+          <w:b/>
+        </w:rPr>
+        <w:t>evidence</w:t>
+      </w:r>
+      <w:r>
+        <w:rPr>
+          <w:b w:val="0"/>
+        </w:rPr>
+        <w:t>.</w:t>
       </w:r>
     </w:p>
     <w:p>
@@ -202,173 +258,689 @@
         <w:pStyle w:val="Heading3"/>
       </w:pPr>
       <w:r>
-        <w:t>Loops and trace tables</w:t>
+        <w:t>Retrieval answer guidance</w:t>
       </w:r>
     </w:p>
     <w:p>
-      <w:r>
-        <w:t>Without opening the old lesson, explain one key idea from Loops and trace tables. Give an example and a mistake that the idea helps you avoid.</w:t>
+      <w:pPr>
+        <w:pStyle w:val="Heading3"/>
+      </w:pPr>
+      <w:r>
+        <w:t>Loops and trace tables</w:t>
       </w:r>
     </w:p>
     <w:p>
-      <w:r>
-        <w:t>Look for: Trace variable values before and after each loop iteration</w:t>
+      <w:pPr>
+        <w:spacing w:line="336" w:lineRule="auto" w:after="180"/>
+      </w:pPr>
+      <w:r>
+        <w:rPr>
+          <w:b w:val="0"/>
+        </w:rPr>
+        <w:t>Without opening the old lesson, explain one key idea from Loops and trace tables. Give an example and a mistake that the idea helps you avoid.</w:t>
       </w:r>
     </w:p>
     <w:p>
-      <w:r>
-        <w:t>Reference example, not the only acceptable wording: 2, 3 and 4; the stop value is excluded. The body runs three times.</w:t>
+      <w:pPr>
+        <w:spacing w:line="336" w:lineRule="auto" w:after="180"/>
+      </w:pPr>
+      <w:r>
+        <w:rPr>
+          <w:b w:val="0"/>
+        </w:rPr>
+        <w:t>Look for: Trace variable values before and after each loop iteration</w:t>
       </w:r>
     </w:p>
     <w:p>
       <w:pPr>
-        <w:pStyle w:val="Heading3"/>
-      </w:pPr>
-      <w:r>
-        <w:t>Boolean conditions</w:t>
+        <w:spacing w:line="336" w:lineRule="auto" w:after="180"/>
+      </w:pPr>
+      <w:r>
+        <w:rPr>
+          <w:b w:val="0"/>
+        </w:rPr>
+        <w:t>Reference example, not the only acceptable wording: 2, 3 and 4; the stop value is excluded. The body runs three times.</w:t>
       </w:r>
     </w:p>
     <w:p>
-      <w:r>
-        <w:t>Without opening the old lesson, explain one key idea from Boolean conditions. Give an example and a mistake that the idea helps you avoid.</w:t>
+      <w:pPr>
+        <w:pStyle w:val="Heading3"/>
+      </w:pPr>
+      <w:r>
+        <w:t>Boolean conditions</w:t>
       </w:r>
     </w:p>
     <w:p>
-      <w:r>
-        <w:t>Look for: Translate stated requirements into comparisons</w:t>
+      <w:pPr>
+        <w:spacing w:line="336" w:lineRule="auto" w:after="180"/>
+      </w:pPr>
+      <w:r>
+        <w:rPr>
+          <w:b w:val="0"/>
+        </w:rPr>
+        <w:t>Without opening the old lesson, explain one key idea from Boolean conditions. Give an example and a mistake that the idea helps you avoid.</w:t>
       </w:r>
     </w:p>
     <w:p>
-      <w:r>
-        <w:t>Reference example, not the only acceptable wording: (minutes &lt;= 12) and quiet. At most includes equality, so &lt;= is required; the nonnegative integer and Boolean input contract still applies.</w:t>
+      <w:pPr>
+        <w:spacing w:line="336" w:lineRule="auto" w:after="180"/>
+      </w:pPr>
+      <w:r>
+        <w:rPr>
+          <w:b w:val="0"/>
+        </w:rPr>
+        <w:t>Look for: Translate stated requirements into comparisons</w:t>
       </w:r>
     </w:p>
     <w:p>
       <w:pPr>
-        <w:pStyle w:val="Heading3"/>
-      </w:pPr>
-      <w:r>
-        <w:t>From a paper algorithm to Python</w:t>
+        <w:spacing w:line="336" w:lineRule="auto" w:after="180"/>
+      </w:pPr>
+      <w:r>
+        <w:rPr>
+          <w:b w:val="0"/>
+        </w:rPr>
+        <w:t xml:space="preserve">Reference example, not the only acceptable wording: (minutes &lt;= 12) and quiet. At most includes equality, so &lt;= is required; the nonnegative integer and Boolean </w:t>
+      </w:r>
+      <w:r>
+        <w:rPr>
+          <w:b/>
+        </w:rPr>
+        <w:t>input</w:t>
+      </w:r>
+      <w:r>
+        <w:rPr>
+          <w:b w:val="0"/>
+        </w:rPr>
+        <w:t xml:space="preserve"> contract still applies.</w:t>
       </w:r>
     </w:p>
     <w:p>
-      <w:r>
-        <w:t>Without opening the old lesson, explain one key idea from From a paper algorithm to Python. Give an example and a mistake that the idea helps you avoid.</w:t>
+      <w:pPr>
+        <w:pStyle w:val="Heading3"/>
+      </w:pPr>
+      <w:r>
+        <w:t>From a paper algorithm to Python</w:t>
       </w:r>
     </w:p>
     <w:p>
-      <w:r>
-        <w:t>Look for: Translate a short paper calculation into a Python script</w:t>
+      <w:pPr>
+        <w:spacing w:line="336" w:lineRule="auto" w:after="180"/>
+      </w:pPr>
+      <w:r>
+        <w:rPr>
+          <w:b w:val="0"/>
+        </w:rPr>
+        <w:t>Without opening the old lesson, explain one key idea from From a paper algorithm to Python. Give an example and a mistake that the idea helps you avoid.</w:t>
       </w:r>
     </w:p>
     <w:p>
-      <w:r>
-        <w:t>Reference example, not the only acceptable wording: packs = 4; per_pack = 6; total = packs * per_pack; print(total), each on its own line. The first two bind quantities, the third computes 24 and the fourth displays 24. Assignment alone produces no displayed output in this script.</w:t>
+      <w:pPr>
+        <w:spacing w:line="336" w:lineRule="auto" w:after="180"/>
+      </w:pPr>
+      <w:r>
+        <w:rPr>
+          <w:b w:val="0"/>
+        </w:rPr>
+        <w:t>Look for: Translate a short paper calculation into a Python script</w:t>
       </w:r>
     </w:p>
     <w:p>
-      <w:r>
-        <w:t>Teach lists as ordered collections, with index and value kept distinct. The first exercises use nonnegative indices, although Python also permits negative indexing. Reference: https://docs.python.org/3/tutorial/introduction.html#lists. Do not imply that updating a record changes or verifies the physical object represented.</w:t>
+      <w:pPr>
+        <w:spacing w:line="336" w:lineRule="auto" w:after="180"/>
+      </w:pPr>
+      <w:r>
+        <w:rPr>
+          <w:b w:val="0"/>
+        </w:rPr>
+        <w:t>Reference example, not the only acceptable wording: packs = 4; per_pack = 6; total = packs * per_pack; print(total), each on its own line. The first two bind quantities, the third computes 24 and the fourth displays 24.</w:t>
       </w:r>
     </w:p>
     <w:p>
       <w:pPr>
-        <w:pStyle w:val="Heading3"/>
-      </w:pPr>
-      <w:r>
-        <w:t>Outcomes</w:t>
+        <w:spacing w:line="336" w:lineRule="auto" w:after="180"/>
+      </w:pPr>
+      <w:r>
+        <w:rPr>
+          <w:b w:val="0"/>
+        </w:rPr>
+        <w:t xml:space="preserve">Assignment alone produces no displayed </w:t>
+      </w:r>
+      <w:r>
+        <w:rPr>
+          <w:b/>
+        </w:rPr>
+        <w:t>output</w:t>
+      </w:r>
+      <w:r>
+        <w:rPr>
+          <w:b w:val="0"/>
+        </w:rPr>
+        <w:t xml:space="preserve"> in this script.</w:t>
       </w:r>
     </w:p>
     <w:p>
-      <w:r>
-        <w:t>Distinguish a list index from the value stored at that position</w:t>
+      <w:pPr>
+        <w:spacing w:line="336" w:lineRule="auto" w:after="180"/>
+      </w:pPr>
+      <w:r>
+        <w:rPr>
+          <w:b w:val="0"/>
+        </w:rPr>
+        <w:t xml:space="preserve">Teach </w:t>
+      </w:r>
+      <w:r>
+        <w:rPr>
+          <w:b/>
+        </w:rPr>
+        <w:t>list</w:t>
+      </w:r>
+      <w:r>
+        <w:rPr>
+          <w:b w:val="0"/>
+        </w:rPr>
+        <w:t xml:space="preserve">s as ordered collections, with </w:t>
+      </w:r>
+      <w:r>
+        <w:rPr>
+          <w:b/>
+        </w:rPr>
+        <w:t>index</w:t>
+      </w:r>
+      <w:r>
+        <w:rPr>
+          <w:b w:val="0"/>
+        </w:rPr>
+        <w:t xml:space="preserve"> and value kept distinct. The first exercises use nonnegative indices, although Python also permits negative </w:t>
+      </w:r>
+      <w:r>
+        <w:rPr>
+          <w:b/>
+        </w:rPr>
+        <w:t>index</w:t>
+      </w:r>
+      <w:r>
+        <w:rPr>
+          <w:b w:val="0"/>
+        </w:rPr>
+        <w:t>ing.</w:t>
       </w:r>
     </w:p>
     <w:p>
-      <w:r>
-        <w:t>Read and update an item using a valid index</w:t>
+      <w:pPr>
+        <w:spacing w:line="336" w:lineRule="auto" w:after="180"/>
+      </w:pPr>
+      <w:r>
+        <w:rPr>
+          <w:b w:val="0"/>
+        </w:rPr>
+        <w:t>Reference: https://docs.python.org/3/tutorial/introduction.html#</w:t>
+      </w:r>
+      <w:r>
+        <w:rPr>
+          <w:b/>
+        </w:rPr>
+        <w:t>list</w:t>
+      </w:r>
+      <w:r>
+        <w:rPr>
+          <w:b w:val="0"/>
+        </w:rPr>
+        <w:t>s. Do not imply that updating a record changes or verifies the physical object represented.</w:t>
       </w:r>
     </w:p>
     <w:p>
-      <w:r>
-        <w:t>Trace a loop through list values and test an empty list</w:t>
+      <w:pPr>
+        <w:pStyle w:val="Heading3"/>
+      </w:pPr>
+      <w:r>
+        <w:t>Outcomes</w:t>
       </w:r>
     </w:p>
     <w:p>
       <w:pPr>
-        <w:pStyle w:val="Heading3"/>
-      </w:pPr>
-      <w:r>
-        <w:t>Preparation</w:t>
+        <w:spacing w:line="336" w:lineRule="auto" w:after="180"/>
+      </w:pPr>
+      <w:r>
+        <w:rPr>
+          <w:b w:val="0"/>
+        </w:rPr>
+        <w:t xml:space="preserve">Distinguish a </w:t>
+      </w:r>
+      <w:r>
+        <w:rPr>
+          <w:b/>
+        </w:rPr>
+        <w:t>list</w:t>
+      </w:r>
+      <w:r>
+        <w:rPr>
+          <w:b w:val="0"/>
+        </w:rPr>
+        <w:t xml:space="preserve"> </w:t>
+      </w:r>
+      <w:r>
+        <w:rPr>
+          <w:b/>
+        </w:rPr>
+        <w:t>index</w:t>
+      </w:r>
+      <w:r>
+        <w:rPr>
+          <w:b w:val="0"/>
+        </w:rPr>
+        <w:t xml:space="preserve"> from the value stored at that position</w:t>
       </w:r>
     </w:p>
     <w:p>
-      <w:r>
-        <w:t>Python 3 editor and lists.py</w:t>
+      <w:pPr>
+        <w:spacing w:line="336" w:lineRule="auto" w:after="180"/>
+      </w:pPr>
+      <w:r>
+        <w:rPr>
+          <w:b w:val="0"/>
+        </w:rPr>
+        <w:t xml:space="preserve">Read and update an </w:t>
+      </w:r>
+      <w:r>
+        <w:rPr>
+          <w:b/>
+        </w:rPr>
+        <w:t>item</w:t>
+      </w:r>
+      <w:r>
+        <w:rPr>
+          <w:b w:val="0"/>
+        </w:rPr>
+        <w:t xml:space="preserve"> using a valid </w:t>
+      </w:r>
+      <w:r>
+        <w:rPr>
+          <w:b/>
+        </w:rPr>
+        <w:t>index</w:t>
       </w:r>
     </w:p>
     <w:p>
-      <w:r>
-        <w:t>Four position cards numbered 0 through 3 and movable value cards</w:t>
+      <w:pPr>
+        <w:spacing w:line="336" w:lineRule="auto" w:after="180"/>
+      </w:pPr>
+      <w:r>
+        <w:rPr>
+          <w:b w:val="0"/>
+        </w:rPr>
+        <w:t xml:space="preserve">Trace a loop through </w:t>
+      </w:r>
+      <w:r>
+        <w:rPr>
+          <w:b/>
+        </w:rPr>
+        <w:t>list</w:t>
+      </w:r>
+      <w:r>
+        <w:rPr>
+          <w:b w:val="0"/>
+        </w:rPr>
+        <w:t xml:space="preserve"> values and test an empty </w:t>
+      </w:r>
+      <w:r>
+        <w:rPr>
+          <w:b/>
+        </w:rPr>
+        <w:t>list</w:t>
       </w:r>
     </w:p>
     <w:p>
-      <w:r>
-        <w:t>Blank trace table and separate predicted and observed output columns</w:t>
+      <w:pPr>
+        <w:pStyle w:val="Heading3"/>
+      </w:pPr>
+      <w:r>
+        <w:t>Preparation</w:t>
       </w:r>
     </w:p>
     <w:p>
       <w:pPr>
-        <w:pStyle w:val="Heading3"/>
-      </w:pPr>
-      <w:r>
-        <w:t>Prerequisite answer</w:t>
+        <w:spacing w:line="336" w:lineRule="auto" w:after="180"/>
+      </w:pPr>
+      <w:r>
+        <w:rPr>
+          <w:b w:val="0"/>
+        </w:rPr>
+        <w:t xml:space="preserve">Python 3 editor and </w:t>
+      </w:r>
+      <w:r>
+        <w:rPr>
+          <w:b/>
+        </w:rPr>
+        <w:t>list</w:t>
+      </w:r>
+      <w:r>
+        <w:rPr>
+          <w:b w:val="0"/>
+        </w:rPr>
+        <w:t>s.py</w:t>
       </w:r>
     </w:p>
     <w:p>
-      <w:r>
-        <w:t>0, 1 and 2; three iterations. The stop value 3 is excluded.</w:t>
+      <w:pPr>
+        <w:spacing w:line="336" w:lineRule="auto" w:after="180"/>
+      </w:pPr>
+      <w:r>
+        <w:rPr>
+          <w:b w:val="0"/>
+        </w:rPr>
+        <w:t>Four position cards numbered 0 through 3 and movable value cards</w:t>
       </w:r>
     </w:p>
     <w:p>
       <w:pPr>
-        <w:pStyle w:val="Heading3"/>
-      </w:pPr>
-      <w:r>
-        <w:t>End goal for the pictorial case</w:t>
+        <w:spacing w:line="336" w:lineRule="auto" w:after="180"/>
+      </w:pPr>
+      <w:r>
+        <w:rPr>
+          <w:b w:val="0"/>
+        </w:rPr>
+        <w:t xml:space="preserve">Blank trace table and separate predicted and observed </w:t>
+      </w:r>
+      <w:r>
+        <w:rPr>
+          <w:b/>
+        </w:rPr>
+        <w:t>output</w:t>
+      </w:r>
+      <w:r>
+        <w:rPr>
+          <w:b w:val="0"/>
+        </w:rPr>
+        <w:t xml:space="preserve"> columns</w:t>
       </w:r>
     </w:p>
     <w:p>
-      <w:r>
-        <w:t>Trace lists and indexing and explain the changed program before running it.</w:t>
+      <w:pPr>
+        <w:pStyle w:val="Heading3"/>
+      </w:pPr>
+      <w:r>
+        <w:t>Prerequisite answer</w:t>
       </w:r>
     </w:p>
     <w:p>
-      <w:r>
-        <w:t>This added worked case illustrates the week’s main idea. Retain all original and connected topics; schedule its practice within the teaching cycle.</w:t>
+      <w:pPr>
+        <w:spacing w:line="336" w:lineRule="auto" w:after="180"/>
+      </w:pPr>
+      <w:r>
+        <w:rPr>
+          <w:b w:val="0"/>
+        </w:rPr>
+        <w:t>0, 1 and 2; three iterations. The stop value 3 is excluded.</w:t>
       </w:r>
     </w:p>
     <w:p>
       <w:pPr>
-        <w:pStyle w:val="Heading1"/>
-      </w:pPr>
-      <w:r>
-        <w:t>02. Explain and model the mechanism</w:t>
+        <w:pStyle w:val="Heading3"/>
+      </w:pPr>
+      <w:r>
+        <w:t>End goal for the pictorial case</w:t>
       </w:r>
     </w:p>
     <w:p>
-      <w:r>
-        <w:t>A fictional supply shelf has three trays with counts 4, 7 and 4 in that order. Store them as counts = [4, 7, 4]. Square brackets enclose the list and commas separate its items. The order matters: the first and third trays contain equal values but occupy different positions.</w:t>
+      <w:pPr>
+        <w:spacing w:line="336" w:lineRule="auto" w:after="180"/>
+      </w:pPr>
+      <w:r>
+        <w:rPr>
+          <w:b w:val="0"/>
+        </w:rPr>
+        <w:t xml:space="preserve">Trace </w:t>
+      </w:r>
+      <w:r>
+        <w:rPr>
+          <w:b/>
+        </w:rPr>
+        <w:t>list</w:t>
+      </w:r>
+      <w:r>
+        <w:rPr>
+          <w:b w:val="0"/>
+        </w:rPr>
+        <w:t xml:space="preserve">s and </w:t>
+      </w:r>
+      <w:r>
+        <w:rPr>
+          <w:b/>
+        </w:rPr>
+        <w:t>index</w:t>
+      </w:r>
+      <w:r>
+        <w:rPr>
+          <w:b w:val="0"/>
+        </w:rPr>
+        <w:t>ing and explain the changed program before running it.</w:t>
       </w:r>
     </w:p>
     <w:p>
-      <w:r>
-        <w:t>Python counts positions from zero. counts[0] reads the first item, counts[1] the second and counts[2] the third. len(counts) is 3 because there are three items. It is a count, not the last nonnegative index. This lesson uses integer counts and nonnegative indices; Python also supports negative indices, which are outside our current indexing convention.</w:t>
+      <w:pPr>
+        <w:spacing w:line="336" w:lineRule="auto" w:after="180"/>
+      </w:pPr>
+      <w:r>
+        <w:rPr>
+          <w:b w:val="0"/>
+        </w:rPr>
+        <w:t>This added worked case illustrates the week’s main idea. Retain all original and connected topics; schedule its practice within the teaching cycle.</w:t>
       </w:r>
     </w:p>
     <w:p>
-      <w:r>
-        <w:t>The printed lines are 3, 4, 7 and [4, 9, 4]. The assignment counts[1] = 9 replaces the item at index 1; it does not add a fourth item or change the two other values. The length stays 3. A recorded count can be changed by code without proving that the physical tray really contains that many objects.</w:t>
+      <w:pPr>
+        <w:pStyle w:val="Heading1"/>
+      </w:pPr>
+      <w:r>
+        <w:t>02. Explain and model the mechanism</w:t>
+      </w:r>
+    </w:p>
+    <w:p>
+      <w:r>
+        <w:t>Model Lists and indexing using the supplied case, labelled mechanism and reasoning. Make the scope of each conclusion explicit.</w:t>
+      </w:r>
+    </w:p>
+    <w:p>
+      <w:pPr>
+        <w:spacing w:line="336" w:lineRule="auto" w:after="180"/>
+      </w:pPr>
+      <w:r>
+        <w:rPr>
+          <w:b w:val="0"/>
+        </w:rPr>
+        <w:t xml:space="preserve">A fictional supply shelf has three trays with counts 4, 7 and 4 in that order. Store them as counts = [4, 7, 4]. Square brackets enclose the </w:t>
+      </w:r>
+      <w:r>
+        <w:rPr>
+          <w:b/>
+        </w:rPr>
+        <w:t>list</w:t>
+      </w:r>
+      <w:r>
+        <w:rPr>
+          <w:b w:val="0"/>
+        </w:rPr>
+        <w:t xml:space="preserve"> and commas separate its </w:t>
+      </w:r>
+      <w:r>
+        <w:rPr>
+          <w:b/>
+        </w:rPr>
+        <w:t>item</w:t>
+      </w:r>
+      <w:r>
+        <w:rPr>
+          <w:b w:val="0"/>
+        </w:rPr>
+        <w:t>s.</w:t>
+      </w:r>
+    </w:p>
+    <w:p>
+      <w:pPr>
+        <w:spacing w:line="336" w:lineRule="auto" w:after="180"/>
+      </w:pPr>
+      <w:r>
+        <w:rPr>
+          <w:b w:val="0"/>
+        </w:rPr>
+        <w:t>The order matters: the first and third trays contain equal values but occupy different positions.</w:t>
+      </w:r>
+    </w:p>
+    <w:p>
+      <w:pPr>
+        <w:pStyle w:val="Heading3"/>
+      </w:pPr>
+      <w:r>
+        <w:t>Explain Lists and indexing · 1</w:t>
+      </w:r>
+    </w:p>
+    <w:p>
+      <w:pPr>
+        <w:spacing w:line="336" w:lineRule="auto" w:after="180"/>
+      </w:pPr>
+      <w:r>
+        <w:rPr>
+          <w:b w:val="0"/>
+        </w:rPr>
+        <w:t xml:space="preserve">Python counts positions from zero. counts[0] reads the first </w:t>
+      </w:r>
+      <w:r>
+        <w:rPr>
+          <w:b/>
+        </w:rPr>
+        <w:t>item</w:t>
+      </w:r>
+      <w:r>
+        <w:rPr>
+          <w:b w:val="0"/>
+        </w:rPr>
+        <w:t xml:space="preserve">, counts[1] the second and counts[2] the third. len(counts) is 3 because there are three </w:t>
+      </w:r>
+      <w:r>
+        <w:rPr>
+          <w:b/>
+        </w:rPr>
+        <w:t>item</w:t>
+      </w:r>
+      <w:r>
+        <w:rPr>
+          <w:b w:val="0"/>
+        </w:rPr>
+        <w:t xml:space="preserve">s. It is a count, not the last nonnegative </w:t>
+      </w:r>
+      <w:r>
+        <w:rPr>
+          <w:b/>
+        </w:rPr>
+        <w:t>index</w:t>
+      </w:r>
+      <w:r>
+        <w:rPr>
+          <w:b w:val="0"/>
+        </w:rPr>
+        <w:t>.</w:t>
+      </w:r>
+    </w:p>
+    <w:p>
+      <w:pPr>
+        <w:spacing w:line="336" w:lineRule="auto" w:after="180"/>
+      </w:pPr>
+      <w:r>
+        <w:rPr>
+          <w:b w:val="0"/>
+        </w:rPr>
+        <w:t xml:space="preserve">This lesson uses integer counts and nonnegative indices; Python also supports negative indices, which are outside our current </w:t>
+      </w:r>
+      <w:r>
+        <w:rPr>
+          <w:b/>
+        </w:rPr>
+        <w:t>index</w:t>
+      </w:r>
+      <w:r>
+        <w:rPr>
+          <w:b w:val="0"/>
+        </w:rPr>
+        <w:t>ing convention.</w:t>
+      </w:r>
+    </w:p>
+    <w:p>
+      <w:pPr>
+        <w:pStyle w:val="Heading3"/>
+      </w:pPr>
+      <w:r>
+        <w:t>Explain Lists and indexing · 2</w:t>
+      </w:r>
+    </w:p>
+    <w:p>
+      <w:pPr>
+        <w:spacing w:line="336" w:lineRule="auto" w:after="180"/>
+      </w:pPr>
+      <w:r>
+        <w:rPr>
+          <w:b w:val="0"/>
+        </w:rPr>
+        <w:t xml:space="preserve">The printed lines are 3, 4, 7 and [4, 9, 4]. The assignment counts[1] = 9 replaces the </w:t>
+      </w:r>
+      <w:r>
+        <w:rPr>
+          <w:b/>
+        </w:rPr>
+        <w:t>item</w:t>
+      </w:r>
+      <w:r>
+        <w:rPr>
+          <w:b w:val="0"/>
+        </w:rPr>
+        <w:t xml:space="preserve"> at </w:t>
+      </w:r>
+      <w:r>
+        <w:rPr>
+          <w:b/>
+        </w:rPr>
+        <w:t>index</w:t>
+      </w:r>
+      <w:r>
+        <w:rPr>
+          <w:b w:val="0"/>
+        </w:rPr>
+        <w:t xml:space="preserve"> 1; it does not add a fourth </w:t>
+      </w:r>
+      <w:r>
+        <w:rPr>
+          <w:b/>
+        </w:rPr>
+        <w:t>item</w:t>
+      </w:r>
+      <w:r>
+        <w:rPr>
+          <w:b w:val="0"/>
+        </w:rPr>
+        <w:t xml:space="preserve"> or change the two other values. The </w:t>
+      </w:r>
+      <w:r>
+        <w:rPr>
+          <w:b/>
+        </w:rPr>
+        <w:t>length</w:t>
+      </w:r>
+      <w:r>
+        <w:rPr>
+          <w:b w:val="0"/>
+        </w:rPr>
+        <w:t xml:space="preserve"> stays 3.</w:t>
+      </w:r>
+    </w:p>
+    <w:p>
+      <w:pPr>
+        <w:spacing w:line="336" w:lineRule="auto" w:after="180"/>
+      </w:pPr>
+      <w:r>
+        <w:rPr>
+          <w:b w:val="0"/>
+        </w:rPr>
+        <w:t>A recorded count can be changed by code without proving that the physical tray really contains that many objects.</w:t>
       </w:r>
     </w:p>
     <w:tbl>
@@ -674,21 +1246,171 @@
       </w:r>
     </w:p>
     <w:p>
-      <w:r>
-        <w:t>For [2, 0, 5], totals become 2, 2, 7. Output is 7. Zero is still an item and its iteration still executes. Exit: len([8, 3]) is 2, but index 2 is outside the list. Last nonnegative index is 1, whose value is 3. An empty list has no last item, so a length check is required before access.</w:t>
+      <w:pPr>
+        <w:pStyle w:val="Heading3"/>
+      </w:pPr>
+      <w:r>
+        <w:t>Explain Lists and indexing · 3</w:t>
       </w:r>
     </w:p>
     <w:p>
       <w:pPr>
-        <w:pStyle w:val="Heading3"/>
-      </w:pPr>
-      <w:r>
-        <w:t>Model the reasoning aloud</w:t>
+        <w:spacing w:line="336" w:lineRule="auto" w:after="180"/>
+      </w:pPr>
+      <w:r>
+        <w:rPr>
+          <w:b w:val="0"/>
+        </w:rPr>
+        <w:t xml:space="preserve">For [2, 0, 5], totals become 2, 2, 7. </w:t>
+      </w:r>
+      <w:r>
+        <w:rPr>
+          <w:b/>
+        </w:rPr>
+        <w:t>Output</w:t>
+      </w:r>
+      <w:r>
+        <w:rPr>
+          <w:b w:val="0"/>
+        </w:rPr>
+        <w:t xml:space="preserve"> is 7. Zero is still an </w:t>
+      </w:r>
+      <w:r>
+        <w:rPr>
+          <w:b/>
+        </w:rPr>
+        <w:t>item</w:t>
+      </w:r>
+      <w:r>
+        <w:rPr>
+          <w:b w:val="0"/>
+        </w:rPr>
+        <w:t xml:space="preserve"> and its iteration still executes. Exit: len([8, 3]) is 2, but </w:t>
+      </w:r>
+      <w:r>
+        <w:rPr>
+          <w:b/>
+        </w:rPr>
+        <w:t>index</w:t>
+      </w:r>
+      <w:r>
+        <w:rPr>
+          <w:b w:val="0"/>
+        </w:rPr>
+        <w:t xml:space="preserve"> 2 is outside the </w:t>
+      </w:r>
+      <w:r>
+        <w:rPr>
+          <w:b/>
+        </w:rPr>
+        <w:t>list</w:t>
+      </w:r>
+      <w:r>
+        <w:rPr>
+          <w:b w:val="0"/>
+        </w:rPr>
+        <w:t xml:space="preserve">. Last nonnegative </w:t>
+      </w:r>
+      <w:r>
+        <w:rPr>
+          <w:b/>
+        </w:rPr>
+        <w:t>index</w:t>
+      </w:r>
+      <w:r>
+        <w:rPr>
+          <w:b w:val="0"/>
+        </w:rPr>
+        <w:t xml:space="preserve"> is 1, whose value is 3.</w:t>
       </w:r>
     </w:p>
     <w:p>
-      <w:r>
-        <w:t>Use the complete worked example below before asking learners to complete W2. Reveal a small part, invite a prediction, then explain the deciding step. These teacher notes contain solutions; do not reveal the independent case answer during modelling.</w:t>
+      <w:pPr>
+        <w:spacing w:line="336" w:lineRule="auto" w:after="180"/>
+      </w:pPr>
+      <w:r>
+        <w:rPr>
+          <w:b w:val="0"/>
+        </w:rPr>
+        <w:t xml:space="preserve">An empty </w:t>
+      </w:r>
+      <w:r>
+        <w:rPr>
+          <w:b/>
+        </w:rPr>
+        <w:t>list</w:t>
+      </w:r>
+      <w:r>
+        <w:rPr>
+          <w:b w:val="0"/>
+        </w:rPr>
+        <w:t xml:space="preserve"> has no last </w:t>
+      </w:r>
+      <w:r>
+        <w:rPr>
+          <w:b/>
+        </w:rPr>
+        <w:t>item</w:t>
+      </w:r>
+      <w:r>
+        <w:rPr>
+          <w:b w:val="0"/>
+        </w:rPr>
+        <w:t xml:space="preserve">, so a </w:t>
+      </w:r>
+      <w:r>
+        <w:rPr>
+          <w:b/>
+        </w:rPr>
+        <w:t>length</w:t>
+      </w:r>
+      <w:r>
+        <w:rPr>
+          <w:b w:val="0"/>
+        </w:rPr>
+        <w:t xml:space="preserve"> check is required before access.</w:t>
+      </w:r>
+    </w:p>
+    <w:p>
+      <w:pPr>
+        <w:pStyle w:val="Heading3"/>
+      </w:pPr>
+      <w:r>
+        <w:t>Model the reasoning aloud</w:t>
+      </w:r>
+    </w:p>
+    <w:p>
+      <w:pPr>
+        <w:spacing w:line="336" w:lineRule="auto" w:after="180"/>
+      </w:pPr>
+      <w:r>
+        <w:rPr>
+          <w:b w:val="0"/>
+        </w:rPr>
+        <w:t xml:space="preserve">Use the complete worked example below before asking learners to complete W2. Reveal a small part, invite a </w:t>
+      </w:r>
+      <w:r>
+        <w:rPr>
+          <w:b/>
+        </w:rPr>
+        <w:t>prediction</w:t>
+      </w:r>
+      <w:r>
+        <w:rPr>
+          <w:b w:val="0"/>
+        </w:rPr>
+        <w:t>, then explain the deciding step.</w:t>
+      </w:r>
+    </w:p>
+    <w:p>
+      <w:pPr>
+        <w:spacing w:line="336" w:lineRule="auto" w:after="180"/>
+      </w:pPr>
+      <w:r>
+        <w:rPr>
+          <w:b w:val="0"/>
+        </w:rPr>
+        <w:t>These teacher notes contain solutions; do not reveal the independent case answer during modelling.</w:t>
       </w:r>
     </w:p>
     <w:p>
@@ -723,6 +1445,38 @@
         <w:trPr>
           <w:tblHeader/>
         </w:trPr>
+        <w:tc>
+          <w:tcPr>
+            <w:tcW w:type="dxa" w:w="3408"/>
+          </w:tcPr>
+          <w:p>
+            <w:r>
+              <w:t>Item read as count</w:t>
+            </w:r>
+          </w:p>
+        </w:tc>
+        <w:tc>
+          <w:tcPr>
+            <w:tcW w:type="dxa" w:w="3408"/>
+          </w:tcPr>
+          <w:p>
+            <w:r>
+              <w:t>total before</w:t>
+            </w:r>
+          </w:p>
+        </w:tc>
+        <w:tc>
+          <w:tcPr>
+            <w:tcW w:type="dxa" w:w="3408"/>
+          </w:tcPr>
+          <w:p>
+            <w:r>
+              <w:t>total after</w:t>
+            </w:r>
+          </w:p>
+        </w:tc>
+      </w:tr>
+      <w:tr>
         <w:tc>
           <w:tcPr>
             <w:tcW w:type="dxa" w:w="3408"/>
@@ -820,8 +1574,61 @@
       </w:tr>
     </w:tbl>
     <w:p>
-      <w:r>
-        <w:t>This fresh script prints 15. for count in counts supplies the stored values, not the indices. Both copies of 4 are processed because both are items. For an empty list written [], the body runs zero times and total stays 0. For [7], it runs once and prints 7.</w:t>
+      <w:pPr>
+        <w:spacing w:line="336" w:lineRule="auto" w:after="180"/>
+      </w:pPr>
+      <w:r>
+        <w:rPr>
+          <w:b w:val="0"/>
+        </w:rPr>
+        <w:t xml:space="preserve">This fresh script prints 15. for count in counts supplies the stored values, not the indices. Both copies of 4 are </w:t>
+      </w:r>
+      <w:r>
+        <w:rPr>
+          <w:b/>
+        </w:rPr>
+        <w:t>process</w:t>
+      </w:r>
+      <w:r>
+        <w:rPr>
+          <w:b w:val="0"/>
+        </w:rPr>
+        <w:t xml:space="preserve">ed because both are </w:t>
+      </w:r>
+      <w:r>
+        <w:rPr>
+          <w:b/>
+        </w:rPr>
+        <w:t>item</w:t>
+      </w:r>
+      <w:r>
+        <w:rPr>
+          <w:b w:val="0"/>
+        </w:rPr>
+        <w:t xml:space="preserve">s. For an empty </w:t>
+      </w:r>
+      <w:r>
+        <w:rPr>
+          <w:b/>
+        </w:rPr>
+        <w:t>list</w:t>
+      </w:r>
+      <w:r>
+        <w:rPr>
+          <w:b w:val="0"/>
+        </w:rPr>
+        <w:t xml:space="preserve"> written [], the body runs zero times and total stays 0.</w:t>
+      </w:r>
+    </w:p>
+    <w:p>
+      <w:pPr>
+        <w:spacing w:line="336" w:lineRule="auto" w:after="180"/>
+      </w:pPr>
+      <w:r>
+        <w:rPr>
+          <w:b w:val="0"/>
+        </w:rPr>
+        <w:t>For [7], it runs once and prints 7.</w:t>
       </w:r>
     </w:p>
     <w:p>
@@ -960,7 +1767,13 @@
       </w:tr>
     </w:tbl>
     <w:p>
-      <w:r>
+      <w:pPr>
+        <w:spacing w:line="336" w:lineRule="auto" w:after="180"/>
+      </w:pPr>
+      <w:r>
+        <w:rPr>
+          <w:b w:val="0"/>
+        </w:rPr>
         <w:t>Use the diagram and verbal explanation together. Ask learners to match a sentence to a specific visual step; do not assign learners fixed visual or auditory learning styles.</w:t>
       </w:r>
     </w:p>
@@ -973,8 +1786,32 @@
       </w:r>
     </w:p>
     <w:p>
-      <w:r>
-        <w:t>Indexes are positions, not values. A list of shelf counts is read by position.</w:t>
+      <w:pPr>
+        <w:spacing w:line="336" w:lineRule="auto" w:after="180"/>
+      </w:pPr>
+      <w:r>
+        <w:rPr>
+          <w:b/>
+        </w:rPr>
+        <w:t>Index</w:t>
+      </w:r>
+      <w:r>
+        <w:rPr>
+          <w:b w:val="0"/>
+        </w:rPr>
+        <w:t xml:space="preserve">es are positions, not values. A </w:t>
+      </w:r>
+      <w:r>
+        <w:rPr>
+          <w:b/>
+        </w:rPr>
+        <w:t>list</w:t>
+      </w:r>
+      <w:r>
+        <w:rPr>
+          <w:b w:val="0"/>
+        </w:rPr>
+        <w:t xml:space="preserve"> of shelf counts is read by position.</w:t>
       </w:r>
     </w:p>
     <w:p>
@@ -986,7 +1823,22 @@
       </w:r>
     </w:p>
     <w:p>
-      <w:r>
+      <w:pPr>
+        <w:pStyle w:val="Heading3"/>
+      </w:pPr>
+      <w:r>
+        <w:t>Supplied facts</w:t>
+      </w:r>
+    </w:p>
+    <w:p>
+      <w:pPr>
+        <w:spacing w:line="336" w:lineRule="auto" w:after="180"/>
+        <w:shd w:fill="F1F6FC"/>
+      </w:pPr>
+      <w:r>
+        <w:rPr>
+          <w:b w:val="0"/>
+        </w:rPr>
         <w:t>Python 3: counts=[6,1,8]; print(counts[0]); print(counts[-1]); print(len(counts)).</w:t>
       </w:r>
     </w:p>
@@ -1186,21 +2038,85 @@
       </w:r>
     </w:p>
     <w:p>
-      <w:r>
-        <w:t>List positions begin at zero. A negative index counts from the end; the list length counts entries and is not itself a valid positive index for the final entry.</w:t>
+      <w:pPr>
+        <w:pStyle w:val="Heading3"/>
+      </w:pPr>
+      <w:r>
+        <w:t>Why the result follows</w:t>
       </w:r>
     </w:p>
     <w:p>
       <w:pPr>
-        <w:pStyle w:val="Heading3"/>
-      </w:pPr>
-      <w:r>
-        <w:t>What this example does not establish</w:t>
+        <w:spacing w:line="336" w:lineRule="auto" w:after="180"/>
+        <w:shd w:fill="F1F6FC"/>
+      </w:pPr>
+      <w:r>
+        <w:rPr>
+          <w:b/>
+        </w:rPr>
+        <w:t>List</w:t>
+      </w:r>
+      <w:r>
+        <w:rPr>
+          <w:b w:val="0"/>
+        </w:rPr>
+        <w:t xml:space="preserve"> positions begin at zero. A negative </w:t>
+      </w:r>
+      <w:r>
+        <w:rPr>
+          <w:b/>
+        </w:rPr>
+        <w:t>index</w:t>
+      </w:r>
+      <w:r>
+        <w:rPr>
+          <w:b w:val="0"/>
+        </w:rPr>
+        <w:t xml:space="preserve"> counts from the end; the </w:t>
+      </w:r>
+      <w:r>
+        <w:rPr>
+          <w:b/>
+        </w:rPr>
+        <w:t>list</w:t>
+      </w:r>
+      <w:r>
+        <w:rPr>
+          <w:b w:val="0"/>
+        </w:rPr>
+        <w:t xml:space="preserve"> </w:t>
+      </w:r>
+      <w:r>
+        <w:rPr>
+          <w:b/>
+        </w:rPr>
+        <w:t>length</w:t>
+      </w:r>
+      <w:r>
+        <w:rPr>
+          <w:b w:val="0"/>
+        </w:rPr>
+        <w:t xml:space="preserve"> counts entries and is not itself a valid positive </w:t>
+      </w:r>
+      <w:r>
+        <w:rPr>
+          <w:b/>
+        </w:rPr>
+        <w:t>index</w:t>
+      </w:r>
+      <w:r>
+        <w:rPr>
+          <w:b w:val="0"/>
+        </w:rPr>
+        <w:t xml:space="preserve"> for the final entry.</w:t>
       </w:r>
     </w:p>
     <w:p>
-      <w:r>
-        <w:t>A valid position does not establish that the stored count is accurate; empty lists also have no final element to read.</w:t>
+      <w:pPr>
+        <w:pStyle w:val="Heading3"/>
+      </w:pPr>
+      <w:r>
+        <w:t>What this example does not establish</w:t>
       </w:r>
     </w:p>
     <w:p>
@@ -1208,43 +2124,204 @@
         <w:pStyle w:val="Heading3"/>
       </w:pPr>
       <w:r>
-        <w:t>Change one thing in the pictured case</w:t>
+        <w:t>Keep the stated limit</w:t>
       </w:r>
     </w:p>
     <w:p>
-      <w:r>
-        <w:t>Change: Replace the second print with print(counts[3]).</w:t>
+      <w:pPr>
+        <w:spacing w:line="336" w:lineRule="auto" w:after="180"/>
+        <w:shd w:fill="FFF5E6"/>
+      </w:pPr>
+      <w:r>
+        <w:rPr>
+          <w:b w:val="0"/>
+        </w:rPr>
+        <w:t xml:space="preserve">A valid position does not establish that the stored count is accurate; empty </w:t>
+      </w:r>
+      <w:r>
+        <w:rPr>
+          <w:b/>
+        </w:rPr>
+        <w:t>list</w:t>
+      </w:r>
+      <w:r>
+        <w:rPr>
+          <w:b w:val="0"/>
+        </w:rPr>
+        <w:t>s also have no final element to read.</w:t>
       </w:r>
     </w:p>
     <w:p>
-      <w:r>
-        <w:t>Prediction: The first print shows 6, then IndexError stops the script before the length print.</w:t>
+      <w:pPr>
+        <w:pStyle w:val="Heading3"/>
+      </w:pPr>
+      <w:r>
+        <w:t>Change one thing in the pictured case</w:t>
       </w:r>
     </w:p>
     <w:p>
-      <w:r>
-        <w:t>Reason: The attempted position does not exist.</w:t>
+      <w:pPr>
+        <w:pStyle w:val="Heading3"/>
+      </w:pPr>
+      <w:r>
+        <w:t>Change one thing</w:t>
       </w:r>
     </w:p>
     <w:p>
       <w:pPr>
-        <w:pStyle w:val="Heading3"/>
-      </w:pPr>
-      <w:r>
-        <w:t>Ask while showing the picture</w:t>
+        <w:spacing w:line="336" w:lineRule="auto" w:after="180"/>
+        <w:shd w:fill="F5F1FB"/>
+      </w:pPr>
+      <w:r>
+        <w:rPr>
+          <w:b w:val="0"/>
+        </w:rPr>
+        <w:t>Change: Replace the second print with print(counts[3]).</w:t>
       </w:r>
     </w:p>
     <w:p>
-      <w:r>
-        <w:t>Cover the result. Ask learners to name the inputs and predict the next step. Uncover one step, connect the icon to the actual procedure, and explain its evidence. Then change the supplied condition and compare. The picture is a representation; it does not document execution of a real AI model.</w:t>
+      <w:pPr>
+        <w:pStyle w:val="Heading3"/>
+      </w:pPr>
+      <w:r>
+        <w:t>Predicted result</w:t>
       </w:r>
     </w:p>
     <w:p>
       <w:pPr>
+        <w:spacing w:line="336" w:lineRule="auto" w:after="180"/>
+        <w:shd w:fill="F1F6FC"/>
+      </w:pPr>
+      <w:r>
+        <w:rPr>
+          <w:b/>
+        </w:rPr>
+        <w:t>Prediction</w:t>
+      </w:r>
+      <w:r>
+        <w:rPr>
+          <w:b w:val="0"/>
+        </w:rPr>
+        <w:t xml:space="preserve">: The first print shows 6, then </w:t>
+      </w:r>
+      <w:r>
+        <w:rPr>
+          <w:b/>
+        </w:rPr>
+        <w:t>IndexError</w:t>
+      </w:r>
+      <w:r>
+        <w:rPr>
+          <w:b w:val="0"/>
+        </w:rPr>
+        <w:t xml:space="preserve"> stops the script before the </w:t>
+      </w:r>
+      <w:r>
+        <w:rPr>
+          <w:b/>
+        </w:rPr>
+        <w:t>length</w:t>
+      </w:r>
+      <w:r>
+        <w:rPr>
+          <w:b w:val="0"/>
+        </w:rPr>
+        <w:t xml:space="preserve"> print.</w:t>
+      </w:r>
+    </w:p>
+    <w:p>
+      <w:pPr>
+        <w:pStyle w:val="Heading3"/>
+      </w:pPr>
+      <w:r>
+        <w:t>Why the result follows</w:t>
+      </w:r>
+    </w:p>
+    <w:p>
+      <w:pPr>
+        <w:spacing w:line="336" w:lineRule="auto" w:after="180"/>
+        <w:shd w:fill="F1F6FC"/>
+      </w:pPr>
+      <w:r>
+        <w:rPr>
+          <w:b w:val="0"/>
+        </w:rPr>
+        <w:t>Reason: The attempted position does not exist.</w:t>
+      </w:r>
+    </w:p>
+    <w:p>
+      <w:pPr>
+        <w:pStyle w:val="Heading3"/>
+      </w:pPr>
+      <w:r>
+        <w:t>Ask while showing the picture</w:t>
+      </w:r>
+    </w:p>
+    <w:p>
+      <w:pPr>
+        <w:pStyle w:val="Heading3"/>
+      </w:pPr>
+      <w:r>
+        <w:t>Ask while showing the picture · 4</w:t>
+      </w:r>
+    </w:p>
+    <w:p>
+      <w:pPr>
+        <w:spacing w:line="336" w:lineRule="auto" w:after="180"/>
+      </w:pPr>
+      <w:r>
+        <w:rPr>
+          <w:b w:val="0"/>
+        </w:rPr>
+        <w:t xml:space="preserve">Cover the result. Ask learners to name the </w:t>
+      </w:r>
+      <w:r>
+        <w:rPr>
+          <w:b/>
+        </w:rPr>
+        <w:t>input</w:t>
+      </w:r>
+      <w:r>
+        <w:rPr>
+          <w:b w:val="0"/>
+        </w:rPr>
+        <w:t xml:space="preserve">s and predict the next step. Uncover one step, connect the icon to the actual procedure, and explain its </w:t>
+      </w:r>
+      <w:r>
+        <w:rPr>
+          <w:b/>
+        </w:rPr>
+        <w:t>evidence</w:t>
+      </w:r>
+      <w:r>
+        <w:rPr>
+          <w:b w:val="0"/>
+        </w:rPr>
+        <w:t>. Then change the supplied condition and compare.</w:t>
+      </w:r>
+    </w:p>
+    <w:p>
+      <w:pPr>
+        <w:spacing w:line="336" w:lineRule="auto" w:after="180"/>
+      </w:pPr>
+      <w:r>
+        <w:rPr>
+          <w:b w:val="0"/>
+        </w:rPr>
+        <w:t>The picture is a representation; it does not document execution of a real AI model.</w:t>
+      </w:r>
+    </w:p>
+    <w:p>
+      <w:pPr>
         <w:pStyle w:val="Heading1"/>
       </w:pPr>
       <w:r>
         <w:t>03. Demonstrate and guide practice</w:t>
+      </w:r>
+    </w:p>
+    <w:p>
+      <w:r>
+        <w:t>Demonstrate Lists and indexing, reduce support deliberately and check individual reasoning before discussing answers.</w:t>
       </w:r>
     </w:p>
     <w:tbl>
@@ -1460,36 +2537,124 @@
       </w:tr>
     </w:tbl>
     <w:p>
-      <w:r>
-        <w:t>Use the worked example in Sections 3 and 6. Collect a prediction before revealing its result; ask the learner to point to each intermediate fact.</w:t>
+      <w:pPr>
+        <w:spacing w:line="336" w:lineRule="auto" w:after="180"/>
+      </w:pPr>
+      <w:r>
+        <w:rPr>
+          <w:b w:val="0"/>
+        </w:rPr>
+        <w:t xml:space="preserve">Use the worked example in Sections 3 and 6. Collect a </w:t>
+      </w:r>
+      <w:r>
+        <w:rPr>
+          <w:b/>
+        </w:rPr>
+        <w:t>prediction</w:t>
+      </w:r>
+      <w:r>
+        <w:rPr>
+          <w:b w:val="0"/>
+        </w:rPr>
+        <w:t xml:space="preserve"> before revealing its result; ask the learner to point to each intermediate fact.</w:t>
       </w:r>
     </w:p>
     <w:p>
-      <w:r>
-        <w:t>Keep position cards fixed while moving value cards. Permit an oral trace and provide a blank grid. Extension: write a guarded final-item reader that prints Empty when len(readings) == 0, otherwise prints readings[len(readings) - 1]. Test [] and [6].</w:t>
+      <w:pPr>
+        <w:spacing w:line="336" w:lineRule="auto" w:after="180"/>
+      </w:pPr>
+      <w:r>
+        <w:rPr>
+          <w:b w:val="0"/>
+        </w:rPr>
+        <w:t>Keep position cards fixed while moving value cards. Permit an oral trace and provide a blank grid.</w:t>
       </w:r>
     </w:p>
     <w:p>
       <w:pPr>
-        <w:pStyle w:val="Heading3"/>
-      </w:pPr>
-      <w:r>
-        <w:t>Reduce help deliberately</w:t>
+        <w:spacing w:line="336" w:lineRule="auto" w:after="180"/>
+      </w:pPr>
+      <w:r>
+        <w:rPr>
+          <w:b w:val="0"/>
+        </w:rPr>
+        <w:t>Extension: write a guarded final-</w:t>
+      </w:r>
+      <w:r>
+        <w:rPr>
+          <w:b/>
+        </w:rPr>
+        <w:t>item</w:t>
+      </w:r>
+      <w:r>
+        <w:rPr>
+          <w:b w:val="0"/>
+        </w:rPr>
+        <w:t xml:space="preserve"> reader that prints Empty when len(readings) == 0, otherwise prints readings[len(readings) - 1]. Test [] and [6].</w:t>
       </w:r>
     </w:p>
     <w:p>
-      <w:r>
-        <w:t>Completion task: Start with counts = [4, 7, 4]. Run counts[0] = 6. Write the resulting list, its length and the value at index 2. Predict before running.</w:t>
+      <w:pPr>
+        <w:pStyle w:val="Heading3"/>
+      </w:pPr>
+      <w:r>
+        <w:t>Reduce help deliberately</w:t>
       </w:r>
     </w:p>
     <w:p>
-      <w:r>
-        <w:t>Teacher check: The result is [6, 7, 4]; length remains 3; index 2 still holds 4. Only the first item was replaced.</w:t>
+      <w:pPr>
+        <w:pStyle w:val="Heading3"/>
+      </w:pPr>
+      <w:r>
+        <w:t>Completion practice</w:t>
       </w:r>
     </w:p>
     <w:p>
-      <w:r>
-        <w:t>Start by identifying the given inputs together. Leave the intermediate steps blank. If needed, model one step, then withdraw that help on the next step. Move to a full trace only when the partial trace is understood. For partners, alternate explainer and checker; collect a response from every learner before discussion.</w:t>
+      <w:pPr>
+        <w:spacing w:line="336" w:lineRule="auto" w:after="180"/>
+        <w:shd w:fill="F5F1FB"/>
+      </w:pPr>
+      <w:r>
+        <w:rPr>
+          <w:b w:val="0"/>
+        </w:rPr>
+        <w:t xml:space="preserve">Completion task: Start with counts = [4, 7, 4]. Run counts[0] = 6. Write the resulting </w:t>
+      </w:r>
+      <w:r>
+        <w:rPr>
+          <w:b/>
+        </w:rPr>
+        <w:t>list</w:t>
+      </w:r>
+      <w:r>
+        <w:rPr>
+          <w:b w:val="0"/>
+        </w:rPr>
+        <w:t xml:space="preserve">, its </w:t>
+      </w:r>
+      <w:r>
+        <w:rPr>
+          <w:b/>
+        </w:rPr>
+        <w:t>length</w:t>
+      </w:r>
+      <w:r>
+        <w:rPr>
+          <w:b w:val="0"/>
+        </w:rPr>
+        <w:t xml:space="preserve"> and the value at </w:t>
+      </w:r>
+      <w:r>
+        <w:rPr>
+          <w:b/>
+        </w:rPr>
+        <w:t>index</w:t>
+      </w:r>
+      <w:r>
+        <w:rPr>
+          <w:b w:val="0"/>
+        </w:rPr>
+        <w:t xml:space="preserve"> 2. Predict before running.</w:t>
       </w:r>
     </w:p>
     <w:p>
@@ -1497,22 +2662,89 @@
         <w:pStyle w:val="Heading3"/>
       </w:pPr>
       <w:r>
-        <w:t>Individual reasoning check</w:t>
+        <w:t>Reasoning to listen for</w:t>
       </w:r>
     </w:p>
     <w:p>
-      <w:r>
-        <w:t>Use the worked case for Lists and indexing. Proposed explanation: “Length is the last nonnegative index”. Decide whether this explanation is supported. Point to the step or supplied fact that decides; explain your repair if needed.</w:t>
+      <w:pPr>
+        <w:spacing w:line="336" w:lineRule="auto" w:after="180"/>
+        <w:shd w:fill="F1F6FC"/>
+      </w:pPr>
+      <w:r>
+        <w:rPr>
+          <w:b w:val="0"/>
+        </w:rPr>
+        <w:t xml:space="preserve">Teacher check: The result is [6, 7, 4]; </w:t>
+      </w:r>
+      <w:r>
+        <w:rPr>
+          <w:b/>
+        </w:rPr>
+        <w:t>length</w:t>
+      </w:r>
+      <w:r>
+        <w:rPr>
+          <w:b w:val="0"/>
+        </w:rPr>
+        <w:t xml:space="preserve"> remains 3; </w:t>
+      </w:r>
+      <w:r>
+        <w:rPr>
+          <w:b/>
+        </w:rPr>
+        <w:t>index</w:t>
+      </w:r>
+      <w:r>
+        <w:rPr>
+          <w:b w:val="0"/>
+        </w:rPr>
+        <w:t xml:space="preserve"> 2 still holds 4. Only the first </w:t>
+      </w:r>
+      <w:r>
+        <w:rPr>
+          <w:b/>
+        </w:rPr>
+        <w:t>item</w:t>
+      </w:r>
+      <w:r>
+        <w:rPr>
+          <w:b w:val="0"/>
+        </w:rPr>
+        <w:t xml:space="preserve"> was replaced.</w:t>
       </w:r>
     </w:p>
     <w:p>
-      <w:r>
-        <w:t>Expected correction: Length counts items; the last nonnegative index of a nonempty list is one less.</w:t>
+      <w:pPr>
+        <w:spacing w:line="336" w:lineRule="auto" w:after="180"/>
+      </w:pPr>
+      <w:r>
+        <w:rPr>
+          <w:b w:val="0"/>
+        </w:rPr>
+        <w:t xml:space="preserve">Start by identifying the given </w:t>
+      </w:r>
+      <w:r>
+        <w:rPr>
+          <w:b/>
+        </w:rPr>
+        <w:t>input</w:t>
+      </w:r>
+      <w:r>
+        <w:rPr>
+          <w:b w:val="0"/>
+        </w:rPr>
+        <w:t>s together. Leave the intermediate steps blank. If needed, model one step, then withdraw that help on the next step. Move to a full trace only when the partial trace is understood.</w:t>
       </w:r>
     </w:p>
     <w:p>
-      <w:r>
-        <w:t>Collect explanations, not only yes/no votes. If a misunderstanding is common, re-model the relevant step for the class. If it affects a few learners, give a short targeted group explanation while others solve a more demanding variation.</w:t>
+      <w:pPr>
+        <w:spacing w:line="336" w:lineRule="auto" w:after="180"/>
+      </w:pPr>
+      <w:r>
+        <w:rPr>
+          <w:b w:val="0"/>
+        </w:rPr>
+        <w:t>For partners, alternate explainer and checker; collect a response from every learner before discussion.</w:t>
       </w:r>
     </w:p>
     <w:p>
@@ -1520,68 +2752,613 @@
         <w:pStyle w:val="Heading3"/>
       </w:pPr>
       <w:r>
-        <w:t>Pictorial practice question</w:t>
+        <w:t>Individual reasoning check</w:t>
       </w:r>
     </w:p>
     <w:p>
-      <w:r>
-        <w:t>Label the three index positions. Predict all original outputs, then name the first output and stopping point after using index 3.</w:t>
+      <w:pPr>
+        <w:spacing w:line="336" w:lineRule="auto" w:after="180"/>
+      </w:pPr>
+      <w:r>
+        <w:rPr>
+          <w:b w:val="0"/>
+        </w:rPr>
+        <w:t xml:space="preserve">Use the worked case for </w:t>
+      </w:r>
+      <w:r>
+        <w:rPr>
+          <w:b/>
+        </w:rPr>
+        <w:t>List</w:t>
+      </w:r>
+      <w:r>
+        <w:rPr>
+          <w:b w:val="0"/>
+        </w:rPr>
+        <w:t xml:space="preserve">s and </w:t>
+      </w:r>
+      <w:r>
+        <w:rPr>
+          <w:b/>
+        </w:rPr>
+        <w:t>index</w:t>
+      </w:r>
+      <w:r>
+        <w:rPr>
+          <w:b w:val="0"/>
+        </w:rPr>
+        <w:t>ing. Proposed explanation: “</w:t>
+      </w:r>
+      <w:r>
+        <w:rPr>
+          <w:b/>
+        </w:rPr>
+        <w:t>Length</w:t>
+      </w:r>
+      <w:r>
+        <w:rPr>
+          <w:b w:val="0"/>
+        </w:rPr>
+        <w:t xml:space="preserve"> is the last nonnegative </w:t>
+      </w:r>
+      <w:r>
+        <w:rPr>
+          <w:b/>
+        </w:rPr>
+        <w:t>index</w:t>
+      </w:r>
+      <w:r>
+        <w:rPr>
+          <w:b w:val="0"/>
+        </w:rPr>
+        <w:t>”. Decide whether this explanation is supported.</w:t>
       </w:r>
     </w:p>
     <w:p>
       <w:pPr>
-        <w:pStyle w:val="Heading3"/>
-      </w:pPr>
-      <w:r>
-        <w:t>Reasoned teacher answer</w:t>
+        <w:spacing w:line="336" w:lineRule="auto" w:after="180"/>
+      </w:pPr>
+      <w:r>
+        <w:rPr>
+          <w:b w:val="0"/>
+        </w:rPr>
+        <w:t>Point to the step or supplied fact that decides; explain your repair if needed.</w:t>
       </w:r>
     </w:p>
     <w:p>
-      <w:r>
-        <w:t>Original outputs are 6,8,3. After the change, 6 prints first, counts[3] raises IndexError, and the third print does not execute.</w:t>
+      <w:pPr>
+        <w:pStyle w:val="Heading3"/>
+      </w:pPr>
+      <w:r>
+        <w:t>Expected repair</w:t>
       </w:r>
     </w:p>
     <w:p>
-      <w:r>
-        <w:t>Changed-case reasoning: The first print shows 6, then IndexError stops the script before the length print. The attempted position does not exist.</w:t>
+      <w:pPr>
+        <w:spacing w:line="336" w:lineRule="auto" w:after="180"/>
+        <w:shd w:fill="F1F6FC"/>
+      </w:pPr>
+      <w:r>
+        <w:rPr>
+          <w:b w:val="0"/>
+        </w:rPr>
+        <w:t xml:space="preserve">Expected correction: </w:t>
+      </w:r>
+      <w:r>
+        <w:rPr>
+          <w:b/>
+        </w:rPr>
+        <w:t>Length</w:t>
+      </w:r>
+      <w:r>
+        <w:rPr>
+          <w:b w:val="0"/>
+        </w:rPr>
+        <w:t xml:space="preserve"> counts </w:t>
+      </w:r>
+      <w:r>
+        <w:rPr>
+          <w:b/>
+        </w:rPr>
+        <w:t>item</w:t>
+      </w:r>
+      <w:r>
+        <w:rPr>
+          <w:b w:val="0"/>
+        </w:rPr>
+        <w:t xml:space="preserve">s; the last nonnegative </w:t>
+      </w:r>
+      <w:r>
+        <w:rPr>
+          <w:b/>
+        </w:rPr>
+        <w:t>index</w:t>
+      </w:r>
+      <w:r>
+        <w:rPr>
+          <w:b w:val="0"/>
+        </w:rPr>
+        <w:t xml:space="preserve"> of a nonempty </w:t>
+      </w:r>
+      <w:r>
+        <w:rPr>
+          <w:b/>
+        </w:rPr>
+        <w:t>list</w:t>
+      </w:r>
+      <w:r>
+        <w:rPr>
+          <w:b w:val="0"/>
+        </w:rPr>
+        <w:t xml:space="preserve"> is one less.</w:t>
       </w:r>
     </w:p>
     <w:p>
-      <w:r>
-        <w:t>Collect each learner’s explanation before discussion. Use the first missing connection between input, deciding step and result to choose support. This question is worked-case practice, not fresh mastery evidence.</w:t>
+      <w:pPr>
+        <w:spacing w:line="336" w:lineRule="auto" w:after="180"/>
+      </w:pPr>
+      <w:r>
+        <w:rPr>
+          <w:b w:val="0"/>
+        </w:rPr>
+        <w:t>Collect explanations, not only yes/no votes. If a misunderstanding is common, re-model the relevant step for the class.</w:t>
       </w:r>
     </w:p>
     <w:p>
       <w:pPr>
-        <w:pStyle w:val="Heading1"/>
-      </w:pPr>
-      <w:r>
-        <w:t>04. Run the investigation and diagnose misconceptions</w:t>
+        <w:spacing w:line="336" w:lineRule="auto" w:after="180"/>
+      </w:pPr>
+      <w:r>
+        <w:rPr>
+          <w:b w:val="0"/>
+        </w:rPr>
+        <w:t>If it affects a few learners, give a short targeted group explanation while others solve a more demanding variation.</w:t>
       </w:r>
     </w:p>
     <w:p>
-      <w:r>
-        <w:t>Length is the last nonnegative index: Length counts items; the last nonnegative index of a nonempty list is one less.</w:t>
+      <w:pPr>
+        <w:pStyle w:val="Heading3"/>
+      </w:pPr>
+      <w:r>
+        <w:t>Pictorial practice question</w:t>
       </w:r>
     </w:p>
     <w:p>
-      <w:r>
-        <w:t>A loop variable always contains an index: A direct list loop supplies stored values.</w:t>
+      <w:pPr>
+        <w:spacing w:line="336" w:lineRule="auto" w:after="180"/>
+      </w:pPr>
+      <w:r>
+        <w:rPr>
+          <w:b w:val="0"/>
+        </w:rPr>
+        <w:t xml:space="preserve">Label the three </w:t>
+      </w:r>
+      <w:r>
+        <w:rPr>
+          <w:b/>
+        </w:rPr>
+        <w:t>index</w:t>
+      </w:r>
+      <w:r>
+        <w:rPr>
+          <w:b w:val="0"/>
+        </w:rPr>
+        <w:t xml:space="preserve"> positions. Predict all original </w:t>
+      </w:r>
+      <w:r>
+        <w:rPr>
+          <w:b/>
+        </w:rPr>
+        <w:t>output</w:t>
+      </w:r>
+      <w:r>
+        <w:rPr>
+          <w:b w:val="0"/>
+        </w:rPr>
+        <w:t xml:space="preserve">s, then name the first </w:t>
+      </w:r>
+      <w:r>
+        <w:rPr>
+          <w:b/>
+        </w:rPr>
+        <w:t>output</w:t>
+      </w:r>
+      <w:r>
+        <w:rPr>
+          <w:b w:val="0"/>
+        </w:rPr>
+        <w:t xml:space="preserve"> and stopping point after using </w:t>
+      </w:r>
+      <w:r>
+        <w:rPr>
+          <w:b/>
+        </w:rPr>
+        <w:t>index</w:t>
+      </w:r>
+      <w:r>
+        <w:rPr>
+          <w:b w:val="0"/>
+        </w:rPr>
+        <w:t xml:space="preserve"> 3.</w:t>
       </w:r>
     </w:p>
     <w:p>
-      <w:r>
-        <w:t>Updating one item grows the list: Assignment at an existing index replaces that item; length is unchanged.</w:t>
+      <w:pPr>
+        <w:pStyle w:val="Heading3"/>
+      </w:pPr>
+      <w:r>
+        <w:t>Reasoned teacher answer</w:t>
       </w:r>
     </w:p>
     <w:p>
-      <w:r>
-        <w:t>Repeated values are processed only once: Each position contributes one item, even when values repeat.</w:t>
+      <w:pPr>
+        <w:spacing w:line="336" w:lineRule="auto" w:after="180"/>
+      </w:pPr>
+      <w:r>
+        <w:rPr>
+          <w:b w:val="0"/>
+        </w:rPr>
+        <w:t xml:space="preserve">Original </w:t>
+      </w:r>
+      <w:r>
+        <w:rPr>
+          <w:b/>
+        </w:rPr>
+        <w:t>output</w:t>
+      </w:r>
+      <w:r>
+        <w:rPr>
+          <w:b w:val="0"/>
+        </w:rPr>
+        <w:t xml:space="preserve">s are 6,8,3. After the change, 6 prints first, counts[3] raises </w:t>
+      </w:r>
+      <w:r>
+        <w:rPr>
+          <w:b/>
+        </w:rPr>
+        <w:t>IndexError</w:t>
+      </w:r>
+      <w:r>
+        <w:rPr>
+          <w:b w:val="0"/>
+        </w:rPr>
+        <w:t>, and the third print does not execute.</w:t>
       </w:r>
     </w:p>
     <w:p>
-      <w:r>
-        <w:t>Use Section 9 for the evidence ledger. Add a boundary or missing-input case and record the expected response before checking. More successful repeats of one case do not establish wider coverage.</w:t>
+      <w:pPr>
+        <w:spacing w:line="336" w:lineRule="auto" w:after="180"/>
+      </w:pPr>
+      <w:r>
+        <w:rPr>
+          <w:b w:val="0"/>
+        </w:rPr>
+        <w:t xml:space="preserve">Changed-case reasoning: The first print shows 6, then </w:t>
+      </w:r>
+      <w:r>
+        <w:rPr>
+          <w:b/>
+        </w:rPr>
+        <w:t>IndexError</w:t>
+      </w:r>
+      <w:r>
+        <w:rPr>
+          <w:b w:val="0"/>
+        </w:rPr>
+        <w:t xml:space="preserve"> stops the script before the </w:t>
+      </w:r>
+      <w:r>
+        <w:rPr>
+          <w:b/>
+        </w:rPr>
+        <w:t>length</w:t>
+      </w:r>
+      <w:r>
+        <w:rPr>
+          <w:b w:val="0"/>
+        </w:rPr>
+        <w:t xml:space="preserve"> print. The attempted position does not exist.</w:t>
+      </w:r>
+    </w:p>
+    <w:p>
+      <w:pPr>
+        <w:spacing w:line="336" w:lineRule="auto" w:after="180"/>
+      </w:pPr>
+      <w:r>
+        <w:rPr>
+          <w:b w:val="0"/>
+        </w:rPr>
+        <w:t xml:space="preserve">Collect each learner’s explanation before discussion. Use the first missing connection between </w:t>
+      </w:r>
+      <w:r>
+        <w:rPr>
+          <w:b/>
+        </w:rPr>
+        <w:t>input</w:t>
+      </w:r>
+      <w:r>
+        <w:rPr>
+          <w:b w:val="0"/>
+        </w:rPr>
+        <w:t xml:space="preserve">, deciding step and result to choose support. This question is worked-case practice, not fresh mastery </w:t>
+      </w:r>
+      <w:r>
+        <w:rPr>
+          <w:b/>
+        </w:rPr>
+        <w:t>evidence</w:t>
+      </w:r>
+      <w:r>
+        <w:rPr>
+          <w:b w:val="0"/>
+        </w:rPr>
+        <w:t>.</w:t>
+      </w:r>
+    </w:p>
+    <w:p>
+      <w:pPr>
+        <w:pStyle w:val="Heading1"/>
+      </w:pPr>
+      <w:r>
+        <w:t>04. Run the investigation and diagnose misconceptions</w:t>
+      </w:r>
+    </w:p>
+    <w:p>
+      <w:r>
+        <w:t>Run the Lists and indexing investigation and use the first unsupported step to choose a teaching response.</w:t>
+      </w:r>
+    </w:p>
+    <w:p>
+      <w:pPr>
+        <w:spacing w:line="336" w:lineRule="auto" w:after="180"/>
+      </w:pPr>
+      <w:r>
+        <w:rPr>
+          <w:b/>
+        </w:rPr>
+        <w:t>Length</w:t>
+      </w:r>
+      <w:r>
+        <w:rPr>
+          <w:b w:val="0"/>
+        </w:rPr>
+        <w:t xml:space="preserve"> is the last nonnegative </w:t>
+      </w:r>
+      <w:r>
+        <w:rPr>
+          <w:b/>
+        </w:rPr>
+        <w:t>index</w:t>
+      </w:r>
+      <w:r>
+        <w:rPr>
+          <w:b w:val="0"/>
+        </w:rPr>
+        <w:t xml:space="preserve">: </w:t>
+      </w:r>
+      <w:r>
+        <w:rPr>
+          <w:b/>
+        </w:rPr>
+        <w:t>Length</w:t>
+      </w:r>
+      <w:r>
+        <w:rPr>
+          <w:b w:val="0"/>
+        </w:rPr>
+        <w:t xml:space="preserve"> counts </w:t>
+      </w:r>
+      <w:r>
+        <w:rPr>
+          <w:b/>
+        </w:rPr>
+        <w:t>item</w:t>
+      </w:r>
+      <w:r>
+        <w:rPr>
+          <w:b w:val="0"/>
+        </w:rPr>
+        <w:t xml:space="preserve">s; the last nonnegative </w:t>
+      </w:r>
+      <w:r>
+        <w:rPr>
+          <w:b/>
+        </w:rPr>
+        <w:t>index</w:t>
+      </w:r>
+      <w:r>
+        <w:rPr>
+          <w:b w:val="0"/>
+        </w:rPr>
+        <w:t xml:space="preserve"> of a nonempty </w:t>
+      </w:r>
+      <w:r>
+        <w:rPr>
+          <w:b/>
+        </w:rPr>
+        <w:t>list</w:t>
+      </w:r>
+      <w:r>
+        <w:rPr>
+          <w:b w:val="0"/>
+        </w:rPr>
+        <w:t xml:space="preserve"> is one less.</w:t>
+      </w:r>
+    </w:p>
+    <w:p>
+      <w:pPr>
+        <w:spacing w:line="336" w:lineRule="auto" w:after="180"/>
+      </w:pPr>
+      <w:r>
+        <w:rPr>
+          <w:b w:val="0"/>
+        </w:rPr>
+        <w:t xml:space="preserve">A loop variable always contains an </w:t>
+      </w:r>
+      <w:r>
+        <w:rPr>
+          <w:b/>
+        </w:rPr>
+        <w:t>index</w:t>
+      </w:r>
+      <w:r>
+        <w:rPr>
+          <w:b w:val="0"/>
+        </w:rPr>
+        <w:t xml:space="preserve">: A direct </w:t>
+      </w:r>
+      <w:r>
+        <w:rPr>
+          <w:b/>
+        </w:rPr>
+        <w:t>list</w:t>
+      </w:r>
+      <w:r>
+        <w:rPr>
+          <w:b w:val="0"/>
+        </w:rPr>
+        <w:t xml:space="preserve"> loop supplies stored values.</w:t>
+      </w:r>
+    </w:p>
+    <w:p>
+      <w:pPr>
+        <w:spacing w:line="336" w:lineRule="auto" w:after="180"/>
+      </w:pPr>
+      <w:r>
+        <w:rPr>
+          <w:b w:val="0"/>
+        </w:rPr>
+        <w:t xml:space="preserve">Updating one </w:t>
+      </w:r>
+      <w:r>
+        <w:rPr>
+          <w:b/>
+        </w:rPr>
+        <w:t>item</w:t>
+      </w:r>
+      <w:r>
+        <w:rPr>
+          <w:b w:val="0"/>
+        </w:rPr>
+        <w:t xml:space="preserve"> grows the </w:t>
+      </w:r>
+      <w:r>
+        <w:rPr>
+          <w:b/>
+        </w:rPr>
+        <w:t>list</w:t>
+      </w:r>
+      <w:r>
+        <w:rPr>
+          <w:b w:val="0"/>
+        </w:rPr>
+        <w:t xml:space="preserve">: Assignment at an existing </w:t>
+      </w:r>
+      <w:r>
+        <w:rPr>
+          <w:b/>
+        </w:rPr>
+        <w:t>index</w:t>
+      </w:r>
+      <w:r>
+        <w:rPr>
+          <w:b w:val="0"/>
+        </w:rPr>
+        <w:t xml:space="preserve"> replaces that </w:t>
+      </w:r>
+      <w:r>
+        <w:rPr>
+          <w:b/>
+        </w:rPr>
+        <w:t>item</w:t>
+      </w:r>
+      <w:r>
+        <w:rPr>
+          <w:b w:val="0"/>
+        </w:rPr>
+        <w:t xml:space="preserve">; </w:t>
+      </w:r>
+      <w:r>
+        <w:rPr>
+          <w:b/>
+        </w:rPr>
+        <w:t>length</w:t>
+      </w:r>
+      <w:r>
+        <w:rPr>
+          <w:b w:val="0"/>
+        </w:rPr>
+        <w:t xml:space="preserve"> is unchanged.</w:t>
+      </w:r>
+    </w:p>
+    <w:p>
+      <w:pPr>
+        <w:spacing w:line="336" w:lineRule="auto" w:after="180"/>
+      </w:pPr>
+      <w:r>
+        <w:rPr>
+          <w:b w:val="0"/>
+        </w:rPr>
+        <w:t xml:space="preserve">Repeated values are </w:t>
+      </w:r>
+      <w:r>
+        <w:rPr>
+          <w:b/>
+        </w:rPr>
+        <w:t>process</w:t>
+      </w:r>
+      <w:r>
+        <w:rPr>
+          <w:b w:val="0"/>
+        </w:rPr>
+        <w:t xml:space="preserve">ed only once: Each position contributes one </w:t>
+      </w:r>
+      <w:r>
+        <w:rPr>
+          <w:b/>
+        </w:rPr>
+        <w:t>item</w:t>
+      </w:r>
+      <w:r>
+        <w:rPr>
+          <w:b w:val="0"/>
+        </w:rPr>
+        <w:t>, even when values repeat.</w:t>
+      </w:r>
+    </w:p>
+    <w:p>
+      <w:pPr>
+        <w:spacing w:line="336" w:lineRule="auto" w:after="180"/>
+      </w:pPr>
+      <w:r>
+        <w:rPr>
+          <w:b w:val="0"/>
+        </w:rPr>
+        <w:t xml:space="preserve">Use Section 9 for the </w:t>
+      </w:r>
+      <w:r>
+        <w:rPr>
+          <w:b/>
+        </w:rPr>
+        <w:t>evidence</w:t>
+      </w:r>
+      <w:r>
+        <w:rPr>
+          <w:b w:val="0"/>
+        </w:rPr>
+        <w:t xml:space="preserve"> ledger. Add a boundary or missing-</w:t>
+      </w:r>
+      <w:r>
+        <w:rPr>
+          <w:b/>
+        </w:rPr>
+        <w:t>input</w:t>
+      </w:r>
+      <w:r>
+        <w:rPr>
+          <w:b w:val="0"/>
+        </w:rPr>
+        <w:t xml:space="preserve"> case and record the expected response before checking. More successful repeats of one case do not establish wider coverage.</w:t>
       </w:r>
     </w:p>
     <w:p>
@@ -1739,29 +3516,38 @@
       </w:tr>
     </w:tbl>
     <w:p>
-      <w:r>
-        <w:t>Offer an oral explanation, drawing, enlarged visual or fewer examples when that removes a reading/writing barrier. Keep the same reasoning goal. Stretch secure learners by changing a boundary or assumption and asking them to defend the effect, not simply by assigning more of the same questions.</w:t>
+      <w:pPr>
+        <w:spacing w:line="336" w:lineRule="auto" w:after="180"/>
+      </w:pPr>
+      <w:r>
+        <w:rPr>
+          <w:b w:val="0"/>
+        </w:rPr>
+        <w:t>Offer an oral explanation, drawing, enlarged visual or fewer examples when that removes a reading/writing barrier. Keep the same reasoning goal.</w:t>
       </w:r>
     </w:p>
     <w:p>
       <w:pPr>
-        <w:pStyle w:val="Heading1"/>
-      </w:pPr>
-      <w:r>
-        <w:t>05. Assess and explain the answers</w:t>
+        <w:spacing w:line="336" w:lineRule="auto" w:after="180"/>
+      </w:pPr>
+      <w:r>
+        <w:rPr>
+          <w:b w:val="0"/>
+        </w:rPr>
+        <w:t>Stretch secure learners by changing a boundary or assumption and asking them to defend the effect, not simply by assigning more of the same questions.</w:t>
       </w:r>
     </w:p>
     <w:p>
       <w:pPr>
-        <w:pStyle w:val="Heading3"/>
-      </w:pPr>
-      <w:r>
-        <w:t>Guided and exit questions</w:t>
+        <w:pStyle w:val="Heading1"/>
+      </w:pPr>
+      <w:r>
+        <w:t>05. Assess and explain the answers</w:t>
       </w:r>
     </w:p>
     <w:p>
       <w:r>
-        <w:t>For [2, 0, 5], totals become 2, 2, 7. Output is 7. Zero is still an item and its iteration still executes. Exit: len([8, 3]) is 2, but index 2 is outside the list. Last nonnegative index is 1, whose value is 3. An empty list has no last item, so a length check is required before access.</w:t>
+        <w:t>Use the Lists and indexing questions, teacher keys and criteria after the relevant attempts. Previously discussed cases are practice; protect the separately selected independent task.</w:t>
       </w:r>
     </w:p>
     <w:p>
@@ -1769,17 +3555,125 @@
         <w:pStyle w:val="Heading3"/>
       </w:pPr>
       <w:r>
-        <w:t>W1 Separate index and value</w:t>
+        <w:t>Guided and exit questions</w:t>
       </w:r>
     </w:p>
     <w:p>
-      <w:r>
-        <w:t>For counts = [4, 7, 4], give the length, valid nonnegative indices and value at index 1. Explain how the two items with value 4 differ.</w:t>
+      <w:pPr>
+        <w:spacing w:line="336" w:lineRule="auto" w:after="180"/>
+      </w:pPr>
+      <w:r>
+        <w:rPr>
+          <w:b w:val="0"/>
+        </w:rPr>
+        <w:t xml:space="preserve">For [2, 0, 5], totals become 2, 2, 7. </w:t>
+      </w:r>
+      <w:r>
+        <w:rPr>
+          <w:b/>
+        </w:rPr>
+        <w:t>Output</w:t>
+      </w:r>
+      <w:r>
+        <w:rPr>
+          <w:b w:val="0"/>
+        </w:rPr>
+        <w:t xml:space="preserve"> is 7. Zero is still an </w:t>
+      </w:r>
+      <w:r>
+        <w:rPr>
+          <w:b/>
+        </w:rPr>
+        <w:t>item</w:t>
+      </w:r>
+      <w:r>
+        <w:rPr>
+          <w:b w:val="0"/>
+        </w:rPr>
+        <w:t xml:space="preserve"> and its iteration still executes. Exit: len([8, 3]) is 2, but </w:t>
+      </w:r>
+      <w:r>
+        <w:rPr>
+          <w:b/>
+        </w:rPr>
+        <w:t>index</w:t>
+      </w:r>
+      <w:r>
+        <w:rPr>
+          <w:b w:val="0"/>
+        </w:rPr>
+        <w:t xml:space="preserve"> 2 is outside the </w:t>
+      </w:r>
+      <w:r>
+        <w:rPr>
+          <w:b/>
+        </w:rPr>
+        <w:t>list</w:t>
+      </w:r>
+      <w:r>
+        <w:rPr>
+          <w:b w:val="0"/>
+        </w:rPr>
+        <w:t xml:space="preserve">. Last nonnegative </w:t>
+      </w:r>
+      <w:r>
+        <w:rPr>
+          <w:b/>
+        </w:rPr>
+        <w:t>index</w:t>
+      </w:r>
+      <w:r>
+        <w:rPr>
+          <w:b w:val="0"/>
+        </w:rPr>
+        <w:t xml:space="preserve"> is 1, whose value is 3.</w:t>
       </w:r>
     </w:p>
     <w:p>
-      <w:r>
-        <w:t>Length 3; indices 0, 1, 2; counts[1] is 7. The equal values occupy different positions, indices 0 and 2.</w:t>
+      <w:pPr>
+        <w:spacing w:line="336" w:lineRule="auto" w:after="180"/>
+      </w:pPr>
+      <w:r>
+        <w:rPr>
+          <w:b w:val="0"/>
+        </w:rPr>
+        <w:t xml:space="preserve">An empty </w:t>
+      </w:r>
+      <w:r>
+        <w:rPr>
+          <w:b/>
+        </w:rPr>
+        <w:t>list</w:t>
+      </w:r>
+      <w:r>
+        <w:rPr>
+          <w:b w:val="0"/>
+        </w:rPr>
+        <w:t xml:space="preserve"> has no last </w:t>
+      </w:r>
+      <w:r>
+        <w:rPr>
+          <w:b/>
+        </w:rPr>
+        <w:t>item</w:t>
+      </w:r>
+      <w:r>
+        <w:rPr>
+          <w:b w:val="0"/>
+        </w:rPr>
+        <w:t xml:space="preserve">, so a </w:t>
+      </w:r>
+      <w:r>
+        <w:rPr>
+          <w:b/>
+        </w:rPr>
+        <w:t>length</w:t>
+      </w:r>
+      <w:r>
+        <w:rPr>
+          <w:b w:val="0"/>
+        </w:rPr>
+        <w:t xml:space="preserve"> check is required before access.</w:t>
       </w:r>
     </w:p>
     <w:p>
@@ -1787,17 +3681,63 @@
         <w:pStyle w:val="Heading3"/>
       </w:pPr>
       <w:r>
-        <w:t>W2 Trace an update</w:t>
+        <w:t>W1 Separate index and value</w:t>
       </w:r>
     </w:p>
     <w:p>
-      <w:r>
-        <w:t>Start with counts = [4, 7, 4]. Run counts[0] = 6. Write the resulting list, its length and the value at index 2. Predict before running.</w:t>
+      <w:pPr>
+        <w:pStyle w:val="Heading3"/>
+      </w:pPr>
+      <w:r>
+        <w:t>Workbook question · W1</w:t>
       </w:r>
     </w:p>
     <w:p>
-      <w:r>
-        <w:t>The result is [6, 7, 4]; length remains 3; index 2 still holds 4. Only the first item was replaced.</w:t>
+      <w:pPr>
+        <w:spacing w:line="336" w:lineRule="auto" w:after="180"/>
+        <w:shd w:fill="F5F1FB"/>
+      </w:pPr>
+      <w:r>
+        <w:rPr>
+          <w:b w:val="0"/>
+        </w:rPr>
+        <w:t xml:space="preserve">For counts = [4, 7, 4], give the </w:t>
+      </w:r>
+      <w:r>
+        <w:rPr>
+          <w:b/>
+        </w:rPr>
+        <w:t>length</w:t>
+      </w:r>
+      <w:r>
+        <w:rPr>
+          <w:b w:val="0"/>
+        </w:rPr>
+        <w:t xml:space="preserve">, valid nonnegative indices and value at </w:t>
+      </w:r>
+      <w:r>
+        <w:rPr>
+          <w:b/>
+        </w:rPr>
+        <w:t>index</w:t>
+      </w:r>
+      <w:r>
+        <w:rPr>
+          <w:b w:val="0"/>
+        </w:rPr>
+        <w:t xml:space="preserve"> 1. Explain how the two </w:t>
+      </w:r>
+      <w:r>
+        <w:rPr>
+          <w:b/>
+        </w:rPr>
+        <w:t>item</w:t>
+      </w:r>
+      <w:r>
+        <w:rPr>
+          <w:b w:val="0"/>
+        </w:rPr>
+        <w:t>s with value 4 differ.</w:t>
       </w:r>
     </w:p>
     <w:p>
@@ -1805,17 +3745,33 @@
         <w:pStyle w:val="Heading3"/>
       </w:pPr>
       <w:r>
-        <w:t>W3 Repair a position mistake</w:t>
+        <w:t>Teacher reasoning · W1</w:t>
       </w:r>
     </w:p>
     <w:p>
-      <w:r>
-        <w:t>A learner loops with for count in counts and tries to read counts[count] for counts = [4, 7, 4]. Identify the first attempted index and error. Explain how to print each value directly.</w:t>
+      <w:pPr>
+        <w:spacing w:line="336" w:lineRule="auto" w:after="180"/>
+        <w:shd w:fill="F1F6FC"/>
+      </w:pPr>
+      <w:r>
+        <w:rPr>
+          <w:b/>
+        </w:rPr>
+        <w:t>Length</w:t>
+      </w:r>
+      <w:r>
+        <w:rPr>
+          <w:b w:val="0"/>
+        </w:rPr>
+        <w:t xml:space="preserve"> 3; indices 0, 1, 2; counts[1] is 7. The equal values occupy different positions, indices 0 and 2.</w:t>
       </w:r>
     </w:p>
     <w:p>
-      <w:r>
-        <w:t>The first count is 4, so counts[4] raises IndexError. The loop variable already holds each value. Use an indented print(count) to print 4, 7 and 4 on separate lines.</w:t>
+      <w:pPr>
+        <w:pStyle w:val="Heading3"/>
+      </w:pPr>
+      <w:r>
+        <w:t>W2 Trace an update</w:t>
       </w:r>
     </w:p>
     <w:p>
@@ -1823,61 +3779,575 @@
         <w:pStyle w:val="Heading3"/>
       </w:pPr>
       <w:r>
-        <w:t>W4 Process new data independently</w:t>
+        <w:t>Workbook question · W2</w:t>
       </w:r>
     </w:p>
     <w:p>
-      <w:r>
-        <w:t>Start with readings = [3, 0, 3, 2]. Replace the second item with 5 using its index. Write a loop that adds all updated readings and prints one final total. Trace every update of the total. Then test the summing part alone on [] and [6].</w:t>
+      <w:pPr>
+        <w:spacing w:line="336" w:lineRule="auto" w:after="180"/>
+        <w:shd w:fill="F5F1FB"/>
+      </w:pPr>
+      <w:r>
+        <w:rPr>
+          <w:b w:val="0"/>
+        </w:rPr>
+        <w:t xml:space="preserve">Start with counts = [4, 7, 4]. Run counts[0] = 6. Write the resulting </w:t>
+      </w:r>
+      <w:r>
+        <w:rPr>
+          <w:b/>
+        </w:rPr>
+        <w:t>list</w:t>
+      </w:r>
+      <w:r>
+        <w:rPr>
+          <w:b w:val="0"/>
+        </w:rPr>
+        <w:t xml:space="preserve">, its </w:t>
+      </w:r>
+      <w:r>
+        <w:rPr>
+          <w:b/>
+        </w:rPr>
+        <w:t>length</w:t>
+      </w:r>
+      <w:r>
+        <w:rPr>
+          <w:b w:val="0"/>
+        </w:rPr>
+        <w:t xml:space="preserve"> and the value at </w:t>
+      </w:r>
+      <w:r>
+        <w:rPr>
+          <w:b/>
+        </w:rPr>
+        <w:t>index</w:t>
+      </w:r>
+      <w:r>
+        <w:rPr>
+          <w:b w:val="0"/>
+        </w:rPr>
+        <w:t xml:space="preserve"> 2. Predict before running.</w:t>
       </w:r>
     </w:p>
     <w:p>
-      <w:r>
-        <w:t>Use readings[1] = 5, giving [3, 5, 3, 2]. Initialize total = 0 before for reading in readings, add reading inside, and print outside. Running totals are 3, 8, 11, 13; final 13. Summing [] gives 0 and [6] gives 6. The replacement line itself requires at least two items.</w:t>
+      <w:pPr>
+        <w:pStyle w:val="Heading3"/>
+      </w:pPr>
+      <w:r>
+        <w:t>Teacher reasoning · W2</w:t>
       </w:r>
     </w:p>
     <w:p>
       <w:pPr>
-        <w:pStyle w:val="Heading3"/>
-      </w:pPr>
-      <w:r>
-        <w:t>W5 Keep the information you need</w:t>
+        <w:spacing w:line="336" w:lineRule="auto" w:after="180"/>
+        <w:shd w:fill="F1F6FC"/>
+      </w:pPr>
+      <w:r>
+        <w:rPr>
+          <w:b w:val="0"/>
+        </w:rPr>
+        <w:t xml:space="preserve">The result is [6, 7, 4]; </w:t>
+      </w:r>
+      <w:r>
+        <w:rPr>
+          <w:b/>
+        </w:rPr>
+        <w:t>length</w:t>
+      </w:r>
+      <w:r>
+        <w:rPr>
+          <w:b w:val="0"/>
+        </w:rPr>
+        <w:t xml:space="preserve"> remains 3; </w:t>
+      </w:r>
+      <w:r>
+        <w:rPr>
+          <w:b/>
+        </w:rPr>
+        <w:t>index</w:t>
+      </w:r>
+      <w:r>
+        <w:rPr>
+          <w:b w:val="0"/>
+        </w:rPr>
+        <w:t xml:space="preserve"> 2 still holds 4. Only the first </w:t>
+      </w:r>
+      <w:r>
+        <w:rPr>
+          <w:b/>
+        </w:rPr>
+        <w:t>item</w:t>
+      </w:r>
+      <w:r>
+        <w:rPr>
+          <w:b w:val="0"/>
+        </w:rPr>
+        <w:t xml:space="preserve"> was replaced.</w:t>
       </w:r>
     </w:p>
     <w:p>
-      <w:r>
-        <w:t>Compare [1, 5, 2] and [5, 1, 2]. State their totals and first items. Would storing only the total answer which first item was larger? Explain.</w:t>
+      <w:pPr>
+        <w:pStyle w:val="Heading3"/>
+      </w:pPr>
+      <w:r>
+        <w:t>W3 Repair a position mistake</w:t>
       </w:r>
     </w:p>
     <w:p>
-      <w:r>
-        <w:t>Both total 8. Their first items are 1 and 5, so the second list has the larger first item. A total alone discards the order and cannot answer this question.</w:t>
+      <w:pPr>
+        <w:pStyle w:val="Heading3"/>
+      </w:pPr>
+      <w:r>
+        <w:t>Workbook question · W3</w:t>
       </w:r>
     </w:p>
     <w:p>
       <w:pPr>
-        <w:pStyle w:val="Heading3"/>
-      </w:pPr>
-      <w:r>
-        <w:t>Independent assessment and fresh retry</w:t>
+        <w:spacing w:line="336" w:lineRule="auto" w:after="180"/>
+        <w:shd w:fill="F5F1FB"/>
+      </w:pPr>
+      <w:r>
+        <w:rPr>
+          <w:b w:val="0"/>
+        </w:rPr>
+        <w:t xml:space="preserve">A learner loops with for count in counts and tries to read counts[count] for counts = [4, 7, 4]. Identify the first attempted </w:t>
+      </w:r>
+      <w:r>
+        <w:rPr>
+          <w:b/>
+        </w:rPr>
+        <w:t>index</w:t>
+      </w:r>
+      <w:r>
+        <w:rPr>
+          <w:b w:val="0"/>
+        </w:rPr>
+        <w:t xml:space="preserve"> and error. Explain how to print each value directly.</w:t>
       </w:r>
     </w:p>
     <w:p>
-      <w:r>
-        <w:t>W4 must use index 1 for the second item, retain all four items, produce the full trace and output 13, and obtain 0 and 6 when testing only summation. After support, retry [2, 2, 1], replace the first item with 4, and sum: updated list [4, 2, 1], totals 4, 6, 7. Then sum [] and [5] for outputs 0 and 5. Record support before judging independence.</w:t>
+      <w:pPr>
+        <w:pStyle w:val="Heading3"/>
+      </w:pPr>
+      <w:r>
+        <w:t>Teacher reasoning · W3</w:t>
       </w:r>
     </w:p>
     <w:p>
       <w:pPr>
-        <w:pStyle w:val="Heading3"/>
-      </w:pPr>
-      <w:r>
-        <w:t>Assess independent transfer</w:t>
+        <w:spacing w:line="336" w:lineRule="auto" w:after="180"/>
+        <w:shd w:fill="F1F6FC"/>
+      </w:pPr>
+      <w:r>
+        <w:rPr>
+          <w:b w:val="0"/>
+        </w:rPr>
+        <w:t xml:space="preserve">The first count is 4, so counts[4] raises </w:t>
+      </w:r>
+      <w:r>
+        <w:rPr>
+          <w:b/>
+        </w:rPr>
+        <w:t>IndexError</w:t>
+      </w:r>
+      <w:r>
+        <w:rPr>
+          <w:b w:val="0"/>
+        </w:rPr>
+        <w:t>. The loop variable already holds each value. Use an indented print(count) to print 4, 7 and 4 on separate lines.</w:t>
       </w:r>
     </w:p>
     <w:p>
-      <w:r>
-        <w:t>Selected case: Predict the three outputs. If the second print uses values[3] instead, where does execution stop and which later output is not produced?</w:t>
+      <w:pPr>
+        <w:pStyle w:val="Heading3"/>
+      </w:pPr>
+      <w:r>
+        <w:t>W4 Process new data independently</w:t>
+      </w:r>
+    </w:p>
+    <w:p>
+      <w:pPr>
+        <w:pStyle w:val="Heading3"/>
+      </w:pPr>
+      <w:r>
+        <w:t>Workbook question · W4</w:t>
+      </w:r>
+    </w:p>
+    <w:p>
+      <w:pPr>
+        <w:spacing w:line="336" w:lineRule="auto" w:after="180"/>
+        <w:shd w:fill="F5F1FB"/>
+      </w:pPr>
+      <w:r>
+        <w:rPr>
+          <w:b w:val="0"/>
+        </w:rPr>
+        <w:t xml:space="preserve">Start with readings = [3, 0, 3, 2]. Replace the second </w:t>
+      </w:r>
+      <w:r>
+        <w:rPr>
+          <w:b/>
+        </w:rPr>
+        <w:t>item</w:t>
+      </w:r>
+      <w:r>
+        <w:rPr>
+          <w:b w:val="0"/>
+        </w:rPr>
+        <w:t xml:space="preserve"> with 5 using its </w:t>
+      </w:r>
+      <w:r>
+        <w:rPr>
+          <w:b/>
+        </w:rPr>
+        <w:t>index</w:t>
+      </w:r>
+      <w:r>
+        <w:rPr>
+          <w:b w:val="0"/>
+        </w:rPr>
+        <w:t>. Write a loop that adds all updated readings and prints one final total. Trace every update of the total.</w:t>
+      </w:r>
+    </w:p>
+    <w:p>
+      <w:pPr>
+        <w:spacing w:line="336" w:lineRule="auto" w:after="180"/>
+        <w:shd w:fill="F5F1FB"/>
+      </w:pPr>
+      <w:r>
+        <w:rPr>
+          <w:b w:val="0"/>
+        </w:rPr>
+        <w:t>Then test the summing part alone on [] and [6].</w:t>
+      </w:r>
+    </w:p>
+    <w:p>
+      <w:pPr>
+        <w:pStyle w:val="Heading3"/>
+      </w:pPr>
+      <w:r>
+        <w:t>Teacher reasoning · W4</w:t>
+      </w:r>
+    </w:p>
+    <w:p>
+      <w:pPr>
+        <w:spacing w:line="336" w:lineRule="auto" w:after="180"/>
+        <w:shd w:fill="F1F6FC"/>
+      </w:pPr>
+      <w:r>
+        <w:rPr>
+          <w:b w:val="0"/>
+        </w:rPr>
+        <w:t>Use readings[1] = 5, giving [3, 5, 3, 2]. Initialize total = 0 before for reading in readings, add reading inside, and print outside. Running totals are 3, 8, 11, 13; final 13. Summing [] gives 0 and [6] gives 6.</w:t>
+      </w:r>
+    </w:p>
+    <w:p>
+      <w:pPr>
+        <w:spacing w:line="336" w:lineRule="auto" w:after="180"/>
+        <w:shd w:fill="F1F6FC"/>
+      </w:pPr>
+      <w:r>
+        <w:rPr>
+          <w:b w:val="0"/>
+        </w:rPr>
+        <w:t xml:space="preserve">The replacement line itself requires at least two </w:t>
+      </w:r>
+      <w:r>
+        <w:rPr>
+          <w:b/>
+        </w:rPr>
+        <w:t>item</w:t>
+      </w:r>
+      <w:r>
+        <w:rPr>
+          <w:b w:val="0"/>
+        </w:rPr>
+        <w:t>s.</w:t>
+      </w:r>
+    </w:p>
+    <w:p>
+      <w:pPr>
+        <w:pStyle w:val="Heading3"/>
+      </w:pPr>
+      <w:r>
+        <w:t>W5 Keep the information you need</w:t>
+      </w:r>
+    </w:p>
+    <w:p>
+      <w:pPr>
+        <w:pStyle w:val="Heading3"/>
+      </w:pPr>
+      <w:r>
+        <w:t>Workbook question · W5</w:t>
+      </w:r>
+    </w:p>
+    <w:p>
+      <w:pPr>
+        <w:spacing w:line="336" w:lineRule="auto" w:after="180"/>
+        <w:shd w:fill="F5F1FB"/>
+      </w:pPr>
+      <w:r>
+        <w:rPr>
+          <w:b w:val="0"/>
+        </w:rPr>
+        <w:t xml:space="preserve">Compare [1, 5, 2] and [5, 1, 2]. State their totals and first </w:t>
+      </w:r>
+      <w:r>
+        <w:rPr>
+          <w:b/>
+        </w:rPr>
+        <w:t>item</w:t>
+      </w:r>
+      <w:r>
+        <w:rPr>
+          <w:b w:val="0"/>
+        </w:rPr>
+        <w:t xml:space="preserve">s. Would storing only the total answer which first </w:t>
+      </w:r>
+      <w:r>
+        <w:rPr>
+          <w:b/>
+        </w:rPr>
+        <w:t>item</w:t>
+      </w:r>
+      <w:r>
+        <w:rPr>
+          <w:b w:val="0"/>
+        </w:rPr>
+        <w:t xml:space="preserve"> was larger? Explain.</w:t>
+      </w:r>
+    </w:p>
+    <w:p>
+      <w:pPr>
+        <w:pStyle w:val="Heading3"/>
+      </w:pPr>
+      <w:r>
+        <w:t>Teacher reasoning · W5</w:t>
+      </w:r>
+    </w:p>
+    <w:p>
+      <w:pPr>
+        <w:spacing w:line="336" w:lineRule="auto" w:after="180"/>
+        <w:shd w:fill="F1F6FC"/>
+      </w:pPr>
+      <w:r>
+        <w:rPr>
+          <w:b w:val="0"/>
+        </w:rPr>
+        <w:t xml:space="preserve">Both total 8. Their first </w:t>
+      </w:r>
+      <w:r>
+        <w:rPr>
+          <w:b/>
+        </w:rPr>
+        <w:t>item</w:t>
+      </w:r>
+      <w:r>
+        <w:rPr>
+          <w:b w:val="0"/>
+        </w:rPr>
+        <w:t xml:space="preserve">s are 1 and 5, so the second </w:t>
+      </w:r>
+      <w:r>
+        <w:rPr>
+          <w:b/>
+        </w:rPr>
+        <w:t>list</w:t>
+      </w:r>
+      <w:r>
+        <w:rPr>
+          <w:b w:val="0"/>
+        </w:rPr>
+        <w:t xml:space="preserve"> has the larger first </w:t>
+      </w:r>
+      <w:r>
+        <w:rPr>
+          <w:b/>
+        </w:rPr>
+        <w:t>item</w:t>
+      </w:r>
+      <w:r>
+        <w:rPr>
+          <w:b w:val="0"/>
+        </w:rPr>
+        <w:t>. A total alone discards the order and cannot answer this question.</w:t>
+      </w:r>
+    </w:p>
+    <w:p>
+      <w:pPr>
+        <w:pStyle w:val="Heading3"/>
+      </w:pPr>
+      <w:r>
+        <w:t>Independent assessment and fresh retry</w:t>
+      </w:r>
+    </w:p>
+    <w:p>
+      <w:pPr>
+        <w:pStyle w:val="Heading3"/>
+      </w:pPr>
+      <w:r>
+        <w:t>Teacher key · Independent assessment and fresh retry</w:t>
+      </w:r>
+    </w:p>
+    <w:p>
+      <w:pPr>
+        <w:spacing w:line="336" w:lineRule="auto" w:after="180"/>
+        <w:shd w:fill="F1F6FC"/>
+      </w:pPr>
+      <w:r>
+        <w:rPr>
+          <w:b w:val="0"/>
+        </w:rPr>
+        <w:t xml:space="preserve">W4 must use </w:t>
+      </w:r>
+      <w:r>
+        <w:rPr>
+          <w:b/>
+        </w:rPr>
+        <w:t>index</w:t>
+      </w:r>
+      <w:r>
+        <w:rPr>
+          <w:b w:val="0"/>
+        </w:rPr>
+        <w:t xml:space="preserve"> 1 for the second </w:t>
+      </w:r>
+      <w:r>
+        <w:rPr>
+          <w:b/>
+        </w:rPr>
+        <w:t>item</w:t>
+      </w:r>
+      <w:r>
+        <w:rPr>
+          <w:b w:val="0"/>
+        </w:rPr>
+        <w:t xml:space="preserve">, retain all four </w:t>
+      </w:r>
+      <w:r>
+        <w:rPr>
+          <w:b/>
+        </w:rPr>
+        <w:t>item</w:t>
+      </w:r>
+      <w:r>
+        <w:rPr>
+          <w:b w:val="0"/>
+        </w:rPr>
+        <w:t xml:space="preserve">s, produce the full trace and </w:t>
+      </w:r>
+      <w:r>
+        <w:rPr>
+          <w:b/>
+        </w:rPr>
+        <w:t>output</w:t>
+      </w:r>
+      <w:r>
+        <w:rPr>
+          <w:b w:val="0"/>
+        </w:rPr>
+        <w:t xml:space="preserve"> 13, and obtain 0 and 6 when testing only summation.</w:t>
+      </w:r>
+    </w:p>
+    <w:p>
+      <w:pPr>
+        <w:spacing w:line="336" w:lineRule="auto" w:after="180"/>
+        <w:shd w:fill="F1F6FC"/>
+      </w:pPr>
+      <w:r>
+        <w:rPr>
+          <w:b w:val="0"/>
+        </w:rPr>
+        <w:t xml:space="preserve">After support, retry [2, 2, 1], replace the first </w:t>
+      </w:r>
+      <w:r>
+        <w:rPr>
+          <w:b/>
+        </w:rPr>
+        <w:t>item</w:t>
+      </w:r>
+      <w:r>
+        <w:rPr>
+          <w:b w:val="0"/>
+        </w:rPr>
+        <w:t xml:space="preserve"> with 4, and sum: updated </w:t>
+      </w:r>
+      <w:r>
+        <w:rPr>
+          <w:b/>
+        </w:rPr>
+        <w:t>list</w:t>
+      </w:r>
+      <w:r>
+        <w:rPr>
+          <w:b w:val="0"/>
+        </w:rPr>
+        <w:t xml:space="preserve"> [4, 2, 1], totals 4, 6, 7. Then sum [] and [5] for </w:t>
+      </w:r>
+      <w:r>
+        <w:rPr>
+          <w:b/>
+        </w:rPr>
+        <w:t>output</w:t>
+      </w:r>
+      <w:r>
+        <w:rPr>
+          <w:b w:val="0"/>
+        </w:rPr>
+        <w:t>s 0 and 5. Record support before judging independence.</w:t>
+      </w:r>
+    </w:p>
+    <w:p>
+      <w:pPr>
+        <w:pStyle w:val="Heading3"/>
+      </w:pPr>
+      <w:r>
+        <w:t>Assess independent transfer</w:t>
+      </w:r>
+    </w:p>
+    <w:p>
+      <w:pPr>
+        <w:pStyle w:val="Heading3"/>
+      </w:pPr>
+      <w:r>
+        <w:t>Independent question · withhold the key</w:t>
+      </w:r>
+    </w:p>
+    <w:p>
+      <w:pPr>
+        <w:spacing w:line="336" w:lineRule="auto" w:after="180"/>
+        <w:shd w:fill="F5F1FB"/>
+      </w:pPr>
+      <w:r>
+        <w:rPr>
+          <w:b w:val="0"/>
+        </w:rPr>
+        <w:t xml:space="preserve">Selected case: Predict the three </w:t>
+      </w:r>
+      <w:r>
+        <w:rPr>
+          <w:b/>
+        </w:rPr>
+        <w:t>output</w:t>
+      </w:r>
+      <w:r>
+        <w:rPr>
+          <w:b w:val="0"/>
+        </w:rPr>
+        <w:t xml:space="preserve">s. If the second print uses values[3] instead, where does execution stop and which later </w:t>
+      </w:r>
+      <w:r>
+        <w:rPr>
+          <w:b/>
+        </w:rPr>
+        <w:t>output</w:t>
+      </w:r>
+      <w:r>
+        <w:rPr>
+          <w:b w:val="0"/>
+        </w:rPr>
+        <w:t xml:space="preserve"> is not produced?</w:t>
       </w:r>
     </w:p>
     <w:p>
@@ -1905,8 +4375,53 @@
       </w:r>
     </w:p>
     <w:p>
-      <w:r>
-        <w:t>Outputs are 9,2,3. With values[3], the first print produces 9, then IndexError occurs; the final length print is not reached. Positive valid indices are 0,1,2.</w:t>
+      <w:pPr>
+        <w:pStyle w:val="Heading3"/>
+      </w:pPr>
+      <w:r>
+        <w:t>Teacher key · Selected case answer</w:t>
+      </w:r>
+    </w:p>
+    <w:p>
+      <w:pPr>
+        <w:spacing w:line="336" w:lineRule="auto" w:after="180"/>
+        <w:shd w:fill="F1F6FC"/>
+      </w:pPr>
+      <w:r>
+        <w:rPr>
+          <w:b/>
+        </w:rPr>
+        <w:t>Output</w:t>
+      </w:r>
+      <w:r>
+        <w:rPr>
+          <w:b w:val="0"/>
+        </w:rPr>
+        <w:t xml:space="preserve">s are 9,2,3. With values[3], the first print produces 9, then </w:t>
+      </w:r>
+      <w:r>
+        <w:rPr>
+          <w:b/>
+        </w:rPr>
+        <w:t>IndexError</w:t>
+      </w:r>
+      <w:r>
+        <w:rPr>
+          <w:b w:val="0"/>
+        </w:rPr>
+        <w:t xml:space="preserve"> occurs; the final </w:t>
+      </w:r>
+      <w:r>
+        <w:rPr>
+          <w:b/>
+        </w:rPr>
+        <w:t>length</w:t>
+      </w:r>
+      <w:r>
+        <w:rPr>
+          <w:b w:val="0"/>
+        </w:rPr>
+        <w:t xml:space="preserve"> print is not reached. Positive valid indices are 0,1,2.</w:t>
       </w:r>
     </w:p>
     <w:tbl>
@@ -2012,67 +4527,293 @@
       </w:tr>
     </w:tbl>
     <w:p>
-      <w:r>
-        <w:t>Record each dimension as not yet, with support, or independent. Accept a valid alternative procedure with a defensible trace. Do not penalise an honestly recorded model failure if the learner correctly explains its evidence and limits.</w:t>
+      <w:pPr>
+        <w:pStyle w:val="Heading3"/>
+      </w:pPr>
+      <w:r>
+        <w:t>Teacher key · Selected case answer</w:t>
       </w:r>
     </w:p>
     <w:p>
       <w:pPr>
-        <w:pStyle w:val="Heading3"/>
-      </w:pPr>
-      <w:r>
-        <w:t>Feedback that the learner uses</w:t>
+        <w:spacing w:line="336" w:lineRule="auto" w:after="180"/>
+        <w:shd w:fill="F1F6FC"/>
+      </w:pPr>
+      <w:r>
+        <w:rPr>
+          <w:b w:val="0"/>
+        </w:rPr>
+        <w:t>Record each dimension as not yet, with support, or independent. Accept a valid alternative procedure with a defensible trace.</w:t>
       </w:r>
     </w:p>
     <w:p>
-      <w:r>
-        <w:t>Name the earliest unsupported step and give one action to repair it. Have the learner make that repair now and explain why. Then assess the relevant skill on a fresh, fully specified case. Confirm it was not previously practised with feedback; solve and check the new case before assigning it. A follow-up design prompt is a starting brief, not automatically an equivalent test.</w:t>
+      <w:pPr>
+        <w:spacing w:line="336" w:lineRule="auto" w:after="180"/>
+        <w:shd w:fill="F1F6FC"/>
+      </w:pPr>
+      <w:r>
+        <w:rPr>
+          <w:b w:val="0"/>
+        </w:rPr>
+        <w:t xml:space="preserve">Do not penalise an honestly recorded model failure if the learner correctly explains its </w:t>
+      </w:r>
+      <w:r>
+        <w:rPr>
+          <w:b/>
+        </w:rPr>
+        <w:t>evidence</w:t>
+      </w:r>
+      <w:r>
+        <w:rPr>
+          <w:b w:val="0"/>
+        </w:rPr>
+        <w:t xml:space="preserve"> and limits.</w:t>
       </w:r>
     </w:p>
     <w:p>
       <w:pPr>
-        <w:pStyle w:val="Heading1"/>
-      </w:pPr>
-      <w:r>
-        <w:t>06. Connect the project, support and next lesson</w:t>
+        <w:pStyle w:val="Heading3"/>
+      </w:pPr>
+      <w:r>
+        <w:t>Feedback that the learner uses</w:t>
       </w:r>
     </w:p>
     <w:p>
-      <w:r>
-        <w:t>Add a labelled lists and indexing evidence sheet to Python readiness portfolio. Show how you can distinguish a list index from the value stored at that position. Use the supplied fictional case and keep its inputs, intermediate steps, calculation or prediction, and limitation. Connect this record to last week’s record; a matching answer without a trace is insufficient.</w:t>
+      <w:pPr>
+        <w:spacing w:line="336" w:lineRule="auto" w:after="180"/>
+      </w:pPr>
+      <w:r>
+        <w:rPr>
+          <w:b w:val="0"/>
+        </w:rPr>
+        <w:t>Name the earliest unsupported step and give one action to repair it. Have the learner make that repair now and explain why. Then assess the relevant skill on a fresh, fully specified case.</w:t>
       </w:r>
     </w:p>
     <w:p>
-      <w:r>
-        <w:t>Keep position cards fixed while moving value cards. Permit an oral trace and provide a blank grid. Extension: write a guarded final-item reader that prints Empty when len(readings) == 0, otherwise prints readings[len(readings) - 1]. Test [] and [6].</w:t>
+      <w:pPr>
+        <w:spacing w:line="336" w:lineRule="auto" w:after="180"/>
+      </w:pPr>
+      <w:r>
+        <w:rPr>
+          <w:b w:val="0"/>
+        </w:rPr>
+        <w:t>Confirm it was not previously practised with feedback; solve and check the new case before assigning it. A follow-up design prompt is a starting brief, not automatically an equivalent test.</w:t>
       </w:r>
     </w:p>
     <w:p>
-      <w:r>
-        <w:t>Week 8 groups reusable instructions in functions and supplies values through arguments.</w:t>
+      <w:pPr>
+        <w:pStyle w:val="Heading1"/>
+      </w:pPr>
+      <w:r>
+        <w:t>06. Connect the project, support and next lesson</w:t>
       </w:r>
     </w:p>
     <w:p>
       <w:r>
-        <w:t>Retain the project ledger and assess a changed case after support. Check the relevant prerequisite before carrying this component forward.</w:t>
+        <w:t>Connect Lists and indexing to Python readiness portfolio, adapt support and plan a later changed-case check.</w:t>
       </w:r>
     </w:p>
     <w:p>
       <w:pPr>
-        <w:pStyle w:val="Heading3"/>
-      </w:pPr>
-      <w:r>
-        <w:t>Plan the delayed return</w:t>
+        <w:spacing w:line="336" w:lineRule="auto" w:after="180"/>
+      </w:pPr>
+      <w:r>
+        <w:rPr>
+          <w:b w:val="0"/>
+        </w:rPr>
+        <w:t xml:space="preserve">Add a labelled </w:t>
+      </w:r>
+      <w:r>
+        <w:rPr>
+          <w:b/>
+        </w:rPr>
+        <w:t>list</w:t>
+      </w:r>
+      <w:r>
+        <w:rPr>
+          <w:b w:val="0"/>
+        </w:rPr>
+        <w:t xml:space="preserve">s and </w:t>
+      </w:r>
+      <w:r>
+        <w:rPr>
+          <w:b/>
+        </w:rPr>
+        <w:t>index</w:t>
+      </w:r>
+      <w:r>
+        <w:rPr>
+          <w:b w:val="0"/>
+        </w:rPr>
+        <w:t xml:space="preserve">ing </w:t>
+      </w:r>
+      <w:r>
+        <w:rPr>
+          <w:b/>
+        </w:rPr>
+        <w:t>evidence</w:t>
+      </w:r>
+      <w:r>
+        <w:rPr>
+          <w:b w:val="0"/>
+        </w:rPr>
+        <w:t xml:space="preserve"> sheet to Python readiness portfolio. Show how you can distinguish a </w:t>
+      </w:r>
+      <w:r>
+        <w:rPr>
+          <w:b/>
+        </w:rPr>
+        <w:t>list</w:t>
+      </w:r>
+      <w:r>
+        <w:rPr>
+          <w:b w:val="0"/>
+        </w:rPr>
+        <w:t xml:space="preserve"> </w:t>
+      </w:r>
+      <w:r>
+        <w:rPr>
+          <w:b/>
+        </w:rPr>
+        <w:t>index</w:t>
+      </w:r>
+      <w:r>
+        <w:rPr>
+          <w:b w:val="0"/>
+        </w:rPr>
+        <w:t xml:space="preserve"> from the value stored at that position.</w:t>
       </w:r>
     </w:p>
     <w:p>
-      <w:r>
-        <w:t>Suggested return points in this level: python-bridge/8, python-bridge/10. Use actual classroom dates, adjusting for holidays and gaps. One, three and six teaching weeks are scheduling choices, not a claimed optimal spacing.</w:t>
+      <w:pPr>
+        <w:spacing w:line="336" w:lineRule="auto" w:after="180"/>
+      </w:pPr>
+      <w:r>
+        <w:rPr>
+          <w:b w:val="0"/>
+        </w:rPr>
+        <w:t xml:space="preserve">Use the supplied fictional case and keep its </w:t>
+      </w:r>
+      <w:r>
+        <w:rPr>
+          <w:b/>
+        </w:rPr>
+        <w:t>input</w:t>
+      </w:r>
+      <w:r>
+        <w:rPr>
+          <w:b w:val="0"/>
+        </w:rPr>
+        <w:t xml:space="preserve">s, intermediate steps, calculation or </w:t>
+      </w:r>
+      <w:r>
+        <w:rPr>
+          <w:b/>
+        </w:rPr>
+        <w:t>prediction</w:t>
+      </w:r>
+      <w:r>
+        <w:rPr>
+          <w:b w:val="0"/>
+        </w:rPr>
+        <w:t>, and limitation. Connect this record to last week’s record; a matching answer without a trace is insufficient.</w:t>
       </w:r>
     </w:p>
     <w:p>
-      <w:r>
-        <w:t>At a delayed check, ask for the idea from memory and a changed application. Compare with the earlier independent response and record support used. For a new level, revisit the previous capstone before checking the new prerequisites.</w:t>
+      <w:pPr>
+        <w:spacing w:line="336" w:lineRule="auto" w:after="180"/>
+      </w:pPr>
+      <w:r>
+        <w:rPr>
+          <w:b w:val="0"/>
+        </w:rPr>
+        <w:t>Keep position cards fixed while moving value cards. Permit an oral trace and provide a blank grid.</w:t>
+      </w:r>
+    </w:p>
+    <w:p>
+      <w:pPr>
+        <w:spacing w:line="336" w:lineRule="auto" w:after="180"/>
+      </w:pPr>
+      <w:r>
+        <w:rPr>
+          <w:b w:val="0"/>
+        </w:rPr>
+        <w:t>Extension: write a guarded final-</w:t>
+      </w:r>
+      <w:r>
+        <w:rPr>
+          <w:b/>
+        </w:rPr>
+        <w:t>item</w:t>
+      </w:r>
+      <w:r>
+        <w:rPr>
+          <w:b w:val="0"/>
+        </w:rPr>
+        <w:t xml:space="preserve"> reader that prints Empty when len(readings) == 0, otherwise prints readings[len(readings) - 1]. Test [] and [6].</w:t>
+      </w:r>
+    </w:p>
+    <w:p>
+      <w:pPr>
+        <w:spacing w:line="336" w:lineRule="auto" w:after="180"/>
+      </w:pPr>
+      <w:r>
+        <w:rPr>
+          <w:b w:val="0"/>
+        </w:rPr>
+        <w:t>Week 8 groups reusable instructions in functions and supplies values through arguments.</w:t>
+      </w:r>
+    </w:p>
+    <w:p>
+      <w:pPr>
+        <w:spacing w:line="336" w:lineRule="auto" w:after="180"/>
+      </w:pPr>
+      <w:r>
+        <w:rPr>
+          <w:b w:val="0"/>
+        </w:rPr>
+        <w:t>Retain the project ledger and assess a changed case after support. Check the relevant prerequisite before carrying this component forward.</w:t>
+      </w:r>
+    </w:p>
+    <w:p>
+      <w:pPr>
+        <w:pStyle w:val="Heading3"/>
+      </w:pPr>
+      <w:r>
+        <w:t>Plan the delayed return</w:t>
+      </w:r>
+    </w:p>
+    <w:p>
+      <w:pPr>
+        <w:spacing w:line="336" w:lineRule="auto" w:after="180"/>
+      </w:pPr>
+      <w:r>
+        <w:rPr>
+          <w:b w:val="0"/>
+        </w:rPr>
+        <w:t>Suggested return points in this level: python-bridge/8, python-bridge/10. Use actual classroom dates, adjusting for holidays and gaps. One, three and six teaching weeks are scheduling choices, not a claimed optimal spacing.</w:t>
+      </w:r>
+    </w:p>
+    <w:p>
+      <w:pPr>
+        <w:spacing w:line="336" w:lineRule="auto" w:after="180"/>
+      </w:pPr>
+      <w:r>
+        <w:rPr>
+          <w:b w:val="0"/>
+        </w:rPr>
+        <w:t>At a delayed check, ask for the idea from memory and a changed application. Compare with the earlier independent response and record support used.</w:t>
+      </w:r>
+    </w:p>
+    <w:p>
+      <w:pPr>
+        <w:spacing w:line="336" w:lineRule="auto" w:after="180"/>
+      </w:pPr>
+      <w:r>
+        <w:rPr>
+          <w:b w:val="0"/>
+        </w:rPr>
+        <w:t>For a new level, revisit the previous capstone before checking the new prerequisites.</w:t>
       </w:r>
     </w:p>
     <w:tbl>
@@ -2232,8 +4973,26 @@
       </w:tr>
     </w:tbl>
     <w:p>
-      <w:r>
-        <w:t>Use the evidence to choose reteaching or the next step. A completed page, confidence rating or attractive project does not by itself demonstrate understanding.</w:t>
+      <w:pPr>
+        <w:spacing w:line="336" w:lineRule="auto" w:after="180"/>
+      </w:pPr>
+      <w:r>
+        <w:rPr>
+          <w:b w:val="0"/>
+        </w:rPr>
+        <w:t xml:space="preserve">Use the </w:t>
+      </w:r>
+      <w:r>
+        <w:rPr>
+          <w:b/>
+        </w:rPr>
+        <w:t>evidence</w:t>
+      </w:r>
+      <w:r>
+        <w:rPr>
+          <w:b w:val="0"/>
+        </w:rPr>
+        <w:t xml:space="preserve"> to choose reteaching or the next step. A completed page, confidence rating or attractive project does not by itself demonstrate understanding.</w:t>
       </w:r>
     </w:p>
     <w:p>
@@ -2245,8 +5004,38 @@
       </w:r>
     </w:p>
     <w:p>
-      <w:r>
-        <w:t>For Python readiness before the Responsible Plant Classifier, retain a trace of the values, the predicted outputs and the changed-case explanation. Use actual Python 3 results to check the prediction after reasoning first.</w:t>
+      <w:pPr>
+        <w:spacing w:line="336" w:lineRule="auto" w:after="180"/>
+      </w:pPr>
+      <w:r>
+        <w:rPr>
+          <w:b w:val="0"/>
+        </w:rPr>
+        <w:t xml:space="preserve">For Python readiness before the Responsible Plant Classifier, retain a trace of the values, the predicted </w:t>
+      </w:r>
+      <w:r>
+        <w:rPr>
+          <w:b/>
+        </w:rPr>
+        <w:t>output</w:t>
+      </w:r>
+      <w:r>
+        <w:rPr>
+          <w:b w:val="0"/>
+        </w:rPr>
+        <w:t xml:space="preserve">s and the changed-case explanation. Use actual Python 3 results to check the </w:t>
+      </w:r>
+      <w:r>
+        <w:rPr>
+          <w:b/>
+        </w:rPr>
+        <w:t>prediction</w:t>
+      </w:r>
+      <w:r>
+        <w:rPr>
+          <w:b w:val="0"/>
+        </w:rPr>
+        <w:t xml:space="preserve"> after reasoning first.</w:t>
       </w:r>
     </w:p>
     <w:p>
@@ -2259,12 +5048,74 @@
     </w:p>
     <w:p>
       <w:r>
-        <w:t>Teaching target: Distinguish a list index from the value stored at that position</w:t>
+        <w:t>Use this preparation summary alongside the detailed Lists and indexing lesson; it is a checklist rather than a replacement for the full sequence.</w:t>
       </w:r>
     </w:p>
     <w:p>
-      <w:r>
-        <w:t>Prepare the labelled worked-case picture, the matching workbook, fictional input cards and a place for individual responses. Check a local Python 3 environment before class; have a paper-trace version ready.</w:t>
+      <w:pPr>
+        <w:pStyle w:val="Heading3"/>
+      </w:pPr>
+      <w:r>
+        <w:t>Teaching target</w:t>
+      </w:r>
+    </w:p>
+    <w:p>
+      <w:pPr>
+        <w:spacing w:line="336" w:lineRule="auto" w:after="180"/>
+        <w:shd w:fill="EDF7F3"/>
+      </w:pPr>
+      <w:r>
+        <w:rPr>
+          <w:b w:val="0"/>
+        </w:rPr>
+        <w:t xml:space="preserve">Teaching target: Distinguish a </w:t>
+      </w:r>
+      <w:r>
+        <w:rPr>
+          <w:b/>
+        </w:rPr>
+        <w:t>list</w:t>
+      </w:r>
+      <w:r>
+        <w:rPr>
+          <w:b w:val="0"/>
+        </w:rPr>
+        <w:t xml:space="preserve"> </w:t>
+      </w:r>
+      <w:r>
+        <w:rPr>
+          <w:b/>
+        </w:rPr>
+        <w:t>index</w:t>
+      </w:r>
+      <w:r>
+        <w:rPr>
+          <w:b w:val="0"/>
+        </w:rPr>
+        <w:t xml:space="preserve"> from the value stored at that position</w:t>
+      </w:r>
+    </w:p>
+    <w:p>
+      <w:pPr>
+        <w:spacing w:line="336" w:lineRule="auto" w:after="180"/>
+      </w:pPr>
+      <w:r>
+        <w:rPr>
+          <w:b w:val="0"/>
+        </w:rPr>
+        <w:t xml:space="preserve">Prepare the labelled worked-case picture, the matching workbook, fictional </w:t>
+      </w:r>
+      <w:r>
+        <w:rPr>
+          <w:b/>
+        </w:rPr>
+        <w:t>input</w:t>
+      </w:r>
+      <w:r>
+        <w:rPr>
+          <w:b w:val="0"/>
+        </w:rPr>
+        <w:t xml:space="preserve"> cards and a place for individual responses. Check a local Python 3 environment before class; have a paper-trace version ready.</w:t>
       </w:r>
     </w:p>
     <w:tbl>
@@ -2411,37 +5262,363 @@
       </w:tr>
     </w:tbl>
     <w:p>
-      <w:r>
-        <w:t>Before class, solve the supported practice: Start with counts = [4, 7, 4]. Run counts[0] = 6. Write the resulting list, its length and the value at index 2. Predict before running.</w:t>
+      <w:pPr>
+        <w:spacing w:line="336" w:lineRule="auto" w:after="180"/>
+      </w:pPr>
+      <w:r>
+        <w:rPr>
+          <w:b w:val="0"/>
+        </w:rPr>
+        <w:t xml:space="preserve">Before class, solve the supported practice: Start with counts = [4, 7, 4]. Run counts[0] = 6. Write the resulting </w:t>
+      </w:r>
+      <w:r>
+        <w:rPr>
+          <w:b/>
+        </w:rPr>
+        <w:t>list</w:t>
+      </w:r>
+      <w:r>
+        <w:rPr>
+          <w:b w:val="0"/>
+        </w:rPr>
+        <w:t xml:space="preserve">, its </w:t>
+      </w:r>
+      <w:r>
+        <w:rPr>
+          <w:b/>
+        </w:rPr>
+        <w:t>length</w:t>
+      </w:r>
+      <w:r>
+        <w:rPr>
+          <w:b w:val="0"/>
+        </w:rPr>
+        <w:t xml:space="preserve"> and the value at </w:t>
+      </w:r>
+      <w:r>
+        <w:rPr>
+          <w:b/>
+        </w:rPr>
+        <w:t>index</w:t>
+      </w:r>
+      <w:r>
+        <w:rPr>
+          <w:b w:val="0"/>
+        </w:rPr>
+        <w:t xml:space="preserve"> 2. Predict before running.</w:t>
       </w:r>
     </w:p>
     <w:p>
-      <w:r>
-        <w:t>Reasoned practice answer: The result is [6, 7, 4]; length remains 3; index 2 still holds 4. Only the first item was replaced.</w:t>
+      <w:pPr>
+        <w:pStyle w:val="Heading3"/>
+      </w:pPr>
+      <w:r>
+        <w:t>Supported practice answer</w:t>
       </w:r>
     </w:p>
     <w:p>
-      <w:r>
-        <w:t>Check every learner before discussion: Use the worked case for Lists and indexing. Proposed explanation: “Length is the last nonnegative index”. Decide whether this explanation is supported. Point to the step or supplied fact that decides; explain your repair if needed.</w:t>
+      <w:pPr>
+        <w:spacing w:line="336" w:lineRule="auto" w:after="180"/>
+        <w:shd w:fill="F1F6FC"/>
+      </w:pPr>
+      <w:r>
+        <w:rPr>
+          <w:b w:val="0"/>
+        </w:rPr>
+        <w:t xml:space="preserve">Reasoned practice answer: The result is [6, 7, 4]; </w:t>
+      </w:r>
+      <w:r>
+        <w:rPr>
+          <w:b/>
+        </w:rPr>
+        <w:t>length</w:t>
+      </w:r>
+      <w:r>
+        <w:rPr>
+          <w:b w:val="0"/>
+        </w:rPr>
+        <w:t xml:space="preserve"> remains 3; </w:t>
+      </w:r>
+      <w:r>
+        <w:rPr>
+          <w:b/>
+        </w:rPr>
+        <w:t>index</w:t>
+      </w:r>
+      <w:r>
+        <w:rPr>
+          <w:b w:val="0"/>
+        </w:rPr>
+        <w:t xml:space="preserve"> 2 still holds 4. Only the first </w:t>
+      </w:r>
+      <w:r>
+        <w:rPr>
+          <w:b/>
+        </w:rPr>
+        <w:t>item</w:t>
+      </w:r>
+      <w:r>
+        <w:rPr>
+          <w:b w:val="0"/>
+        </w:rPr>
+        <w:t xml:space="preserve"> was replaced.</w:t>
       </w:r>
     </w:p>
     <w:p>
-      <w:r>
-        <w:t>Misconception repair: Length counts items; the last nonnegative index of a nonempty list is one less.</w:t>
+      <w:pPr>
+        <w:spacing w:line="336" w:lineRule="auto" w:after="180"/>
+      </w:pPr>
+      <w:r>
+        <w:rPr>
+          <w:b w:val="0"/>
+        </w:rPr>
+        <w:t xml:space="preserve">Check every learner before discussion: Use the worked case for </w:t>
+      </w:r>
+      <w:r>
+        <w:rPr>
+          <w:b/>
+        </w:rPr>
+        <w:t>List</w:t>
+      </w:r>
+      <w:r>
+        <w:rPr>
+          <w:b w:val="0"/>
+        </w:rPr>
+        <w:t xml:space="preserve">s and </w:t>
+      </w:r>
+      <w:r>
+        <w:rPr>
+          <w:b/>
+        </w:rPr>
+        <w:t>index</w:t>
+      </w:r>
+      <w:r>
+        <w:rPr>
+          <w:b w:val="0"/>
+        </w:rPr>
+        <w:t>ing. Proposed explanation: “</w:t>
+      </w:r>
+      <w:r>
+        <w:rPr>
+          <w:b/>
+        </w:rPr>
+        <w:t>Length</w:t>
+      </w:r>
+      <w:r>
+        <w:rPr>
+          <w:b w:val="0"/>
+        </w:rPr>
+        <w:t xml:space="preserve"> is the last nonnegative </w:t>
+      </w:r>
+      <w:r>
+        <w:rPr>
+          <w:b/>
+        </w:rPr>
+        <w:t>index</w:t>
+      </w:r>
+      <w:r>
+        <w:rPr>
+          <w:b w:val="0"/>
+        </w:rPr>
+        <w:t>”. Decide whether this explanation is supported.</w:t>
       </w:r>
     </w:p>
     <w:p>
-      <w:r>
-        <w:t>Support: read the exact case aloud, enlarge the labelled picture, supply input cards and model only the first deciding step. Accept a spoken explanation or drawing; retain the reasoning goal.</w:t>
+      <w:pPr>
+        <w:spacing w:line="336" w:lineRule="auto" w:after="180"/>
+      </w:pPr>
+      <w:r>
+        <w:rPr>
+          <w:b w:val="0"/>
+        </w:rPr>
+        <w:t>Point to the step or supplied fact that decides; explain your repair if needed.</w:t>
       </w:r>
     </w:p>
     <w:p>
-      <w:r>
-        <w:t>Extension: Replace the second print with print(counts[3]). Require a prediction and a reason before comparing. Expected result: The first print shows 6, then IndexError stops the script before the length print. Reason: The attempted position does not exist.</w:t>
+      <w:pPr>
+        <w:pStyle w:val="Heading3"/>
+      </w:pPr>
+      <w:r>
+        <w:t>Repair the misconception</w:t>
       </w:r>
     </w:p>
     <w:p>
-      <w:r>
+      <w:pPr>
+        <w:spacing w:line="336" w:lineRule="auto" w:after="180"/>
+        <w:shd w:fill="FFF5E6"/>
+      </w:pPr>
+      <w:r>
+        <w:rPr>
+          <w:b w:val="0"/>
+        </w:rPr>
+        <w:t xml:space="preserve">Misconception repair: </w:t>
+      </w:r>
+      <w:r>
+        <w:rPr>
+          <w:b/>
+        </w:rPr>
+        <w:t>Length</w:t>
+      </w:r>
+      <w:r>
+        <w:rPr>
+          <w:b w:val="0"/>
+        </w:rPr>
+        <w:t xml:space="preserve"> counts </w:t>
+      </w:r>
+      <w:r>
+        <w:rPr>
+          <w:b/>
+        </w:rPr>
+        <w:t>item</w:t>
+      </w:r>
+      <w:r>
+        <w:rPr>
+          <w:b w:val="0"/>
+        </w:rPr>
+        <w:t xml:space="preserve">s; the last nonnegative </w:t>
+      </w:r>
+      <w:r>
+        <w:rPr>
+          <w:b/>
+        </w:rPr>
+        <w:t>index</w:t>
+      </w:r>
+      <w:r>
+        <w:rPr>
+          <w:b w:val="0"/>
+        </w:rPr>
+        <w:t xml:space="preserve"> of a nonempty </w:t>
+      </w:r>
+      <w:r>
+        <w:rPr>
+          <w:b/>
+        </w:rPr>
+        <w:t>list</w:t>
+      </w:r>
+      <w:r>
+        <w:rPr>
+          <w:b w:val="0"/>
+        </w:rPr>
+        <w:t xml:space="preserve"> is one less.</w:t>
+      </w:r>
+    </w:p>
+    <w:p>
+      <w:pPr>
+        <w:pStyle w:val="Heading3"/>
+      </w:pPr>
+      <w:r>
+        <w:t>Support without giving away the answer</w:t>
+      </w:r>
+    </w:p>
+    <w:p>
+      <w:pPr>
+        <w:spacing w:line="336" w:lineRule="auto" w:after="180"/>
+        <w:shd w:fill="F1F6F8"/>
+      </w:pPr>
+      <w:r>
+        <w:rPr>
+          <w:b w:val="0"/>
+        </w:rPr>
+        <w:t xml:space="preserve">Support: read the exact case aloud, enlarge the labelled picture, supply </w:t>
+      </w:r>
+      <w:r>
+        <w:rPr>
+          <w:b/>
+        </w:rPr>
+        <w:t>input</w:t>
+      </w:r>
+      <w:r>
+        <w:rPr>
+          <w:b w:val="0"/>
+        </w:rPr>
+        <w:t xml:space="preserve"> cards and model only the first deciding step. Accept a spoken explanation or drawing; retain the reasoning goal.</w:t>
+      </w:r>
+    </w:p>
+    <w:p>
+      <w:pPr>
+        <w:pStyle w:val="Heading3"/>
+      </w:pPr>
+      <w:r>
+        <w:t>Extend the reasoning</w:t>
+      </w:r>
+    </w:p>
+    <w:p>
+      <w:pPr>
+        <w:spacing w:line="336" w:lineRule="auto" w:after="180"/>
+        <w:shd w:fill="F5F1FB"/>
+      </w:pPr>
+      <w:r>
+        <w:rPr>
+          <w:b w:val="0"/>
+        </w:rPr>
+        <w:t xml:space="preserve">Extension: Replace the second print with print(counts[3]). Require a </w:t>
+      </w:r>
+      <w:r>
+        <w:rPr>
+          <w:b/>
+        </w:rPr>
+        <w:t>prediction</w:t>
+      </w:r>
+      <w:r>
+        <w:rPr>
+          <w:b w:val="0"/>
+        </w:rPr>
+        <w:t xml:space="preserve"> and a reason before comparing. Expected result: The first print shows 6, then </w:t>
+      </w:r>
+      <w:r>
+        <w:rPr>
+          <w:b/>
+        </w:rPr>
+        <w:t>IndexError</w:t>
+      </w:r>
+      <w:r>
+        <w:rPr>
+          <w:b w:val="0"/>
+        </w:rPr>
+        <w:t xml:space="preserve"> stops the script before the </w:t>
+      </w:r>
+      <w:r>
+        <w:rPr>
+          <w:b/>
+        </w:rPr>
+        <w:t>length</w:t>
+      </w:r>
+      <w:r>
+        <w:rPr>
+          <w:b w:val="0"/>
+        </w:rPr>
+        <w:t xml:space="preserve"> print.</w:t>
+      </w:r>
+    </w:p>
+    <w:p>
+      <w:pPr>
+        <w:spacing w:line="336" w:lineRule="auto" w:after="180"/>
+        <w:shd w:fill="F5F1FB"/>
+      </w:pPr>
+      <w:r>
+        <w:rPr>
+          <w:b w:val="0"/>
+        </w:rPr>
+        <w:t>Reason: The attempted position does not exist.</w:t>
+      </w:r>
+    </w:p>
+    <w:p>
+      <w:pPr>
+        <w:pStyle w:val="Heading3"/>
+      </w:pPr>
+      <w:r>
+        <w:t>Protect the independent attempt</w:t>
+      </w:r>
+    </w:p>
+    <w:p>
+      <w:pPr>
+        <w:spacing w:line="336" w:lineRule="auto" w:after="180"/>
+        <w:shd w:fill="FFF5E6"/>
+      </w:pPr>
+      <w:r>
+        <w:rPr>
+          <w:b w:val="0"/>
+        </w:rPr>
         <w:t>Independent assessment: withhold the reserved answer until the learner has attempted the new case. Record support separately from correctness.</w:t>
       </w:r>
     </w:p>
@@ -2630,46 +5807,1281 @@
       </w:tr>
     </w:tbl>
     <w:p>
-      <w:r>
-        <w:t>Project checkpoint: Python readiness portfolio. Keep runnable code, predictions, actual outputs, one repaired error and an explanation of a function on changed inputs.</w:t>
+      <w:pPr>
+        <w:pStyle w:val="Heading3"/>
+      </w:pPr>
+      <w:r>
+        <w:t>Project checkpoint</w:t>
       </w:r>
     </w:p>
     <w:p>
-      <w:r>
-        <w:t>Use the weekly teacher answer for topic-specific reasoning. A saved progress tick is an activity record; judge mastery from the learner’s explanation and evidence.</w:t>
+      <w:pPr>
+        <w:spacing w:line="336" w:lineRule="auto" w:after="180"/>
+        <w:shd w:fill="EDF7F3"/>
+      </w:pPr>
+      <w:r>
+        <w:rPr>
+          <w:b w:val="0"/>
+        </w:rPr>
+        <w:t xml:space="preserve">Project checkpoint: Python readiness portfolio. Keep runnable code, </w:t>
+      </w:r>
+      <w:r>
+        <w:rPr>
+          <w:b/>
+        </w:rPr>
+        <w:t>prediction</w:t>
+      </w:r>
+      <w:r>
+        <w:rPr>
+          <w:b w:val="0"/>
+        </w:rPr>
+        <w:t xml:space="preserve">s, actual </w:t>
+      </w:r>
+      <w:r>
+        <w:rPr>
+          <w:b/>
+        </w:rPr>
+        <w:t>output</w:t>
+      </w:r>
+      <w:r>
+        <w:rPr>
+          <w:b w:val="0"/>
+        </w:rPr>
+        <w:t xml:space="preserve">s, one repaired error and an explanation of a function on changed </w:t>
+      </w:r>
+      <w:r>
+        <w:rPr>
+          <w:b/>
+        </w:rPr>
+        <w:t>input</w:t>
+      </w:r>
+      <w:r>
+        <w:rPr>
+          <w:b w:val="0"/>
+        </w:rPr>
+        <w:t>s.</w:t>
       </w:r>
     </w:p>
     <w:p>
       <w:pPr>
-        <w:pStyle w:val="Heading1"/>
-      </w:pPr>
-      <w:r>
-        <w:t>08. Use feedback, labs and repair paths</w:t>
+        <w:spacing w:line="336" w:lineRule="auto" w:after="180"/>
+      </w:pPr>
+      <w:r>
+        <w:rPr>
+          <w:b w:val="0"/>
+        </w:rPr>
+        <w:t xml:space="preserve">Use the weekly teacher answer for topic-specific reasoning. A saved progress tick is an activity record; judge mastery from the learner’s explanation and </w:t>
+      </w:r>
+      <w:r>
+        <w:rPr>
+          <w:b/>
+        </w:rPr>
+        <w:t>evidence</w:t>
+      </w:r>
+      <w:r>
+        <w:rPr>
+          <w:b w:val="0"/>
+        </w:rPr>
+        <w:t>.</w:t>
       </w:r>
     </w:p>
     <w:p>
-      <w:r>
-        <w:t>Use the two formative questions as supported practice, not as independent mastery scores. Discuss the deciding evidence rather than accepting a guessed selection.</w:t>
+      <w:pPr>
+        <w:pStyle w:val="Heading1"/>
+      </w:pPr>
+      <w:r>
+        <w:t>08. Use feedback, labs and repair paths</w:t>
       </w:r>
     </w:p>
     <w:p>
       <w:r>
-        <w:t>The feedback comes from the reviewed public worked case. Do not reveal the separately reserved independent teacher answer until the learner has attempted that case.</w:t>
+        <w:t>Use feedback, earlier review and portfolios purposefully. Apply the coding routine only when this lesson has an executable lab.</w:t>
       </w:r>
     </w:p>
     <w:p>
-      <w:r>
-        <w:t>Ask students to predict before running code. Preserve errors and actual outputs; collect a changed test and an explanation. The branch-boundary and indexing lessons deliberately include failure cases.</w:t>
+      <w:pPr>
+        <w:spacing w:line="336" w:lineRule="auto" w:after="180"/>
+      </w:pPr>
+      <w:r>
+        <w:rPr>
+          <w:b w:val="0"/>
+        </w:rPr>
+        <w:t xml:space="preserve">Use the two formative questions as supported practice, not as independent mastery scores. Discuss the deciding </w:t>
+      </w:r>
+      <w:r>
+        <w:rPr>
+          <w:b/>
+        </w:rPr>
+        <w:t>evidence</w:t>
+      </w:r>
+      <w:r>
+        <w:rPr>
+          <w:b w:val="0"/>
+        </w:rPr>
+        <w:t xml:space="preserve"> rather than accepting a guessed selection.</w:t>
       </w:r>
     </w:p>
     <w:p>
-      <w:r>
-        <w:t>Use the earlier worked-explanation links to address a specific missing building block, then return to the current question. Adapt this suggestion after observing the learner; it is not an automatic diagnosis.</w:t>
+      <w:pPr>
+        <w:spacing w:line="336" w:lineRule="auto" w:after="180"/>
+      </w:pPr>
+      <w:r>
+        <w:rPr>
+          <w:b w:val="0"/>
+        </w:rPr>
+        <w:t>The feedback comes from the reviewed public worked case. Do not reveal the separately reserved independent teacher answer until the learner has attempted that case.</w:t>
       </w:r>
     </w:p>
     <w:p>
-      <w:r>
-        <w:t>Collect the completed-work portfolio as evidence. Record support separately from correctness, and assess explanation, trace/test and limitations. Progress ticks and quiz selections alone do not establish mastery.</w:t>
+      <w:pPr>
+        <w:spacing w:line="336" w:lineRule="auto" w:after="180"/>
+      </w:pPr>
+      <w:r>
+        <w:rPr>
+          <w:b w:val="0"/>
+        </w:rPr>
+        <w:t xml:space="preserve">Ask students to predict before running code. Preserve errors and actual </w:t>
+      </w:r>
+      <w:r>
+        <w:rPr>
+          <w:b/>
+        </w:rPr>
+        <w:t>output</w:t>
+      </w:r>
+      <w:r>
+        <w:rPr>
+          <w:b w:val="0"/>
+        </w:rPr>
+        <w:t xml:space="preserve">s; collect a changed test and an explanation. The branch-boundary and </w:t>
+      </w:r>
+      <w:r>
+        <w:rPr>
+          <w:b/>
+        </w:rPr>
+        <w:t>index</w:t>
+      </w:r>
+      <w:r>
+        <w:rPr>
+          <w:b w:val="0"/>
+        </w:rPr>
+        <w:t>ing lessons deliberately include failure cases.</w:t>
+      </w:r>
+    </w:p>
+    <w:p>
+      <w:pPr>
+        <w:spacing w:line="336" w:lineRule="auto" w:after="180"/>
+      </w:pPr>
+      <w:r>
+        <w:rPr>
+          <w:b w:val="0"/>
+        </w:rPr>
+        <w:t>Use the earlier worked-explanation links to address a specific missing building block, then return to the current question. Adapt this suggestion after observing the learner; it is not an automatic diagnosis.</w:t>
+      </w:r>
+    </w:p>
+    <w:p>
+      <w:pPr>
+        <w:spacing w:line="336" w:lineRule="auto" w:after="180"/>
+      </w:pPr>
+      <w:r>
+        <w:rPr>
+          <w:b w:val="0"/>
+        </w:rPr>
+        <w:t xml:space="preserve">Collect the completed-work portfolio as </w:t>
+      </w:r>
+      <w:r>
+        <w:rPr>
+          <w:b/>
+        </w:rPr>
+        <w:t>evidence</w:t>
+      </w:r>
+      <w:r>
+        <w:rPr>
+          <w:b w:val="0"/>
+        </w:rPr>
+        <w:t>. Record support separately from correctness, and assess explanation, trace/test and limitations. Progress ticks and quiz selections alone do not establish mastery.</w:t>
+      </w:r>
+    </w:p>
+    <w:p>
+      <w:pPr>
+        <w:pStyle w:val="Heading1"/>
+      </w:pPr>
+      <w:r>
+        <w:t>09. Visual concept journey</w:t>
+      </w:r>
+    </w:p>
+    <w:p>
+      <w:r>
+        <w:t>Show one Lists and indexing graphic at a time, request a prediction and discuss its trace before the independent assessment.</w:t>
+      </w:r>
+    </w:p>
+    <w:p>
+      <w:pPr>
+        <w:spacing w:line="336" w:lineRule="auto" w:after="180"/>
+      </w:pPr>
+      <w:r>
+        <w:rPr>
+          <w:b w:val="0"/>
+        </w:rPr>
+        <w:t xml:space="preserve">Use one picture at a time. Hide a worked result before asking for a </w:t>
+      </w:r>
+      <w:r>
+        <w:rPr>
+          <w:b/>
+        </w:rPr>
+        <w:t>prediction</w:t>
+      </w:r>
+      <w:r>
+        <w:rPr>
+          <w:b w:val="0"/>
+        </w:rPr>
+        <w:t>, then reveal it for feedback. These are supported teaching cases; retain the separate independent assessment for a fresh first attempt.</w:t>
+      </w:r>
+    </w:p>
+    <w:p>
+      <w:pPr>
+        <w:pStyle w:val="Heading3"/>
+      </w:pPr>
+      <w:r>
+        <w:t>01. Lists and indexing: the case</w:t>
+      </w:r>
+    </w:p>
+    <w:p>
+      <w:r>
+        <w:drawing>
+          <wp:inline xmlns:a="http://schemas.openxmlformats.org/drawingml/2006/main" xmlns:pic="http://schemas.openxmlformats.org/drawingml/2006/picture">
+            <wp:extent cx="5486400" cy="2834640"/>
+            <wp:docPr id="3" name="Picture 3" descr="Indexes are positions, not values. A list of shelf counts is read by position. Supplied facts: Python 3: counts=[6,1,8]; print(counts[0]); print(counts[-1]); print(len(counts))."/>
+            <wp:cNvGraphicFramePr>
+              <a:graphicFrameLocks noChangeAspect="1"/>
+            </wp:cNvGraphicFramePr>
+            <a:graphic>
+              <a:graphicData uri="http://schemas.openxmlformats.org/drawingml/2006/picture">
+                <pic:pic>
+                  <pic:nvPicPr>
+                    <pic:cNvPr id="0" name="academy-story-python-bridge-7-01.png"/>
+                    <pic:cNvPicPr/>
+                  </pic:nvPicPr>
+                  <pic:blipFill>
+                    <a:blip r:embed="rId11"/>
+                    <a:stretch>
+                      <a:fillRect/>
+                    </a:stretch>
+                  </pic:blipFill>
+                  <pic:spPr>
+                    <a:xfrm>
+                      <a:off x="0" y="0"/>
+                      <a:ext cx="5486400" cy="2834640"/>
+                    </a:xfrm>
+                    <a:prstGeom prst="rect"/>
+                  </pic:spPr>
+                </pic:pic>
+              </a:graphicData>
+            </a:graphic>
+          </wp:inline>
+        </w:drawing>
+      </w:r>
+    </w:p>
+    <w:p>
+      <w:pPr>
+        <w:spacing w:line="336" w:lineRule="auto" w:after="180"/>
+      </w:pPr>
+      <w:r>
+        <w:rPr>
+          <w:b/>
+        </w:rPr>
+        <w:t>Index</w:t>
+      </w:r>
+      <w:r>
+        <w:rPr>
+          <w:b w:val="0"/>
+        </w:rPr>
+        <w:t xml:space="preserve">es are positions, not values. A </w:t>
+      </w:r>
+      <w:r>
+        <w:rPr>
+          <w:b/>
+        </w:rPr>
+        <w:t>list</w:t>
+      </w:r>
+      <w:r>
+        <w:rPr>
+          <w:b w:val="0"/>
+        </w:rPr>
+        <w:t xml:space="preserve"> of shelf counts is read by position. Supplied facts: Python 3: counts=[6,1,8]; print(counts[0]); print(counts[-1]); print(len(counts)).</w:t>
+      </w:r>
+    </w:p>
+    <w:p>
+      <w:pPr>
+        <w:spacing w:line="336" w:lineRule="auto" w:after="180"/>
+        <w:shd w:fill="F5F1FB"/>
+      </w:pPr>
+      <w:r>
+        <w:rPr>
+          <w:b w:val="0"/>
+        </w:rPr>
+        <w:t>Point to the given fact that matters most. Explain why it matters.</w:t>
+      </w:r>
+    </w:p>
+    <w:p>
+      <w:pPr>
+        <w:pStyle w:val="Heading3"/>
+      </w:pPr>
+      <w:r>
+        <w:t>Discuss while showing the picture</w:t>
+      </w:r>
+    </w:p>
+    <w:p>
+      <w:pPr>
+        <w:spacing w:line="336" w:lineRule="auto" w:after="180"/>
+        <w:shd w:fill="F1F6F8"/>
+      </w:pPr>
+      <w:r>
+        <w:rPr>
+          <w:b w:val="0"/>
+        </w:rPr>
+        <w:t>Teacher prompt: Point to the given fact that matters most. Explain why it matters. Ask learners to describe one label or arrow in ordinary words. Use the adjacent transcript if the image is difficult to see.</w:t>
+      </w:r>
+    </w:p>
+    <w:p>
+      <w:pPr>
+        <w:pStyle w:val="Heading3"/>
+      </w:pPr>
+      <w:r>
+        <w:t>02. Follow the deciding steps</w:t>
+      </w:r>
+    </w:p>
+    <w:p>
+      <w:r>
+        <w:drawing>
+          <wp:inline xmlns:a="http://schemas.openxmlformats.org/drawingml/2006/main" xmlns:pic="http://schemas.openxmlformats.org/drawingml/2006/picture">
+            <wp:extent cx="5486400" cy="3182112"/>
+            <wp:docPr id="4" name="Picture 4" descr="Draw positions: Indexes 0,1,2 contain 6,1,8 respectively. → Read two positions: Index 0 returns 6; index -1 returns the final value 8. → Check length boundary: Length is 3, but index 3 is beyond the final valid positive index 2."/>
+            <wp:cNvGraphicFramePr>
+              <a:graphicFrameLocks noChangeAspect="1"/>
+            </wp:cNvGraphicFramePr>
+            <a:graphic>
+              <a:graphicData uri="http://schemas.openxmlformats.org/drawingml/2006/picture">
+                <pic:pic>
+                  <pic:nvPicPr>
+                    <pic:cNvPr id="0" name="academy-story-python-bridge-7-02.png"/>
+                    <pic:cNvPicPr/>
+                  </pic:nvPicPr>
+                  <pic:blipFill>
+                    <a:blip r:embed="rId12"/>
+                    <a:stretch>
+                      <a:fillRect/>
+                    </a:stretch>
+                  </pic:blipFill>
+                  <pic:spPr>
+                    <a:xfrm>
+                      <a:off x="0" y="0"/>
+                      <a:ext cx="5486400" cy="3182112"/>
+                    </a:xfrm>
+                    <a:prstGeom prst="rect"/>
+                  </pic:spPr>
+                </pic:pic>
+              </a:graphicData>
+            </a:graphic>
+          </wp:inline>
+        </w:drawing>
+      </w:r>
+    </w:p>
+    <w:p>
+      <w:pPr>
+        <w:spacing w:line="336" w:lineRule="auto" w:after="180"/>
+      </w:pPr>
+      <w:r>
+        <w:rPr>
+          <w:b w:val="0"/>
+        </w:rPr>
+        <w:t xml:space="preserve">Draw positions: </w:t>
+      </w:r>
+      <w:r>
+        <w:rPr>
+          <w:b/>
+        </w:rPr>
+        <w:t>Index</w:t>
+      </w:r>
+      <w:r>
+        <w:rPr>
+          <w:b w:val="0"/>
+        </w:rPr>
+        <w:t xml:space="preserve">es 0,1,2 contain 6,1,8 respectively. → Read two positions: </w:t>
+      </w:r>
+      <w:r>
+        <w:rPr>
+          <w:b/>
+        </w:rPr>
+        <w:t>Index</w:t>
+      </w:r>
+      <w:r>
+        <w:rPr>
+          <w:b w:val="0"/>
+        </w:rPr>
+        <w:t xml:space="preserve"> 0 returns 6; </w:t>
+      </w:r>
+      <w:r>
+        <w:rPr>
+          <w:b/>
+        </w:rPr>
+        <w:t>index</w:t>
+      </w:r>
+      <w:r>
+        <w:rPr>
+          <w:b w:val="0"/>
+        </w:rPr>
+        <w:t xml:space="preserve"> -1 returns the final value 8. → Check </w:t>
+      </w:r>
+      <w:r>
+        <w:rPr>
+          <w:b/>
+        </w:rPr>
+        <w:t>length</w:t>
+      </w:r>
+      <w:r>
+        <w:rPr>
+          <w:b w:val="0"/>
+        </w:rPr>
+        <w:t xml:space="preserve"> boundary: </w:t>
+      </w:r>
+      <w:r>
+        <w:rPr>
+          <w:b/>
+        </w:rPr>
+        <w:t>Length</w:t>
+      </w:r>
+      <w:r>
+        <w:rPr>
+          <w:b w:val="0"/>
+        </w:rPr>
+        <w:t xml:space="preserve"> is 3, but </w:t>
+      </w:r>
+      <w:r>
+        <w:rPr>
+          <w:b/>
+        </w:rPr>
+        <w:t>index</w:t>
+      </w:r>
+      <w:r>
+        <w:rPr>
+          <w:b w:val="0"/>
+        </w:rPr>
+        <w:t xml:space="preserve"> 3 is beyond the final valid positive </w:t>
+      </w:r>
+      <w:r>
+        <w:rPr>
+          <w:b/>
+        </w:rPr>
+        <w:t>index</w:t>
+      </w:r>
+      <w:r>
+        <w:rPr>
+          <w:b w:val="0"/>
+        </w:rPr>
+        <w:t xml:space="preserve"> 2.</w:t>
+      </w:r>
+    </w:p>
+    <w:p>
+      <w:pPr>
+        <w:spacing w:line="336" w:lineRule="auto" w:after="180"/>
+        <w:shd w:fill="F5F1FB"/>
+      </w:pPr>
+      <w:r>
+        <w:rPr>
+          <w:b w:val="0"/>
+        </w:rPr>
+        <w:t xml:space="preserve">Point to each numbered stage and explain which recorded </w:t>
+      </w:r>
+      <w:r>
+        <w:rPr>
+          <w:b/>
+        </w:rPr>
+        <w:t>input</w:t>
+      </w:r>
+      <w:r>
+        <w:rPr>
+          <w:b w:val="0"/>
+        </w:rPr>
+        <w:t xml:space="preserve"> it uses.</w:t>
+      </w:r>
+    </w:p>
+    <w:p>
+      <w:pPr>
+        <w:pStyle w:val="Heading3"/>
+      </w:pPr>
+      <w:r>
+        <w:t>Discuss while showing the picture</w:t>
+      </w:r>
+    </w:p>
+    <w:p>
+      <w:pPr>
+        <w:spacing w:line="336" w:lineRule="auto" w:after="180"/>
+        <w:shd w:fill="F1F6F8"/>
+      </w:pPr>
+      <w:r>
+        <w:rPr>
+          <w:b w:val="0"/>
+        </w:rPr>
+        <w:t xml:space="preserve">Teacher prompt: Point to each numbered stage and explain which recorded </w:t>
+      </w:r>
+      <w:r>
+        <w:rPr>
+          <w:b/>
+        </w:rPr>
+        <w:t>input</w:t>
+      </w:r>
+      <w:r>
+        <w:rPr>
+          <w:b w:val="0"/>
+        </w:rPr>
+        <w:t xml:space="preserve"> it uses. Ask learners to describe one label or arrow in ordinary words. Use the adjacent transcript if the image is difficult to see.</w:t>
+      </w:r>
+    </w:p>
+    <w:p>
+      <w:pPr>
+        <w:pStyle w:val="Heading3"/>
+      </w:pPr>
+      <w:r>
+        <w:t>03. Zero-based list positions</w:t>
+      </w:r>
+    </w:p>
+    <w:p>
+      <w:r>
+        <w:drawing>
+          <wp:inline xmlns:a="http://schemas.openxmlformats.org/drawingml/2006/main" xmlns:pic="http://schemas.openxmlformats.org/drawingml/2006/picture">
+            <wp:extent cx="5486400" cy="2834640"/>
+            <wp:docPr id="5" name="Picture 5" descr="Zero-based list positions. Stored counts: Index 0 = 6, Index 1 = 1, Index 2 = 8."/>
+            <wp:cNvGraphicFramePr>
+              <a:graphicFrameLocks noChangeAspect="1"/>
+            </wp:cNvGraphicFramePr>
+            <a:graphic>
+              <a:graphicData uri="http://schemas.openxmlformats.org/drawingml/2006/picture">
+                <pic:pic>
+                  <pic:nvPicPr>
+                    <pic:cNvPr id="0" name="academy-story-python-bridge-7-03.png"/>
+                    <pic:cNvPicPr/>
+                  </pic:nvPicPr>
+                  <pic:blipFill>
+                    <a:blip r:embed="rId13"/>
+                    <a:stretch>
+                      <a:fillRect/>
+                    </a:stretch>
+                  </pic:blipFill>
+                  <pic:spPr>
+                    <a:xfrm>
+                      <a:off x="0" y="0"/>
+                      <a:ext cx="5486400" cy="2834640"/>
+                    </a:xfrm>
+                    <a:prstGeom prst="rect"/>
+                  </pic:spPr>
+                </pic:pic>
+              </a:graphicData>
+            </a:graphic>
+          </wp:inline>
+        </w:drawing>
+      </w:r>
+    </w:p>
+    <w:p>
+      <w:pPr>
+        <w:spacing w:line="336" w:lineRule="auto" w:after="180"/>
+      </w:pPr>
+      <w:r>
+        <w:rPr>
+          <w:b w:val="0"/>
+        </w:rPr>
+        <w:t xml:space="preserve">Zero-based </w:t>
+      </w:r>
+      <w:r>
+        <w:rPr>
+          <w:b/>
+        </w:rPr>
+        <w:t>list</w:t>
+      </w:r>
+      <w:r>
+        <w:rPr>
+          <w:b w:val="0"/>
+        </w:rPr>
+        <w:t xml:space="preserve"> positions. Stored counts: </w:t>
+      </w:r>
+      <w:r>
+        <w:rPr>
+          <w:b/>
+        </w:rPr>
+        <w:t>Index</w:t>
+      </w:r>
+      <w:r>
+        <w:rPr>
+          <w:b w:val="0"/>
+        </w:rPr>
+        <w:t xml:space="preserve"> 0 = 6, </w:t>
+      </w:r>
+      <w:r>
+        <w:rPr>
+          <w:b/>
+        </w:rPr>
+        <w:t>Index</w:t>
+      </w:r>
+      <w:r>
+        <w:rPr>
+          <w:b w:val="0"/>
+        </w:rPr>
+        <w:t xml:space="preserve"> 1 = 1, </w:t>
+      </w:r>
+      <w:r>
+        <w:rPr>
+          <w:b/>
+        </w:rPr>
+        <w:t>Index</w:t>
+      </w:r>
+      <w:r>
+        <w:rPr>
+          <w:b w:val="0"/>
+        </w:rPr>
+        <w:t xml:space="preserve"> 2 = 8.</w:t>
+      </w:r>
+    </w:p>
+    <w:p>
+      <w:pPr>
+        <w:spacing w:line="336" w:lineRule="auto" w:after="180"/>
+        <w:shd w:fill="F5F1FB"/>
+      </w:pPr>
+      <w:r>
+        <w:rPr>
+          <w:b w:val="0"/>
+        </w:rPr>
+        <w:t>Read the labels and values. Explain the relationship the model shows.</w:t>
+      </w:r>
+    </w:p>
+    <w:p>
+      <w:pPr>
+        <w:pStyle w:val="Heading3"/>
+      </w:pPr>
+      <w:r>
+        <w:t>Discuss while showing the picture</w:t>
+      </w:r>
+    </w:p>
+    <w:p>
+      <w:pPr>
+        <w:spacing w:line="336" w:lineRule="auto" w:after="180"/>
+        <w:shd w:fill="F1F6F8"/>
+      </w:pPr>
+      <w:r>
+        <w:rPr>
+          <w:b w:val="0"/>
+        </w:rPr>
+        <w:t>Teacher prompt: Read the labels and values. Explain the relationship the model shows. Ask learners to describe one label or arrow in ordinary words. Use the adjacent transcript if the image is difficult to see.</w:t>
+      </w:r>
+    </w:p>
+    <w:p>
+      <w:pPr>
+        <w:spacing w:line="336" w:lineRule="auto" w:after="180"/>
+        <w:shd w:fill="F1F6F8"/>
+      </w:pPr>
+      <w:r>
+        <w:rPr>
+          <w:b w:val="0"/>
+        </w:rPr>
+        <w:t>Check row/column meanings, units and denominators before discussing a difference. Supplied toy values are not real class or model results.</w:t>
+      </w:r>
+    </w:p>
+    <w:p>
+      <w:pPr>
+        <w:pStyle w:val="Heading3"/>
+      </w:pPr>
+      <w:r>
+        <w:t>04. Change one thing. Trace what follows.</w:t>
+      </w:r>
+    </w:p>
+    <w:p>
+      <w:r>
+        <w:drawing>
+          <wp:inline xmlns:a="http://schemas.openxmlformats.org/drawingml/2006/main" xmlns:pic="http://schemas.openxmlformats.org/drawingml/2006/picture">
+            <wp:extent cx="5486400" cy="3026664"/>
+            <wp:docPr id="6" name="Picture 6" descr="Original case: Length is 3, but index 3 is beyond the final valid positive index 2. Changed condition: Replace the second print with print(counts[3]). Expected result: The first print shows 6, then IndexError stops the script before the length print. Reason: The attempted position does not exist."/>
+            <wp:cNvGraphicFramePr>
+              <a:graphicFrameLocks noChangeAspect="1"/>
+            </wp:cNvGraphicFramePr>
+            <a:graphic>
+              <a:graphicData uri="http://schemas.openxmlformats.org/drawingml/2006/picture">
+                <pic:pic>
+                  <pic:nvPicPr>
+                    <pic:cNvPr id="0" name="academy-story-python-bridge-7-04.png"/>
+                    <pic:cNvPicPr/>
+                  </pic:nvPicPr>
+                  <pic:blipFill>
+                    <a:blip r:embed="rId14"/>
+                    <a:stretch>
+                      <a:fillRect/>
+                    </a:stretch>
+                  </pic:blipFill>
+                  <pic:spPr>
+                    <a:xfrm>
+                      <a:off x="0" y="0"/>
+                      <a:ext cx="5486400" cy="3026664"/>
+                    </a:xfrm>
+                    <a:prstGeom prst="rect"/>
+                  </pic:spPr>
+                </pic:pic>
+              </a:graphicData>
+            </a:graphic>
+          </wp:inline>
+        </w:drawing>
+      </w:r>
+    </w:p>
+    <w:p>
+      <w:pPr>
+        <w:spacing w:line="336" w:lineRule="auto" w:after="180"/>
+      </w:pPr>
+      <w:r>
+        <w:rPr>
+          <w:b w:val="0"/>
+        </w:rPr>
+        <w:t xml:space="preserve">Original case: </w:t>
+      </w:r>
+      <w:r>
+        <w:rPr>
+          <w:b/>
+        </w:rPr>
+        <w:t>Length</w:t>
+      </w:r>
+      <w:r>
+        <w:rPr>
+          <w:b w:val="0"/>
+        </w:rPr>
+        <w:t xml:space="preserve"> is 3, but </w:t>
+      </w:r>
+      <w:r>
+        <w:rPr>
+          <w:b/>
+        </w:rPr>
+        <w:t>index</w:t>
+      </w:r>
+      <w:r>
+        <w:rPr>
+          <w:b w:val="0"/>
+        </w:rPr>
+        <w:t xml:space="preserve"> 3 is beyond the final valid positive </w:t>
+      </w:r>
+      <w:r>
+        <w:rPr>
+          <w:b/>
+        </w:rPr>
+        <w:t>index</w:t>
+      </w:r>
+      <w:r>
+        <w:rPr>
+          <w:b w:val="0"/>
+        </w:rPr>
+        <w:t xml:space="preserve"> 2. Changed condition: Replace the second print with print(counts[3]).</w:t>
+      </w:r>
+    </w:p>
+    <w:p>
+      <w:pPr>
+        <w:spacing w:line="336" w:lineRule="auto" w:after="180"/>
+      </w:pPr>
+      <w:r>
+        <w:rPr>
+          <w:b w:val="0"/>
+        </w:rPr>
+        <w:t xml:space="preserve">Expected result: The first print shows 6, then </w:t>
+      </w:r>
+      <w:r>
+        <w:rPr>
+          <w:b/>
+        </w:rPr>
+        <w:t>IndexError</w:t>
+      </w:r>
+      <w:r>
+        <w:rPr>
+          <w:b w:val="0"/>
+        </w:rPr>
+        <w:t xml:space="preserve"> stops the script before the </w:t>
+      </w:r>
+      <w:r>
+        <w:rPr>
+          <w:b/>
+        </w:rPr>
+        <w:t>length</w:t>
+      </w:r>
+      <w:r>
+        <w:rPr>
+          <w:b w:val="0"/>
+        </w:rPr>
+        <w:t xml:space="preserve"> print. Reason: The attempted position does not exist.</w:t>
+      </w:r>
+    </w:p>
+    <w:p>
+      <w:pPr>
+        <w:spacing w:line="336" w:lineRule="auto" w:after="180"/>
+        <w:shd w:fill="F5F1FB"/>
+      </w:pPr>
+      <w:r>
+        <w:rPr>
+          <w:b w:val="0"/>
+        </w:rPr>
+        <w:t>Predict before checking the worked changed-case result. Name what changed and what the supplied facts allow you to conclude.</w:t>
+      </w:r>
+    </w:p>
+    <w:p>
+      <w:pPr>
+        <w:pStyle w:val="Heading3"/>
+      </w:pPr>
+      <w:r>
+        <w:t>Discuss while showing the picture</w:t>
+      </w:r>
+    </w:p>
+    <w:p>
+      <w:pPr>
+        <w:spacing w:line="336" w:lineRule="auto" w:after="180"/>
+        <w:shd w:fill="F1F6F8"/>
+      </w:pPr>
+      <w:r>
+        <w:rPr>
+          <w:b w:val="0"/>
+        </w:rPr>
+        <w:t>Teacher prompt: Predict before checking the worked changed-case result. Name what changed and what the supplied facts allow you to conclude. Ask learners to describe one label or arrow in ordinary words.</w:t>
+      </w:r>
+    </w:p>
+    <w:p>
+      <w:pPr>
+        <w:spacing w:line="336" w:lineRule="auto" w:after="180"/>
+        <w:shd w:fill="F1F6F8"/>
+      </w:pPr>
+      <w:r>
+        <w:rPr>
+          <w:b w:val="0"/>
+        </w:rPr>
+        <w:t>Use the adjacent transcript if the image is difficult to see. Changed-case reasoning: The attempted position does not exist.</w:t>
+      </w:r>
+    </w:p>
+    <w:p>
+      <w:pPr>
+        <w:pStyle w:val="Heading3"/>
+      </w:pPr>
+      <w:r>
+        <w:t>05. Connect the explanation to its limit</w:t>
+      </w:r>
+    </w:p>
+    <w:p>
+      <w:r>
+        <w:drawing>
+          <wp:inline xmlns:a="http://schemas.openxmlformats.org/drawingml/2006/main" xmlns:pic="http://schemas.openxmlformats.org/drawingml/2006/picture">
+            <wp:extent cx="5486400" cy="2834640"/>
+            <wp:docPr id="7" name="Picture 7" descr="List positions begin at zero. A negative index counts from the end; the list length counts entries and is not itself a valid positive index for the final entry. Limit: A valid position does not establish that the stored count is accurate; empty lists also have no final element to read."/>
+            <wp:cNvGraphicFramePr>
+              <a:graphicFrameLocks noChangeAspect="1"/>
+            </wp:cNvGraphicFramePr>
+            <a:graphic>
+              <a:graphicData uri="http://schemas.openxmlformats.org/drawingml/2006/picture">
+                <pic:pic>
+                  <pic:nvPicPr>
+                    <pic:cNvPr id="0" name="academy-story-python-bridge-7-05.png"/>
+                    <pic:cNvPicPr/>
+                  </pic:nvPicPr>
+                  <pic:blipFill>
+                    <a:blip r:embed="rId15"/>
+                    <a:stretch>
+                      <a:fillRect/>
+                    </a:stretch>
+                  </pic:blipFill>
+                  <pic:spPr>
+                    <a:xfrm>
+                      <a:off x="0" y="0"/>
+                      <a:ext cx="5486400" cy="2834640"/>
+                    </a:xfrm>
+                    <a:prstGeom prst="rect"/>
+                  </pic:spPr>
+                </pic:pic>
+              </a:graphicData>
+            </a:graphic>
+          </wp:inline>
+        </w:drawing>
+      </w:r>
+    </w:p>
+    <w:p>
+      <w:pPr>
+        <w:spacing w:line="336" w:lineRule="auto" w:after="180"/>
+      </w:pPr>
+      <w:r>
+        <w:rPr>
+          <w:b/>
+        </w:rPr>
+        <w:t>List</w:t>
+      </w:r>
+      <w:r>
+        <w:rPr>
+          <w:b w:val="0"/>
+        </w:rPr>
+        <w:t xml:space="preserve"> positions begin at zero. A negative </w:t>
+      </w:r>
+      <w:r>
+        <w:rPr>
+          <w:b/>
+        </w:rPr>
+        <w:t>index</w:t>
+      </w:r>
+      <w:r>
+        <w:rPr>
+          <w:b w:val="0"/>
+        </w:rPr>
+        <w:t xml:space="preserve"> counts from the end; the </w:t>
+      </w:r>
+      <w:r>
+        <w:rPr>
+          <w:b/>
+        </w:rPr>
+        <w:t>list</w:t>
+      </w:r>
+      <w:r>
+        <w:rPr>
+          <w:b w:val="0"/>
+        </w:rPr>
+        <w:t xml:space="preserve"> </w:t>
+      </w:r>
+      <w:r>
+        <w:rPr>
+          <w:b/>
+        </w:rPr>
+        <w:t>length</w:t>
+      </w:r>
+      <w:r>
+        <w:rPr>
+          <w:b w:val="0"/>
+        </w:rPr>
+        <w:t xml:space="preserve"> counts entries and is not itself a valid positive </w:t>
+      </w:r>
+      <w:r>
+        <w:rPr>
+          <w:b/>
+        </w:rPr>
+        <w:t>index</w:t>
+      </w:r>
+      <w:r>
+        <w:rPr>
+          <w:b w:val="0"/>
+        </w:rPr>
+        <w:t xml:space="preserve"> for the final entry.</w:t>
+      </w:r>
+    </w:p>
+    <w:p>
+      <w:pPr>
+        <w:spacing w:line="336" w:lineRule="auto" w:after="180"/>
+      </w:pPr>
+      <w:r>
+        <w:rPr>
+          <w:b w:val="0"/>
+        </w:rPr>
+        <w:t xml:space="preserve">Limit: A valid position does not establish that the stored count is accurate; empty </w:t>
+      </w:r>
+      <w:r>
+        <w:rPr>
+          <w:b/>
+        </w:rPr>
+        <w:t>list</w:t>
+      </w:r>
+      <w:r>
+        <w:rPr>
+          <w:b w:val="0"/>
+        </w:rPr>
+        <w:t>s also have no final element to read.</w:t>
+      </w:r>
+    </w:p>
+    <w:p>
+      <w:pPr>
+        <w:spacing w:line="336" w:lineRule="auto" w:after="180"/>
+        <w:shd w:fill="F5F1FB"/>
+      </w:pPr>
+      <w:r>
+        <w:rPr>
+          <w:b w:val="0"/>
+        </w:rPr>
+        <w:t>Explain the case, then point to a limit on the claim.</w:t>
+      </w:r>
+    </w:p>
+    <w:p>
+      <w:pPr>
+        <w:pStyle w:val="Heading3"/>
+      </w:pPr>
+      <w:r>
+        <w:t>Discuss while showing the picture</w:t>
+      </w:r>
+    </w:p>
+    <w:p>
+      <w:pPr>
+        <w:spacing w:line="336" w:lineRule="auto" w:after="180"/>
+        <w:shd w:fill="F1F6F8"/>
+      </w:pPr>
+      <w:r>
+        <w:rPr>
+          <w:b w:val="0"/>
+        </w:rPr>
+        <w:t>Teacher prompt: Explain the case, then point to a limit on the claim. Ask learners to describe one label or arrow in ordinary words. Use the adjacent transcript if the image is difficult to see.</w:t>
+      </w:r>
+    </w:p>
+    <w:p>
+      <w:pPr>
+        <w:spacing w:line="336" w:lineRule="auto" w:after="180"/>
+        <w:shd w:fill="F1F6F8"/>
+      </w:pPr>
+      <w:r>
+        <w:rPr>
+          <w:b w:val="0"/>
+        </w:rPr>
+        <w:t xml:space="preserve">Keep the stated scope: A valid position does not establish that the stored count is accurate; empty </w:t>
+      </w:r>
+      <w:r>
+        <w:rPr>
+          <w:b/>
+        </w:rPr>
+        <w:t>list</w:t>
+      </w:r>
+      <w:r>
+        <w:rPr>
+          <w:b w:val="0"/>
+        </w:rPr>
+        <w:t>s also have no final element to read.</w:t>
+      </w:r>
+    </w:p>
+    <w:p>
+      <w:pPr>
+        <w:pStyle w:val="Heading3"/>
+      </w:pPr>
+      <w:r>
+        <w:t>06. Make the idea visible in your project</w:t>
+      </w:r>
+    </w:p>
+    <w:p>
+      <w:r>
+        <w:drawing>
+          <wp:inline xmlns:a="http://schemas.openxmlformats.org/drawingml/2006/main" xmlns:pic="http://schemas.openxmlformats.org/drawingml/2006/picture">
+            <wp:extent cx="5486400" cy="3681984"/>
+            <wp:docPr id="8" name="Picture 8" descr="For Python readiness before the Responsible Plant Classifier, retain a trace of the values, the predicted outputs and the changed-case explanation. Use actual Python 3 results to check the prediction after reasoning first. Draw your input, deciding step, result and limit. Supported question: Label the three index positions. Predict all original outputs, then name the first output and stopping point after using index 3."/>
+            <wp:cNvGraphicFramePr>
+              <a:graphicFrameLocks noChangeAspect="1"/>
+            </wp:cNvGraphicFramePr>
+            <a:graphic>
+              <a:graphicData uri="http://schemas.openxmlformats.org/drawingml/2006/picture">
+                <pic:pic>
+                  <pic:nvPicPr>
+                    <pic:cNvPr id="0" name="academy-story-python-bridge-7-06.png"/>
+                    <pic:cNvPicPr/>
+                  </pic:nvPicPr>
+                  <pic:blipFill>
+                    <a:blip r:embed="rId16"/>
+                    <a:stretch>
+                      <a:fillRect/>
+                    </a:stretch>
+                  </pic:blipFill>
+                  <pic:spPr>
+                    <a:xfrm>
+                      <a:off x="0" y="0"/>
+                      <a:ext cx="5486400" cy="3681984"/>
+                    </a:xfrm>
+                    <a:prstGeom prst="rect"/>
+                  </pic:spPr>
+                </pic:pic>
+              </a:graphicData>
+            </a:graphic>
+          </wp:inline>
+        </w:drawing>
+      </w:r>
+    </w:p>
+    <w:p>
+      <w:pPr>
+        <w:spacing w:line="336" w:lineRule="auto" w:after="180"/>
+      </w:pPr>
+      <w:r>
+        <w:rPr>
+          <w:b w:val="0"/>
+        </w:rPr>
+        <w:t xml:space="preserve">For Python readiness before the Responsible Plant Classifier, retain a trace of the values, the predicted </w:t>
+      </w:r>
+      <w:r>
+        <w:rPr>
+          <w:b/>
+        </w:rPr>
+        <w:t>output</w:t>
+      </w:r>
+      <w:r>
+        <w:rPr>
+          <w:b w:val="0"/>
+        </w:rPr>
+        <w:t xml:space="preserve">s and the changed-case explanation. Use actual Python 3 results to check the </w:t>
+      </w:r>
+      <w:r>
+        <w:rPr>
+          <w:b/>
+        </w:rPr>
+        <w:t>prediction</w:t>
+      </w:r>
+      <w:r>
+        <w:rPr>
+          <w:b w:val="0"/>
+        </w:rPr>
+        <w:t xml:space="preserve"> after reasoning first.</w:t>
+      </w:r>
+    </w:p>
+    <w:p>
+      <w:pPr>
+        <w:spacing w:line="336" w:lineRule="auto" w:after="180"/>
+      </w:pPr>
+      <w:r>
+        <w:rPr>
+          <w:b w:val="0"/>
+        </w:rPr>
+        <w:t xml:space="preserve">Draw your </w:t>
+      </w:r>
+      <w:r>
+        <w:rPr>
+          <w:b/>
+        </w:rPr>
+        <w:t>input</w:t>
+      </w:r>
+      <w:r>
+        <w:rPr>
+          <w:b w:val="0"/>
+        </w:rPr>
+        <w:t xml:space="preserve">, deciding step, result and limit. Supported question: Label the three </w:t>
+      </w:r>
+      <w:r>
+        <w:rPr>
+          <w:b/>
+        </w:rPr>
+        <w:t>index</w:t>
+      </w:r>
+      <w:r>
+        <w:rPr>
+          <w:b w:val="0"/>
+        </w:rPr>
+        <w:t xml:space="preserve"> positions. Predict all original </w:t>
+      </w:r>
+      <w:r>
+        <w:rPr>
+          <w:b/>
+        </w:rPr>
+        <w:t>output</w:t>
+      </w:r>
+      <w:r>
+        <w:rPr>
+          <w:b w:val="0"/>
+        </w:rPr>
+        <w:t xml:space="preserve">s, then name the first </w:t>
+      </w:r>
+      <w:r>
+        <w:rPr>
+          <w:b/>
+        </w:rPr>
+        <w:t>output</w:t>
+      </w:r>
+      <w:r>
+        <w:rPr>
+          <w:b w:val="0"/>
+        </w:rPr>
+        <w:t xml:space="preserve"> and stopping point after using </w:t>
+      </w:r>
+      <w:r>
+        <w:rPr>
+          <w:b/>
+        </w:rPr>
+        <w:t>index</w:t>
+      </w:r>
+      <w:r>
+        <w:rPr>
+          <w:b w:val="0"/>
+        </w:rPr>
+        <w:t xml:space="preserve"> 3.</w:t>
+      </w:r>
+    </w:p>
+    <w:p>
+      <w:pPr>
+        <w:spacing w:line="336" w:lineRule="auto" w:after="180"/>
+        <w:shd w:fill="F5F1FB"/>
+      </w:pPr>
+      <w:r>
+        <w:rPr>
+          <w:b w:val="0"/>
+        </w:rPr>
+        <w:t xml:space="preserve">Draw your project trace and justify the deciding step using </w:t>
+      </w:r>
+      <w:r>
+        <w:rPr>
+          <w:b/>
+        </w:rPr>
+        <w:t>evidence</w:t>
+      </w:r>
+      <w:r>
+        <w:rPr>
+          <w:b w:val="0"/>
+        </w:rPr>
+        <w:t>.</w:t>
+      </w:r>
+    </w:p>
+    <w:p>
+      <w:pPr>
+        <w:pStyle w:val="Heading3"/>
+      </w:pPr>
+      <w:r>
+        <w:t>Discuss while showing the picture</w:t>
+      </w:r>
+    </w:p>
+    <w:p>
+      <w:pPr>
+        <w:spacing w:line="336" w:lineRule="auto" w:after="180"/>
+        <w:shd w:fill="F1F6F8"/>
+      </w:pPr>
+      <w:r>
+        <w:rPr>
+          <w:b w:val="0"/>
+        </w:rPr>
+        <w:t xml:space="preserve">Teacher prompt: Draw your project trace and justify the deciding step using </w:t>
+      </w:r>
+      <w:r>
+        <w:rPr>
+          <w:b/>
+        </w:rPr>
+        <w:t>evidence</w:t>
+      </w:r>
+      <w:r>
+        <w:rPr>
+          <w:b w:val="0"/>
+        </w:rPr>
+        <w:t>. Ask learners to describe one label or arrow in ordinary words. Use the adjacent transcript if the image is difficult to see.</w:t>
+      </w:r>
+    </w:p>
+    <w:p>
+      <w:pPr>
+        <w:spacing w:line="336" w:lineRule="auto" w:after="180"/>
+        <w:shd w:fill="F1F6F8"/>
+      </w:pPr>
+      <w:r>
+        <w:rPr>
+          <w:b w:val="0"/>
+        </w:rPr>
+        <w:t xml:space="preserve">Supported practice key: Original </w:t>
+      </w:r>
+      <w:r>
+        <w:rPr>
+          <w:b/>
+        </w:rPr>
+        <w:t>output</w:t>
+      </w:r>
+      <w:r>
+        <w:rPr>
+          <w:b w:val="0"/>
+        </w:rPr>
+        <w:t xml:space="preserve">s are 6,8,3. After the change, 6 prints first, counts[3] raises </w:t>
+      </w:r>
+      <w:r>
+        <w:rPr>
+          <w:b/>
+        </w:rPr>
+        <w:t>IndexError</w:t>
+      </w:r>
+      <w:r>
+        <w:rPr>
+          <w:b w:val="0"/>
+        </w:rPr>
+        <w:t>, and the third print does not execute.</w:t>
       </w:r>
     </w:p>
     <w:sectPr>

--- a/downloads/teacher/bridge-week-07.docx
+++ b/downloads/teacher/bridge-week-07.docx
@@ -213,7 +213,7 @@
           </w:tcPr>
           <w:p>
             <w:r>
-              <w:t>Sections 9 and 11–14. Give extra time to finish the full task set; use Section 15 when the week includes a coding lab.</w:t>
+              <w:t>Use “Run the investigation”, “Connect your project”, “Show what you know”, “Study a complete case” and “Try a new case independently”. Give extra time for the full task set. If this week has a coding lab, use its named section; section numbers can change when extra explanations are included.</w:t>
             </w:r>
           </w:p>
         </w:tc>
@@ -2322,6 +2322,26 @@
     <w:p>
       <w:r>
         <w:t>Demonstrate Lists and indexing, reduce support deliberately and check individual reasoning before discussing answers.</w:t>
+      </w:r>
+    </w:p>
+    <w:p>
+      <w:pPr>
+        <w:pStyle w:val="Heading3"/>
+      </w:pPr>
+      <w:r>
+        <w:t>Choose the pacing route</w:t>
+      </w:r>
+    </w:p>
+    <w:p>
+      <w:pPr>
+        <w:spacing w:line="336" w:lineRule="auto" w:after="180"/>
+        <w:shd w:fill="F1F6F8"/>
+      </w:pPr>
+      <w:r>
+        <w:rPr>
+          <w:b w:val="0"/>
+        </w:rPr>
+        <w:t>Compact alternative: this two-session sequence covers selected core tasks. Use the three-session weekly plan for the full lesson, independent transfer, feedback and project work; allow extra time for extensions.</w:t>
       </w:r>
     </w:p>
     <w:tbl>
@@ -5255,7 +5275,7 @@
           </w:tcPr>
           <w:p>
             <w:r>
-              <w:t>Sections 9 and 11–14. Give extra time to finish the full task set; use Section 15 when the week includes a coding lab.</w:t>
+              <w:t>Use “Run the investigation”, “Connect your project”, “Show what you know”, “Study a complete case” and “Try a new case independently”. Give extra time for the full task set. If this week has a coding lab, use its named section; section numbers can change when extra explanations are included.</w:t>
             </w:r>
           </w:p>
         </w:tc>

--- a/downloads/teacher/bridge-week-07.docx
+++ b/downloads/teacher/bridge-week-07.docx
@@ -25,20 +25,38 @@
         <w:pStyle w:val="Heading1"/>
       </w:pPr>
       <w:r>
-        <w:t>01. Prepare the purpose, prerequisites and materials</w:t>
+        <w:t>Teach access as a boundary on a particular list state.</w:t>
       </w:r>
     </w:p>
     <w:p>
       <w:r>
-        <w:t>Prepare Lists and indexing: check the target, prerequisites, resources and adaptable teaching schedule.</w:t>
+        <w:t>Supply complete fresh initialisations, introduce -1 explicitly and preserve partial output before an error.</w:t>
       </w:r>
     </w:p>
     <w:p>
-      <w:pPr>
-        <w:pStyle w:val="Heading3"/>
-      </w:pPr>
-      <w:r>
-        <w:t>Teach the learning cycle</w:t>
+      <w:r>
+        <w:t>Ask which list is active, which position exists and what later statements are skipped after failure.</w:t>
+      </w:r>
+    </w:p>
+    <w:p>
+      <w:pPr>
+        <w:pStyle w:val="Heading1"/>
+      </w:pPr>
+      <w:r>
+        <w:t>01. Prepare the connected bridge lesson</w:t>
+      </w:r>
+    </w:p>
+    <w:p>
+      <w:r>
+        <w:t>Check prior exposure and keep execution practice distinct from paper reasoning.</w:t>
+      </w:r>
+    </w:p>
+    <w:p>
+      <w:pPr>
+        <w:pStyle w:val="Heading2"/>
+      </w:pPr>
+      <w:r>
+        <w:t>Goal and main plan</w:t>
       </w:r>
     </w:p>
     <w:p>
@@ -263,10 +281,10 @@
     </w:p>
     <w:p>
       <w:pPr>
-        <w:pStyle w:val="Heading3"/>
-      </w:pPr>
-      <w:r>
-        <w:t>Loops and trace tables</w:t>
+        <w:pStyle w:val="Heading2"/>
+      </w:pPr>
+      <w:r>
+        <w:t>Retrieval and prerequisite guidance</w:t>
       </w:r>
     </w:p>
     <w:p>
@@ -491,10 +509,10 @@
     </w:p>
     <w:p>
       <w:pPr>
-        <w:pStyle w:val="Heading3"/>
-      </w:pPr>
-      <w:r>
-        <w:t>Outcomes</w:t>
+        <w:pStyle w:val="Heading2"/>
+      </w:pPr>
+      <w:r>
+        <w:t>Materials and readiness</w:t>
       </w:r>
     </w:p>
     <w:p>
@@ -505,7 +523,7 @@
         <w:rPr>
           <w:b w:val="0"/>
         </w:rPr>
-        <w:t xml:space="preserve">Distinguish a </w:t>
+        <w:t xml:space="preserve">Python 3 editor and </w:t>
       </w:r>
       <w:r>
         <w:rPr>
@@ -517,19 +535,7 @@
         <w:rPr>
           <w:b w:val="0"/>
         </w:rPr>
-        <w:t xml:space="preserve"> </w:t>
-      </w:r>
-      <w:r>
-        <w:rPr>
-          <w:b/>
-        </w:rPr>
-        <w:t>index</w:t>
-      </w:r>
-      <w:r>
-        <w:rPr>
-          <w:b w:val="0"/>
-        </w:rPr>
-        <w:t xml:space="preserve"> from the value stored at that position</w:t>
+        <w:t>s.py</w:t>
       </w:r>
     </w:p>
     <w:p>
@@ -540,25 +546,7 @@
         <w:rPr>
           <w:b w:val="0"/>
         </w:rPr>
-        <w:t xml:space="preserve">Read and update an </w:t>
-      </w:r>
-      <w:r>
-        <w:rPr>
-          <w:b/>
-        </w:rPr>
-        <w:t>item</w:t>
-      </w:r>
-      <w:r>
-        <w:rPr>
-          <w:b w:val="0"/>
-        </w:rPr>
-        <w:t xml:space="preserve"> using a valid </w:t>
-      </w:r>
-      <w:r>
-        <w:rPr>
-          <w:b/>
-        </w:rPr>
-        <w:t>index</w:t>
+        <w:t>Four position cards numbered 0 through 3 and movable value cards</w:t>
       </w:r>
     </w:p>
     <w:p>
@@ -569,56 +557,38 @@
         <w:rPr>
           <w:b w:val="0"/>
         </w:rPr>
-        <w:t xml:space="preserve">Trace a loop through </w:t>
+        <w:t xml:space="preserve">Blank trace table and separate predicted and observed </w:t>
       </w:r>
       <w:r>
         <w:rPr>
           <w:b/>
         </w:rPr>
-        <w:t>list</w:t>
-      </w:r>
-      <w:r>
-        <w:rPr>
-          <w:b w:val="0"/>
-        </w:rPr>
-        <w:t xml:space="preserve"> values and test an empty </w:t>
-      </w:r>
-      <w:r>
-        <w:rPr>
-          <w:b/>
-        </w:rPr>
-        <w:t>list</w:t>
+        <w:t>output</w:t>
+      </w:r>
+      <w:r>
+        <w:rPr>
+          <w:b w:val="0"/>
+        </w:rPr>
+        <w:t xml:space="preserve"> columns</w:t>
       </w:r>
     </w:p>
     <w:p>
       <w:pPr>
-        <w:pStyle w:val="Heading3"/>
-      </w:pPr>
-      <w:r>
-        <w:t>Preparation</w:t>
+        <w:spacing w:line="336" w:lineRule="auto" w:after="180"/>
+      </w:pPr>
+      <w:r>
+        <w:rPr>
+          <w:b w:val="0"/>
+        </w:rPr>
+        <w:t>0, 1 and 2; three iterations. The stop value 3 is excluded.</w:t>
       </w:r>
     </w:p>
     <w:p>
       <w:pPr>
-        <w:spacing w:line="336" w:lineRule="auto" w:after="180"/>
-      </w:pPr>
-      <w:r>
-        <w:rPr>
-          <w:b w:val="0"/>
-        </w:rPr>
-        <w:t xml:space="preserve">Python 3 editor and </w:t>
-      </w:r>
-      <w:r>
-        <w:rPr>
-          <w:b/>
-        </w:rPr>
-        <w:t>list</w:t>
-      </w:r>
-      <w:r>
-        <w:rPr>
-          <w:b w:val="0"/>
-        </w:rPr>
-        <w:t>s.py</w:t>
+        <w:pStyle w:val="Heading2"/>
+      </w:pPr>
+      <w:r>
+        <w:t>End goal</w:t>
       </w:r>
     </w:p>
     <w:p>
@@ -629,30 +599,39 @@
         <w:rPr>
           <w:b w:val="0"/>
         </w:rPr>
-        <w:t>Four position cards numbered 0 through 3 and movable value cards</w:t>
+        <w:t xml:space="preserve">Trace </w:t>
+      </w:r>
+      <w:r>
+        <w:rPr>
+          <w:b/>
+        </w:rPr>
+        <w:t>list</w:t>
+      </w:r>
+      <w:r>
+        <w:rPr>
+          <w:b w:val="0"/>
+        </w:rPr>
+        <w:t xml:space="preserve">s and </w:t>
+      </w:r>
+      <w:r>
+        <w:rPr>
+          <w:b/>
+        </w:rPr>
+        <w:t>index</w:t>
+      </w:r>
+      <w:r>
+        <w:rPr>
+          <w:b w:val="0"/>
+        </w:rPr>
+        <w:t>ing and explain the changed program before running it.</w:t>
       </w:r>
     </w:p>
     <w:p>
       <w:pPr>
-        <w:spacing w:line="336" w:lineRule="auto" w:after="180"/>
-      </w:pPr>
-      <w:r>
-        <w:rPr>
-          <w:b w:val="0"/>
-        </w:rPr>
-        <w:t xml:space="preserve">Blank trace table and separate predicted and observed </w:t>
-      </w:r>
-      <w:r>
-        <w:rPr>
-          <w:b/>
-        </w:rPr>
-        <w:t>output</w:t>
-      </w:r>
-      <w:r>
-        <w:rPr>
-          <w:b w:val="0"/>
-        </w:rPr>
-        <w:t xml:space="preserve"> columns</w:t>
+        <w:pStyle w:val="Heading2"/>
+      </w:pPr>
+      <w:r>
+        <w:t>Earlier wording, alternatives and picture transcripts · reference / check after trying</w:t>
       </w:r>
     </w:p>
     <w:p>
@@ -660,18 +639,15 @@
         <w:pStyle w:val="Heading3"/>
       </w:pPr>
       <w:r>
-        <w:t>Prerequisite answer</w:t>
+        <w:t>Teach the learning cycle</w:t>
       </w:r>
     </w:p>
     <w:p>
       <w:pPr>
-        <w:spacing w:line="336" w:lineRule="auto" w:after="180"/>
-      </w:pPr>
-      <w:r>
-        <w:rPr>
-          <w:b w:val="0"/>
-        </w:rPr>
-        <w:t>0, 1 and 2; three iterations. The stop value 3 is excluded.</w:t>
+        <w:pStyle w:val="Heading3"/>
+      </w:pPr>
+      <w:r>
+        <w:t>Loops and trace tables</w:t>
       </w:r>
     </w:p>
     <w:p>
@@ -679,7 +655,7 @@
         <w:pStyle w:val="Heading3"/>
       </w:pPr>
       <w:r>
-        <w:t>End goal for the pictorial case</w:t>
+        <w:t>Outcomes</w:t>
       </w:r>
     </w:p>
     <w:p>
@@ -690,7 +666,7 @@
         <w:rPr>
           <w:b w:val="0"/>
         </w:rPr>
-        <w:t xml:space="preserve">Trace </w:t>
+        <w:t xml:space="preserve">Distinguish a </w:t>
       </w:r>
       <w:r>
         <w:rPr>
@@ -702,7 +678,7 @@
         <w:rPr>
           <w:b w:val="0"/>
         </w:rPr>
-        <w:t xml:space="preserve">s and </w:t>
+        <w:t xml:space="preserve"> </w:t>
       </w:r>
       <w:r>
         <w:rPr>
@@ -714,7 +690,7 @@
         <w:rPr>
           <w:b w:val="0"/>
         </w:rPr>
-        <w:t>ing and explain the changed program before running it.</w:t>
+        <w:t xml:space="preserve"> from the value stored at that position</w:t>
       </w:r>
     </w:p>
     <w:p>
@@ -725,152 +701,110 @@
         <w:rPr>
           <w:b w:val="0"/>
         </w:rPr>
-        <w:t>This added worked case illustrates the week’s main idea. Retain all original and connected topics; schedule its practice within the teaching cycle.</w:t>
+        <w:t xml:space="preserve">Read and update an </w:t>
+      </w:r>
+      <w:r>
+        <w:rPr>
+          <w:b/>
+        </w:rPr>
+        <w:t>item</w:t>
+      </w:r>
+      <w:r>
+        <w:rPr>
+          <w:b w:val="0"/>
+        </w:rPr>
+        <w:t xml:space="preserve"> using a valid </w:t>
+      </w:r>
+      <w:r>
+        <w:rPr>
+          <w:b/>
+        </w:rPr>
+        <w:t>index</w:t>
       </w:r>
     </w:p>
     <w:p>
       <w:pPr>
-        <w:pStyle w:val="Heading1"/>
-      </w:pPr>
-      <w:r>
-        <w:t>02. Explain and model the mechanism</w:t>
+        <w:spacing w:line="336" w:lineRule="auto" w:after="180"/>
+      </w:pPr>
+      <w:r>
+        <w:rPr>
+          <w:b w:val="0"/>
+        </w:rPr>
+        <w:t xml:space="preserve">Trace a loop through </w:t>
+      </w:r>
+      <w:r>
+        <w:rPr>
+          <w:b/>
+        </w:rPr>
+        <w:t>list</w:t>
+      </w:r>
+      <w:r>
+        <w:rPr>
+          <w:b w:val="0"/>
+        </w:rPr>
+        <w:t xml:space="preserve"> values and test an empty </w:t>
+      </w:r>
+      <w:r>
+        <w:rPr>
+          <w:b/>
+        </w:rPr>
+        <w:t>list</w:t>
       </w:r>
     </w:p>
     <w:p>
-      <w:r>
-        <w:t>Model Lists and indexing using the supplied case, labelled mechanism and reasoning. Make the scope of each conclusion explicit.</w:t>
+      <w:pPr>
+        <w:pStyle w:val="Heading3"/>
+      </w:pPr>
+      <w:r>
+        <w:t>Preparation</w:t>
       </w:r>
     </w:p>
     <w:p>
       <w:pPr>
-        <w:spacing w:line="336" w:lineRule="auto" w:after="180"/>
-      </w:pPr>
-      <w:r>
-        <w:rPr>
-          <w:b w:val="0"/>
-        </w:rPr>
-        <w:t xml:space="preserve">A fictional supply shelf has three trays with counts 4, 7 and 4 in that order. Store them as counts = [4, 7, 4]. Square brackets enclose the </w:t>
-      </w:r>
-      <w:r>
-        <w:rPr>
-          <w:b/>
-        </w:rPr>
-        <w:t>list</w:t>
-      </w:r>
-      <w:r>
-        <w:rPr>
-          <w:b w:val="0"/>
-        </w:rPr>
-        <w:t xml:space="preserve"> and commas separate its </w:t>
-      </w:r>
-      <w:r>
-        <w:rPr>
-          <w:b/>
-        </w:rPr>
-        <w:t>item</w:t>
-      </w:r>
-      <w:r>
-        <w:rPr>
-          <w:b w:val="0"/>
-        </w:rPr>
-        <w:t>s.</w:t>
+        <w:pStyle w:val="Heading3"/>
+      </w:pPr>
+      <w:r>
+        <w:t>Prerequisite answer</w:t>
       </w:r>
     </w:p>
     <w:p>
       <w:pPr>
-        <w:spacing w:line="336" w:lineRule="auto" w:after="180"/>
-      </w:pPr>
-      <w:r>
-        <w:rPr>
-          <w:b w:val="0"/>
-        </w:rPr>
-        <w:t>The order matters: the first and third trays contain equal values but occupy different positions.</w:t>
+        <w:pStyle w:val="Heading3"/>
+      </w:pPr>
+      <w:r>
+        <w:t>End goal for the pictorial case</w:t>
       </w:r>
     </w:p>
     <w:p>
       <w:pPr>
-        <w:pStyle w:val="Heading3"/>
-      </w:pPr>
-      <w:r>
-        <w:t>Explain Lists and indexing · 1</w:t>
+        <w:spacing w:line="336" w:lineRule="auto" w:after="180"/>
+      </w:pPr>
+      <w:r>
+        <w:rPr>
+          <w:b w:val="0"/>
+        </w:rPr>
+        <w:t>This added worked case illustrates the week’s main idea. Retain all original and connected topics; schedule its practice within the teaching cycle.</w:t>
       </w:r>
     </w:p>
     <w:p>
       <w:pPr>
-        <w:spacing w:line="336" w:lineRule="auto" w:after="180"/>
-      </w:pPr>
-      <w:r>
-        <w:rPr>
-          <w:b w:val="0"/>
-        </w:rPr>
-        <w:t xml:space="preserve">Python counts positions from zero. counts[0] reads the first </w:t>
-      </w:r>
-      <w:r>
-        <w:rPr>
-          <w:b/>
-        </w:rPr>
-        <w:t>item</w:t>
-      </w:r>
-      <w:r>
-        <w:rPr>
-          <w:b w:val="0"/>
-        </w:rPr>
-        <w:t xml:space="preserve">, counts[1] the second and counts[2] the third. len(counts) is 3 because there are three </w:t>
-      </w:r>
-      <w:r>
-        <w:rPr>
-          <w:b/>
-        </w:rPr>
-        <w:t>item</w:t>
-      </w:r>
-      <w:r>
-        <w:rPr>
-          <w:b w:val="0"/>
-        </w:rPr>
-        <w:t xml:space="preserve">s. It is a count, not the last nonnegative </w:t>
-      </w:r>
-      <w:r>
-        <w:rPr>
-          <w:b/>
-        </w:rPr>
-        <w:t>index</w:t>
-      </w:r>
-      <w:r>
-        <w:rPr>
-          <w:b w:val="0"/>
-        </w:rPr>
-        <w:t>.</w:t>
+        <w:pStyle w:val="Heading1"/>
+      </w:pPr>
+      <w:r>
+        <w:t>02. Teach list state and access boundaries together</w:t>
       </w:r>
     </w:p>
     <w:p>
-      <w:pPr>
-        <w:spacing w:line="336" w:lineRule="auto" w:after="180"/>
-      </w:pPr>
-      <w:r>
-        <w:rPr>
-          <w:b w:val="0"/>
-        </w:rPr>
-        <w:t xml:space="preserve">This lesson uses integer counts and nonnegative indices; Python also supports negative indices, which are outside our current </w:t>
-      </w:r>
-      <w:r>
-        <w:rPr>
-          <w:b/>
-        </w:rPr>
-        <w:t>index</w:t>
-      </w:r>
-      <w:r>
-        <w:rPr>
-          <w:b w:val="0"/>
-        </w:rPr>
-        <w:t>ing convention.</w:t>
+      <w:r>
+        <w:t>The negative-index extension is explicit and only valid for an existing item.</w:t>
       </w:r>
     </w:p>
     <w:p>
       <w:pPr>
-        <w:pStyle w:val="Heading3"/>
-      </w:pPr>
-      <w:r>
-        <w:t>Explain Lists and indexing · 2</w:t>
+        <w:pStyle w:val="Heading2"/>
+      </w:pPr>
+      <w:r>
+        <w:t>Read positions, types and main update</w:t>
       </w:r>
     </w:p>
     <w:p>
@@ -881,55 +815,31 @@
         <w:rPr>
           <w:b w:val="0"/>
         </w:rPr>
-        <w:t xml:space="preserve">The printed lines are 3, 4, 7 and [4, 9, 4]. The assignment counts[1] = 9 replaces the </w:t>
+        <w:t xml:space="preserve">A fictional supply shelf has three trays with counts 4, 7 and 4 in that order. Store them as counts = [4, 7, 4]. Square brackets enclose the </w:t>
       </w:r>
       <w:r>
         <w:rPr>
           <w:b/>
         </w:rPr>
+        <w:t>list</w:t>
+      </w:r>
+      <w:r>
+        <w:rPr>
+          <w:b w:val="0"/>
+        </w:rPr>
+        <w:t xml:space="preserve"> and commas separate its </w:t>
+      </w:r>
+      <w:r>
+        <w:rPr>
+          <w:b/>
+        </w:rPr>
         <w:t>item</w:t>
       </w:r>
       <w:r>
         <w:rPr>
           <w:b w:val="0"/>
         </w:rPr>
-        <w:t xml:space="preserve"> at </w:t>
-      </w:r>
-      <w:r>
-        <w:rPr>
-          <w:b/>
-        </w:rPr>
-        <w:t>index</w:t>
-      </w:r>
-      <w:r>
-        <w:rPr>
-          <w:b w:val="0"/>
-        </w:rPr>
-        <w:t xml:space="preserve"> 1; it does not add a fourth </w:t>
-      </w:r>
-      <w:r>
-        <w:rPr>
-          <w:b/>
-        </w:rPr>
-        <w:t>item</w:t>
-      </w:r>
-      <w:r>
-        <w:rPr>
-          <w:b w:val="0"/>
-        </w:rPr>
-        <w:t xml:space="preserve"> or change the two other values. The </w:t>
-      </w:r>
-      <w:r>
-        <w:rPr>
-          <w:b/>
-        </w:rPr>
-        <w:t>length</w:t>
-      </w:r>
-      <w:r>
-        <w:rPr>
-          <w:b w:val="0"/>
-        </w:rPr>
-        <w:t xml:space="preserve"> stays 3.</w:t>
+        <w:t>s.</w:t>
       </w:r>
     </w:p>
     <w:p>
@@ -940,7 +850,1026 @@
         <w:rPr>
           <w:b w:val="0"/>
         </w:rPr>
+        <w:t>The order matters: the first and third trays contain equal values but occupy different positions.</w:t>
+      </w:r>
+    </w:p>
+    <w:p>
+      <w:pPr>
+        <w:spacing w:line="336" w:lineRule="auto" w:after="180"/>
+      </w:pPr>
+      <w:r>
+        <w:rPr>
+          <w:b w:val="0"/>
+        </w:rPr>
+        <w:t xml:space="preserve">Python counts positions from zero: counts[0] is first, counts[1] second and counts[2] third. len(counts) is 3 for three </w:t>
+      </w:r>
+      <w:r>
+        <w:rPr>
+          <w:b/>
+        </w:rPr>
+        <w:t>item</w:t>
+      </w:r>
+      <w:r>
+        <w:rPr>
+          <w:b w:val="0"/>
+        </w:rPr>
+        <w:t xml:space="preserve">s; it is not the last nonnegative </w:t>
+      </w:r>
+      <w:r>
+        <w:rPr>
+          <w:b/>
+        </w:rPr>
+        <w:t>index</w:t>
+      </w:r>
+      <w:r>
+        <w:rPr>
+          <w:b w:val="0"/>
+        </w:rPr>
+        <w:t xml:space="preserve">. Start with nonnegative </w:t>
+      </w:r>
+      <w:r>
+        <w:rPr>
+          <w:b/>
+        </w:rPr>
+        <w:t>index</w:t>
+      </w:r>
+      <w:r>
+        <w:rPr>
+          <w:b w:val="0"/>
+        </w:rPr>
+        <w:t xml:space="preserve">ing, then use this lesson’s pictured extension: </w:t>
+      </w:r>
+      <w:r>
+        <w:rPr>
+          <w:b/>
+        </w:rPr>
+        <w:t>index</w:t>
+      </w:r>
+      <w:r>
+        <w:rPr>
+          <w:b w:val="0"/>
+        </w:rPr>
+        <w:t xml:space="preserve"> -1 reads the final </w:t>
+      </w:r>
+      <w:r>
+        <w:rPr>
+          <w:b/>
+        </w:rPr>
+        <w:t>item</w:t>
+      </w:r>
+      <w:r>
+        <w:rPr>
+          <w:b w:val="0"/>
+        </w:rPr>
+        <w:t xml:space="preserve"> of a nonempty list. Both positive and negative </w:t>
+      </w:r>
+      <w:r>
+        <w:rPr>
+          <w:b/>
+        </w:rPr>
+        <w:t>item</w:t>
+      </w:r>
+      <w:r>
+        <w:rPr>
+          <w:b w:val="0"/>
+        </w:rPr>
+        <w:t xml:space="preserve"> access require an existing position; an empty list has no last </w:t>
+      </w:r>
+      <w:r>
+        <w:rPr>
+          <w:b/>
+        </w:rPr>
+        <w:t>item</w:t>
+      </w:r>
+      <w:r>
+        <w:rPr>
+          <w:b w:val="0"/>
+        </w:rPr>
+        <w:t>.</w:t>
+      </w:r>
+    </w:p>
+    <w:p>
+      <w:pPr>
+        <w:spacing w:line="336" w:lineRule="auto" w:after="180"/>
+      </w:pPr>
+      <w:r>
+        <w:rPr>
+          <w:b w:val="0"/>
+        </w:rPr>
+        <w:t xml:space="preserve">The printed lines are 3, 4, 7 and [4, 9, 4]. The assignment counts[1] = 9 replaces the </w:t>
+      </w:r>
+      <w:r>
+        <w:rPr>
+          <w:b/>
+        </w:rPr>
+        <w:t>item</w:t>
+      </w:r>
+      <w:r>
+        <w:rPr>
+          <w:b w:val="0"/>
+        </w:rPr>
+        <w:t xml:space="preserve"> at </w:t>
+      </w:r>
+      <w:r>
+        <w:rPr>
+          <w:b/>
+        </w:rPr>
+        <w:t>index</w:t>
+      </w:r>
+      <w:r>
+        <w:rPr>
+          <w:b w:val="0"/>
+        </w:rPr>
+        <w:t xml:space="preserve"> 1; it does not add a fourth </w:t>
+      </w:r>
+      <w:r>
+        <w:rPr>
+          <w:b/>
+        </w:rPr>
+        <w:t>item</w:t>
+      </w:r>
+      <w:r>
+        <w:rPr>
+          <w:b w:val="0"/>
+        </w:rPr>
+        <w:t xml:space="preserve"> or change the two other values. The </w:t>
+      </w:r>
+      <w:r>
+        <w:rPr>
+          <w:b/>
+        </w:rPr>
+        <w:t>length</w:t>
+      </w:r>
+      <w:r>
+        <w:rPr>
+          <w:b w:val="0"/>
+        </w:rPr>
+        <w:t xml:space="preserve"> stays 3.</w:t>
+      </w:r>
+    </w:p>
+    <w:p>
+      <w:pPr>
+        <w:spacing w:line="336" w:lineRule="auto" w:after="180"/>
+      </w:pPr>
+      <w:r>
+        <w:rPr>
+          <w:b w:val="0"/>
+        </w:rPr>
         <w:t>A recorded count can be changed by code without proving that the physical tray really contains that many objects.</w:t>
+      </w:r>
+    </w:p>
+    <w:p>
+      <w:pPr>
+        <w:pStyle w:val="Heading2"/>
+      </w:pPr>
+      <w:r>
+        <w:t>Trace a fresh-list sum</w:t>
+      </w:r>
+    </w:p>
+    <w:p>
+      <w:r>
+        <w:rPr>
+          <w:rFonts w:ascii="Courier New" w:hAnsi="Courier New"/>
+          <w:sz w:val="18"/>
+        </w:rPr>
+        <w:t>counts = [4, 7, 4]</w:t>
+        <w:br/>
+        <w:t>total = 0</w:t>
+        <w:br/>
+        <w:t>for count in counts:</w:t>
+        <w:br/>
+        <w:t xml:space="preserve">    total = total + count</w:t>
+        <w:br/>
+        <w:t>print(total)</w:t>
+      </w:r>
+    </w:p>
+    <w:tbl>
+      <w:tblPr>
+        <w:tblStyle w:val="LightShading-Accent1"/>
+        <w:tblW w:type="auto" w:w="0"/>
+        <w:tblLook w:firstColumn="1" w:firstRow="1" w:lastColumn="0" w:lastRow="0" w:noHBand="0" w:noVBand="1" w:val="04A0"/>
+      </w:tblPr>
+      <w:tblGrid>
+        <w:gridCol w:w="3408"/>
+        <w:gridCol w:w="3408"/>
+        <w:gridCol w:w="3408"/>
+      </w:tblGrid>
+      <w:tr>
+        <w:trPr>
+          <w:tblHeader/>
+        </w:trPr>
+        <w:tc>
+          <w:tcPr>
+            <w:tcW w:type="dxa" w:w="3408"/>
+          </w:tcPr>
+          <w:p>
+            <w:r>
+              <w:t>Item read as count</w:t>
+            </w:r>
+          </w:p>
+        </w:tc>
+        <w:tc>
+          <w:tcPr>
+            <w:tcW w:type="dxa" w:w="3408"/>
+          </w:tcPr>
+          <w:p>
+            <w:r>
+              <w:t>total before</w:t>
+            </w:r>
+          </w:p>
+        </w:tc>
+        <w:tc>
+          <w:tcPr>
+            <w:tcW w:type="dxa" w:w="3408"/>
+          </w:tcPr>
+          <w:p>
+            <w:r>
+              <w:t>total after</w:t>
+            </w:r>
+          </w:p>
+        </w:tc>
+      </w:tr>
+      <w:tr>
+        <w:tc>
+          <w:tcPr>
+            <w:tcW w:type="dxa" w:w="3408"/>
+          </w:tcPr>
+          <w:p>
+            <w:r>
+              <w:t>4</w:t>
+            </w:r>
+          </w:p>
+        </w:tc>
+        <w:tc>
+          <w:tcPr>
+            <w:tcW w:type="dxa" w:w="3408"/>
+          </w:tcPr>
+          <w:p>
+            <w:r>
+              <w:t>0</w:t>
+            </w:r>
+          </w:p>
+        </w:tc>
+        <w:tc>
+          <w:tcPr>
+            <w:tcW w:type="dxa" w:w="3408"/>
+          </w:tcPr>
+          <w:p>
+            <w:r>
+              <w:t>4</w:t>
+            </w:r>
+          </w:p>
+        </w:tc>
+      </w:tr>
+      <w:tr>
+        <w:tc>
+          <w:tcPr>
+            <w:tcW w:type="dxa" w:w="3408"/>
+          </w:tcPr>
+          <w:p>
+            <w:r>
+              <w:t>7</w:t>
+            </w:r>
+          </w:p>
+        </w:tc>
+        <w:tc>
+          <w:tcPr>
+            <w:tcW w:type="dxa" w:w="3408"/>
+          </w:tcPr>
+          <w:p>
+            <w:r>
+              <w:t>4</w:t>
+            </w:r>
+          </w:p>
+        </w:tc>
+        <w:tc>
+          <w:tcPr>
+            <w:tcW w:type="dxa" w:w="3408"/>
+          </w:tcPr>
+          <w:p>
+            <w:r>
+              <w:t>11</w:t>
+            </w:r>
+          </w:p>
+        </w:tc>
+      </w:tr>
+      <w:tr>
+        <w:tc>
+          <w:tcPr>
+            <w:tcW w:type="dxa" w:w="3408"/>
+          </w:tcPr>
+          <w:p>
+            <w:r>
+              <w:t>4</w:t>
+            </w:r>
+          </w:p>
+        </w:tc>
+        <w:tc>
+          <w:tcPr>
+            <w:tcW w:type="dxa" w:w="3408"/>
+          </w:tcPr>
+          <w:p>
+            <w:r>
+              <w:t>11</w:t>
+            </w:r>
+          </w:p>
+        </w:tc>
+        <w:tc>
+          <w:tcPr>
+            <w:tcW w:type="dxa" w:w="3408"/>
+          </w:tcPr>
+          <w:p>
+            <w:r>
+              <w:t>15</w:t>
+            </w:r>
+          </w:p>
+        </w:tc>
+      </w:tr>
+    </w:tbl>
+    <w:p>
+      <w:pPr>
+        <w:spacing w:line="336" w:lineRule="auto" w:after="180"/>
+      </w:pPr>
+      <w:r>
+        <w:rPr>
+          <w:b w:val="0"/>
+        </w:rPr>
+        <w:t xml:space="preserve">This fresh script prints 15. for count in counts supplies the stored values, not the indices. Both copies of 4 are </w:t>
+      </w:r>
+      <w:r>
+        <w:rPr>
+          <w:b/>
+        </w:rPr>
+        <w:t>process</w:t>
+      </w:r>
+      <w:r>
+        <w:rPr>
+          <w:b w:val="0"/>
+        </w:rPr>
+        <w:t xml:space="preserve">ed because both are </w:t>
+      </w:r>
+      <w:r>
+        <w:rPr>
+          <w:b/>
+        </w:rPr>
+        <w:t>item</w:t>
+      </w:r>
+      <w:r>
+        <w:rPr>
+          <w:b w:val="0"/>
+        </w:rPr>
+        <w:t xml:space="preserve">s. For an empty </w:t>
+      </w:r>
+      <w:r>
+        <w:rPr>
+          <w:b/>
+        </w:rPr>
+        <w:t>list</w:t>
+      </w:r>
+      <w:r>
+        <w:rPr>
+          <w:b w:val="0"/>
+        </w:rPr>
+        <w:t xml:space="preserve"> written [], the body runs zero times and total stays 0.</w:t>
+      </w:r>
+    </w:p>
+    <w:p>
+      <w:pPr>
+        <w:spacing w:line="336" w:lineRule="auto" w:after="180"/>
+      </w:pPr>
+      <w:r>
+        <w:rPr>
+          <w:b w:val="0"/>
+        </w:rPr>
+        <w:t>For [7], it runs once and prints 7.</w:t>
+      </w:r>
+    </w:p>
+    <w:p>
+      <w:pPr>
+        <w:pStyle w:val="Heading2"/>
+      </w:pPr>
+      <w:r>
+        <w:t>Read the pictured list and scenario labels</w:t>
+      </w:r>
+    </w:p>
+    <w:p>
+      <w:pPr>
+        <w:spacing w:line="336" w:lineRule="auto" w:after="180"/>
+      </w:pPr>
+      <w:r>
+        <w:rPr>
+          <w:b/>
+        </w:rPr>
+        <w:t>Index</w:t>
+      </w:r>
+      <w:r>
+        <w:rPr>
+          <w:b w:val="0"/>
+        </w:rPr>
+        <w:t xml:space="preserve">es are positions, not values. A </w:t>
+      </w:r>
+      <w:r>
+        <w:rPr>
+          <w:b/>
+        </w:rPr>
+        <w:t>list</w:t>
+      </w:r>
+      <w:r>
+        <w:rPr>
+          <w:b w:val="0"/>
+        </w:rPr>
+        <w:t xml:space="preserve"> of shelf counts is read by position.</w:t>
+      </w:r>
+    </w:p>
+    <w:p>
+      <w:pPr>
+        <w:spacing w:line="336" w:lineRule="auto" w:after="180"/>
+      </w:pPr>
+      <w:r>
+        <w:rPr>
+          <w:b w:val="0"/>
+        </w:rPr>
+        <w:t>Python 3: counts=[6,1,8]; print(counts[0]); print(counts[-1]); print(len(counts)).</w:t>
+      </w:r>
+    </w:p>
+    <w:p>
+      <w:pPr>
+        <w:spacing w:line="336" w:lineRule="auto" w:after="180"/>
+      </w:pPr>
+      <w:r>
+        <w:rPr>
+          <w:b w:val="0"/>
+        </w:rPr>
+        <w:t>Label these independent initialisations: main list-read script starts [4,7,4] and updates index 1 to 9, producing [4,9,4]. The fresh sum script restarts [4,7,4], so its total is 15. W2 again restarts [4,7,4] but changes index 0 to 6, yielding [6,7,4]. The picture separately uses [6,1,8]. Never silently carry one script’s mutation into another scenario.</w:t>
+      </w:r>
+    </w:p>
+    <w:p>
+      <w:pPr>
+        <w:spacing w:line="336" w:lineRule="auto" w:after="180"/>
+      </w:pPr>
+      <w:r>
+        <w:rPr>
+          <w:b w:val="0"/>
+        </w:rPr>
+        <w:t>For any nonempty list, -1 reads its final item; an empty list has no valid item access.</w:t>
+      </w:r>
+    </w:p>
+    <w:p>
+      <w:pPr>
+        <w:pStyle w:val="Heading2"/>
+      </w:pPr>
+      <w:r>
+        <w:t>Trace positions and inspect the original graphic</w:t>
+      </w:r>
+    </w:p>
+    <w:p>
+      <w:r>
+        <w:drawing>
+          <wp:inline xmlns:a="http://schemas.openxmlformats.org/drawingml/2006/main" xmlns:pic="http://schemas.openxmlformats.org/drawingml/2006/picture">
+            <wp:extent cx="5486400" cy="3182112"/>
+            <wp:docPr id="1" name="Picture 1" descr="Draw positions: Indexes 0,1,2 contain 6,1,8 respectively. → Read two positions: Index 0 returns 6; index -1 returns the final value 8. → Check length boundary: Length is 3, but index 3 is beyond the final valid positive index 2."/>
+            <wp:cNvGraphicFramePr>
+              <a:graphicFrameLocks noChangeAspect="1"/>
+            </wp:cNvGraphicFramePr>
+            <a:graphic>
+              <a:graphicData uri="http://schemas.openxmlformats.org/drawingml/2006/picture">
+                <pic:pic>
+                  <pic:nvPicPr>
+                    <pic:cNvPr id="0" name="academy-story-python-bridge-7-02.png"/>
+                    <pic:cNvPicPr/>
+                  </pic:nvPicPr>
+                  <pic:blipFill>
+                    <a:blip r:embed="rId9"/>
+                    <a:stretch>
+                      <a:fillRect/>
+                    </a:stretch>
+                  </pic:blipFill>
+                  <pic:spPr>
+                    <a:xfrm>
+                      <a:off x="0" y="0"/>
+                      <a:ext cx="5486400" cy="3182112"/>
+                    </a:xfrm>
+                    <a:prstGeom prst="rect"/>
+                  </pic:spPr>
+                </pic:pic>
+              </a:graphicData>
+            </a:graphic>
+          </wp:inline>
+        </w:drawing>
+      </w:r>
+    </w:p>
+    <w:p>
+      <w:r>
+        <w:drawing>
+          <wp:inline xmlns:a="http://schemas.openxmlformats.org/drawingml/2006/main" xmlns:pic="http://schemas.openxmlformats.org/drawingml/2006/picture">
+            <wp:extent cx="5486400" cy="2500086"/>
+            <wp:docPr id="2" name="Picture 2" descr="Zero-based list positions"/>
+            <wp:cNvGraphicFramePr>
+              <a:graphicFrameLocks noChangeAspect="1"/>
+            </wp:cNvGraphicFramePr>
+            <a:graphic>
+              <a:graphicData uri="http://schemas.openxmlformats.org/drawingml/2006/picture">
+                <pic:pic>
+                  <pic:nvPicPr>
+                    <pic:cNvPr id="0" name="academy-detail-python-bridge-7.png"/>
+                    <pic:cNvPicPr/>
+                  </pic:nvPicPr>
+                  <pic:blipFill>
+                    <a:blip r:embed="rId10"/>
+                    <a:stretch>
+                      <a:fillRect/>
+                    </a:stretch>
+                  </pic:blipFill>
+                  <pic:spPr>
+                    <a:xfrm>
+                      <a:off x="0" y="0"/>
+                      <a:ext cx="5486400" cy="2500086"/>
+                    </a:xfrm>
+                    <a:prstGeom prst="rect"/>
+                  </pic:spPr>
+                </pic:pic>
+              </a:graphicData>
+            </a:graphic>
+          </wp:inline>
+        </w:drawing>
+      </w:r>
+    </w:p>
+    <w:p>
+      <w:pPr>
+        <w:pStyle w:val="Heading3"/>
+      </w:pPr>
+      <w:r>
+        <w:t>Read the picture one step at a time</w:t>
+      </w:r>
+    </w:p>
+    <w:tbl>
+      <w:tblPr>
+        <w:tblStyle w:val="LightShading-Accent1"/>
+        <w:tblW w:type="auto" w:w="0"/>
+        <w:tblLook w:firstColumn="1" w:firstRow="1" w:lastColumn="0" w:lastRow="0" w:noHBand="0" w:noVBand="1" w:val="04A0"/>
+      </w:tblPr>
+      <w:tblGrid>
+        <w:gridCol w:w="5112"/>
+        <w:gridCol w:w="5112"/>
+      </w:tblGrid>
+      <w:tr>
+        <w:trPr>
+          <w:tblHeader/>
+        </w:trPr>
+        <w:tc>
+          <w:tcPr>
+            <w:tcW w:type="dxa" w:w="5112"/>
+          </w:tcPr>
+          <w:p>
+            <w:r>
+              <w:t>Step</w:t>
+            </w:r>
+          </w:p>
+        </w:tc>
+        <w:tc>
+          <w:tcPr>
+            <w:tcW w:type="dxa" w:w="5112"/>
+          </w:tcPr>
+          <w:p>
+            <w:r>
+              <w:t>What happens and why</w:t>
+            </w:r>
+          </w:p>
+        </w:tc>
+      </w:tr>
+      <w:tr>
+        <w:tc>
+          <w:tcPr>
+            <w:tcW w:type="dxa" w:w="5112"/>
+          </w:tcPr>
+          <w:p>
+            <w:r>
+              <w:t>1. Draw positions</w:t>
+            </w:r>
+          </w:p>
+        </w:tc>
+        <w:tc>
+          <w:tcPr>
+            <w:tcW w:type="dxa" w:w="5112"/>
+          </w:tcPr>
+          <w:p>
+            <w:r>
+              <w:t>Indexes 0,1,2 contain 6,1,8 respectively.</w:t>
+            </w:r>
+          </w:p>
+        </w:tc>
+      </w:tr>
+      <w:tr>
+        <w:tc>
+          <w:tcPr>
+            <w:tcW w:type="dxa" w:w="5112"/>
+          </w:tcPr>
+          <w:p>
+            <w:r>
+              <w:t>2. Read two positions</w:t>
+            </w:r>
+          </w:p>
+        </w:tc>
+        <w:tc>
+          <w:tcPr>
+            <w:tcW w:type="dxa" w:w="5112"/>
+          </w:tcPr>
+          <w:p>
+            <w:r>
+              <w:t>Index 0 returns 6; index -1 returns the final value 8.</w:t>
+            </w:r>
+          </w:p>
+        </w:tc>
+      </w:tr>
+      <w:tr>
+        <w:tc>
+          <w:tcPr>
+            <w:tcW w:type="dxa" w:w="5112"/>
+          </w:tcPr>
+          <w:p>
+            <w:r>
+              <w:t>3. Check length boundary</w:t>
+            </w:r>
+          </w:p>
+        </w:tc>
+        <w:tc>
+          <w:tcPr>
+            <w:tcW w:type="dxa" w:w="5112"/>
+          </w:tcPr>
+          <w:p>
+            <w:r>
+              <w:t>Length is 3, but index 3 is beyond the final valid positive index 2.</w:t>
+            </w:r>
+          </w:p>
+        </w:tc>
+      </w:tr>
+    </w:tbl>
+    <w:p>
+      <w:r>
+        <w:t>Match each pictured step to the supplied facts. This is a worked teaching case, not an independent assessment.</w:t>
+      </w:r>
+    </w:p>
+    <w:p>
+      <w:pPr>
+        <w:spacing w:line="336" w:lineRule="auto" w:after="180"/>
+      </w:pPr>
+      <w:r>
+        <w:rPr>
+          <w:b/>
+        </w:rPr>
+        <w:t>List</w:t>
+      </w:r>
+      <w:r>
+        <w:rPr>
+          <w:b w:val="0"/>
+        </w:rPr>
+        <w:t xml:space="preserve"> positions begin at zero. A negative </w:t>
+      </w:r>
+      <w:r>
+        <w:rPr>
+          <w:b/>
+        </w:rPr>
+        <w:t>index</w:t>
+      </w:r>
+      <w:r>
+        <w:rPr>
+          <w:b w:val="0"/>
+        </w:rPr>
+        <w:t xml:space="preserve"> counts from the end; the </w:t>
+      </w:r>
+      <w:r>
+        <w:rPr>
+          <w:b/>
+        </w:rPr>
+        <w:t>list</w:t>
+      </w:r>
+      <w:r>
+        <w:rPr>
+          <w:b w:val="0"/>
+        </w:rPr>
+        <w:t xml:space="preserve"> </w:t>
+      </w:r>
+      <w:r>
+        <w:rPr>
+          <w:b/>
+        </w:rPr>
+        <w:t>length</w:t>
+      </w:r>
+      <w:r>
+        <w:rPr>
+          <w:b w:val="0"/>
+        </w:rPr>
+        <w:t xml:space="preserve"> counts entries and is not itself a valid positive </w:t>
+      </w:r>
+      <w:r>
+        <w:rPr>
+          <w:b/>
+        </w:rPr>
+        <w:t>index</w:t>
+      </w:r>
+      <w:r>
+        <w:rPr>
+          <w:b w:val="0"/>
+        </w:rPr>
+        <w:t xml:space="preserve"> for the final entry.</w:t>
+      </w:r>
+    </w:p>
+    <w:p>
+      <w:r>
+        <w:rPr>
+          <w:rFonts w:ascii="Courier New" w:hAnsi="Courier New"/>
+          <w:sz w:val="18"/>
+        </w:rPr>
+        <w:t>counts = [6, 1, 8]</w:t>
+        <w:br/>
+        <w:t>print(counts[0])</w:t>
+        <w:br/>
+        <w:t>print(counts[-1])</w:t>
+        <w:br/>
+        <w:t>print(len(counts))</w:t>
+        <w:br/>
+      </w:r>
+    </w:p>
+    <w:p>
+      <w:pPr>
+        <w:pStyle w:val="Heading2"/>
+      </w:pPr>
+      <w:r>
+        <w:t>Predict the changed invalid access</w:t>
+      </w:r>
+    </w:p>
+    <w:p>
+      <w:pPr>
+        <w:spacing w:line="336" w:lineRule="auto" w:after="180"/>
+      </w:pPr>
+      <w:r>
+        <w:rPr>
+          <w:b w:val="0"/>
+        </w:rPr>
+        <w:t>Change: Replace the second print with print(counts[3]).</w:t>
+      </w:r>
+    </w:p>
+    <w:p>
+      <w:pPr>
+        <w:spacing w:line="336" w:lineRule="auto" w:after="180"/>
+      </w:pPr>
+      <w:r>
+        <w:rPr>
+          <w:b/>
+        </w:rPr>
+        <w:t>Prediction</w:t>
+      </w:r>
+      <w:r>
+        <w:rPr>
+          <w:b w:val="0"/>
+        </w:rPr>
+        <w:t xml:space="preserve">: The first print shows 6, then </w:t>
+      </w:r>
+      <w:r>
+        <w:rPr>
+          <w:b/>
+        </w:rPr>
+        <w:t>IndexError</w:t>
+      </w:r>
+      <w:r>
+        <w:rPr>
+          <w:b w:val="0"/>
+        </w:rPr>
+        <w:t xml:space="preserve"> stops the script before the </w:t>
+      </w:r>
+      <w:r>
+        <w:rPr>
+          <w:b/>
+        </w:rPr>
+        <w:t>length</w:t>
+      </w:r>
+      <w:r>
+        <w:rPr>
+          <w:b w:val="0"/>
+        </w:rPr>
+        <w:t xml:space="preserve"> print.</w:t>
+      </w:r>
+    </w:p>
+    <w:p>
+      <w:pPr>
+        <w:spacing w:line="336" w:lineRule="auto" w:after="180"/>
+      </w:pPr>
+      <w:r>
+        <w:rPr>
+          <w:b w:val="0"/>
+        </w:rPr>
+        <w:t>Reason: The attempted position does not exist.</w:t>
+      </w:r>
+    </w:p>
+    <w:p>
+      <w:pPr>
+        <w:pStyle w:val="Heading2"/>
+      </w:pPr>
+      <w:r>
+        <w:t>State source-accuracy and empty limits</w:t>
+      </w:r>
+    </w:p>
+    <w:p>
+      <w:pPr>
+        <w:spacing w:line="336" w:lineRule="auto" w:after="180"/>
+      </w:pPr>
+      <w:r>
+        <w:rPr>
+          <w:b w:val="0"/>
+        </w:rPr>
+        <w:t xml:space="preserve">A valid position does not establish that the stored count is accurate; empty </w:t>
+      </w:r>
+      <w:r>
+        <w:rPr>
+          <w:b/>
+        </w:rPr>
+        <w:t>list</w:t>
+      </w:r>
+      <w:r>
+        <w:rPr>
+          <w:b w:val="0"/>
+        </w:rPr>
+        <w:t>s also have no final element to read.</w:t>
+      </w:r>
+    </w:p>
+    <w:p>
+      <w:pPr>
+        <w:spacing w:line="336" w:lineRule="auto" w:after="180"/>
+      </w:pPr>
+      <w:r>
+        <w:rPr>
+          <w:b w:val="0"/>
+        </w:rPr>
+        <w:t xml:space="preserve">Cover the result. Ask learners to name the </w:t>
+      </w:r>
+      <w:r>
+        <w:rPr>
+          <w:b/>
+        </w:rPr>
+        <w:t>input</w:t>
+      </w:r>
+      <w:r>
+        <w:rPr>
+          <w:b w:val="0"/>
+        </w:rPr>
+        <w:t xml:space="preserve">s and predict the next step. Uncover one step, connect the icon to the actual procedure, and explain its </w:t>
+      </w:r>
+      <w:r>
+        <w:rPr>
+          <w:b/>
+        </w:rPr>
+        <w:t>evidence</w:t>
+      </w:r>
+      <w:r>
+        <w:rPr>
+          <w:b w:val="0"/>
+        </w:rPr>
+        <w:t>. Then change the supplied condition and compare.</w:t>
+      </w:r>
+    </w:p>
+    <w:p>
+      <w:pPr>
+        <w:spacing w:line="336" w:lineRule="auto" w:after="180"/>
+      </w:pPr>
+      <w:r>
+        <w:rPr>
+          <w:b w:val="0"/>
+        </w:rPr>
+        <w:t>The picture is a representation; it does not document execution of a real AI model.</w:t>
+      </w:r>
+    </w:p>
+    <w:p>
+      <w:pPr>
+        <w:pStyle w:val="Heading2"/>
+      </w:pPr>
+      <w:r>
+        <w:t>Additional guided key · reference / check after trying</w:t>
+      </w:r>
+    </w:p>
+    <w:p>
+      <w:pPr>
+        <w:spacing w:line="336" w:lineRule="auto" w:after="180"/>
+      </w:pPr>
+      <w:r>
+        <w:rPr>
+          <w:b w:val="0"/>
+        </w:rPr>
+        <w:t xml:space="preserve">For [2, 0, 5], totals become 2, 2, 7. </w:t>
+      </w:r>
+      <w:r>
+        <w:rPr>
+          <w:b/>
+        </w:rPr>
+        <w:t>Output</w:t>
+      </w:r>
+      <w:r>
+        <w:rPr>
+          <w:b w:val="0"/>
+        </w:rPr>
+        <w:t xml:space="preserve"> is 7. Zero is still an </w:t>
+      </w:r>
+      <w:r>
+        <w:rPr>
+          <w:b/>
+        </w:rPr>
+        <w:t>item</w:t>
+      </w:r>
+      <w:r>
+        <w:rPr>
+          <w:b w:val="0"/>
+        </w:rPr>
+        <w:t xml:space="preserve"> and its iteration still executes. Exit: len([8, 3]) is 2, but </w:t>
+      </w:r>
+      <w:r>
+        <w:rPr>
+          <w:b/>
+        </w:rPr>
+        <w:t>index</w:t>
+      </w:r>
+      <w:r>
+        <w:rPr>
+          <w:b w:val="0"/>
+        </w:rPr>
+        <w:t xml:space="preserve"> 2 is outside the </w:t>
+      </w:r>
+      <w:r>
+        <w:rPr>
+          <w:b/>
+        </w:rPr>
+        <w:t>list</w:t>
+      </w:r>
+      <w:r>
+        <w:rPr>
+          <w:b w:val="0"/>
+        </w:rPr>
+        <w:t xml:space="preserve">. Last nonnegative </w:t>
+      </w:r>
+      <w:r>
+        <w:rPr>
+          <w:b/>
+        </w:rPr>
+        <w:t>index</w:t>
+      </w:r>
+      <w:r>
+        <w:rPr>
+          <w:b w:val="0"/>
+        </w:rPr>
+        <w:t xml:space="preserve"> is 1, whose value is 3.</w:t>
+      </w:r>
+    </w:p>
+    <w:p>
+      <w:pPr>
+        <w:spacing w:line="336" w:lineRule="auto" w:after="180"/>
+      </w:pPr>
+      <w:r>
+        <w:rPr>
+          <w:b w:val="0"/>
+        </w:rPr>
+        <w:t xml:space="preserve">An empty </w:t>
+      </w:r>
+      <w:r>
+        <w:rPr>
+          <w:b/>
+        </w:rPr>
+        <w:t>list</w:t>
+      </w:r>
+      <w:r>
+        <w:rPr>
+          <w:b w:val="0"/>
+        </w:rPr>
+        <w:t xml:space="preserve"> has no last </w:t>
+      </w:r>
+      <w:r>
+        <w:rPr>
+          <w:b/>
+        </w:rPr>
+        <w:t>item</w:t>
+      </w:r>
+      <w:r>
+        <w:rPr>
+          <w:b w:val="0"/>
+        </w:rPr>
+        <w:t xml:space="preserve">, so a </w:t>
+      </w:r>
+      <w:r>
+        <w:rPr>
+          <w:b/>
+        </w:rPr>
+        <w:t>length</w:t>
+      </w:r>
+      <w:r>
+        <w:rPr>
+          <w:b w:val="0"/>
+        </w:rPr>
+        <w:t xml:space="preserve"> check is required before access.</w:t>
+      </w:r>
+    </w:p>
+    <w:p>
+      <w:pPr>
+        <w:pStyle w:val="Heading2"/>
+      </w:pPr>
+      <w:r>
+        <w:t>Earlier wording, alternatives and picture transcripts · reference / check after trying</w:t>
       </w:r>
     </w:p>
     <w:tbl>
@@ -1250,7 +2179,7 @@
         <w:pStyle w:val="Heading3"/>
       </w:pPr>
       <w:r>
-        <w:t>Explain Lists and indexing · 3</w:t>
+        <w:t>Model the reasoning aloud</w:t>
       </w:r>
     </w:p>
     <w:p>
@@ -1261,67 +2190,19 @@
         <w:rPr>
           <w:b w:val="0"/>
         </w:rPr>
-        <w:t xml:space="preserve">For [2, 0, 5], totals become 2, 2, 7. </w:t>
+        <w:t xml:space="preserve">Use the complete worked example below before asking learners to complete W2. Reveal a small part, invite a </w:t>
       </w:r>
       <w:r>
         <w:rPr>
           <w:b/>
         </w:rPr>
-        <w:t>Output</w:t>
-      </w:r>
-      <w:r>
-        <w:rPr>
-          <w:b w:val="0"/>
-        </w:rPr>
-        <w:t xml:space="preserve"> is 7. Zero is still an </w:t>
-      </w:r>
-      <w:r>
-        <w:rPr>
-          <w:b/>
-        </w:rPr>
-        <w:t>item</w:t>
-      </w:r>
-      <w:r>
-        <w:rPr>
-          <w:b w:val="0"/>
-        </w:rPr>
-        <w:t xml:space="preserve"> and its iteration still executes. Exit: len([8, 3]) is 2, but </w:t>
-      </w:r>
-      <w:r>
-        <w:rPr>
-          <w:b/>
-        </w:rPr>
-        <w:t>index</w:t>
-      </w:r>
-      <w:r>
-        <w:rPr>
-          <w:b w:val="0"/>
-        </w:rPr>
-        <w:t xml:space="preserve"> 2 is outside the </w:t>
-      </w:r>
-      <w:r>
-        <w:rPr>
-          <w:b/>
-        </w:rPr>
-        <w:t>list</w:t>
-      </w:r>
-      <w:r>
-        <w:rPr>
-          <w:b w:val="0"/>
-        </w:rPr>
-        <w:t xml:space="preserve">. Last nonnegative </w:t>
-      </w:r>
-      <w:r>
-        <w:rPr>
-          <w:b/>
-        </w:rPr>
-        <w:t>index</w:t>
-      </w:r>
-      <w:r>
-        <w:rPr>
-          <w:b w:val="0"/>
-        </w:rPr>
-        <w:t xml:space="preserve"> is 1, whose value is 3.</w:t>
+        <w:t>prediction</w:t>
+      </w:r>
+      <w:r>
+        <w:rPr>
+          <w:b w:val="0"/>
+        </w:rPr>
+        <w:t>, then explain the deciding step.</w:t>
       </w:r>
     </w:p>
     <w:p>
@@ -1332,303 +2213,7 @@
         <w:rPr>
           <w:b w:val="0"/>
         </w:rPr>
-        <w:t xml:space="preserve">An empty </w:t>
-      </w:r>
-      <w:r>
-        <w:rPr>
-          <w:b/>
-        </w:rPr>
-        <w:t>list</w:t>
-      </w:r>
-      <w:r>
-        <w:rPr>
-          <w:b w:val="0"/>
-        </w:rPr>
-        <w:t xml:space="preserve"> has no last </w:t>
-      </w:r>
-      <w:r>
-        <w:rPr>
-          <w:b/>
-        </w:rPr>
-        <w:t>item</w:t>
-      </w:r>
-      <w:r>
-        <w:rPr>
-          <w:b w:val="0"/>
-        </w:rPr>
-        <w:t xml:space="preserve">, so a </w:t>
-      </w:r>
-      <w:r>
-        <w:rPr>
-          <w:b/>
-        </w:rPr>
-        <w:t>length</w:t>
-      </w:r>
-      <w:r>
-        <w:rPr>
-          <w:b w:val="0"/>
-        </w:rPr>
-        <w:t xml:space="preserve"> check is required before access.</w:t>
-      </w:r>
-    </w:p>
-    <w:p>
-      <w:pPr>
-        <w:pStyle w:val="Heading3"/>
-      </w:pPr>
-      <w:r>
-        <w:t>Model the reasoning aloud</w:t>
-      </w:r>
-    </w:p>
-    <w:p>
-      <w:pPr>
-        <w:spacing w:line="336" w:lineRule="auto" w:after="180"/>
-      </w:pPr>
-      <w:r>
-        <w:rPr>
-          <w:b w:val="0"/>
-        </w:rPr>
-        <w:t xml:space="preserve">Use the complete worked example below before asking learners to complete W2. Reveal a small part, invite a </w:t>
-      </w:r>
-      <w:r>
-        <w:rPr>
-          <w:b/>
-        </w:rPr>
-        <w:t>prediction</w:t>
-      </w:r>
-      <w:r>
-        <w:rPr>
-          <w:b w:val="0"/>
-        </w:rPr>
-        <w:t>, then explain the deciding step.</w:t>
-      </w:r>
-    </w:p>
-    <w:p>
-      <w:pPr>
-        <w:spacing w:line="336" w:lineRule="auto" w:after="180"/>
-      </w:pPr>
-      <w:r>
-        <w:rPr>
-          <w:b w:val="0"/>
-        </w:rPr>
         <w:t>These teacher notes contain solutions; do not reveal the independent case answer during modelling.</w:t>
-      </w:r>
-    </w:p>
-    <w:p>
-      <w:r>
-        <w:rPr>
-          <w:rFonts w:ascii="Courier New" w:hAnsi="Courier New"/>
-          <w:sz w:val="18"/>
-        </w:rPr>
-        <w:t>counts = [4, 7, 4]</w:t>
-        <w:br/>
-        <w:t>total = 0</w:t>
-        <w:br/>
-        <w:t>for count in counts:</w:t>
-        <w:br/>
-        <w:t xml:space="preserve">    total = total + count</w:t>
-        <w:br/>
-        <w:t>print(total)</w:t>
-      </w:r>
-    </w:p>
-    <w:tbl>
-      <w:tblPr>
-        <w:tblStyle w:val="LightShading-Accent1"/>
-        <w:tblW w:type="auto" w:w="0"/>
-        <w:tblLook w:firstColumn="1" w:firstRow="1" w:lastColumn="0" w:lastRow="0" w:noHBand="0" w:noVBand="1" w:val="04A0"/>
-      </w:tblPr>
-      <w:tblGrid>
-        <w:gridCol w:w="3408"/>
-        <w:gridCol w:w="3408"/>
-        <w:gridCol w:w="3408"/>
-      </w:tblGrid>
-      <w:tr>
-        <w:trPr>
-          <w:tblHeader/>
-        </w:trPr>
-        <w:tc>
-          <w:tcPr>
-            <w:tcW w:type="dxa" w:w="3408"/>
-          </w:tcPr>
-          <w:p>
-            <w:r>
-              <w:t>Item read as count</w:t>
-            </w:r>
-          </w:p>
-        </w:tc>
-        <w:tc>
-          <w:tcPr>
-            <w:tcW w:type="dxa" w:w="3408"/>
-          </w:tcPr>
-          <w:p>
-            <w:r>
-              <w:t>total before</w:t>
-            </w:r>
-          </w:p>
-        </w:tc>
-        <w:tc>
-          <w:tcPr>
-            <w:tcW w:type="dxa" w:w="3408"/>
-          </w:tcPr>
-          <w:p>
-            <w:r>
-              <w:t>total after</w:t>
-            </w:r>
-          </w:p>
-        </w:tc>
-      </w:tr>
-      <w:tr>
-        <w:tc>
-          <w:tcPr>
-            <w:tcW w:type="dxa" w:w="3408"/>
-          </w:tcPr>
-          <w:p>
-            <w:r>
-              <w:t>4</w:t>
-            </w:r>
-          </w:p>
-        </w:tc>
-        <w:tc>
-          <w:tcPr>
-            <w:tcW w:type="dxa" w:w="3408"/>
-          </w:tcPr>
-          <w:p>
-            <w:r>
-              <w:t>0</w:t>
-            </w:r>
-          </w:p>
-        </w:tc>
-        <w:tc>
-          <w:tcPr>
-            <w:tcW w:type="dxa" w:w="3408"/>
-          </w:tcPr>
-          <w:p>
-            <w:r>
-              <w:t>4</w:t>
-            </w:r>
-          </w:p>
-        </w:tc>
-      </w:tr>
-      <w:tr>
-        <w:tc>
-          <w:tcPr>
-            <w:tcW w:type="dxa" w:w="3408"/>
-          </w:tcPr>
-          <w:p>
-            <w:r>
-              <w:t>7</w:t>
-            </w:r>
-          </w:p>
-        </w:tc>
-        <w:tc>
-          <w:tcPr>
-            <w:tcW w:type="dxa" w:w="3408"/>
-          </w:tcPr>
-          <w:p>
-            <w:r>
-              <w:t>4</w:t>
-            </w:r>
-          </w:p>
-        </w:tc>
-        <w:tc>
-          <w:tcPr>
-            <w:tcW w:type="dxa" w:w="3408"/>
-          </w:tcPr>
-          <w:p>
-            <w:r>
-              <w:t>11</w:t>
-            </w:r>
-          </w:p>
-        </w:tc>
-      </w:tr>
-      <w:tr>
-        <w:tc>
-          <w:tcPr>
-            <w:tcW w:type="dxa" w:w="3408"/>
-          </w:tcPr>
-          <w:p>
-            <w:r>
-              <w:t>4</w:t>
-            </w:r>
-          </w:p>
-        </w:tc>
-        <w:tc>
-          <w:tcPr>
-            <w:tcW w:type="dxa" w:w="3408"/>
-          </w:tcPr>
-          <w:p>
-            <w:r>
-              <w:t>11</w:t>
-            </w:r>
-          </w:p>
-        </w:tc>
-        <w:tc>
-          <w:tcPr>
-            <w:tcW w:type="dxa" w:w="3408"/>
-          </w:tcPr>
-          <w:p>
-            <w:r>
-              <w:t>15</w:t>
-            </w:r>
-          </w:p>
-        </w:tc>
-      </w:tr>
-    </w:tbl>
-    <w:p>
-      <w:pPr>
-        <w:spacing w:line="336" w:lineRule="auto" w:after="180"/>
-      </w:pPr>
-      <w:r>
-        <w:rPr>
-          <w:b w:val="0"/>
-        </w:rPr>
-        <w:t xml:space="preserve">This fresh script prints 15. for count in counts supplies the stored values, not the indices. Both copies of 4 are </w:t>
-      </w:r>
-      <w:r>
-        <w:rPr>
-          <w:b/>
-        </w:rPr>
-        <w:t>process</w:t>
-      </w:r>
-      <w:r>
-        <w:rPr>
-          <w:b w:val="0"/>
-        </w:rPr>
-        <w:t xml:space="preserve">ed because both are </w:t>
-      </w:r>
-      <w:r>
-        <w:rPr>
-          <w:b/>
-        </w:rPr>
-        <w:t>item</w:t>
-      </w:r>
-      <w:r>
-        <w:rPr>
-          <w:b w:val="0"/>
-        </w:rPr>
-        <w:t xml:space="preserve">s. For an empty </w:t>
-      </w:r>
-      <w:r>
-        <w:rPr>
-          <w:b/>
-        </w:rPr>
-        <w:t>list</w:t>
-      </w:r>
-      <w:r>
-        <w:rPr>
-          <w:b w:val="0"/>
-        </w:rPr>
-        <w:t xml:space="preserve"> written [], the body runs zero times and total stays 0.</w:t>
-      </w:r>
-    </w:p>
-    <w:p>
-      <w:pPr>
-        <w:spacing w:line="336" w:lineRule="auto" w:after="180"/>
-      </w:pPr>
-      <w:r>
-        <w:rPr>
-          <w:b w:val="0"/>
-        </w:rPr>
-        <w:t>For [7], it runs once and prints 7.</w:t>
       </w:r>
     </w:p>
     <w:p>
@@ -1787,95 +2372,10 @@
     </w:p>
     <w:p>
       <w:pPr>
-        <w:spacing w:line="336" w:lineRule="auto" w:after="180"/>
-      </w:pPr>
-      <w:r>
-        <w:rPr>
-          <w:b/>
-        </w:rPr>
-        <w:t>Index</w:t>
-      </w:r>
-      <w:r>
-        <w:rPr>
-          <w:b w:val="0"/>
-        </w:rPr>
-        <w:t xml:space="preserve">es are positions, not values. A </w:t>
-      </w:r>
-      <w:r>
-        <w:rPr>
-          <w:b/>
-        </w:rPr>
-        <w:t>list</w:t>
-      </w:r>
-      <w:r>
-        <w:rPr>
-          <w:b w:val="0"/>
-        </w:rPr>
-        <w:t xml:space="preserve"> of shelf counts is read by position.</w:t>
-      </w:r>
-    </w:p>
-    <w:p>
-      <w:pPr>
         <w:pStyle w:val="Heading3"/>
       </w:pPr>
       <w:r>
         <w:t>The facts we will use</w:t>
-      </w:r>
-    </w:p>
-    <w:p>
-      <w:pPr>
-        <w:pStyle w:val="Heading3"/>
-      </w:pPr>
-      <w:r>
-        <w:t>Supplied facts</w:t>
-      </w:r>
-    </w:p>
-    <w:p>
-      <w:pPr>
-        <w:spacing w:line="336" w:lineRule="auto" w:after="180"/>
-        <w:shd w:fill="F1F6FC"/>
-      </w:pPr>
-      <w:r>
-        <w:rPr>
-          <w:b w:val="0"/>
-        </w:rPr>
-        <w:t>Python 3: counts=[6,1,8]; print(counts[0]); print(counts[-1]); print(len(counts)).</w:t>
-      </w:r>
-    </w:p>
-    <w:p>
-      <w:r>
-        <w:drawing>
-          <wp:inline xmlns:a="http://schemas.openxmlformats.org/drawingml/2006/main" xmlns:pic="http://schemas.openxmlformats.org/drawingml/2006/picture">
-            <wp:extent cx="5486400" cy="2500086"/>
-            <wp:docPr id="1" name="Picture 1" descr="Zero-based list positions"/>
-            <wp:cNvGraphicFramePr>
-              <a:graphicFrameLocks noChangeAspect="1"/>
-            </wp:cNvGraphicFramePr>
-            <a:graphic>
-              <a:graphicData uri="http://schemas.openxmlformats.org/drawingml/2006/picture">
-                <pic:pic>
-                  <pic:nvPicPr>
-                    <pic:cNvPr id="0" name="academy-detail-python-bridge-7.png"/>
-                    <pic:cNvPicPr/>
-                  </pic:nvPicPr>
-                  <pic:blipFill>
-                    <a:blip r:embed="rId9"/>
-                    <a:stretch>
-                      <a:fillRect/>
-                    </a:stretch>
-                  </pic:blipFill>
-                  <pic:spPr>
-                    <a:xfrm>
-                      <a:off x="0" y="0"/>
-                      <a:ext cx="5486400" cy="2500086"/>
-                    </a:xfrm>
-                    <a:prstGeom prst="rect"/>
-                  </pic:spPr>
-                </pic:pic>
-              </a:graphicData>
-            </a:graphic>
-          </wp:inline>
-        </w:drawing>
       </w:r>
     </w:p>
     <w:p>
@@ -1883,7 +2383,7 @@
         <w:drawing>
           <wp:inline xmlns:a="http://schemas.openxmlformats.org/drawingml/2006/main" xmlns:pic="http://schemas.openxmlformats.org/drawingml/2006/picture">
             <wp:extent cx="5486400" cy="5185229"/>
-            <wp:docPr id="2" name="Picture 2" descr="Lists and indexing. Draw positions: Indexes 0,1,2 contain 6,1,8 respectively.. Read two positions: Index 0 returns 6; index -1 returns the final value 8.. Check length boundary: Length is 3, but index 3 is beyond the final valid positive index 2."/>
+            <wp:docPr id="3" name="Picture 3" descr="Lists and indexing. Draw positions: Indexes 0,1,2 contain 6,1,8 respectively.. Read two positions: Index 0 returns 6; index -1 returns the final value 8.. Check length boundary: Length is 3, but index 3 is beyond the final valid positive index 2."/>
             <wp:cNvGraphicFramePr>
               <a:graphicFrameLocks noChangeAspect="1"/>
             </wp:cNvGraphicFramePr>
@@ -1895,7 +2395,7 @@
                     <pic:cNvPicPr/>
                   </pic:nvPicPr>
                   <pic:blipFill>
-                    <a:blip r:embed="rId10"/>
+                    <a:blip r:embed="rId11"/>
                     <a:stretch>
                       <a:fillRect/>
                     </a:stretch>
@@ -1919,114 +2419,7 @@
         <w:pStyle w:val="Heading3"/>
       </w:pPr>
       <w:r>
-        <w:t>Read the picture one step at a time</w:t>
-      </w:r>
-    </w:p>
-    <w:tbl>
-      <w:tblPr>
-        <w:tblStyle w:val="LightShading-Accent1"/>
-        <w:tblW w:type="auto" w:w="0"/>
-        <w:tblLook w:firstColumn="1" w:firstRow="1" w:lastColumn="0" w:lastRow="0" w:noHBand="0" w:noVBand="1" w:val="04A0"/>
-      </w:tblPr>
-      <w:tblGrid>
-        <w:gridCol w:w="5112"/>
-        <w:gridCol w:w="5112"/>
-      </w:tblGrid>
-      <w:tr>
-        <w:trPr>
-          <w:tblHeader/>
-        </w:trPr>
-        <w:tc>
-          <w:tcPr>
-            <w:tcW w:type="dxa" w:w="5112"/>
-          </w:tcPr>
-          <w:p>
-            <w:r>
-              <w:t>Step</w:t>
-            </w:r>
-          </w:p>
-        </w:tc>
-        <w:tc>
-          <w:tcPr>
-            <w:tcW w:type="dxa" w:w="5112"/>
-          </w:tcPr>
-          <w:p>
-            <w:r>
-              <w:t>What happens and why</w:t>
-            </w:r>
-          </w:p>
-        </w:tc>
-      </w:tr>
-      <w:tr>
-        <w:tc>
-          <w:tcPr>
-            <w:tcW w:type="dxa" w:w="5112"/>
-          </w:tcPr>
-          <w:p>
-            <w:r>
-              <w:t>1. Draw positions</w:t>
-            </w:r>
-          </w:p>
-        </w:tc>
-        <w:tc>
-          <w:tcPr>
-            <w:tcW w:type="dxa" w:w="5112"/>
-          </w:tcPr>
-          <w:p>
-            <w:r>
-              <w:t>Indexes 0,1,2 contain 6,1,8 respectively.</w:t>
-            </w:r>
-          </w:p>
-        </w:tc>
-      </w:tr>
-      <w:tr>
-        <w:tc>
-          <w:tcPr>
-            <w:tcW w:type="dxa" w:w="5112"/>
-          </w:tcPr>
-          <w:p>
-            <w:r>
-              <w:t>2. Read two positions</w:t>
-            </w:r>
-          </w:p>
-        </w:tc>
-        <w:tc>
-          <w:tcPr>
-            <w:tcW w:type="dxa" w:w="5112"/>
-          </w:tcPr>
-          <w:p>
-            <w:r>
-              <w:t>Index 0 returns 6; index -1 returns the final value 8.</w:t>
-            </w:r>
-          </w:p>
-        </w:tc>
-      </w:tr>
-      <w:tr>
-        <w:tc>
-          <w:tcPr>
-            <w:tcW w:type="dxa" w:w="5112"/>
-          </w:tcPr>
-          <w:p>
-            <w:r>
-              <w:t>3. Check length boundary</w:t>
-            </w:r>
-          </w:p>
-        </w:tc>
-        <w:tc>
-          <w:tcPr>
-            <w:tcW w:type="dxa" w:w="5112"/>
-          </w:tcPr>
-          <w:p>
-            <w:r>
-              <w:t>Length is 3, but index 3 is beyond the final valid positive index 2.</w:t>
-            </w:r>
-          </w:p>
-        </w:tc>
-      </w:tr>
-    </w:tbl>
-    <w:p>
-      <w:r>
-        <w:t>Match each pictured step to the supplied facts. This is a worked teaching case, not an independent assessment.</w:t>
+        <w:t>Why this result follows</w:t>
       </w:r>
     </w:p>
     <w:p>
@@ -2034,7 +2427,7 @@
         <w:pStyle w:val="Heading3"/>
       </w:pPr>
       <w:r>
-        <w:t>Why this result follows</w:t>
+        <w:t>What this example does not establish</w:t>
       </w:r>
     </w:p>
     <w:p>
@@ -2042,227 +2435,312 @@
         <w:pStyle w:val="Heading3"/>
       </w:pPr>
       <w:r>
-        <w:t>Why the result follows</w:t>
+        <w:t>Change one thing in the pictured case</w:t>
       </w:r>
     </w:p>
     <w:p>
       <w:pPr>
-        <w:spacing w:line="336" w:lineRule="auto" w:after="180"/>
-        <w:shd w:fill="F1F6FC"/>
-      </w:pPr>
-      <w:r>
-        <w:rPr>
-          <w:b/>
-        </w:rPr>
-        <w:t>List</w:t>
-      </w:r>
-      <w:r>
-        <w:rPr>
-          <w:b w:val="0"/>
-        </w:rPr>
-        <w:t xml:space="preserve"> positions begin at zero. A negative </w:t>
-      </w:r>
-      <w:r>
-        <w:rPr>
-          <w:b/>
-        </w:rPr>
-        <w:t>index</w:t>
-      </w:r>
-      <w:r>
-        <w:rPr>
-          <w:b w:val="0"/>
-        </w:rPr>
-        <w:t xml:space="preserve"> counts from the end; the </w:t>
-      </w:r>
-      <w:r>
-        <w:rPr>
-          <w:b/>
-        </w:rPr>
-        <w:t>list</w:t>
-      </w:r>
-      <w:r>
-        <w:rPr>
-          <w:b w:val="0"/>
-        </w:rPr>
-        <w:t xml:space="preserve"> </w:t>
-      </w:r>
-      <w:r>
-        <w:rPr>
-          <w:b/>
-        </w:rPr>
-        <w:t>length</w:t>
-      </w:r>
-      <w:r>
-        <w:rPr>
-          <w:b w:val="0"/>
-        </w:rPr>
-        <w:t xml:space="preserve"> counts entries and is not itself a valid positive </w:t>
-      </w:r>
-      <w:r>
-        <w:rPr>
-          <w:b/>
-        </w:rPr>
-        <w:t>index</w:t>
-      </w:r>
-      <w:r>
-        <w:rPr>
-          <w:b w:val="0"/>
-        </w:rPr>
-        <w:t xml:space="preserve"> for the final entry.</w:t>
+        <w:pStyle w:val="Heading3"/>
+      </w:pPr>
+      <w:r>
+        <w:t>Ask while showing the picture</w:t>
       </w:r>
     </w:p>
     <w:p>
       <w:pPr>
-        <w:pStyle w:val="Heading3"/>
-      </w:pPr>
-      <w:r>
-        <w:t>What this example does not establish</w:t>
+        <w:pStyle w:val="Heading1"/>
+      </w:pPr>
+      <w:r>
+        <w:t>03. Guide the trace, then fade the help</w:t>
       </w:r>
     </w:p>
     <w:p>
-      <w:pPr>
-        <w:pStyle w:val="Heading3"/>
-      </w:pPr>
-      <w:r>
-        <w:t>Keep the stated limit</w:t>
+      <w:r>
+        <w:t>Collect predictions before execution or feedback.</w:t>
       </w:r>
     </w:p>
     <w:p>
       <w:pPr>
-        <w:spacing w:line="336" w:lineRule="auto" w:after="180"/>
-        <w:shd w:fill="FFF5E6"/>
-      </w:pPr>
-      <w:r>
-        <w:rPr>
-          <w:b w:val="0"/>
-        </w:rPr>
-        <w:t xml:space="preserve">A valid position does not establish that the stored count is accurate; empty </w:t>
-      </w:r>
-      <w:r>
-        <w:rPr>
-          <w:b/>
-        </w:rPr>
-        <w:t>list</w:t>
-      </w:r>
-      <w:r>
-        <w:rPr>
-          <w:b w:val="0"/>
-        </w:rPr>
-        <w:t>s also have no final element to read.</w:t>
+        <w:pStyle w:val="Heading2"/>
+      </w:pPr>
+      <w:r>
+        <w:t>Main completion task and key</w:t>
       </w:r>
     </w:p>
     <w:p>
       <w:pPr>
-        <w:pStyle w:val="Heading3"/>
-      </w:pPr>
-      <w:r>
-        <w:t>Change one thing in the pictured case</w:t>
+        <w:spacing w:line="336" w:lineRule="auto" w:after="180"/>
+      </w:pPr>
+      <w:r>
+        <w:rPr>
+          <w:b w:val="0"/>
+        </w:rPr>
+        <w:t xml:space="preserve">Completion task: Start with counts = [4, 7, 4]. Run counts[0] = 6. Write the resulting </w:t>
+      </w:r>
+      <w:r>
+        <w:rPr>
+          <w:b/>
+        </w:rPr>
+        <w:t>list</w:t>
+      </w:r>
+      <w:r>
+        <w:rPr>
+          <w:b w:val="0"/>
+        </w:rPr>
+        <w:t xml:space="preserve">, its </w:t>
+      </w:r>
+      <w:r>
+        <w:rPr>
+          <w:b/>
+        </w:rPr>
+        <w:t>length</w:t>
+      </w:r>
+      <w:r>
+        <w:rPr>
+          <w:b w:val="0"/>
+        </w:rPr>
+        <w:t xml:space="preserve"> and the value at </w:t>
+      </w:r>
+      <w:r>
+        <w:rPr>
+          <w:b/>
+        </w:rPr>
+        <w:t>index</w:t>
+      </w:r>
+      <w:r>
+        <w:rPr>
+          <w:b w:val="0"/>
+        </w:rPr>
+        <w:t xml:space="preserve"> 2. Predict before running.</w:t>
       </w:r>
     </w:p>
     <w:p>
       <w:pPr>
-        <w:pStyle w:val="Heading3"/>
-      </w:pPr>
-      <w:r>
-        <w:t>Change one thing</w:t>
+        <w:spacing w:line="336" w:lineRule="auto" w:after="180"/>
+      </w:pPr>
+      <w:r>
+        <w:rPr>
+          <w:b w:val="0"/>
+        </w:rPr>
+        <w:t xml:space="preserve">Teacher check: The result is [6, 7, 4]; </w:t>
+      </w:r>
+      <w:r>
+        <w:rPr>
+          <w:b/>
+        </w:rPr>
+        <w:t>length</w:t>
+      </w:r>
+      <w:r>
+        <w:rPr>
+          <w:b w:val="0"/>
+        </w:rPr>
+        <w:t xml:space="preserve"> remains 3; </w:t>
+      </w:r>
+      <w:r>
+        <w:rPr>
+          <w:b/>
+        </w:rPr>
+        <w:t>index</w:t>
+      </w:r>
+      <w:r>
+        <w:rPr>
+          <w:b w:val="0"/>
+        </w:rPr>
+        <w:t xml:space="preserve"> 2 still holds 4. Only the first </w:t>
+      </w:r>
+      <w:r>
+        <w:rPr>
+          <w:b/>
+        </w:rPr>
+        <w:t>item</w:t>
+      </w:r>
+      <w:r>
+        <w:rPr>
+          <w:b w:val="0"/>
+        </w:rPr>
+        <w:t xml:space="preserve"> was replaced.</w:t>
       </w:r>
     </w:p>
     <w:p>
       <w:pPr>
         <w:spacing w:line="336" w:lineRule="auto" w:after="180"/>
-        <w:shd w:fill="F5F1FB"/>
-      </w:pPr>
-      <w:r>
-        <w:rPr>
-          <w:b w:val="0"/>
-        </w:rPr>
-        <w:t>Change: Replace the second print with print(counts[3]).</w:t>
+      </w:pPr>
+      <w:r>
+        <w:rPr>
+          <w:b w:val="0"/>
+        </w:rPr>
+        <w:t xml:space="preserve">Start by identifying the given </w:t>
+      </w:r>
+      <w:r>
+        <w:rPr>
+          <w:b/>
+        </w:rPr>
+        <w:t>input</w:t>
+      </w:r>
+      <w:r>
+        <w:rPr>
+          <w:b w:val="0"/>
+        </w:rPr>
+        <w:t>s together. Leave the intermediate steps blank. If needed, model one step, then withdraw that help on the next step. Move to a full trace only when the partial trace is understood.</w:t>
       </w:r>
     </w:p>
     <w:p>
       <w:pPr>
-        <w:pStyle w:val="Heading3"/>
-      </w:pPr>
-      <w:r>
-        <w:t>Predicted result</w:t>
+        <w:spacing w:line="336" w:lineRule="auto" w:after="180"/>
+      </w:pPr>
+      <w:r>
+        <w:rPr>
+          <w:b w:val="0"/>
+        </w:rPr>
+        <w:t>For partners, alternate explainer and checker; collect a response from every learner before discussion.</w:t>
       </w:r>
     </w:p>
     <w:p>
       <w:pPr>
-        <w:spacing w:line="336" w:lineRule="auto" w:after="180"/>
-        <w:shd w:fill="F1F6FC"/>
-      </w:pPr>
-      <w:r>
-        <w:rPr>
-          <w:b/>
-        </w:rPr>
-        <w:t>Prediction</w:t>
-      </w:r>
-      <w:r>
-        <w:rPr>
-          <w:b w:val="0"/>
-        </w:rPr>
-        <w:t xml:space="preserve">: The first print shows 6, then </w:t>
-      </w:r>
-      <w:r>
-        <w:rPr>
-          <w:b/>
-        </w:rPr>
-        <w:t>IndexError</w:t>
-      </w:r>
-      <w:r>
-        <w:rPr>
-          <w:b w:val="0"/>
-        </w:rPr>
-        <w:t xml:space="preserve"> stops the script before the </w:t>
-      </w:r>
-      <w:r>
-        <w:rPr>
-          <w:b/>
-        </w:rPr>
-        <w:t>length</w:t>
-      </w:r>
-      <w:r>
-        <w:rPr>
-          <w:b w:val="0"/>
-        </w:rPr>
-        <w:t xml:space="preserve"> print.</w:t>
+        <w:pStyle w:val="Heading2"/>
+      </w:pPr>
+      <w:r>
+        <w:t>Individual misconception check</w:t>
       </w:r>
     </w:p>
     <w:p>
       <w:pPr>
-        <w:pStyle w:val="Heading3"/>
-      </w:pPr>
-      <w:r>
-        <w:t>Why the result follows</w:t>
+        <w:spacing w:line="336" w:lineRule="auto" w:after="180"/>
+      </w:pPr>
+      <w:r>
+        <w:rPr>
+          <w:b w:val="0"/>
+        </w:rPr>
+        <w:t xml:space="preserve">Use the worked case for </w:t>
+      </w:r>
+      <w:r>
+        <w:rPr>
+          <w:b/>
+        </w:rPr>
+        <w:t>List</w:t>
+      </w:r>
+      <w:r>
+        <w:rPr>
+          <w:b w:val="0"/>
+        </w:rPr>
+        <w:t xml:space="preserve">s and </w:t>
+      </w:r>
+      <w:r>
+        <w:rPr>
+          <w:b/>
+        </w:rPr>
+        <w:t>index</w:t>
+      </w:r>
+      <w:r>
+        <w:rPr>
+          <w:b w:val="0"/>
+        </w:rPr>
+        <w:t>ing. Proposed explanation: “</w:t>
+      </w:r>
+      <w:r>
+        <w:rPr>
+          <w:b/>
+        </w:rPr>
+        <w:t>Length</w:t>
+      </w:r>
+      <w:r>
+        <w:rPr>
+          <w:b w:val="0"/>
+        </w:rPr>
+        <w:t xml:space="preserve"> is the last nonnegative </w:t>
+      </w:r>
+      <w:r>
+        <w:rPr>
+          <w:b/>
+        </w:rPr>
+        <w:t>index</w:t>
+      </w:r>
+      <w:r>
+        <w:rPr>
+          <w:b w:val="0"/>
+        </w:rPr>
+        <w:t>”. Decide whether this explanation is supported.</w:t>
       </w:r>
     </w:p>
     <w:p>
       <w:pPr>
         <w:spacing w:line="336" w:lineRule="auto" w:after="180"/>
-        <w:shd w:fill="F1F6FC"/>
-      </w:pPr>
-      <w:r>
-        <w:rPr>
-          <w:b w:val="0"/>
-        </w:rPr>
-        <w:t>Reason: The attempted position does not exist.</w:t>
+      </w:pPr>
+      <w:r>
+        <w:rPr>
+          <w:b w:val="0"/>
+        </w:rPr>
+        <w:t>Point to the step or supplied fact that decides; explain your repair if needed.</w:t>
       </w:r>
     </w:p>
     <w:p>
       <w:pPr>
-        <w:pStyle w:val="Heading3"/>
-      </w:pPr>
-      <w:r>
-        <w:t>Ask while showing the picture</w:t>
+        <w:spacing w:line="336" w:lineRule="auto" w:after="180"/>
+      </w:pPr>
+      <w:r>
+        <w:rPr>
+          <w:b w:val="0"/>
+        </w:rPr>
+        <w:t xml:space="preserve">Expected correction: </w:t>
+      </w:r>
+      <w:r>
+        <w:rPr>
+          <w:b/>
+        </w:rPr>
+        <w:t>Length</w:t>
+      </w:r>
+      <w:r>
+        <w:rPr>
+          <w:b w:val="0"/>
+        </w:rPr>
+        <w:t xml:space="preserve"> counts </w:t>
+      </w:r>
+      <w:r>
+        <w:rPr>
+          <w:b/>
+        </w:rPr>
+        <w:t>item</w:t>
+      </w:r>
+      <w:r>
+        <w:rPr>
+          <w:b w:val="0"/>
+        </w:rPr>
+        <w:t xml:space="preserve">s; the last nonnegative </w:t>
+      </w:r>
+      <w:r>
+        <w:rPr>
+          <w:b/>
+        </w:rPr>
+        <w:t>index</w:t>
+      </w:r>
+      <w:r>
+        <w:rPr>
+          <w:b w:val="0"/>
+        </w:rPr>
+        <w:t xml:space="preserve"> of a nonempty </w:t>
+      </w:r>
+      <w:r>
+        <w:rPr>
+          <w:b/>
+        </w:rPr>
+        <w:t>list</w:t>
+      </w:r>
+      <w:r>
+        <w:rPr>
+          <w:b w:val="0"/>
+        </w:rPr>
+        <w:t xml:space="preserve"> is one less.</w:t>
       </w:r>
     </w:p>
     <w:p>
       <w:pPr>
-        <w:pStyle w:val="Heading3"/>
-      </w:pPr>
-      <w:r>
-        <w:t>Ask while showing the picture · 4</w:t>
+        <w:spacing w:line="336" w:lineRule="auto" w:after="180"/>
+      </w:pPr>
+      <w:r>
+        <w:rPr>
+          <w:b w:val="0"/>
+        </w:rPr>
+        <w:t>Collect explanations, not only yes/no votes. If a misunderstanding is common, re-model the relevant step for the class.</w:t>
       </w:r>
     </w:p>
     <w:p>
@@ -2273,75 +2751,187 @@
         <w:rPr>
           <w:b w:val="0"/>
         </w:rPr>
-        <w:t xml:space="preserve">Cover the result. Ask learners to name the </w:t>
-      </w:r>
-      <w:r>
-        <w:rPr>
-          <w:b/>
-        </w:rPr>
-        <w:t>input</w:t>
-      </w:r>
-      <w:r>
-        <w:rPr>
-          <w:b w:val="0"/>
-        </w:rPr>
-        <w:t xml:space="preserve">s and predict the next step. Uncover one step, connect the icon to the actual procedure, and explain its </w:t>
-      </w:r>
-      <w:r>
-        <w:rPr>
-          <w:b/>
-        </w:rPr>
-        <w:t>evidence</w:t>
-      </w:r>
-      <w:r>
-        <w:rPr>
-          <w:b w:val="0"/>
-        </w:rPr>
-        <w:t>. Then change the supplied condition and compare.</w:t>
+        <w:t>If it affects a few learners, give a short targeted group explanation while others solve a more demanding variation.</w:t>
       </w:r>
     </w:p>
     <w:p>
       <w:pPr>
-        <w:spacing w:line="336" w:lineRule="auto" w:after="180"/>
-      </w:pPr>
-      <w:r>
-        <w:rPr>
-          <w:b w:val="0"/>
-        </w:rPr>
-        <w:t>The picture is a representation; it does not document execution of a real AI model.</w:t>
+        <w:pStyle w:val="Heading2"/>
+      </w:pPr>
+      <w:r>
+        <w:t>Pictorial question and changed-case key</w:t>
       </w:r>
     </w:p>
     <w:p>
       <w:pPr>
-        <w:pStyle w:val="Heading1"/>
-      </w:pPr>
-      <w:r>
-        <w:t>03. Demonstrate and guide practice</w:t>
+        <w:spacing w:line="336" w:lineRule="auto" w:after="180"/>
+      </w:pPr>
+      <w:r>
+        <w:rPr>
+          <w:b w:val="0"/>
+        </w:rPr>
+        <w:t xml:space="preserve">Label the three </w:t>
+      </w:r>
+      <w:r>
+        <w:rPr>
+          <w:b/>
+        </w:rPr>
+        <w:t>index</w:t>
+      </w:r>
+      <w:r>
+        <w:rPr>
+          <w:b w:val="0"/>
+        </w:rPr>
+        <w:t xml:space="preserve"> positions. Predict all original </w:t>
+      </w:r>
+      <w:r>
+        <w:rPr>
+          <w:b/>
+        </w:rPr>
+        <w:t>output</w:t>
+      </w:r>
+      <w:r>
+        <w:rPr>
+          <w:b w:val="0"/>
+        </w:rPr>
+        <w:t xml:space="preserve">s, then name the first </w:t>
+      </w:r>
+      <w:r>
+        <w:rPr>
+          <w:b/>
+        </w:rPr>
+        <w:t>output</w:t>
+      </w:r>
+      <w:r>
+        <w:rPr>
+          <w:b w:val="0"/>
+        </w:rPr>
+        <w:t xml:space="preserve"> and stopping point after using </w:t>
+      </w:r>
+      <w:r>
+        <w:rPr>
+          <w:b/>
+        </w:rPr>
+        <w:t>index</w:t>
+      </w:r>
+      <w:r>
+        <w:rPr>
+          <w:b w:val="0"/>
+        </w:rPr>
+        <w:t xml:space="preserve"> 3.</w:t>
       </w:r>
     </w:p>
     <w:p>
-      <w:r>
-        <w:t>Demonstrate Lists and indexing, reduce support deliberately and check individual reasoning before discussing answers.</w:t>
+      <w:pPr>
+        <w:spacing w:line="336" w:lineRule="auto" w:after="180"/>
+      </w:pPr>
+      <w:r>
+        <w:rPr>
+          <w:b w:val="0"/>
+        </w:rPr>
+        <w:t xml:space="preserve">Original </w:t>
+      </w:r>
+      <w:r>
+        <w:rPr>
+          <w:b/>
+        </w:rPr>
+        <w:t>output</w:t>
+      </w:r>
+      <w:r>
+        <w:rPr>
+          <w:b w:val="0"/>
+        </w:rPr>
+        <w:t xml:space="preserve">s are 6,8,3. After the change, 6 prints first, counts[3] raises </w:t>
+      </w:r>
+      <w:r>
+        <w:rPr>
+          <w:b/>
+        </w:rPr>
+        <w:t>IndexError</w:t>
+      </w:r>
+      <w:r>
+        <w:rPr>
+          <w:b w:val="0"/>
+        </w:rPr>
+        <w:t>, and the third print does not execute.</w:t>
       </w:r>
     </w:p>
     <w:p>
       <w:pPr>
-        <w:pStyle w:val="Heading3"/>
-      </w:pPr>
-      <w:r>
-        <w:t>Choose the pacing route</w:t>
+        <w:spacing w:line="336" w:lineRule="auto" w:after="180"/>
+      </w:pPr>
+      <w:r>
+        <w:rPr>
+          <w:b w:val="0"/>
+        </w:rPr>
+        <w:t xml:space="preserve">Changed-case reasoning: The first print shows 6, then </w:t>
+      </w:r>
+      <w:r>
+        <w:rPr>
+          <w:b/>
+        </w:rPr>
+        <w:t>IndexError</w:t>
+      </w:r>
+      <w:r>
+        <w:rPr>
+          <w:b w:val="0"/>
+        </w:rPr>
+        <w:t xml:space="preserve"> stops the script before the </w:t>
+      </w:r>
+      <w:r>
+        <w:rPr>
+          <w:b/>
+        </w:rPr>
+        <w:t>length</w:t>
+      </w:r>
+      <w:r>
+        <w:rPr>
+          <w:b w:val="0"/>
+        </w:rPr>
+        <w:t xml:space="preserve"> print. The attempted position does not exist.</w:t>
       </w:r>
     </w:p>
     <w:p>
       <w:pPr>
         <w:spacing w:line="336" w:lineRule="auto" w:after="180"/>
-        <w:shd w:fill="F1F6F8"/>
-      </w:pPr>
-      <w:r>
-        <w:rPr>
-          <w:b w:val="0"/>
-        </w:rPr>
-        <w:t>Compact alternative: this two-session sequence covers selected core tasks. Use the three-session weekly plan for the full lesson, independent transfer, feedback and project work; allow extra time for extensions.</w:t>
+      </w:pPr>
+      <w:r>
+        <w:rPr>
+          <w:b w:val="0"/>
+        </w:rPr>
+        <w:t xml:space="preserve">Collect each learner’s explanation before discussion. Use the first missing connection between </w:t>
+      </w:r>
+      <w:r>
+        <w:rPr>
+          <w:b/>
+        </w:rPr>
+        <w:t>input</w:t>
+      </w:r>
+      <w:r>
+        <w:rPr>
+          <w:b w:val="0"/>
+        </w:rPr>
+        <w:t xml:space="preserve">, deciding step and result to choose support. This question is worked-case practice, not fresh mastery </w:t>
+      </w:r>
+      <w:r>
+        <w:rPr>
+          <w:b/>
+        </w:rPr>
+        <w:t>evidence</w:t>
+      </w:r>
+      <w:r>
+        <w:rPr>
+          <w:b w:val="0"/>
+        </w:rPr>
+        <w:t>.</w:t>
+      </w:r>
+    </w:p>
+    <w:p>
+      <w:pPr>
+        <w:pStyle w:val="Heading2"/>
+      </w:pPr>
+      <w:r>
+        <w:t>Support and alternative plan · reference / check after trying</w:t>
       </w:r>
     </w:p>
     <w:tbl>
@@ -2615,66 +3205,29 @@
     </w:p>
     <w:p>
       <w:pPr>
-        <w:pStyle w:val="Heading3"/>
-      </w:pPr>
-      <w:r>
-        <w:t>Reduce help deliberately</w:t>
+        <w:pStyle w:val="Heading2"/>
+      </w:pPr>
+      <w:r>
+        <w:t>Earlier wording, alternatives and picture transcripts · reference / check after trying</w:t>
       </w:r>
     </w:p>
     <w:p>
       <w:pPr>
-        <w:pStyle w:val="Heading3"/>
-      </w:pPr>
-      <w:r>
-        <w:t>Completion practice</w:t>
+        <w:spacing w:line="336" w:lineRule="auto" w:after="180"/>
+      </w:pPr>
+      <w:r>
+        <w:rPr>
+          <w:b w:val="0"/>
+        </w:rPr>
+        <w:t>Compact alternative: this two-session sequence covers selected core tasks. Use the three-session weekly plan for the full lesson, independent transfer, feedback and project work; allow extra time for extensions.</w:t>
       </w:r>
     </w:p>
     <w:p>
       <w:pPr>
-        <w:spacing w:line="336" w:lineRule="auto" w:after="180"/>
-        <w:shd w:fill="F5F1FB"/>
-      </w:pPr>
-      <w:r>
-        <w:rPr>
-          <w:b w:val="0"/>
-        </w:rPr>
-        <w:t xml:space="preserve">Completion task: Start with counts = [4, 7, 4]. Run counts[0] = 6. Write the resulting </w:t>
-      </w:r>
-      <w:r>
-        <w:rPr>
-          <w:b/>
-        </w:rPr>
-        <w:t>list</w:t>
-      </w:r>
-      <w:r>
-        <w:rPr>
-          <w:b w:val="0"/>
-        </w:rPr>
-        <w:t xml:space="preserve">, its </w:t>
-      </w:r>
-      <w:r>
-        <w:rPr>
-          <w:b/>
-        </w:rPr>
-        <w:t>length</w:t>
-      </w:r>
-      <w:r>
-        <w:rPr>
-          <w:b w:val="0"/>
-        </w:rPr>
-        <w:t xml:space="preserve"> and the value at </w:t>
-      </w:r>
-      <w:r>
-        <w:rPr>
-          <w:b/>
-        </w:rPr>
-        <w:t>index</w:t>
-      </w:r>
-      <w:r>
-        <w:rPr>
-          <w:b w:val="0"/>
-        </w:rPr>
-        <w:t xml:space="preserve"> 2. Predict before running.</w:t>
+        <w:pStyle w:val="Heading3"/>
+      </w:pPr>
+      <w:r>
+        <w:t>Reduce help deliberately</w:t>
       </w:r>
     </w:p>
     <w:p>
@@ -2682,156 +3235,44 @@
         <w:pStyle w:val="Heading3"/>
       </w:pPr>
       <w:r>
-        <w:t>Reasoning to listen for</w:t>
+        <w:t>Individual reasoning check</w:t>
       </w:r>
     </w:p>
     <w:p>
       <w:pPr>
-        <w:spacing w:line="336" w:lineRule="auto" w:after="180"/>
-        <w:shd w:fill="F1F6FC"/>
-      </w:pPr>
-      <w:r>
-        <w:rPr>
-          <w:b w:val="0"/>
-        </w:rPr>
-        <w:t xml:space="preserve">Teacher check: The result is [6, 7, 4]; </w:t>
-      </w:r>
-      <w:r>
-        <w:rPr>
-          <w:b/>
-        </w:rPr>
-        <w:t>length</w:t>
-      </w:r>
-      <w:r>
-        <w:rPr>
-          <w:b w:val="0"/>
-        </w:rPr>
-        <w:t xml:space="preserve"> remains 3; </w:t>
-      </w:r>
-      <w:r>
-        <w:rPr>
-          <w:b/>
-        </w:rPr>
-        <w:t>index</w:t>
-      </w:r>
-      <w:r>
-        <w:rPr>
-          <w:b w:val="0"/>
-        </w:rPr>
-        <w:t xml:space="preserve"> 2 still holds 4. Only the first </w:t>
-      </w:r>
-      <w:r>
-        <w:rPr>
-          <w:b/>
-        </w:rPr>
-        <w:t>item</w:t>
-      </w:r>
-      <w:r>
-        <w:rPr>
-          <w:b w:val="0"/>
-        </w:rPr>
-        <w:t xml:space="preserve"> was replaced.</w:t>
+        <w:pStyle w:val="Heading3"/>
+      </w:pPr>
+      <w:r>
+        <w:t>Pictorial practice question</w:t>
       </w:r>
     </w:p>
     <w:p>
       <w:pPr>
-        <w:spacing w:line="336" w:lineRule="auto" w:after="180"/>
-      </w:pPr>
-      <w:r>
-        <w:rPr>
-          <w:b w:val="0"/>
-        </w:rPr>
-        <w:t xml:space="preserve">Start by identifying the given </w:t>
-      </w:r>
-      <w:r>
-        <w:rPr>
-          <w:b/>
-        </w:rPr>
-        <w:t>input</w:t>
-      </w:r>
-      <w:r>
-        <w:rPr>
-          <w:b w:val="0"/>
-        </w:rPr>
-        <w:t>s together. Leave the intermediate steps blank. If needed, model one step, then withdraw that help on the next step. Move to a full trace only when the partial trace is understood.</w:t>
+        <w:pStyle w:val="Heading3"/>
+      </w:pPr>
+      <w:r>
+        <w:t>Reasoned teacher answer</w:t>
       </w:r>
     </w:p>
     <w:p>
       <w:pPr>
-        <w:spacing w:line="336" w:lineRule="auto" w:after="180"/>
-      </w:pPr>
-      <w:r>
-        <w:rPr>
-          <w:b w:val="0"/>
-        </w:rPr>
-        <w:t>For partners, alternate explainer and checker; collect a response from every learner before discussion.</w:t>
+        <w:pStyle w:val="Heading1"/>
+      </w:pPr>
+      <w:r>
+        <w:t>04. Run the complete supplied investigation</w:t>
       </w:r>
     </w:p>
     <w:p>
-      <w:pPr>
-        <w:pStyle w:val="Heading3"/>
-      </w:pPr>
-      <w:r>
-        <w:t>Individual reasoning check</w:t>
+      <w:r>
+        <w:t>Preserve expected, observed and paper-trace records.</w:t>
       </w:r>
     </w:p>
     <w:p>
       <w:pPr>
-        <w:spacing w:line="336" w:lineRule="auto" w:after="180"/>
-      </w:pPr>
-      <w:r>
-        <w:rPr>
-          <w:b w:val="0"/>
-        </w:rPr>
-        <w:t xml:space="preserve">Use the worked case for </w:t>
-      </w:r>
-      <w:r>
-        <w:rPr>
-          <w:b/>
-        </w:rPr>
-        <w:t>List</w:t>
-      </w:r>
-      <w:r>
-        <w:rPr>
-          <w:b w:val="0"/>
-        </w:rPr>
-        <w:t xml:space="preserve">s and </w:t>
-      </w:r>
-      <w:r>
-        <w:rPr>
-          <w:b/>
-        </w:rPr>
-        <w:t>index</w:t>
-      </w:r>
-      <w:r>
-        <w:rPr>
-          <w:b w:val="0"/>
-        </w:rPr>
-        <w:t>ing. Proposed explanation: “</w:t>
-      </w:r>
-      <w:r>
-        <w:rPr>
-          <w:b/>
-        </w:rPr>
-        <w:t>Length</w:t>
-      </w:r>
-      <w:r>
-        <w:rPr>
-          <w:b w:val="0"/>
-        </w:rPr>
-        <w:t xml:space="preserve"> is the last nonnegative </w:t>
-      </w:r>
-      <w:r>
-        <w:rPr>
-          <w:b/>
-        </w:rPr>
-        <w:t>index</w:t>
-      </w:r>
-      <w:r>
-        <w:rPr>
-          <w:b w:val="0"/>
-        </w:rPr>
-        <w:t>”. Decide whether this explanation is supported.</w:t>
+        <w:pStyle w:val="Heading2"/>
+      </w:pPr>
+      <w:r>
+        <w:t>Supplied case materials and checked guidance</w:t>
       </w:r>
     </w:p>
     <w:p>
@@ -2842,75 +3283,26 @@
         <w:rPr>
           <w:b w:val="0"/>
         </w:rPr>
-        <w:t>Point to the step or supplied fact that decides; explain your repair if needed.</w:t>
+        <w:t>W2 list [6,7,4], length 3, index 2 value 4. Fresh sum 15; empty 0; singleton 7. In a values loop, counts[count] first attempts index 4 and fails for [4,7,4]; print(count) uses the value directly. Pictured outputs 6,8,3; changed second access prints 6 then raises IndexError, skipping length. Selected outputs 9,2,3; changed second access prints 9 then IndexError, skipping final length.</w:t>
       </w:r>
     </w:p>
     <w:p>
       <w:pPr>
-        <w:pStyle w:val="Heading3"/>
-      </w:pPr>
-      <w:r>
-        <w:t>Expected repair</w:t>
+        <w:spacing w:line="336" w:lineRule="auto" w:after="180"/>
+      </w:pPr>
+      <w:r>
+        <w:rPr>
+          <w:b w:val="0"/>
+        </w:rPr>
+        <w:t>Guarded [] reports no last item, [0] prints 0. Earlier W4 retains its own values.</w:t>
       </w:r>
     </w:p>
     <w:p>
       <w:pPr>
-        <w:spacing w:line="336" w:lineRule="auto" w:after="180"/>
-        <w:shd w:fill="F1F6FC"/>
-      </w:pPr>
-      <w:r>
-        <w:rPr>
-          <w:b w:val="0"/>
-        </w:rPr>
-        <w:t xml:space="preserve">Expected correction: </w:t>
-      </w:r>
-      <w:r>
-        <w:rPr>
-          <w:b/>
-        </w:rPr>
-        <w:t>Length</w:t>
-      </w:r>
-      <w:r>
-        <w:rPr>
-          <w:b w:val="0"/>
-        </w:rPr>
-        <w:t xml:space="preserve"> counts </w:t>
-      </w:r>
-      <w:r>
-        <w:rPr>
-          <w:b/>
-        </w:rPr>
-        <w:t>item</w:t>
-      </w:r>
-      <w:r>
-        <w:rPr>
-          <w:b w:val="0"/>
-        </w:rPr>
-        <w:t xml:space="preserve">s; the last nonnegative </w:t>
-      </w:r>
-      <w:r>
-        <w:rPr>
-          <w:b/>
-        </w:rPr>
-        <w:t>index</w:t>
-      </w:r>
-      <w:r>
-        <w:rPr>
-          <w:b w:val="0"/>
-        </w:rPr>
-        <w:t xml:space="preserve"> of a nonempty </w:t>
-      </w:r>
-      <w:r>
-        <w:rPr>
-          <w:b/>
-        </w:rPr>
-        <w:t>list</w:t>
-      </w:r>
-      <w:r>
-        <w:rPr>
-          <w:b w:val="0"/>
-        </w:rPr>
-        <w:t xml:space="preserve"> is one less.</w:t>
+        <w:pStyle w:val="Heading2"/>
+      </w:pPr>
+      <w:r>
+        <w:t>Diagnose misconceptions</w:t>
       </w:r>
     </w:p>
     <w:p>
@@ -2919,9 +3311,75 @@
       </w:pPr>
       <w:r>
         <w:rPr>
-          <w:b w:val="0"/>
-        </w:rPr>
-        <w:t>Collect explanations, not only yes/no votes. If a misunderstanding is common, re-model the relevant step for the class.</w:t>
+          <w:b/>
+        </w:rPr>
+        <w:t>Length</w:t>
+      </w:r>
+      <w:r>
+        <w:rPr>
+          <w:b w:val="0"/>
+        </w:rPr>
+        <w:t xml:space="preserve"> is the last nonnegative </w:t>
+      </w:r>
+      <w:r>
+        <w:rPr>
+          <w:b/>
+        </w:rPr>
+        <w:t>index</w:t>
+      </w:r>
+      <w:r>
+        <w:rPr>
+          <w:b w:val="0"/>
+        </w:rPr>
+        <w:t xml:space="preserve">: </w:t>
+      </w:r>
+      <w:r>
+        <w:rPr>
+          <w:b/>
+        </w:rPr>
+        <w:t>Length</w:t>
+      </w:r>
+      <w:r>
+        <w:rPr>
+          <w:b w:val="0"/>
+        </w:rPr>
+        <w:t xml:space="preserve"> counts </w:t>
+      </w:r>
+      <w:r>
+        <w:rPr>
+          <w:b/>
+        </w:rPr>
+        <w:t>item</w:t>
+      </w:r>
+      <w:r>
+        <w:rPr>
+          <w:b w:val="0"/>
+        </w:rPr>
+        <w:t xml:space="preserve">s; the last nonnegative </w:t>
+      </w:r>
+      <w:r>
+        <w:rPr>
+          <w:b/>
+        </w:rPr>
+        <w:t>index</w:t>
+      </w:r>
+      <w:r>
+        <w:rPr>
+          <w:b w:val="0"/>
+        </w:rPr>
+        <w:t xml:space="preserve"> of a nonempty </w:t>
+      </w:r>
+      <w:r>
+        <w:rPr>
+          <w:b/>
+        </w:rPr>
+        <w:t>list</w:t>
+      </w:r>
+      <w:r>
+        <w:rPr>
+          <w:b w:val="0"/>
+        </w:rPr>
+        <w:t xml:space="preserve"> is one less.</w:t>
       </w:r>
     </w:p>
     <w:p>
@@ -2932,15 +3390,102 @@
         <w:rPr>
           <w:b w:val="0"/>
         </w:rPr>
-        <w:t>If it affects a few learners, give a short targeted group explanation while others solve a more demanding variation.</w:t>
+        <w:t xml:space="preserve">A loop variable always contains an </w:t>
+      </w:r>
+      <w:r>
+        <w:rPr>
+          <w:b/>
+        </w:rPr>
+        <w:t>index</w:t>
+      </w:r>
+      <w:r>
+        <w:rPr>
+          <w:b w:val="0"/>
+        </w:rPr>
+        <w:t xml:space="preserve">: A direct </w:t>
+      </w:r>
+      <w:r>
+        <w:rPr>
+          <w:b/>
+        </w:rPr>
+        <w:t>list</w:t>
+      </w:r>
+      <w:r>
+        <w:rPr>
+          <w:b w:val="0"/>
+        </w:rPr>
+        <w:t xml:space="preserve"> loop supplies stored values.</w:t>
       </w:r>
     </w:p>
     <w:p>
       <w:pPr>
-        <w:pStyle w:val="Heading3"/>
-      </w:pPr>
-      <w:r>
-        <w:t>Pictorial practice question</w:t>
+        <w:spacing w:line="336" w:lineRule="auto" w:after="180"/>
+      </w:pPr>
+      <w:r>
+        <w:rPr>
+          <w:b w:val="0"/>
+        </w:rPr>
+        <w:t xml:space="preserve">Updating one </w:t>
+      </w:r>
+      <w:r>
+        <w:rPr>
+          <w:b/>
+        </w:rPr>
+        <w:t>item</w:t>
+      </w:r>
+      <w:r>
+        <w:rPr>
+          <w:b w:val="0"/>
+        </w:rPr>
+        <w:t xml:space="preserve"> grows the </w:t>
+      </w:r>
+      <w:r>
+        <w:rPr>
+          <w:b/>
+        </w:rPr>
+        <w:t>list</w:t>
+      </w:r>
+      <w:r>
+        <w:rPr>
+          <w:b w:val="0"/>
+        </w:rPr>
+        <w:t xml:space="preserve">: Assignment at an existing </w:t>
+      </w:r>
+      <w:r>
+        <w:rPr>
+          <w:b/>
+        </w:rPr>
+        <w:t>index</w:t>
+      </w:r>
+      <w:r>
+        <w:rPr>
+          <w:b w:val="0"/>
+        </w:rPr>
+        <w:t xml:space="preserve"> replaces that </w:t>
+      </w:r>
+      <w:r>
+        <w:rPr>
+          <w:b/>
+        </w:rPr>
+        <w:t>item</w:t>
+      </w:r>
+      <w:r>
+        <w:rPr>
+          <w:b w:val="0"/>
+        </w:rPr>
+        <w:t xml:space="preserve">; </w:t>
+      </w:r>
+      <w:r>
+        <w:rPr>
+          <w:b/>
+        </w:rPr>
+        <w:t>length</w:t>
+      </w:r>
+      <w:r>
+        <w:rPr>
+          <w:b w:val="0"/>
+        </w:rPr>
+        <w:t xml:space="preserve"> is unchanged.</w:t>
       </w:r>
     </w:p>
     <w:p>
@@ -2951,442 +3496,74 @@
         <w:rPr>
           <w:b w:val="0"/>
         </w:rPr>
-        <w:t xml:space="preserve">Label the three </w:t>
+        <w:t xml:space="preserve">Repeated values are </w:t>
       </w:r>
       <w:r>
         <w:rPr>
           <w:b/>
         </w:rPr>
-        <w:t>index</w:t>
-      </w:r>
-      <w:r>
-        <w:rPr>
-          <w:b w:val="0"/>
-        </w:rPr>
-        <w:t xml:space="preserve"> positions. Predict all original </w:t>
+        <w:t>process</w:t>
+      </w:r>
+      <w:r>
+        <w:rPr>
+          <w:b w:val="0"/>
+        </w:rPr>
+        <w:t xml:space="preserve">ed only once: Each position contributes one </w:t>
       </w:r>
       <w:r>
         <w:rPr>
           <w:b/>
         </w:rPr>
-        <w:t>output</w:t>
-      </w:r>
-      <w:r>
-        <w:rPr>
-          <w:b w:val="0"/>
-        </w:rPr>
-        <w:t xml:space="preserve">s, then name the first </w:t>
-      </w:r>
-      <w:r>
-        <w:rPr>
-          <w:b/>
-        </w:rPr>
-        <w:t>output</w:t>
-      </w:r>
-      <w:r>
-        <w:rPr>
-          <w:b w:val="0"/>
-        </w:rPr>
-        <w:t xml:space="preserve"> and stopping point after using </w:t>
-      </w:r>
-      <w:r>
-        <w:rPr>
-          <w:b/>
-        </w:rPr>
-        <w:t>index</w:t>
-      </w:r>
-      <w:r>
-        <w:rPr>
-          <w:b w:val="0"/>
-        </w:rPr>
-        <w:t xml:space="preserve"> 3.</w:t>
+        <w:t>item</w:t>
+      </w:r>
+      <w:r>
+        <w:rPr>
+          <w:b w:val="0"/>
+        </w:rPr>
+        <w:t>, even when values repeat.</w:t>
       </w:r>
     </w:p>
     <w:p>
       <w:pPr>
-        <w:pStyle w:val="Heading3"/>
-      </w:pPr>
-      <w:r>
-        <w:t>Reasoned teacher answer</w:t>
+        <w:spacing w:line="336" w:lineRule="auto" w:after="180"/>
+      </w:pPr>
+      <w:r>
+        <w:rPr>
+          <w:b w:val="0"/>
+        </w:rPr>
+        <w:t xml:space="preserve">Use Section 9 for the </w:t>
+      </w:r>
+      <w:r>
+        <w:rPr>
+          <w:b/>
+        </w:rPr>
+        <w:t>evidence</w:t>
+      </w:r>
+      <w:r>
+        <w:rPr>
+          <w:b w:val="0"/>
+        </w:rPr>
+        <w:t xml:space="preserve"> ledger. Add a boundary or missing-</w:t>
+      </w:r>
+      <w:r>
+        <w:rPr>
+          <w:b/>
+        </w:rPr>
+        <w:t>input</w:t>
+      </w:r>
+      <w:r>
+        <w:rPr>
+          <w:b w:val="0"/>
+        </w:rPr>
+        <w:t xml:space="preserve"> case and record the expected response before checking. More successful repeats of one case do not establish wider coverage.</w:t>
       </w:r>
     </w:p>
     <w:p>
       <w:pPr>
-        <w:spacing w:line="336" w:lineRule="auto" w:after="180"/>
-      </w:pPr>
-      <w:r>
-        <w:rPr>
-          <w:b w:val="0"/>
-        </w:rPr>
-        <w:t xml:space="preserve">Original </w:t>
-      </w:r>
-      <w:r>
-        <w:rPr>
-          <w:b/>
-        </w:rPr>
-        <w:t>output</w:t>
-      </w:r>
-      <w:r>
-        <w:rPr>
-          <w:b w:val="0"/>
-        </w:rPr>
-        <w:t xml:space="preserve">s are 6,8,3. After the change, 6 prints first, counts[3] raises </w:t>
-      </w:r>
-      <w:r>
-        <w:rPr>
-          <w:b/>
-        </w:rPr>
-        <w:t>IndexError</w:t>
-      </w:r>
-      <w:r>
-        <w:rPr>
-          <w:b w:val="0"/>
-        </w:rPr>
-        <w:t>, and the third print does not execute.</w:t>
-      </w:r>
-    </w:p>
-    <w:p>
-      <w:pPr>
-        <w:spacing w:line="336" w:lineRule="auto" w:after="180"/>
-      </w:pPr>
-      <w:r>
-        <w:rPr>
-          <w:b w:val="0"/>
-        </w:rPr>
-        <w:t xml:space="preserve">Changed-case reasoning: The first print shows 6, then </w:t>
-      </w:r>
-      <w:r>
-        <w:rPr>
-          <w:b/>
-        </w:rPr>
-        <w:t>IndexError</w:t>
-      </w:r>
-      <w:r>
-        <w:rPr>
-          <w:b w:val="0"/>
-        </w:rPr>
-        <w:t xml:space="preserve"> stops the script before the </w:t>
-      </w:r>
-      <w:r>
-        <w:rPr>
-          <w:b/>
-        </w:rPr>
-        <w:t>length</w:t>
-      </w:r>
-      <w:r>
-        <w:rPr>
-          <w:b w:val="0"/>
-        </w:rPr>
-        <w:t xml:space="preserve"> print. The attempted position does not exist.</w:t>
-      </w:r>
-    </w:p>
-    <w:p>
-      <w:pPr>
-        <w:spacing w:line="336" w:lineRule="auto" w:after="180"/>
-      </w:pPr>
-      <w:r>
-        <w:rPr>
-          <w:b w:val="0"/>
-        </w:rPr>
-        <w:t xml:space="preserve">Collect each learner’s explanation before discussion. Use the first missing connection between </w:t>
-      </w:r>
-      <w:r>
-        <w:rPr>
-          <w:b/>
-        </w:rPr>
-        <w:t>input</w:t>
-      </w:r>
-      <w:r>
-        <w:rPr>
-          <w:b w:val="0"/>
-        </w:rPr>
-        <w:t xml:space="preserve">, deciding step and result to choose support. This question is worked-case practice, not fresh mastery </w:t>
-      </w:r>
-      <w:r>
-        <w:rPr>
-          <w:b/>
-        </w:rPr>
-        <w:t>evidence</w:t>
-      </w:r>
-      <w:r>
-        <w:rPr>
-          <w:b w:val="0"/>
-        </w:rPr>
-        <w:t>.</w:t>
-      </w:r>
-    </w:p>
-    <w:p>
-      <w:pPr>
-        <w:pStyle w:val="Heading1"/>
-      </w:pPr>
-      <w:r>
-        <w:t>04. Run the investigation and diagnose misconceptions</w:t>
-      </w:r>
-    </w:p>
-    <w:p>
-      <w:r>
-        <w:t>Run the Lists and indexing investigation and use the first unsupported step to choose a teaching response.</w:t>
-      </w:r>
-    </w:p>
-    <w:p>
-      <w:pPr>
-        <w:spacing w:line="336" w:lineRule="auto" w:after="180"/>
-      </w:pPr>
-      <w:r>
-        <w:rPr>
-          <w:b/>
-        </w:rPr>
-        <w:t>Length</w:t>
-      </w:r>
-      <w:r>
-        <w:rPr>
-          <w:b w:val="0"/>
-        </w:rPr>
-        <w:t xml:space="preserve"> is the last nonnegative </w:t>
-      </w:r>
-      <w:r>
-        <w:rPr>
-          <w:b/>
-        </w:rPr>
-        <w:t>index</w:t>
-      </w:r>
-      <w:r>
-        <w:rPr>
-          <w:b w:val="0"/>
-        </w:rPr>
-        <w:t xml:space="preserve">: </w:t>
-      </w:r>
-      <w:r>
-        <w:rPr>
-          <w:b/>
-        </w:rPr>
-        <w:t>Length</w:t>
-      </w:r>
-      <w:r>
-        <w:rPr>
-          <w:b w:val="0"/>
-        </w:rPr>
-        <w:t xml:space="preserve"> counts </w:t>
-      </w:r>
-      <w:r>
-        <w:rPr>
-          <w:b/>
-        </w:rPr>
-        <w:t>item</w:t>
-      </w:r>
-      <w:r>
-        <w:rPr>
-          <w:b w:val="0"/>
-        </w:rPr>
-        <w:t xml:space="preserve">s; the last nonnegative </w:t>
-      </w:r>
-      <w:r>
-        <w:rPr>
-          <w:b/>
-        </w:rPr>
-        <w:t>index</w:t>
-      </w:r>
-      <w:r>
-        <w:rPr>
-          <w:b w:val="0"/>
-        </w:rPr>
-        <w:t xml:space="preserve"> of a nonempty </w:t>
-      </w:r>
-      <w:r>
-        <w:rPr>
-          <w:b/>
-        </w:rPr>
-        <w:t>list</w:t>
-      </w:r>
-      <w:r>
-        <w:rPr>
-          <w:b w:val="0"/>
-        </w:rPr>
-        <w:t xml:space="preserve"> is one less.</w:t>
-      </w:r>
-    </w:p>
-    <w:p>
-      <w:pPr>
-        <w:spacing w:line="336" w:lineRule="auto" w:after="180"/>
-      </w:pPr>
-      <w:r>
-        <w:rPr>
-          <w:b w:val="0"/>
-        </w:rPr>
-        <w:t xml:space="preserve">A loop variable always contains an </w:t>
-      </w:r>
-      <w:r>
-        <w:rPr>
-          <w:b/>
-        </w:rPr>
-        <w:t>index</w:t>
-      </w:r>
-      <w:r>
-        <w:rPr>
-          <w:b w:val="0"/>
-        </w:rPr>
-        <w:t xml:space="preserve">: A direct </w:t>
-      </w:r>
-      <w:r>
-        <w:rPr>
-          <w:b/>
-        </w:rPr>
-        <w:t>list</w:t>
-      </w:r>
-      <w:r>
-        <w:rPr>
-          <w:b w:val="0"/>
-        </w:rPr>
-        <w:t xml:space="preserve"> loop supplies stored values.</w:t>
-      </w:r>
-    </w:p>
-    <w:p>
-      <w:pPr>
-        <w:spacing w:line="336" w:lineRule="auto" w:after="180"/>
-      </w:pPr>
-      <w:r>
-        <w:rPr>
-          <w:b w:val="0"/>
-        </w:rPr>
-        <w:t xml:space="preserve">Updating one </w:t>
-      </w:r>
-      <w:r>
-        <w:rPr>
-          <w:b/>
-        </w:rPr>
-        <w:t>item</w:t>
-      </w:r>
-      <w:r>
-        <w:rPr>
-          <w:b w:val="0"/>
-        </w:rPr>
-        <w:t xml:space="preserve"> grows the </w:t>
-      </w:r>
-      <w:r>
-        <w:rPr>
-          <w:b/>
-        </w:rPr>
-        <w:t>list</w:t>
-      </w:r>
-      <w:r>
-        <w:rPr>
-          <w:b w:val="0"/>
-        </w:rPr>
-        <w:t xml:space="preserve">: Assignment at an existing </w:t>
-      </w:r>
-      <w:r>
-        <w:rPr>
-          <w:b/>
-        </w:rPr>
-        <w:t>index</w:t>
-      </w:r>
-      <w:r>
-        <w:rPr>
-          <w:b w:val="0"/>
-        </w:rPr>
-        <w:t xml:space="preserve"> replaces that </w:t>
-      </w:r>
-      <w:r>
-        <w:rPr>
-          <w:b/>
-        </w:rPr>
-        <w:t>item</w:t>
-      </w:r>
-      <w:r>
-        <w:rPr>
-          <w:b w:val="0"/>
-        </w:rPr>
-        <w:t xml:space="preserve">; </w:t>
-      </w:r>
-      <w:r>
-        <w:rPr>
-          <w:b/>
-        </w:rPr>
-        <w:t>length</w:t>
-      </w:r>
-      <w:r>
-        <w:rPr>
-          <w:b w:val="0"/>
-        </w:rPr>
-        <w:t xml:space="preserve"> is unchanged.</w:t>
-      </w:r>
-    </w:p>
-    <w:p>
-      <w:pPr>
-        <w:spacing w:line="336" w:lineRule="auto" w:after="180"/>
-      </w:pPr>
-      <w:r>
-        <w:rPr>
-          <w:b w:val="0"/>
-        </w:rPr>
-        <w:t xml:space="preserve">Repeated values are </w:t>
-      </w:r>
-      <w:r>
-        <w:rPr>
-          <w:b/>
-        </w:rPr>
-        <w:t>process</w:t>
-      </w:r>
-      <w:r>
-        <w:rPr>
-          <w:b w:val="0"/>
-        </w:rPr>
-        <w:t xml:space="preserve">ed only once: Each position contributes one </w:t>
-      </w:r>
-      <w:r>
-        <w:rPr>
-          <w:b/>
-        </w:rPr>
-        <w:t>item</w:t>
-      </w:r>
-      <w:r>
-        <w:rPr>
-          <w:b w:val="0"/>
-        </w:rPr>
-        <w:t>, even when values repeat.</w:t>
-      </w:r>
-    </w:p>
-    <w:p>
-      <w:pPr>
-        <w:spacing w:line="336" w:lineRule="auto" w:after="180"/>
-      </w:pPr>
-      <w:r>
-        <w:rPr>
-          <w:b w:val="0"/>
-        </w:rPr>
-        <w:t xml:space="preserve">Use Section 9 for the </w:t>
-      </w:r>
-      <w:r>
-        <w:rPr>
-          <w:b/>
-        </w:rPr>
-        <w:t>evidence</w:t>
-      </w:r>
-      <w:r>
-        <w:rPr>
-          <w:b w:val="0"/>
-        </w:rPr>
-        <w:t xml:space="preserve"> ledger. Add a boundary or missing-</w:t>
-      </w:r>
-      <w:r>
-        <w:rPr>
-          <w:b/>
-        </w:rPr>
-        <w:t>input</w:t>
-      </w:r>
-      <w:r>
-        <w:rPr>
-          <w:b w:val="0"/>
-        </w:rPr>
-        <w:t xml:space="preserve"> case and record the expected response before checking. More successful repeats of one case do not establish wider coverage.</w:t>
-      </w:r>
-    </w:p>
-    <w:p>
-      <w:pPr>
-        <w:pStyle w:val="Heading3"/>
-      </w:pPr>
-      <w:r>
-        <w:t>Match the support to the first error</w:t>
+        <w:pStyle w:val="Heading2"/>
+      </w:pPr>
+      <w:r>
+        <w:t>Choose accessible support</w:t>
       </w:r>
     </w:p>
     <w:tbl>
@@ -3559,785 +3736,44 @@
     </w:p>
     <w:p>
       <w:pPr>
-        <w:pStyle w:val="Heading1"/>
-      </w:pPr>
-      <w:r>
-        <w:t>05. Assess and explain the answers</w:t>
+        <w:pStyle w:val="Heading2"/>
+      </w:pPr>
+      <w:r>
+        <w:t>Earlier wording, alternatives and picture transcripts · reference / check after trying</w:t>
       </w:r>
     </w:p>
     <w:p>
-      <w:r>
-        <w:t>Use the Lists and indexing questions, teacher keys and criteria after the relevant attempts. Previously discussed cases are practice; protect the separately selected independent task.</w:t>
+      <w:pPr>
+        <w:pStyle w:val="Heading3"/>
+      </w:pPr>
+      <w:r>
+        <w:t>Match the support to the first error</w:t>
       </w:r>
     </w:p>
     <w:p>
       <w:pPr>
-        <w:pStyle w:val="Heading3"/>
-      </w:pPr>
-      <w:r>
-        <w:t>Guided and exit questions</w:t>
+        <w:pStyle w:val="Heading1"/>
+      </w:pPr>
+      <w:r>
+        <w:t>05. Assess the selected bridge transfer task</w:t>
       </w:r>
     </w:p>
     <w:p>
-      <w:pPr>
-        <w:spacing w:line="336" w:lineRule="auto" w:after="180"/>
-      </w:pPr>
-      <w:r>
-        <w:rPr>
-          <w:b w:val="0"/>
-        </w:rPr>
-        <w:t xml:space="preserve">For [2, 0, 5], totals become 2, 2, 7. </w:t>
-      </w:r>
-      <w:r>
-        <w:rPr>
-          <w:b/>
-        </w:rPr>
-        <w:t>Output</w:t>
-      </w:r>
-      <w:r>
-        <w:rPr>
-          <w:b w:val="0"/>
-        </w:rPr>
-        <w:t xml:space="preserve"> is 7. Zero is still an </w:t>
-      </w:r>
-      <w:r>
-        <w:rPr>
-          <w:b/>
-        </w:rPr>
-        <w:t>item</w:t>
-      </w:r>
-      <w:r>
-        <w:rPr>
-          <w:b w:val="0"/>
-        </w:rPr>
-        <w:t xml:space="preserve"> and its iteration still executes. Exit: len([8, 3]) is 2, but </w:t>
-      </w:r>
-      <w:r>
-        <w:rPr>
-          <w:b/>
-        </w:rPr>
-        <w:t>index</w:t>
-      </w:r>
-      <w:r>
-        <w:rPr>
-          <w:b w:val="0"/>
-        </w:rPr>
-        <w:t xml:space="preserve"> 2 is outside the </w:t>
-      </w:r>
-      <w:r>
-        <w:rPr>
-          <w:b/>
-        </w:rPr>
-        <w:t>list</w:t>
-      </w:r>
-      <w:r>
-        <w:rPr>
-          <w:b w:val="0"/>
-        </w:rPr>
-        <w:t xml:space="preserve">. Last nonnegative </w:t>
-      </w:r>
-      <w:r>
-        <w:rPr>
-          <w:b/>
-        </w:rPr>
-        <w:t>index</w:t>
-      </w:r>
-      <w:r>
-        <w:rPr>
-          <w:b w:val="0"/>
-        </w:rPr>
-        <w:t xml:space="preserve"> is 1, whose value is 3.</w:t>
+      <w:r>
+        <w:t>If a learner has seen this exact case, use a fresh parallel input and record exposure/support.</w:t>
       </w:r>
     </w:p>
     <w:p>
       <w:pPr>
-        <w:spacing w:line="336" w:lineRule="auto" w:after="180"/>
-      </w:pPr>
-      <w:r>
-        <w:rPr>
-          <w:b w:val="0"/>
-        </w:rPr>
-        <w:t xml:space="preserve">An empty </w:t>
-      </w:r>
-      <w:r>
-        <w:rPr>
-          <w:b/>
-        </w:rPr>
-        <w:t>list</w:t>
-      </w:r>
-      <w:r>
-        <w:rPr>
-          <w:b w:val="0"/>
-        </w:rPr>
-        <w:t xml:space="preserve"> has no last </w:t>
-      </w:r>
-      <w:r>
-        <w:rPr>
-          <w:b/>
-        </w:rPr>
-        <w:t>item</w:t>
-      </w:r>
-      <w:r>
-        <w:rPr>
-          <w:b w:val="0"/>
-        </w:rPr>
-        <w:t xml:space="preserve">, so a </w:t>
-      </w:r>
-      <w:r>
-        <w:rPr>
-          <w:b/>
-        </w:rPr>
-        <w:t>length</w:t>
-      </w:r>
-      <w:r>
-        <w:rPr>
-          <w:b w:val="0"/>
-        </w:rPr>
-        <w:t xml:space="preserve"> check is required before access.</w:t>
+        <w:pStyle w:val="Heading2"/>
+      </w:pPr>
+      <w:r>
+        <w:t>Selected independent task and checked key</w:t>
       </w:r>
     </w:p>
     <w:p>
       <w:pPr>
-        <w:pStyle w:val="Heading3"/>
-      </w:pPr>
-      <w:r>
-        <w:t>W1 Separate index and value</w:t>
-      </w:r>
-    </w:p>
-    <w:p>
-      <w:pPr>
-        <w:pStyle w:val="Heading3"/>
-      </w:pPr>
-      <w:r>
-        <w:t>Workbook question · W1</w:t>
-      </w:r>
-    </w:p>
-    <w:p>
-      <w:pPr>
         <w:spacing w:line="336" w:lineRule="auto" w:after="180"/>
-        <w:shd w:fill="F5F1FB"/>
-      </w:pPr>
-      <w:r>
-        <w:rPr>
-          <w:b w:val="0"/>
-        </w:rPr>
-        <w:t xml:space="preserve">For counts = [4, 7, 4], give the </w:t>
-      </w:r>
-      <w:r>
-        <w:rPr>
-          <w:b/>
-        </w:rPr>
-        <w:t>length</w:t>
-      </w:r>
-      <w:r>
-        <w:rPr>
-          <w:b w:val="0"/>
-        </w:rPr>
-        <w:t xml:space="preserve">, valid nonnegative indices and value at </w:t>
-      </w:r>
-      <w:r>
-        <w:rPr>
-          <w:b/>
-        </w:rPr>
-        <w:t>index</w:t>
-      </w:r>
-      <w:r>
-        <w:rPr>
-          <w:b w:val="0"/>
-        </w:rPr>
-        <w:t xml:space="preserve"> 1. Explain how the two </w:t>
-      </w:r>
-      <w:r>
-        <w:rPr>
-          <w:b/>
-        </w:rPr>
-        <w:t>item</w:t>
-      </w:r>
-      <w:r>
-        <w:rPr>
-          <w:b w:val="0"/>
-        </w:rPr>
-        <w:t>s with value 4 differ.</w:t>
-      </w:r>
-    </w:p>
-    <w:p>
-      <w:pPr>
-        <w:pStyle w:val="Heading3"/>
-      </w:pPr>
-      <w:r>
-        <w:t>Teacher reasoning · W1</w:t>
-      </w:r>
-    </w:p>
-    <w:p>
-      <w:pPr>
-        <w:spacing w:line="336" w:lineRule="auto" w:after="180"/>
-        <w:shd w:fill="F1F6FC"/>
-      </w:pPr>
-      <w:r>
-        <w:rPr>
-          <w:b/>
-        </w:rPr>
-        <w:t>Length</w:t>
-      </w:r>
-      <w:r>
-        <w:rPr>
-          <w:b w:val="0"/>
-        </w:rPr>
-        <w:t xml:space="preserve"> 3; indices 0, 1, 2; counts[1] is 7. The equal values occupy different positions, indices 0 and 2.</w:t>
-      </w:r>
-    </w:p>
-    <w:p>
-      <w:pPr>
-        <w:pStyle w:val="Heading3"/>
-      </w:pPr>
-      <w:r>
-        <w:t>W2 Trace an update</w:t>
-      </w:r>
-    </w:p>
-    <w:p>
-      <w:pPr>
-        <w:pStyle w:val="Heading3"/>
-      </w:pPr>
-      <w:r>
-        <w:t>Workbook question · W2</w:t>
-      </w:r>
-    </w:p>
-    <w:p>
-      <w:pPr>
-        <w:spacing w:line="336" w:lineRule="auto" w:after="180"/>
-        <w:shd w:fill="F5F1FB"/>
-      </w:pPr>
-      <w:r>
-        <w:rPr>
-          <w:b w:val="0"/>
-        </w:rPr>
-        <w:t xml:space="preserve">Start with counts = [4, 7, 4]. Run counts[0] = 6. Write the resulting </w:t>
-      </w:r>
-      <w:r>
-        <w:rPr>
-          <w:b/>
-        </w:rPr>
-        <w:t>list</w:t>
-      </w:r>
-      <w:r>
-        <w:rPr>
-          <w:b w:val="0"/>
-        </w:rPr>
-        <w:t xml:space="preserve">, its </w:t>
-      </w:r>
-      <w:r>
-        <w:rPr>
-          <w:b/>
-        </w:rPr>
-        <w:t>length</w:t>
-      </w:r>
-      <w:r>
-        <w:rPr>
-          <w:b w:val="0"/>
-        </w:rPr>
-        <w:t xml:space="preserve"> and the value at </w:t>
-      </w:r>
-      <w:r>
-        <w:rPr>
-          <w:b/>
-        </w:rPr>
-        <w:t>index</w:t>
-      </w:r>
-      <w:r>
-        <w:rPr>
-          <w:b w:val="0"/>
-        </w:rPr>
-        <w:t xml:space="preserve"> 2. Predict before running.</w:t>
-      </w:r>
-    </w:p>
-    <w:p>
-      <w:pPr>
-        <w:pStyle w:val="Heading3"/>
-      </w:pPr>
-      <w:r>
-        <w:t>Teacher reasoning · W2</w:t>
-      </w:r>
-    </w:p>
-    <w:p>
-      <w:pPr>
-        <w:spacing w:line="336" w:lineRule="auto" w:after="180"/>
-        <w:shd w:fill="F1F6FC"/>
-      </w:pPr>
-      <w:r>
-        <w:rPr>
-          <w:b w:val="0"/>
-        </w:rPr>
-        <w:t xml:space="preserve">The result is [6, 7, 4]; </w:t>
-      </w:r>
-      <w:r>
-        <w:rPr>
-          <w:b/>
-        </w:rPr>
-        <w:t>length</w:t>
-      </w:r>
-      <w:r>
-        <w:rPr>
-          <w:b w:val="0"/>
-        </w:rPr>
-        <w:t xml:space="preserve"> remains 3; </w:t>
-      </w:r>
-      <w:r>
-        <w:rPr>
-          <w:b/>
-        </w:rPr>
-        <w:t>index</w:t>
-      </w:r>
-      <w:r>
-        <w:rPr>
-          <w:b w:val="0"/>
-        </w:rPr>
-        <w:t xml:space="preserve"> 2 still holds 4. Only the first </w:t>
-      </w:r>
-      <w:r>
-        <w:rPr>
-          <w:b/>
-        </w:rPr>
-        <w:t>item</w:t>
-      </w:r>
-      <w:r>
-        <w:rPr>
-          <w:b w:val="0"/>
-        </w:rPr>
-        <w:t xml:space="preserve"> was replaced.</w:t>
-      </w:r>
-    </w:p>
-    <w:p>
-      <w:pPr>
-        <w:pStyle w:val="Heading3"/>
-      </w:pPr>
-      <w:r>
-        <w:t>W3 Repair a position mistake</w:t>
-      </w:r>
-    </w:p>
-    <w:p>
-      <w:pPr>
-        <w:pStyle w:val="Heading3"/>
-      </w:pPr>
-      <w:r>
-        <w:t>Workbook question · W3</w:t>
-      </w:r>
-    </w:p>
-    <w:p>
-      <w:pPr>
-        <w:spacing w:line="336" w:lineRule="auto" w:after="180"/>
-        <w:shd w:fill="F5F1FB"/>
-      </w:pPr>
-      <w:r>
-        <w:rPr>
-          <w:b w:val="0"/>
-        </w:rPr>
-        <w:t xml:space="preserve">A learner loops with for count in counts and tries to read counts[count] for counts = [4, 7, 4]. Identify the first attempted </w:t>
-      </w:r>
-      <w:r>
-        <w:rPr>
-          <w:b/>
-        </w:rPr>
-        <w:t>index</w:t>
-      </w:r>
-      <w:r>
-        <w:rPr>
-          <w:b w:val="0"/>
-        </w:rPr>
-        <w:t xml:space="preserve"> and error. Explain how to print each value directly.</w:t>
-      </w:r>
-    </w:p>
-    <w:p>
-      <w:pPr>
-        <w:pStyle w:val="Heading3"/>
-      </w:pPr>
-      <w:r>
-        <w:t>Teacher reasoning · W3</w:t>
-      </w:r>
-    </w:p>
-    <w:p>
-      <w:pPr>
-        <w:spacing w:line="336" w:lineRule="auto" w:after="180"/>
-        <w:shd w:fill="F1F6FC"/>
-      </w:pPr>
-      <w:r>
-        <w:rPr>
-          <w:b w:val="0"/>
-        </w:rPr>
-        <w:t xml:space="preserve">The first count is 4, so counts[4] raises </w:t>
-      </w:r>
-      <w:r>
-        <w:rPr>
-          <w:b/>
-        </w:rPr>
-        <w:t>IndexError</w:t>
-      </w:r>
-      <w:r>
-        <w:rPr>
-          <w:b w:val="0"/>
-        </w:rPr>
-        <w:t>. The loop variable already holds each value. Use an indented print(count) to print 4, 7 and 4 on separate lines.</w:t>
-      </w:r>
-    </w:p>
-    <w:p>
-      <w:pPr>
-        <w:pStyle w:val="Heading3"/>
-      </w:pPr>
-      <w:r>
-        <w:t>W4 Process new data independently</w:t>
-      </w:r>
-    </w:p>
-    <w:p>
-      <w:pPr>
-        <w:pStyle w:val="Heading3"/>
-      </w:pPr>
-      <w:r>
-        <w:t>Workbook question · W4</w:t>
-      </w:r>
-    </w:p>
-    <w:p>
-      <w:pPr>
-        <w:spacing w:line="336" w:lineRule="auto" w:after="180"/>
-        <w:shd w:fill="F5F1FB"/>
-      </w:pPr>
-      <w:r>
-        <w:rPr>
-          <w:b w:val="0"/>
-        </w:rPr>
-        <w:t xml:space="preserve">Start with readings = [3, 0, 3, 2]. Replace the second </w:t>
-      </w:r>
-      <w:r>
-        <w:rPr>
-          <w:b/>
-        </w:rPr>
-        <w:t>item</w:t>
-      </w:r>
-      <w:r>
-        <w:rPr>
-          <w:b w:val="0"/>
-        </w:rPr>
-        <w:t xml:space="preserve"> with 5 using its </w:t>
-      </w:r>
-      <w:r>
-        <w:rPr>
-          <w:b/>
-        </w:rPr>
-        <w:t>index</w:t>
-      </w:r>
-      <w:r>
-        <w:rPr>
-          <w:b w:val="0"/>
-        </w:rPr>
-        <w:t>. Write a loop that adds all updated readings and prints one final total. Trace every update of the total.</w:t>
-      </w:r>
-    </w:p>
-    <w:p>
-      <w:pPr>
-        <w:spacing w:line="336" w:lineRule="auto" w:after="180"/>
-        <w:shd w:fill="F5F1FB"/>
-      </w:pPr>
-      <w:r>
-        <w:rPr>
-          <w:b w:val="0"/>
-        </w:rPr>
-        <w:t>Then test the summing part alone on [] and [6].</w:t>
-      </w:r>
-    </w:p>
-    <w:p>
-      <w:pPr>
-        <w:pStyle w:val="Heading3"/>
-      </w:pPr>
-      <w:r>
-        <w:t>Teacher reasoning · W4</w:t>
-      </w:r>
-    </w:p>
-    <w:p>
-      <w:pPr>
-        <w:spacing w:line="336" w:lineRule="auto" w:after="180"/>
-        <w:shd w:fill="F1F6FC"/>
-      </w:pPr>
-      <w:r>
-        <w:rPr>
-          <w:b w:val="0"/>
-        </w:rPr>
-        <w:t>Use readings[1] = 5, giving [3, 5, 3, 2]. Initialize total = 0 before for reading in readings, add reading inside, and print outside. Running totals are 3, 8, 11, 13; final 13. Summing [] gives 0 and [6] gives 6.</w:t>
-      </w:r>
-    </w:p>
-    <w:p>
-      <w:pPr>
-        <w:spacing w:line="336" w:lineRule="auto" w:after="180"/>
-        <w:shd w:fill="F1F6FC"/>
-      </w:pPr>
-      <w:r>
-        <w:rPr>
-          <w:b w:val="0"/>
-        </w:rPr>
-        <w:t xml:space="preserve">The replacement line itself requires at least two </w:t>
-      </w:r>
-      <w:r>
-        <w:rPr>
-          <w:b/>
-        </w:rPr>
-        <w:t>item</w:t>
-      </w:r>
-      <w:r>
-        <w:rPr>
-          <w:b w:val="0"/>
-        </w:rPr>
-        <w:t>s.</w:t>
-      </w:r>
-    </w:p>
-    <w:p>
-      <w:pPr>
-        <w:pStyle w:val="Heading3"/>
-      </w:pPr>
-      <w:r>
-        <w:t>W5 Keep the information you need</w:t>
-      </w:r>
-    </w:p>
-    <w:p>
-      <w:pPr>
-        <w:pStyle w:val="Heading3"/>
-      </w:pPr>
-      <w:r>
-        <w:t>Workbook question · W5</w:t>
-      </w:r>
-    </w:p>
-    <w:p>
-      <w:pPr>
-        <w:spacing w:line="336" w:lineRule="auto" w:after="180"/>
-        <w:shd w:fill="F5F1FB"/>
-      </w:pPr>
-      <w:r>
-        <w:rPr>
-          <w:b w:val="0"/>
-        </w:rPr>
-        <w:t xml:space="preserve">Compare [1, 5, 2] and [5, 1, 2]. State their totals and first </w:t>
-      </w:r>
-      <w:r>
-        <w:rPr>
-          <w:b/>
-        </w:rPr>
-        <w:t>item</w:t>
-      </w:r>
-      <w:r>
-        <w:rPr>
-          <w:b w:val="0"/>
-        </w:rPr>
-        <w:t xml:space="preserve">s. Would storing only the total answer which first </w:t>
-      </w:r>
-      <w:r>
-        <w:rPr>
-          <w:b/>
-        </w:rPr>
-        <w:t>item</w:t>
-      </w:r>
-      <w:r>
-        <w:rPr>
-          <w:b w:val="0"/>
-        </w:rPr>
-        <w:t xml:space="preserve"> was larger? Explain.</w:t>
-      </w:r>
-    </w:p>
-    <w:p>
-      <w:pPr>
-        <w:pStyle w:val="Heading3"/>
-      </w:pPr>
-      <w:r>
-        <w:t>Teacher reasoning · W5</w:t>
-      </w:r>
-    </w:p>
-    <w:p>
-      <w:pPr>
-        <w:spacing w:line="336" w:lineRule="auto" w:after="180"/>
-        <w:shd w:fill="F1F6FC"/>
-      </w:pPr>
-      <w:r>
-        <w:rPr>
-          <w:b w:val="0"/>
-        </w:rPr>
-        <w:t xml:space="preserve">Both total 8. Their first </w:t>
-      </w:r>
-      <w:r>
-        <w:rPr>
-          <w:b/>
-        </w:rPr>
-        <w:t>item</w:t>
-      </w:r>
-      <w:r>
-        <w:rPr>
-          <w:b w:val="0"/>
-        </w:rPr>
-        <w:t xml:space="preserve">s are 1 and 5, so the second </w:t>
-      </w:r>
-      <w:r>
-        <w:rPr>
-          <w:b/>
-        </w:rPr>
-        <w:t>list</w:t>
-      </w:r>
-      <w:r>
-        <w:rPr>
-          <w:b w:val="0"/>
-        </w:rPr>
-        <w:t xml:space="preserve"> has the larger first </w:t>
-      </w:r>
-      <w:r>
-        <w:rPr>
-          <w:b/>
-        </w:rPr>
-        <w:t>item</w:t>
-      </w:r>
-      <w:r>
-        <w:rPr>
-          <w:b w:val="0"/>
-        </w:rPr>
-        <w:t>. A total alone discards the order and cannot answer this question.</w:t>
-      </w:r>
-    </w:p>
-    <w:p>
-      <w:pPr>
-        <w:pStyle w:val="Heading3"/>
-      </w:pPr>
-      <w:r>
-        <w:t>Independent assessment and fresh retry</w:t>
-      </w:r>
-    </w:p>
-    <w:p>
-      <w:pPr>
-        <w:pStyle w:val="Heading3"/>
-      </w:pPr>
-      <w:r>
-        <w:t>Teacher key · Independent assessment and fresh retry</w:t>
-      </w:r>
-    </w:p>
-    <w:p>
-      <w:pPr>
-        <w:spacing w:line="336" w:lineRule="auto" w:after="180"/>
-        <w:shd w:fill="F1F6FC"/>
-      </w:pPr>
-      <w:r>
-        <w:rPr>
-          <w:b w:val="0"/>
-        </w:rPr>
-        <w:t xml:space="preserve">W4 must use </w:t>
-      </w:r>
-      <w:r>
-        <w:rPr>
-          <w:b/>
-        </w:rPr>
-        <w:t>index</w:t>
-      </w:r>
-      <w:r>
-        <w:rPr>
-          <w:b w:val="0"/>
-        </w:rPr>
-        <w:t xml:space="preserve"> 1 for the second </w:t>
-      </w:r>
-      <w:r>
-        <w:rPr>
-          <w:b/>
-        </w:rPr>
-        <w:t>item</w:t>
-      </w:r>
-      <w:r>
-        <w:rPr>
-          <w:b w:val="0"/>
-        </w:rPr>
-        <w:t xml:space="preserve">, retain all four </w:t>
-      </w:r>
-      <w:r>
-        <w:rPr>
-          <w:b/>
-        </w:rPr>
-        <w:t>item</w:t>
-      </w:r>
-      <w:r>
-        <w:rPr>
-          <w:b w:val="0"/>
-        </w:rPr>
-        <w:t xml:space="preserve">s, produce the full trace and </w:t>
-      </w:r>
-      <w:r>
-        <w:rPr>
-          <w:b/>
-        </w:rPr>
-        <w:t>output</w:t>
-      </w:r>
-      <w:r>
-        <w:rPr>
-          <w:b w:val="0"/>
-        </w:rPr>
-        <w:t xml:space="preserve"> 13, and obtain 0 and 6 when testing only summation.</w:t>
-      </w:r>
-    </w:p>
-    <w:p>
-      <w:pPr>
-        <w:spacing w:line="336" w:lineRule="auto" w:after="180"/>
-        <w:shd w:fill="F1F6FC"/>
-      </w:pPr>
-      <w:r>
-        <w:rPr>
-          <w:b w:val="0"/>
-        </w:rPr>
-        <w:t xml:space="preserve">After support, retry [2, 2, 1], replace the first </w:t>
-      </w:r>
-      <w:r>
-        <w:rPr>
-          <w:b/>
-        </w:rPr>
-        <w:t>item</w:t>
-      </w:r>
-      <w:r>
-        <w:rPr>
-          <w:b w:val="0"/>
-        </w:rPr>
-        <w:t xml:space="preserve"> with 4, and sum: updated </w:t>
-      </w:r>
-      <w:r>
-        <w:rPr>
-          <w:b/>
-        </w:rPr>
-        <w:t>list</w:t>
-      </w:r>
-      <w:r>
-        <w:rPr>
-          <w:b w:val="0"/>
-        </w:rPr>
-        <w:t xml:space="preserve"> [4, 2, 1], totals 4, 6, 7. Then sum [] and [5] for </w:t>
-      </w:r>
-      <w:r>
-        <w:rPr>
-          <w:b/>
-        </w:rPr>
-        <w:t>output</w:t>
-      </w:r>
-      <w:r>
-        <w:rPr>
-          <w:b w:val="0"/>
-        </w:rPr>
-        <w:t>s 0 and 5. Record support before judging independence.</w:t>
-      </w:r>
-    </w:p>
-    <w:p>
-      <w:pPr>
-        <w:pStyle w:val="Heading3"/>
-      </w:pPr>
-      <w:r>
-        <w:t>Assess independent transfer</w:t>
-      </w:r>
-    </w:p>
-    <w:p>
-      <w:pPr>
-        <w:pStyle w:val="Heading3"/>
-      </w:pPr>
-      <w:r>
-        <w:t>Independent question · withhold the key</w:t>
-      </w:r>
-    </w:p>
-    <w:p>
-      <w:pPr>
-        <w:spacing w:line="336" w:lineRule="auto" w:after="180"/>
-        <w:shd w:fill="F5F1FB"/>
       </w:pPr>
       <w:r>
         <w:rPr>
@@ -4388,60 +3824,51 @@
     </w:p>
     <w:p>
       <w:pPr>
-        <w:pStyle w:val="Heading3"/>
-      </w:pPr>
-      <w:r>
-        <w:t>Selected case answer</w:t>
+        <w:spacing w:line="336" w:lineRule="auto" w:after="180"/>
+      </w:pPr>
+      <w:r>
+        <w:rPr>
+          <w:b/>
+        </w:rPr>
+        <w:t>Output</w:t>
+      </w:r>
+      <w:r>
+        <w:rPr>
+          <w:b w:val="0"/>
+        </w:rPr>
+        <w:t xml:space="preserve">s are 9,2,3. With values[3], the first print produces 9, then </w:t>
+      </w:r>
+      <w:r>
+        <w:rPr>
+          <w:b/>
+        </w:rPr>
+        <w:t>IndexError</w:t>
+      </w:r>
+      <w:r>
+        <w:rPr>
+          <w:b w:val="0"/>
+        </w:rPr>
+        <w:t xml:space="preserve"> occurs; the final </w:t>
+      </w:r>
+      <w:r>
+        <w:rPr>
+          <w:b/>
+        </w:rPr>
+        <w:t>length</w:t>
+      </w:r>
+      <w:r>
+        <w:rPr>
+          <w:b w:val="0"/>
+        </w:rPr>
+        <w:t xml:space="preserve"> print is not reached. Positive valid indices are 0,1,2.</w:t>
       </w:r>
     </w:p>
     <w:p>
       <w:pPr>
-        <w:pStyle w:val="Heading3"/>
-      </w:pPr>
-      <w:r>
-        <w:t>Teacher key · Selected case answer</w:t>
-      </w:r>
-    </w:p>
-    <w:p>
-      <w:pPr>
-        <w:spacing w:line="336" w:lineRule="auto" w:after="180"/>
-        <w:shd w:fill="F1F6FC"/>
-      </w:pPr>
-      <w:r>
-        <w:rPr>
-          <w:b/>
-        </w:rPr>
-        <w:t>Output</w:t>
-      </w:r>
-      <w:r>
-        <w:rPr>
-          <w:b w:val="0"/>
-        </w:rPr>
-        <w:t xml:space="preserve">s are 9,2,3. With values[3], the first print produces 9, then </w:t>
-      </w:r>
-      <w:r>
-        <w:rPr>
-          <w:b/>
-        </w:rPr>
-        <w:t>IndexError</w:t>
-      </w:r>
-      <w:r>
-        <w:rPr>
-          <w:b w:val="0"/>
-        </w:rPr>
-        <w:t xml:space="preserve"> occurs; the final </w:t>
-      </w:r>
-      <w:r>
-        <w:rPr>
-          <w:b/>
-        </w:rPr>
-        <w:t>length</w:t>
-      </w:r>
-      <w:r>
-        <w:rPr>
-          <w:b w:val="0"/>
-        </w:rPr>
-        <w:t xml:space="preserve"> print is not reached. Positive valid indices are 0,1,2.</w:t>
+        <w:pStyle w:val="Heading2"/>
+      </w:pPr>
+      <w:r>
+        <w:t>Judge trace and support</w:t>
       </w:r>
     </w:p>
     <w:tbl>
@@ -4548,54 +3975,55 @@
     </w:tbl>
     <w:p>
       <w:pPr>
-        <w:pStyle w:val="Heading3"/>
-      </w:pPr>
-      <w:r>
-        <w:t>Teacher key · Selected case answer</w:t>
+        <w:spacing w:line="336" w:lineRule="auto" w:after="180"/>
+      </w:pPr>
+      <w:r>
+        <w:rPr>
+          <w:b w:val="0"/>
+        </w:rPr>
+        <w:t>Record each dimension as not yet, with support, or independent. Accept a valid alternative procedure with a defensible trace.</w:t>
       </w:r>
     </w:p>
     <w:p>
       <w:pPr>
         <w:spacing w:line="336" w:lineRule="auto" w:after="180"/>
-        <w:shd w:fill="F1F6FC"/>
-      </w:pPr>
-      <w:r>
-        <w:rPr>
-          <w:b w:val="0"/>
-        </w:rPr>
-        <w:t>Record each dimension as not yet, with support, or independent. Accept a valid alternative procedure with a defensible trace.</w:t>
+      </w:pPr>
+      <w:r>
+        <w:rPr>
+          <w:b w:val="0"/>
+        </w:rPr>
+        <w:t xml:space="preserve">Do not penalise an honestly recorded model failure if the learner correctly explains its </w:t>
+      </w:r>
+      <w:r>
+        <w:rPr>
+          <w:b/>
+        </w:rPr>
+        <w:t>evidence</w:t>
+      </w:r>
+      <w:r>
+        <w:rPr>
+          <w:b w:val="0"/>
+        </w:rPr>
+        <w:t xml:space="preserve"> and limits.</w:t>
       </w:r>
     </w:p>
     <w:p>
       <w:pPr>
-        <w:spacing w:line="336" w:lineRule="auto" w:after="180"/>
-        <w:shd w:fill="F1F6FC"/>
-      </w:pPr>
-      <w:r>
-        <w:rPr>
-          <w:b w:val="0"/>
-        </w:rPr>
-        <w:t xml:space="preserve">Do not penalise an honestly recorded model failure if the learner correctly explains its </w:t>
-      </w:r>
-      <w:r>
-        <w:rPr>
-          <w:b/>
-        </w:rPr>
-        <w:t>evidence</w:t>
-      </w:r>
-      <w:r>
-        <w:rPr>
-          <w:b w:val="0"/>
-        </w:rPr>
-        <w:t xml:space="preserve"> and limits.</w:t>
+        <w:pStyle w:val="Heading2"/>
+      </w:pPr>
+      <w:r>
+        <w:t>Give one repair action</w:t>
       </w:r>
     </w:p>
     <w:p>
       <w:pPr>
-        <w:pStyle w:val="Heading3"/>
-      </w:pPr>
-      <w:r>
-        <w:t>Feedback that the learner uses</w:t>
+        <w:spacing w:line="336" w:lineRule="auto" w:after="180"/>
+      </w:pPr>
+      <w:r>
+        <w:rPr>
+          <w:b w:val="0"/>
+        </w:rPr>
+        <w:t>Name the earliest unsupported step and give one action to repair it. Have the learner make that repair now and explain why. Then assess the relevant skill on a fresh, fully specified case.</w:t>
       </w:r>
     </w:p>
     <w:p>
@@ -4606,102 +4034,87 @@
         <w:rPr>
           <w:b w:val="0"/>
         </w:rPr>
-        <w:t>Name the earliest unsupported step and give one action to repair it. Have the learner make that repair now and explain why. Then assess the relevant skill on a fresh, fully specified case.</w:t>
+        <w:t>Confirm it was not previously practised with feedback; solve and check the new case before assigning it. A follow-up design prompt is a starting brief, not automatically an equivalent test.</w:t>
       </w:r>
     </w:p>
     <w:p>
       <w:pPr>
-        <w:spacing w:line="336" w:lineRule="auto" w:after="180"/>
-      </w:pPr>
-      <w:r>
-        <w:rPr>
-          <w:b w:val="0"/>
-        </w:rPr>
-        <w:t>Confirm it was not previously practised with feedback; solve and check the new case before assigning it. A follow-up design prompt is a starting brief, not automatically an equivalent test.</w:t>
+        <w:pStyle w:val="Heading2"/>
+      </w:pPr>
+      <w:r>
+        <w:t>W1 Separate index and value</w:t>
       </w:r>
     </w:p>
     <w:p>
       <w:pPr>
-        <w:pStyle w:val="Heading1"/>
-      </w:pPr>
-      <w:r>
-        <w:t>06. Connect the project, support and next lesson</w:t>
+        <w:spacing w:line="336" w:lineRule="auto" w:after="180"/>
+      </w:pPr>
+      <w:r>
+        <w:rPr>
+          <w:b w:val="0"/>
+        </w:rPr>
+        <w:t xml:space="preserve">For counts = [4, 7, 4], give the </w:t>
+      </w:r>
+      <w:r>
+        <w:rPr>
+          <w:b/>
+        </w:rPr>
+        <w:t>length</w:t>
+      </w:r>
+      <w:r>
+        <w:rPr>
+          <w:b w:val="0"/>
+        </w:rPr>
+        <w:t xml:space="preserve">, valid nonnegative indices and value at </w:t>
+      </w:r>
+      <w:r>
+        <w:rPr>
+          <w:b/>
+        </w:rPr>
+        <w:t>index</w:t>
+      </w:r>
+      <w:r>
+        <w:rPr>
+          <w:b w:val="0"/>
+        </w:rPr>
+        <w:t xml:space="preserve"> 1. Explain how the two </w:t>
+      </w:r>
+      <w:r>
+        <w:rPr>
+          <w:b/>
+        </w:rPr>
+        <w:t>item</w:t>
+      </w:r>
+      <w:r>
+        <w:rPr>
+          <w:b w:val="0"/>
+        </w:rPr>
+        <w:t>s with value 4 differ.</w:t>
       </w:r>
     </w:p>
     <w:p>
-      <w:r>
-        <w:t>Connect Lists and indexing to Python readiness portfolio, adapt support and plan a later changed-case check.</w:t>
+      <w:pPr>
+        <w:spacing w:line="336" w:lineRule="auto" w:after="180"/>
+      </w:pPr>
+      <w:r>
+        <w:rPr>
+          <w:b/>
+        </w:rPr>
+        <w:t>Length</w:t>
+      </w:r>
+      <w:r>
+        <w:rPr>
+          <w:b w:val="0"/>
+        </w:rPr>
+        <w:t xml:space="preserve"> 3; indices 0, 1, 2; counts[1] is 7. The equal values occupy different positions, indices 0 and 2.</w:t>
       </w:r>
     </w:p>
     <w:p>
       <w:pPr>
-        <w:spacing w:line="336" w:lineRule="auto" w:after="180"/>
-      </w:pPr>
-      <w:r>
-        <w:rPr>
-          <w:b w:val="0"/>
-        </w:rPr>
-        <w:t xml:space="preserve">Add a labelled </w:t>
-      </w:r>
-      <w:r>
-        <w:rPr>
-          <w:b/>
-        </w:rPr>
-        <w:t>list</w:t>
-      </w:r>
-      <w:r>
-        <w:rPr>
-          <w:b w:val="0"/>
-        </w:rPr>
-        <w:t xml:space="preserve">s and </w:t>
-      </w:r>
-      <w:r>
-        <w:rPr>
-          <w:b/>
-        </w:rPr>
-        <w:t>index</w:t>
-      </w:r>
-      <w:r>
-        <w:rPr>
-          <w:b w:val="0"/>
-        </w:rPr>
-        <w:t xml:space="preserve">ing </w:t>
-      </w:r>
-      <w:r>
-        <w:rPr>
-          <w:b/>
-        </w:rPr>
-        <w:t>evidence</w:t>
-      </w:r>
-      <w:r>
-        <w:rPr>
-          <w:b w:val="0"/>
-        </w:rPr>
-        <w:t xml:space="preserve"> sheet to Python readiness portfolio. Show how you can distinguish a </w:t>
-      </w:r>
-      <w:r>
-        <w:rPr>
-          <w:b/>
-        </w:rPr>
-        <w:t>list</w:t>
-      </w:r>
-      <w:r>
-        <w:rPr>
-          <w:b w:val="0"/>
-        </w:rPr>
-        <w:t xml:space="preserve"> </w:t>
-      </w:r>
-      <w:r>
-        <w:rPr>
-          <w:b/>
-        </w:rPr>
-        <w:t>index</w:t>
-      </w:r>
-      <w:r>
-        <w:rPr>
-          <w:b w:val="0"/>
-        </w:rPr>
-        <w:t xml:space="preserve"> from the value stored at that position.</w:t>
+        <w:pStyle w:val="Heading2"/>
+      </w:pPr>
+      <w:r>
+        <w:t>W2 Trace an update</w:t>
       </w:r>
     </w:p>
     <w:p>
@@ -4712,31 +4125,43 @@
         <w:rPr>
           <w:b w:val="0"/>
         </w:rPr>
-        <w:t xml:space="preserve">Use the supplied fictional case and keep its </w:t>
+        <w:t xml:space="preserve">Start with counts = [4, 7, 4]. Run counts[0] = 6. Write the resulting </w:t>
       </w:r>
       <w:r>
         <w:rPr>
           <w:b/>
         </w:rPr>
-        <w:t>input</w:t>
-      </w:r>
-      <w:r>
-        <w:rPr>
-          <w:b w:val="0"/>
-        </w:rPr>
-        <w:t xml:space="preserve">s, intermediate steps, calculation or </w:t>
+        <w:t>list</w:t>
+      </w:r>
+      <w:r>
+        <w:rPr>
+          <w:b w:val="0"/>
+        </w:rPr>
+        <w:t xml:space="preserve">, its </w:t>
       </w:r>
       <w:r>
         <w:rPr>
           <w:b/>
         </w:rPr>
-        <w:t>prediction</w:t>
-      </w:r>
-      <w:r>
-        <w:rPr>
-          <w:b w:val="0"/>
-        </w:rPr>
-        <w:t>, and limitation. Connect this record to last week’s record; a matching answer without a trace is insufficient.</w:t>
+        <w:t>length</w:t>
+      </w:r>
+      <w:r>
+        <w:rPr>
+          <w:b w:val="0"/>
+        </w:rPr>
+        <w:t xml:space="preserve"> and the value at </w:t>
+      </w:r>
+      <w:r>
+        <w:rPr>
+          <w:b/>
+        </w:rPr>
+        <w:t>index</w:t>
+      </w:r>
+      <w:r>
+        <w:rPr>
+          <w:b w:val="0"/>
+        </w:rPr>
+        <w:t xml:space="preserve"> 2. Predict before running.</w:t>
       </w:r>
     </w:p>
     <w:p>
@@ -4747,30 +4172,51 @@
         <w:rPr>
           <w:b w:val="0"/>
         </w:rPr>
-        <w:t>Keep position cards fixed while moving value cards. Permit an oral trace and provide a blank grid.</w:t>
+        <w:t xml:space="preserve">The result is [6, 7, 4]; </w:t>
+      </w:r>
+      <w:r>
+        <w:rPr>
+          <w:b/>
+        </w:rPr>
+        <w:t>length</w:t>
+      </w:r>
+      <w:r>
+        <w:rPr>
+          <w:b w:val="0"/>
+        </w:rPr>
+        <w:t xml:space="preserve"> remains 3; </w:t>
+      </w:r>
+      <w:r>
+        <w:rPr>
+          <w:b/>
+        </w:rPr>
+        <w:t>index</w:t>
+      </w:r>
+      <w:r>
+        <w:rPr>
+          <w:b w:val="0"/>
+        </w:rPr>
+        <w:t xml:space="preserve"> 2 still holds 4. Only the first </w:t>
+      </w:r>
+      <w:r>
+        <w:rPr>
+          <w:b/>
+        </w:rPr>
+        <w:t>item</w:t>
+      </w:r>
+      <w:r>
+        <w:rPr>
+          <w:b w:val="0"/>
+        </w:rPr>
+        <w:t xml:space="preserve"> was replaced.</w:t>
       </w:r>
     </w:p>
     <w:p>
       <w:pPr>
-        <w:spacing w:line="336" w:lineRule="auto" w:after="180"/>
-      </w:pPr>
-      <w:r>
-        <w:rPr>
-          <w:b w:val="0"/>
-        </w:rPr>
-        <w:t>Extension: write a guarded final-</w:t>
-      </w:r>
-      <w:r>
-        <w:rPr>
-          <w:b/>
-        </w:rPr>
-        <w:t>item</w:t>
-      </w:r>
-      <w:r>
-        <w:rPr>
-          <w:b w:val="0"/>
-        </w:rPr>
-        <w:t xml:space="preserve"> reader that prints Empty when len(readings) == 0, otherwise prints readings[len(readings) - 1]. Test [] and [6].</w:t>
+        <w:pStyle w:val="Heading2"/>
+      </w:pPr>
+      <w:r>
+        <w:t>W3 Repair a position mistake</w:t>
       </w:r>
     </w:p>
     <w:p>
@@ -4781,7 +4227,19 @@
         <w:rPr>
           <w:b w:val="0"/>
         </w:rPr>
-        <w:t>Week 8 groups reusable instructions in functions and supplies values through arguments.</w:t>
+        <w:t xml:space="preserve">A learner loops with for count in counts and tries to read counts[count] for counts = [4, 7, 4]. Identify the first attempted </w:t>
+      </w:r>
+      <w:r>
+        <w:rPr>
+          <w:b/>
+        </w:rPr>
+        <w:t>index</w:t>
+      </w:r>
+      <w:r>
+        <w:rPr>
+          <w:b w:val="0"/>
+        </w:rPr>
+        <w:t xml:space="preserve"> and error. Explain how to print each value directly.</w:t>
       </w:r>
     </w:p>
     <w:p>
@@ -4792,15 +4250,724 @@
         <w:rPr>
           <w:b w:val="0"/>
         </w:rPr>
-        <w:t>Retain the project ledger and assess a changed case after support. Check the relevant prerequisite before carrying this component forward.</w:t>
+        <w:t xml:space="preserve">The first count is 4, so counts[4] raises </w:t>
+      </w:r>
+      <w:r>
+        <w:rPr>
+          <w:b/>
+        </w:rPr>
+        <w:t>IndexError</w:t>
+      </w:r>
+      <w:r>
+        <w:rPr>
+          <w:b w:val="0"/>
+        </w:rPr>
+        <w:t>. The loop variable already holds each value. Use an indented print(count) to print 4, 7 and 4 on separate lines.</w:t>
       </w:r>
     </w:p>
     <w:p>
       <w:pPr>
+        <w:pStyle w:val="Heading2"/>
+      </w:pPr>
+      <w:r>
+        <w:t>W5 Keep the information you need</w:t>
+      </w:r>
+    </w:p>
+    <w:p>
+      <w:pPr>
+        <w:spacing w:line="336" w:lineRule="auto" w:after="180"/>
+      </w:pPr>
+      <w:r>
+        <w:rPr>
+          <w:b w:val="0"/>
+        </w:rPr>
+        <w:t xml:space="preserve">Compare [1, 5, 2] and [5, 1, 2]. State their totals and first </w:t>
+      </w:r>
+      <w:r>
+        <w:rPr>
+          <w:b/>
+        </w:rPr>
+        <w:t>item</w:t>
+      </w:r>
+      <w:r>
+        <w:rPr>
+          <w:b w:val="0"/>
+        </w:rPr>
+        <w:t xml:space="preserve">s. Would storing only the total answer which first </w:t>
+      </w:r>
+      <w:r>
+        <w:rPr>
+          <w:b/>
+        </w:rPr>
+        <w:t>item</w:t>
+      </w:r>
+      <w:r>
+        <w:rPr>
+          <w:b w:val="0"/>
+        </w:rPr>
+        <w:t xml:space="preserve"> was larger? Explain.</w:t>
+      </w:r>
+    </w:p>
+    <w:p>
+      <w:pPr>
+        <w:spacing w:line="336" w:lineRule="auto" w:after="180"/>
+      </w:pPr>
+      <w:r>
+        <w:rPr>
+          <w:b w:val="0"/>
+        </w:rPr>
+        <w:t xml:space="preserve">Both total 8. Their first </w:t>
+      </w:r>
+      <w:r>
+        <w:rPr>
+          <w:b/>
+        </w:rPr>
+        <w:t>item</w:t>
+      </w:r>
+      <w:r>
+        <w:rPr>
+          <w:b w:val="0"/>
+        </w:rPr>
+        <w:t xml:space="preserve">s are 1 and 5, so the second </w:t>
+      </w:r>
+      <w:r>
+        <w:rPr>
+          <w:b/>
+        </w:rPr>
+        <w:t>list</w:t>
+      </w:r>
+      <w:r>
+        <w:rPr>
+          <w:b w:val="0"/>
+        </w:rPr>
+        <w:t xml:space="preserve"> has the larger first </w:t>
+      </w:r>
+      <w:r>
+        <w:rPr>
+          <w:b/>
+        </w:rPr>
+        <w:t>item</w:t>
+      </w:r>
+      <w:r>
+        <w:rPr>
+          <w:b w:val="0"/>
+        </w:rPr>
+        <w:t>. A total alone discards the order and cannot answer this question.</w:t>
+      </w:r>
+    </w:p>
+    <w:p>
+      <w:pPr>
+        <w:pStyle w:val="Heading2"/>
+      </w:pPr>
+      <w:r>
+        <w:t>Earlier wording, alternatives and picture transcripts · reference / check after trying</w:t>
+      </w:r>
+    </w:p>
+    <w:p>
+      <w:pPr>
         <w:pStyle w:val="Heading3"/>
       </w:pPr>
       <w:r>
-        <w:t>Plan the delayed return</w:t>
+        <w:t>Guided and exit questions</w:t>
+      </w:r>
+    </w:p>
+    <w:p>
+      <w:pPr>
+        <w:spacing w:line="336" w:lineRule="auto" w:after="180"/>
+      </w:pPr>
+      <w:r>
+        <w:rPr>
+          <w:b w:val="0"/>
+        </w:rPr>
+        <w:t xml:space="preserve">For [2, 0, 5], totals become 2, 2, 7. </w:t>
+      </w:r>
+      <w:r>
+        <w:rPr>
+          <w:b/>
+        </w:rPr>
+        <w:t>Output</w:t>
+      </w:r>
+      <w:r>
+        <w:rPr>
+          <w:b w:val="0"/>
+        </w:rPr>
+        <w:t xml:space="preserve"> is 7. Zero is still an </w:t>
+      </w:r>
+      <w:r>
+        <w:rPr>
+          <w:b/>
+        </w:rPr>
+        <w:t>item</w:t>
+      </w:r>
+      <w:r>
+        <w:rPr>
+          <w:b w:val="0"/>
+        </w:rPr>
+        <w:t xml:space="preserve"> and its iteration still executes. Exit: len([8, 3]) is 2, but </w:t>
+      </w:r>
+      <w:r>
+        <w:rPr>
+          <w:b/>
+        </w:rPr>
+        <w:t>index</w:t>
+      </w:r>
+      <w:r>
+        <w:rPr>
+          <w:b w:val="0"/>
+        </w:rPr>
+        <w:t xml:space="preserve"> 2 is outside the </w:t>
+      </w:r>
+      <w:r>
+        <w:rPr>
+          <w:b/>
+        </w:rPr>
+        <w:t>list</w:t>
+      </w:r>
+      <w:r>
+        <w:rPr>
+          <w:b w:val="0"/>
+        </w:rPr>
+        <w:t xml:space="preserve">. Last nonnegative </w:t>
+      </w:r>
+      <w:r>
+        <w:rPr>
+          <w:b/>
+        </w:rPr>
+        <w:t>index</w:t>
+      </w:r>
+      <w:r>
+        <w:rPr>
+          <w:b w:val="0"/>
+        </w:rPr>
+        <w:t xml:space="preserve"> is 1, whose value is 3.</w:t>
+      </w:r>
+    </w:p>
+    <w:p>
+      <w:pPr>
+        <w:spacing w:line="336" w:lineRule="auto" w:after="180"/>
+      </w:pPr>
+      <w:r>
+        <w:rPr>
+          <w:b w:val="0"/>
+        </w:rPr>
+        <w:t xml:space="preserve">An empty </w:t>
+      </w:r>
+      <w:r>
+        <w:rPr>
+          <w:b/>
+        </w:rPr>
+        <w:t>list</w:t>
+      </w:r>
+      <w:r>
+        <w:rPr>
+          <w:b w:val="0"/>
+        </w:rPr>
+        <w:t xml:space="preserve"> has no last </w:t>
+      </w:r>
+      <w:r>
+        <w:rPr>
+          <w:b/>
+        </w:rPr>
+        <w:t>item</w:t>
+      </w:r>
+      <w:r>
+        <w:rPr>
+          <w:b w:val="0"/>
+        </w:rPr>
+        <w:t xml:space="preserve">, so a </w:t>
+      </w:r>
+      <w:r>
+        <w:rPr>
+          <w:b/>
+        </w:rPr>
+        <w:t>length</w:t>
+      </w:r>
+      <w:r>
+        <w:rPr>
+          <w:b w:val="0"/>
+        </w:rPr>
+        <w:t xml:space="preserve"> check is required before access.</w:t>
+      </w:r>
+    </w:p>
+    <w:p>
+      <w:pPr>
+        <w:pStyle w:val="Heading3"/>
+      </w:pPr>
+      <w:r>
+        <w:t>W1 Separate index and value</w:t>
+      </w:r>
+    </w:p>
+    <w:p>
+      <w:pPr>
+        <w:pStyle w:val="Heading3"/>
+      </w:pPr>
+      <w:r>
+        <w:t>W2 Trace an update</w:t>
+      </w:r>
+    </w:p>
+    <w:p>
+      <w:pPr>
+        <w:pStyle w:val="Heading3"/>
+      </w:pPr>
+      <w:r>
+        <w:t>W3 Repair a position mistake</w:t>
+      </w:r>
+    </w:p>
+    <w:p>
+      <w:pPr>
+        <w:pStyle w:val="Heading3"/>
+      </w:pPr>
+      <w:r>
+        <w:t>W4 Process new data independently</w:t>
+      </w:r>
+    </w:p>
+    <w:p>
+      <w:pPr>
+        <w:spacing w:line="336" w:lineRule="auto" w:after="180"/>
+      </w:pPr>
+      <w:r>
+        <w:rPr>
+          <w:b w:val="0"/>
+        </w:rPr>
+        <w:t xml:space="preserve">Start with readings = [3, 0, 3, 2]. Replace the second </w:t>
+      </w:r>
+      <w:r>
+        <w:rPr>
+          <w:b/>
+        </w:rPr>
+        <w:t>item</w:t>
+      </w:r>
+      <w:r>
+        <w:rPr>
+          <w:b w:val="0"/>
+        </w:rPr>
+        <w:t xml:space="preserve"> with 5 using its </w:t>
+      </w:r>
+      <w:r>
+        <w:rPr>
+          <w:b/>
+        </w:rPr>
+        <w:t>index</w:t>
+      </w:r>
+      <w:r>
+        <w:rPr>
+          <w:b w:val="0"/>
+        </w:rPr>
+        <w:t>. Write a loop that adds all updated readings and prints one final total. Trace every update of the total.</w:t>
+      </w:r>
+    </w:p>
+    <w:p>
+      <w:pPr>
+        <w:spacing w:line="336" w:lineRule="auto" w:after="180"/>
+      </w:pPr>
+      <w:r>
+        <w:rPr>
+          <w:b w:val="0"/>
+        </w:rPr>
+        <w:t>Then test the summing part alone on [] and [6].</w:t>
+      </w:r>
+    </w:p>
+    <w:p>
+      <w:pPr>
+        <w:spacing w:line="336" w:lineRule="auto" w:after="180"/>
+      </w:pPr>
+      <w:r>
+        <w:rPr>
+          <w:b w:val="0"/>
+        </w:rPr>
+        <w:t>Use readings[1] = 5, giving [3, 5, 3, 2]. Initialize total = 0 before for reading in readings, add reading inside, and print outside. Running totals are 3, 8, 11, 13; final 13. Summing [] gives 0 and [6] gives 6.</w:t>
+      </w:r>
+    </w:p>
+    <w:p>
+      <w:pPr>
+        <w:spacing w:line="336" w:lineRule="auto" w:after="180"/>
+      </w:pPr>
+      <w:r>
+        <w:rPr>
+          <w:b w:val="0"/>
+        </w:rPr>
+        <w:t xml:space="preserve">The replacement line itself requires at least two </w:t>
+      </w:r>
+      <w:r>
+        <w:rPr>
+          <w:b/>
+        </w:rPr>
+        <w:t>item</w:t>
+      </w:r>
+      <w:r>
+        <w:rPr>
+          <w:b w:val="0"/>
+        </w:rPr>
+        <w:t>s.</w:t>
+      </w:r>
+    </w:p>
+    <w:p>
+      <w:pPr>
+        <w:pStyle w:val="Heading3"/>
+      </w:pPr>
+      <w:r>
+        <w:t>W5 Keep the information you need</w:t>
+      </w:r>
+    </w:p>
+    <w:p>
+      <w:pPr>
+        <w:pStyle w:val="Heading3"/>
+      </w:pPr>
+      <w:r>
+        <w:t>Independent assessment and fresh retry</w:t>
+      </w:r>
+    </w:p>
+    <w:p>
+      <w:pPr>
+        <w:spacing w:line="336" w:lineRule="auto" w:after="180"/>
+      </w:pPr>
+      <w:r>
+        <w:rPr>
+          <w:b w:val="0"/>
+        </w:rPr>
+        <w:t xml:space="preserve">W4 must use </w:t>
+      </w:r>
+      <w:r>
+        <w:rPr>
+          <w:b/>
+        </w:rPr>
+        <w:t>index</w:t>
+      </w:r>
+      <w:r>
+        <w:rPr>
+          <w:b w:val="0"/>
+        </w:rPr>
+        <w:t xml:space="preserve"> 1 for the second </w:t>
+      </w:r>
+      <w:r>
+        <w:rPr>
+          <w:b/>
+        </w:rPr>
+        <w:t>item</w:t>
+      </w:r>
+      <w:r>
+        <w:rPr>
+          <w:b w:val="0"/>
+        </w:rPr>
+        <w:t xml:space="preserve">, retain all four </w:t>
+      </w:r>
+      <w:r>
+        <w:rPr>
+          <w:b/>
+        </w:rPr>
+        <w:t>item</w:t>
+      </w:r>
+      <w:r>
+        <w:rPr>
+          <w:b w:val="0"/>
+        </w:rPr>
+        <w:t xml:space="preserve">s, produce the full trace and </w:t>
+      </w:r>
+      <w:r>
+        <w:rPr>
+          <w:b/>
+        </w:rPr>
+        <w:t>output</w:t>
+      </w:r>
+      <w:r>
+        <w:rPr>
+          <w:b w:val="0"/>
+        </w:rPr>
+        <w:t xml:space="preserve"> 13, and obtain 0 and 6 when testing only summation.</w:t>
+      </w:r>
+    </w:p>
+    <w:p>
+      <w:pPr>
+        <w:spacing w:line="336" w:lineRule="auto" w:after="180"/>
+      </w:pPr>
+      <w:r>
+        <w:rPr>
+          <w:b w:val="0"/>
+        </w:rPr>
+        <w:t xml:space="preserve">After support, retry [2, 2, 1], replace the first </w:t>
+      </w:r>
+      <w:r>
+        <w:rPr>
+          <w:b/>
+        </w:rPr>
+        <w:t>item</w:t>
+      </w:r>
+      <w:r>
+        <w:rPr>
+          <w:b w:val="0"/>
+        </w:rPr>
+        <w:t xml:space="preserve"> with 4, and sum: updated </w:t>
+      </w:r>
+      <w:r>
+        <w:rPr>
+          <w:b/>
+        </w:rPr>
+        <w:t>list</w:t>
+      </w:r>
+      <w:r>
+        <w:rPr>
+          <w:b w:val="0"/>
+        </w:rPr>
+        <w:t xml:space="preserve"> [4, 2, 1], totals 4, 6, 7. Then sum [] and [5] for </w:t>
+      </w:r>
+      <w:r>
+        <w:rPr>
+          <w:b/>
+        </w:rPr>
+        <w:t>output</w:t>
+      </w:r>
+      <w:r>
+        <w:rPr>
+          <w:b w:val="0"/>
+        </w:rPr>
+        <w:t>s 0 and 5. Record support before judging independence.</w:t>
+      </w:r>
+    </w:p>
+    <w:p>
+      <w:pPr>
+        <w:pStyle w:val="Heading3"/>
+      </w:pPr>
+      <w:r>
+        <w:t>Assess independent transfer</w:t>
+      </w:r>
+    </w:p>
+    <w:p>
+      <w:pPr>
+        <w:pStyle w:val="Heading3"/>
+      </w:pPr>
+      <w:r>
+        <w:t>Selected case answer</w:t>
+      </w:r>
+    </w:p>
+    <w:p>
+      <w:pPr>
+        <w:pStyle w:val="Heading3"/>
+      </w:pPr>
+      <w:r>
+        <w:t>Feedback that the learner uses</w:t>
+      </w:r>
+    </w:p>
+    <w:p>
+      <w:pPr>
+        <w:pStyle w:val="Heading1"/>
+      </w:pPr>
+      <w:r>
+        <w:t>06. Keep the portfolio, support and delayed check</w:t>
+      </w:r>
+    </w:p>
+    <w:p>
+      <w:r>
+        <w:t>Track code execution separately from a correct paper trace.</w:t>
+      </w:r>
+    </w:p>
+    <w:p>
+      <w:pPr>
+        <w:pStyle w:val="Heading2"/>
+      </w:pPr>
+      <w:r>
+        <w:t>Project evidence</w:t>
+      </w:r>
+    </w:p>
+    <w:p>
+      <w:pPr>
+        <w:spacing w:line="336" w:lineRule="auto" w:after="180"/>
+      </w:pPr>
+      <w:r>
+        <w:rPr>
+          <w:b w:val="0"/>
+        </w:rPr>
+        <w:t xml:space="preserve">Add a labelled </w:t>
+      </w:r>
+      <w:r>
+        <w:rPr>
+          <w:b/>
+        </w:rPr>
+        <w:t>list</w:t>
+      </w:r>
+      <w:r>
+        <w:rPr>
+          <w:b w:val="0"/>
+        </w:rPr>
+        <w:t xml:space="preserve">s and </w:t>
+      </w:r>
+      <w:r>
+        <w:rPr>
+          <w:b/>
+        </w:rPr>
+        <w:t>index</w:t>
+      </w:r>
+      <w:r>
+        <w:rPr>
+          <w:b w:val="0"/>
+        </w:rPr>
+        <w:t xml:space="preserve">ing </w:t>
+      </w:r>
+      <w:r>
+        <w:rPr>
+          <w:b/>
+        </w:rPr>
+        <w:t>evidence</w:t>
+      </w:r>
+      <w:r>
+        <w:rPr>
+          <w:b w:val="0"/>
+        </w:rPr>
+        <w:t xml:space="preserve"> sheet to Python readiness portfolio. Show how you can distinguish a </w:t>
+      </w:r>
+      <w:r>
+        <w:rPr>
+          <w:b/>
+        </w:rPr>
+        <w:t>list</w:t>
+      </w:r>
+      <w:r>
+        <w:rPr>
+          <w:b w:val="0"/>
+        </w:rPr>
+        <w:t xml:space="preserve"> </w:t>
+      </w:r>
+      <w:r>
+        <w:rPr>
+          <w:b/>
+        </w:rPr>
+        <w:t>index</w:t>
+      </w:r>
+      <w:r>
+        <w:rPr>
+          <w:b w:val="0"/>
+        </w:rPr>
+        <w:t xml:space="preserve"> from the value stored at that position.</w:t>
+      </w:r>
+    </w:p>
+    <w:p>
+      <w:pPr>
+        <w:spacing w:line="336" w:lineRule="auto" w:after="180"/>
+      </w:pPr>
+      <w:r>
+        <w:rPr>
+          <w:b w:val="0"/>
+        </w:rPr>
+        <w:t xml:space="preserve">Use the supplied fictional case and keep its </w:t>
+      </w:r>
+      <w:r>
+        <w:rPr>
+          <w:b/>
+        </w:rPr>
+        <w:t>input</w:t>
+      </w:r>
+      <w:r>
+        <w:rPr>
+          <w:b w:val="0"/>
+        </w:rPr>
+        <w:t xml:space="preserve">s, intermediate steps, calculation or </w:t>
+      </w:r>
+      <w:r>
+        <w:rPr>
+          <w:b/>
+        </w:rPr>
+        <w:t>prediction</w:t>
+      </w:r>
+      <w:r>
+        <w:rPr>
+          <w:b w:val="0"/>
+        </w:rPr>
+        <w:t>, and limitation. Connect this record to last week’s record; a matching answer without a trace is insufficient.</w:t>
+      </w:r>
+    </w:p>
+    <w:p>
+      <w:pPr>
+        <w:spacing w:line="336" w:lineRule="auto" w:after="180"/>
+      </w:pPr>
+      <w:r>
+        <w:rPr>
+          <w:b w:val="0"/>
+        </w:rPr>
+        <w:t xml:space="preserve">For Python readiness before the Responsible Plant Classifier, retain a trace of the values, the predicted </w:t>
+      </w:r>
+      <w:r>
+        <w:rPr>
+          <w:b/>
+        </w:rPr>
+        <w:t>output</w:t>
+      </w:r>
+      <w:r>
+        <w:rPr>
+          <w:b w:val="0"/>
+        </w:rPr>
+        <w:t xml:space="preserve">s and the changed-case explanation. Use actual Python 3 results to check the </w:t>
+      </w:r>
+      <w:r>
+        <w:rPr>
+          <w:b/>
+        </w:rPr>
+        <w:t>prediction</w:t>
+      </w:r>
+      <w:r>
+        <w:rPr>
+          <w:b w:val="0"/>
+        </w:rPr>
+        <w:t xml:space="preserve"> after reasoning first.</w:t>
+      </w:r>
+    </w:p>
+    <w:p>
+      <w:pPr>
+        <w:pStyle w:val="Heading2"/>
+      </w:pPr>
+      <w:r>
+        <w:t>Support and selected assessment guidance</w:t>
+      </w:r>
+    </w:p>
+    <w:p>
+      <w:pPr>
+        <w:spacing w:line="336" w:lineRule="auto" w:after="180"/>
+      </w:pPr>
+      <w:r>
+        <w:rPr>
+          <w:b w:val="0"/>
+        </w:rPr>
+        <w:t>Keep position cards fixed while moving value cards. Permit an oral trace and provide a blank grid.</w:t>
+      </w:r>
+    </w:p>
+    <w:p>
+      <w:pPr>
+        <w:spacing w:line="336" w:lineRule="auto" w:after="180"/>
+      </w:pPr>
+      <w:r>
+        <w:rPr>
+          <w:b w:val="0"/>
+        </w:rPr>
+        <w:t>Extension: write a guarded final-</w:t>
+      </w:r>
+      <w:r>
+        <w:rPr>
+          <w:b/>
+        </w:rPr>
+        <w:t>item</w:t>
+      </w:r>
+      <w:r>
+        <w:rPr>
+          <w:b w:val="0"/>
+        </w:rPr>
+        <w:t xml:space="preserve"> reader that prints Empty when len(readings) == 0, otherwise prints readings[len(readings) - 1]. Test [] and [6].</w:t>
+      </w:r>
+    </w:p>
+    <w:p>
+      <w:pPr>
+        <w:spacing w:line="336" w:lineRule="auto" w:after="180"/>
+      </w:pPr>
+      <w:r>
+        <w:rPr>
+          <w:b w:val="0"/>
+        </w:rPr>
+        <w:t>Selected independent answer: Outputs are 9,2,3. With values[3], the first print produces 9, then IndexError occurs; the final length print is not reached. Positive valid indices are 0,1,2. Keep earlier W4 transfer as additional practice; do not substitute its numbers or key for this selected task. Record prior exposure and use a fresh parallel case after support.</w:t>
+      </w:r>
+    </w:p>
+    <w:p>
+      <w:pPr>
+        <w:pStyle w:val="Heading2"/>
+      </w:pPr>
+      <w:r>
+        <w:t>Delayed return</w:t>
       </w:r>
     </w:p>
     <w:p>
@@ -5017,10 +5184,10 @@
     </w:p>
     <w:p>
       <w:pPr>
-        <w:pStyle w:val="Heading3"/>
-      </w:pPr>
-      <w:r>
-        <w:t>Project evidence from this case</w:t>
+        <w:pStyle w:val="Heading2"/>
+      </w:pPr>
+      <w:r>
+        <w:t>Bridge to the next topic</w:t>
       </w:r>
     </w:p>
     <w:p>
@@ -5031,44 +5198,26 @@
         <w:rPr>
           <w:b w:val="0"/>
         </w:rPr>
-        <w:t xml:space="preserve">For Python readiness before the Responsible Plant Classifier, retain a trace of the values, the predicted </w:t>
-      </w:r>
-      <w:r>
-        <w:rPr>
-          <w:b/>
-        </w:rPr>
-        <w:t>output</w:t>
-      </w:r>
-      <w:r>
-        <w:rPr>
-          <w:b w:val="0"/>
-        </w:rPr>
-        <w:t xml:space="preserve">s and the changed-case explanation. Use actual Python 3 results to check the </w:t>
-      </w:r>
-      <w:r>
-        <w:rPr>
-          <w:b/>
-        </w:rPr>
-        <w:t>prediction</w:t>
-      </w:r>
-      <w:r>
-        <w:rPr>
-          <w:b w:val="0"/>
-        </w:rPr>
-        <w:t xml:space="preserve"> after reasoning first.</w:t>
+        <w:t>Week 8 groups reusable instructions in functions and supplies values through arguments.</w:t>
       </w:r>
     </w:p>
     <w:p>
       <w:pPr>
-        <w:pStyle w:val="Heading1"/>
-      </w:pPr>
-      <w:r>
-        <w:t>07. Prepare, teach and assess</w:t>
+        <w:spacing w:line="336" w:lineRule="auto" w:after="180"/>
+      </w:pPr>
+      <w:r>
+        <w:rPr>
+          <w:b w:val="0"/>
+        </w:rPr>
+        <w:t>Retain the project ledger and assess a changed case after support. Check the relevant prerequisite before carrying this component forward.</w:t>
       </w:r>
     </w:p>
     <w:p>
-      <w:r>
-        <w:t>Use this preparation summary alongside the detailed Lists and indexing lesson; it is a checklist rather than a replacement for the full sequence.</w:t>
+      <w:pPr>
+        <w:pStyle w:val="Heading2"/>
+      </w:pPr>
+      <w:r>
+        <w:t>Earlier wording, alternatives and picture transcripts · reference / check after trying</w:t>
       </w:r>
     </w:p>
     <w:p>
@@ -5076,13 +5225,49 @@
         <w:pStyle w:val="Heading3"/>
       </w:pPr>
       <w:r>
-        <w:t>Teaching target</w:t>
+        <w:t>Plan the delayed return</w:t>
       </w:r>
     </w:p>
     <w:p>
       <w:pPr>
+        <w:pStyle w:val="Heading3"/>
+      </w:pPr>
+      <w:r>
+        <w:t>Project evidence from this case</w:t>
+      </w:r>
+    </w:p>
+    <w:p>
+      <w:pPr>
+        <w:pStyle w:val="Heading1"/>
+      </w:pPr>
+      <w:r>
+        <w:t>Reference bank and extra practice</w:t>
+      </w:r>
+    </w:p>
+    <w:p>
+      <w:pPr>
+        <w:pStyle w:val="Heading1"/>
+      </w:pPr>
+      <w:r>
+        <w:t>07. Reference · Alternative planning checklist</w:t>
+      </w:r>
+    </w:p>
+    <w:p>
+      <w:r>
+        <w:t>Use alongside the main route without repeating the teaching cycle.</w:t>
+      </w:r>
+    </w:p>
+    <w:p>
+      <w:pPr>
+        <w:pStyle w:val="Heading2"/>
+      </w:pPr>
+      <w:r>
+        <w:t>Planning and assessment reference</w:t>
+      </w:r>
+    </w:p>
+    <w:p>
+      <w:pPr>
         <w:spacing w:line="336" w:lineRule="auto" w:after="180"/>
-        <w:shd w:fill="EDF7F3"/>
       </w:pPr>
       <w:r>
         <w:rPr>
@@ -5330,34 +5515,72 @@
     </w:p>
     <w:p>
       <w:pPr>
-        <w:pStyle w:val="Heading3"/>
-      </w:pPr>
-      <w:r>
-        <w:t>Supported practice answer</w:t>
+        <w:spacing w:line="336" w:lineRule="auto" w:after="180"/>
+      </w:pPr>
+      <w:r>
+        <w:rPr>
+          <w:b w:val="0"/>
+        </w:rPr>
+        <w:t xml:space="preserve">Reasoned practice answer: The result is [6, 7, 4]; </w:t>
+      </w:r>
+      <w:r>
+        <w:rPr>
+          <w:b/>
+        </w:rPr>
+        <w:t>length</w:t>
+      </w:r>
+      <w:r>
+        <w:rPr>
+          <w:b w:val="0"/>
+        </w:rPr>
+        <w:t xml:space="preserve"> remains 3; </w:t>
+      </w:r>
+      <w:r>
+        <w:rPr>
+          <w:b/>
+        </w:rPr>
+        <w:t>index</w:t>
+      </w:r>
+      <w:r>
+        <w:rPr>
+          <w:b w:val="0"/>
+        </w:rPr>
+        <w:t xml:space="preserve"> 2 still holds 4. Only the first </w:t>
+      </w:r>
+      <w:r>
+        <w:rPr>
+          <w:b/>
+        </w:rPr>
+        <w:t>item</w:t>
+      </w:r>
+      <w:r>
+        <w:rPr>
+          <w:b w:val="0"/>
+        </w:rPr>
+        <w:t xml:space="preserve"> was replaced.</w:t>
       </w:r>
     </w:p>
     <w:p>
       <w:pPr>
         <w:spacing w:line="336" w:lineRule="auto" w:after="180"/>
-        <w:shd w:fill="F1F6FC"/>
-      </w:pPr>
-      <w:r>
-        <w:rPr>
-          <w:b w:val="0"/>
-        </w:rPr>
-        <w:t xml:space="preserve">Reasoned practice answer: The result is [6, 7, 4]; </w:t>
+      </w:pPr>
+      <w:r>
+        <w:rPr>
+          <w:b w:val="0"/>
+        </w:rPr>
+        <w:t xml:space="preserve">Check every learner before discussion: Use the worked case for </w:t>
       </w:r>
       <w:r>
         <w:rPr>
           <w:b/>
         </w:rPr>
-        <w:t>length</w:t>
-      </w:r>
-      <w:r>
-        <w:rPr>
-          <w:b w:val="0"/>
-        </w:rPr>
-        <w:t xml:space="preserve"> remains 3; </w:t>
+        <w:t>List</w:t>
+      </w:r>
+      <w:r>
+        <w:rPr>
+          <w:b w:val="0"/>
+        </w:rPr>
+        <w:t xml:space="preserve">s and </w:t>
       </w:r>
       <w:r>
         <w:rPr>
@@ -5369,19 +5592,31 @@
         <w:rPr>
           <w:b w:val="0"/>
         </w:rPr>
-        <w:t xml:space="preserve"> 2 still holds 4. Only the first </w:t>
+        <w:t>ing. Proposed explanation: “</w:t>
       </w:r>
       <w:r>
         <w:rPr>
           <w:b/>
         </w:rPr>
-        <w:t>item</w:t>
-      </w:r>
-      <w:r>
-        <w:rPr>
-          <w:b w:val="0"/>
-        </w:rPr>
-        <w:t xml:space="preserve"> was replaced.</w:t>
+        <w:t>Length</w:t>
+      </w:r>
+      <w:r>
+        <w:rPr>
+          <w:b w:val="0"/>
+        </w:rPr>
+        <w:t xml:space="preserve"> is the last nonnegative </w:t>
+      </w:r>
+      <w:r>
+        <w:rPr>
+          <w:b/>
+        </w:rPr>
+        <w:t>index</w:t>
+      </w:r>
+      <w:r>
+        <w:rPr>
+          <w:b w:val="0"/>
+        </w:rPr>
+        <w:t>”. Decide whether this explanation is supported.</w:t>
       </w:r>
     </w:p>
     <w:p>
@@ -5392,55 +5627,7 @@
         <w:rPr>
           <w:b w:val="0"/>
         </w:rPr>
-        <w:t xml:space="preserve">Check every learner before discussion: Use the worked case for </w:t>
-      </w:r>
-      <w:r>
-        <w:rPr>
-          <w:b/>
-        </w:rPr>
-        <w:t>List</w:t>
-      </w:r>
-      <w:r>
-        <w:rPr>
-          <w:b w:val="0"/>
-        </w:rPr>
-        <w:t xml:space="preserve">s and </w:t>
-      </w:r>
-      <w:r>
-        <w:rPr>
-          <w:b/>
-        </w:rPr>
-        <w:t>index</w:t>
-      </w:r>
-      <w:r>
-        <w:rPr>
-          <w:b w:val="0"/>
-        </w:rPr>
-        <w:t>ing. Proposed explanation: “</w:t>
-      </w:r>
-      <w:r>
-        <w:rPr>
-          <w:b/>
-        </w:rPr>
-        <w:t>Length</w:t>
-      </w:r>
-      <w:r>
-        <w:rPr>
-          <w:b w:val="0"/>
-        </w:rPr>
-        <w:t xml:space="preserve"> is the last nonnegative </w:t>
-      </w:r>
-      <w:r>
-        <w:rPr>
-          <w:b/>
-        </w:rPr>
-        <w:t>index</w:t>
-      </w:r>
-      <w:r>
-        <w:rPr>
-          <w:b w:val="0"/>
-        </w:rPr>
-        <w:t>”. Decide whether this explanation is supported.</w:t>
+        <w:t>Point to the step or supplied fact that decides; explain your repair if needed.</w:t>
       </w:r>
     </w:p>
     <w:p>
@@ -5451,189 +5638,141 @@
         <w:rPr>
           <w:b w:val="0"/>
         </w:rPr>
-        <w:t>Point to the step or supplied fact that decides; explain your repair if needed.</w:t>
+        <w:t xml:space="preserve">Misconception repair: </w:t>
+      </w:r>
+      <w:r>
+        <w:rPr>
+          <w:b/>
+        </w:rPr>
+        <w:t>Length</w:t>
+      </w:r>
+      <w:r>
+        <w:rPr>
+          <w:b w:val="0"/>
+        </w:rPr>
+        <w:t xml:space="preserve"> counts </w:t>
+      </w:r>
+      <w:r>
+        <w:rPr>
+          <w:b/>
+        </w:rPr>
+        <w:t>item</w:t>
+      </w:r>
+      <w:r>
+        <w:rPr>
+          <w:b w:val="0"/>
+        </w:rPr>
+        <w:t xml:space="preserve">s; the last nonnegative </w:t>
+      </w:r>
+      <w:r>
+        <w:rPr>
+          <w:b/>
+        </w:rPr>
+        <w:t>index</w:t>
+      </w:r>
+      <w:r>
+        <w:rPr>
+          <w:b w:val="0"/>
+        </w:rPr>
+        <w:t xml:space="preserve"> of a nonempty </w:t>
+      </w:r>
+      <w:r>
+        <w:rPr>
+          <w:b/>
+        </w:rPr>
+        <w:t>list</w:t>
+      </w:r>
+      <w:r>
+        <w:rPr>
+          <w:b w:val="0"/>
+        </w:rPr>
+        <w:t xml:space="preserve"> is one less.</w:t>
       </w:r>
     </w:p>
     <w:p>
       <w:pPr>
-        <w:pStyle w:val="Heading3"/>
-      </w:pPr>
-      <w:r>
-        <w:t>Repair the misconception</w:t>
+        <w:spacing w:line="336" w:lineRule="auto" w:after="180"/>
+      </w:pPr>
+      <w:r>
+        <w:rPr>
+          <w:b w:val="0"/>
+        </w:rPr>
+        <w:t xml:space="preserve">Support: read the exact case aloud, enlarge the labelled picture, supply </w:t>
+      </w:r>
+      <w:r>
+        <w:rPr>
+          <w:b/>
+        </w:rPr>
+        <w:t>input</w:t>
+      </w:r>
+      <w:r>
+        <w:rPr>
+          <w:b w:val="0"/>
+        </w:rPr>
+        <w:t xml:space="preserve"> cards and model only the first deciding step. Accept a spoken explanation or drawing; retain the reasoning goal.</w:t>
       </w:r>
     </w:p>
     <w:p>
       <w:pPr>
         <w:spacing w:line="336" w:lineRule="auto" w:after="180"/>
-        <w:shd w:fill="FFF5E6"/>
-      </w:pPr>
-      <w:r>
-        <w:rPr>
-          <w:b w:val="0"/>
-        </w:rPr>
-        <w:t xml:space="preserve">Misconception repair: </w:t>
+      </w:pPr>
+      <w:r>
+        <w:rPr>
+          <w:b w:val="0"/>
+        </w:rPr>
+        <w:t xml:space="preserve">Extension: Replace the second print with print(counts[3]). Require a </w:t>
       </w:r>
       <w:r>
         <w:rPr>
           <w:b/>
         </w:rPr>
-        <w:t>Length</w:t>
-      </w:r>
-      <w:r>
-        <w:rPr>
-          <w:b w:val="0"/>
-        </w:rPr>
-        <w:t xml:space="preserve"> counts </w:t>
+        <w:t>prediction</w:t>
+      </w:r>
+      <w:r>
+        <w:rPr>
+          <w:b w:val="0"/>
+        </w:rPr>
+        <w:t xml:space="preserve"> and a reason before comparing. Expected result: The first print shows 6, then </w:t>
       </w:r>
       <w:r>
         <w:rPr>
           <w:b/>
         </w:rPr>
-        <w:t>item</w:t>
-      </w:r>
-      <w:r>
-        <w:rPr>
-          <w:b w:val="0"/>
-        </w:rPr>
-        <w:t xml:space="preserve">s; the last nonnegative </w:t>
+        <w:t>IndexError</w:t>
+      </w:r>
+      <w:r>
+        <w:rPr>
+          <w:b w:val="0"/>
+        </w:rPr>
+        <w:t xml:space="preserve"> stops the script before the </w:t>
       </w:r>
       <w:r>
         <w:rPr>
           <w:b/>
         </w:rPr>
-        <w:t>index</w:t>
-      </w:r>
-      <w:r>
-        <w:rPr>
-          <w:b w:val="0"/>
-        </w:rPr>
-        <w:t xml:space="preserve"> of a nonempty </w:t>
-      </w:r>
-      <w:r>
-        <w:rPr>
-          <w:b/>
-        </w:rPr>
-        <w:t>list</w:t>
-      </w:r>
-      <w:r>
-        <w:rPr>
-          <w:b w:val="0"/>
-        </w:rPr>
-        <w:t xml:space="preserve"> is one less.</w:t>
+        <w:t>length</w:t>
+      </w:r>
+      <w:r>
+        <w:rPr>
+          <w:b w:val="0"/>
+        </w:rPr>
+        <w:t xml:space="preserve"> print.</w:t>
       </w:r>
     </w:p>
     <w:p>
       <w:pPr>
-        <w:pStyle w:val="Heading3"/>
-      </w:pPr>
-      <w:r>
-        <w:t>Support without giving away the answer</w:t>
+        <w:spacing w:line="336" w:lineRule="auto" w:after="180"/>
+      </w:pPr>
+      <w:r>
+        <w:rPr>
+          <w:b w:val="0"/>
+        </w:rPr>
+        <w:t>Reason: The attempted position does not exist.</w:t>
       </w:r>
     </w:p>
     <w:p>
       <w:pPr>
         <w:spacing w:line="336" w:lineRule="auto" w:after="180"/>
-        <w:shd w:fill="F1F6F8"/>
-      </w:pPr>
-      <w:r>
-        <w:rPr>
-          <w:b w:val="0"/>
-        </w:rPr>
-        <w:t xml:space="preserve">Support: read the exact case aloud, enlarge the labelled picture, supply </w:t>
-      </w:r>
-      <w:r>
-        <w:rPr>
-          <w:b/>
-        </w:rPr>
-        <w:t>input</w:t>
-      </w:r>
-      <w:r>
-        <w:rPr>
-          <w:b w:val="0"/>
-        </w:rPr>
-        <w:t xml:space="preserve"> cards and model only the first deciding step. Accept a spoken explanation or drawing; retain the reasoning goal.</w:t>
-      </w:r>
-    </w:p>
-    <w:p>
-      <w:pPr>
-        <w:pStyle w:val="Heading3"/>
-      </w:pPr>
-      <w:r>
-        <w:t>Extend the reasoning</w:t>
-      </w:r>
-    </w:p>
-    <w:p>
-      <w:pPr>
-        <w:spacing w:line="336" w:lineRule="auto" w:after="180"/>
-        <w:shd w:fill="F5F1FB"/>
-      </w:pPr>
-      <w:r>
-        <w:rPr>
-          <w:b w:val="0"/>
-        </w:rPr>
-        <w:t xml:space="preserve">Extension: Replace the second print with print(counts[3]). Require a </w:t>
-      </w:r>
-      <w:r>
-        <w:rPr>
-          <w:b/>
-        </w:rPr>
-        <w:t>prediction</w:t>
-      </w:r>
-      <w:r>
-        <w:rPr>
-          <w:b w:val="0"/>
-        </w:rPr>
-        <w:t xml:space="preserve"> and a reason before comparing. Expected result: The first print shows 6, then </w:t>
-      </w:r>
-      <w:r>
-        <w:rPr>
-          <w:b/>
-        </w:rPr>
-        <w:t>IndexError</w:t>
-      </w:r>
-      <w:r>
-        <w:rPr>
-          <w:b w:val="0"/>
-        </w:rPr>
-        <w:t xml:space="preserve"> stops the script before the </w:t>
-      </w:r>
-      <w:r>
-        <w:rPr>
-          <w:b/>
-        </w:rPr>
-        <w:t>length</w:t>
-      </w:r>
-      <w:r>
-        <w:rPr>
-          <w:b w:val="0"/>
-        </w:rPr>
-        <w:t xml:space="preserve"> print.</w:t>
-      </w:r>
-    </w:p>
-    <w:p>
-      <w:pPr>
-        <w:spacing w:line="336" w:lineRule="auto" w:after="180"/>
-        <w:shd w:fill="F5F1FB"/>
-      </w:pPr>
-      <w:r>
-        <w:rPr>
-          <w:b w:val="0"/>
-        </w:rPr>
-        <w:t>Reason: The attempted position does not exist.</w:t>
-      </w:r>
-    </w:p>
-    <w:p>
-      <w:pPr>
-        <w:pStyle w:val="Heading3"/>
-      </w:pPr>
-      <w:r>
-        <w:t>Protect the independent attempt</w:t>
-      </w:r>
-    </w:p>
-    <w:p>
-      <w:pPr>
-        <w:spacing w:line="336" w:lineRule="auto" w:after="180"/>
-        <w:shd w:fill="FFF5E6"/>
       </w:pPr>
       <w:r>
         <w:rPr>
@@ -5828,94 +5967,93 @@
     </w:tbl>
     <w:p>
       <w:pPr>
-        <w:pStyle w:val="Heading3"/>
-      </w:pPr>
-      <w:r>
-        <w:t>Project checkpoint</w:t>
+        <w:spacing w:line="336" w:lineRule="auto" w:after="180"/>
+      </w:pPr>
+      <w:r>
+        <w:rPr>
+          <w:b w:val="0"/>
+        </w:rPr>
+        <w:t xml:space="preserve">Project checkpoint: Python readiness portfolio. Keep runnable code, </w:t>
+      </w:r>
+      <w:r>
+        <w:rPr>
+          <w:b/>
+        </w:rPr>
+        <w:t>prediction</w:t>
+      </w:r>
+      <w:r>
+        <w:rPr>
+          <w:b w:val="0"/>
+        </w:rPr>
+        <w:t xml:space="preserve">s, actual </w:t>
+      </w:r>
+      <w:r>
+        <w:rPr>
+          <w:b/>
+        </w:rPr>
+        <w:t>output</w:t>
+      </w:r>
+      <w:r>
+        <w:rPr>
+          <w:b w:val="0"/>
+        </w:rPr>
+        <w:t xml:space="preserve">s, one repaired error and an explanation of a function on changed </w:t>
+      </w:r>
+      <w:r>
+        <w:rPr>
+          <w:b/>
+        </w:rPr>
+        <w:t>input</w:t>
+      </w:r>
+      <w:r>
+        <w:rPr>
+          <w:b w:val="0"/>
+        </w:rPr>
+        <w:t>s.</w:t>
       </w:r>
     </w:p>
     <w:p>
       <w:pPr>
         <w:spacing w:line="336" w:lineRule="auto" w:after="180"/>
-        <w:shd w:fill="EDF7F3"/>
-      </w:pPr>
-      <w:r>
-        <w:rPr>
-          <w:b w:val="0"/>
-        </w:rPr>
-        <w:t xml:space="preserve">Project checkpoint: Python readiness portfolio. Keep runnable code, </w:t>
+      </w:pPr>
+      <w:r>
+        <w:rPr>
+          <w:b w:val="0"/>
+        </w:rPr>
+        <w:t xml:space="preserve">Use the weekly teacher answer for topic-specific reasoning. A saved progress tick is an activity record; judge mastery from the learner’s explanation and </w:t>
       </w:r>
       <w:r>
         <w:rPr>
           <w:b/>
         </w:rPr>
-        <w:t>prediction</w:t>
-      </w:r>
-      <w:r>
-        <w:rPr>
-          <w:b w:val="0"/>
-        </w:rPr>
-        <w:t xml:space="preserve">s, actual </w:t>
-      </w:r>
-      <w:r>
-        <w:rPr>
-          <w:b/>
-        </w:rPr>
-        <w:t>output</w:t>
-      </w:r>
-      <w:r>
-        <w:rPr>
-          <w:b w:val="0"/>
-        </w:rPr>
-        <w:t xml:space="preserve">s, one repaired error and an explanation of a function on changed </w:t>
-      </w:r>
-      <w:r>
-        <w:rPr>
-          <w:b/>
-        </w:rPr>
-        <w:t>input</w:t>
-      </w:r>
-      <w:r>
-        <w:rPr>
-          <w:b w:val="0"/>
-        </w:rPr>
-        <w:t>s.</w:t>
+        <w:t>evidence</w:t>
+      </w:r>
+      <w:r>
+        <w:rPr>
+          <w:b w:val="0"/>
+        </w:rPr>
+        <w:t>.</w:t>
       </w:r>
     </w:p>
     <w:p>
       <w:pPr>
-        <w:spacing w:line="336" w:lineRule="auto" w:after="180"/>
-      </w:pPr>
-      <w:r>
-        <w:rPr>
-          <w:b w:val="0"/>
-        </w:rPr>
-        <w:t xml:space="preserve">Use the weekly teacher answer for topic-specific reasoning. A saved progress tick is an activity record; judge mastery from the learner’s explanation and </w:t>
-      </w:r>
-      <w:r>
-        <w:rPr>
-          <w:b/>
-        </w:rPr>
-        <w:t>evidence</w:t>
-      </w:r>
-      <w:r>
-        <w:rPr>
-          <w:b w:val="0"/>
-        </w:rPr>
-        <w:t>.</w:t>
+        <w:pStyle w:val="Heading1"/>
+      </w:pPr>
+      <w:r>
+        <w:t>08. Reference · Feedback and evidence records</w:t>
       </w:r>
     </w:p>
     <w:p>
-      <w:pPr>
-        <w:pStyle w:val="Heading1"/>
-      </w:pPr>
-      <w:r>
-        <w:t>08. Use feedback, labs and repair paths</w:t>
+      <w:r>
+        <w:t>Keep individual first attempts separate from supported rehearsal.</w:t>
       </w:r>
     </w:p>
     <w:p>
-      <w:r>
-        <w:t>Use feedback, earlier review and portfolios purposefully. Apply the coding routine only when this lesson has an executable lab.</w:t>
+      <w:pPr>
+        <w:pStyle w:val="Heading2"/>
+      </w:pPr>
+      <w:r>
+        <w:t>Feedback and repair</w:t>
       </w:r>
     </w:p>
     <w:p>
@@ -6026,40 +6164,17 @@
         <w:pStyle w:val="Heading1"/>
       </w:pPr>
       <w:r>
-        <w:t>09. Visual concept journey</w:t>
+        <w:t>09. Reference · Teach with the six pictures</w:t>
       </w:r>
     </w:p>
     <w:p>
       <w:r>
-        <w:t>Show one Lists and indexing graphic at a time, request a prediction and discuss its trace before the independent assessment.</w:t>
+        <w:t>Use the relevant picture for a specific reasoning move.</w:t>
       </w:r>
     </w:p>
     <w:p>
       <w:pPr>
-        <w:spacing w:line="336" w:lineRule="auto" w:after="180"/>
-      </w:pPr>
-      <w:r>
-        <w:rPr>
-          <w:b w:val="0"/>
-        </w:rPr>
-        <w:t xml:space="preserve">Use one picture at a time. Hide a worked result before asking for a </w:t>
-      </w:r>
-      <w:r>
-        <w:rPr>
-          <w:b/>
-        </w:rPr>
-        <w:t>prediction</w:t>
-      </w:r>
-      <w:r>
-        <w:rPr>
-          <w:b w:val="0"/>
-        </w:rPr>
-        <w:t>, then reveal it for feedback. These are supported teaching cases; retain the separate independent assessment for a fresh first attempt.</w:t>
-      </w:r>
-    </w:p>
-    <w:p>
-      <w:pPr>
-        <w:pStyle w:val="Heading3"/>
+        <w:pStyle w:val="Heading2"/>
       </w:pPr>
       <w:r>
         <w:t>01. Lists and indexing: the case</w:t>
@@ -6070,7 +6185,7 @@
         <w:drawing>
           <wp:inline xmlns:a="http://schemas.openxmlformats.org/drawingml/2006/main" xmlns:pic="http://schemas.openxmlformats.org/drawingml/2006/picture">
             <wp:extent cx="5486400" cy="2834640"/>
-            <wp:docPr id="3" name="Picture 3" descr="Indexes are positions, not values. A list of shelf counts is read by position. Supplied facts: Python 3: counts=[6,1,8]; print(counts[0]); print(counts[-1]); print(len(counts))."/>
+            <wp:docPr id="4" name="Picture 4" descr="Indexes are positions, not values. A list of shelf counts is read by position. Supplied facts: Python 3: counts=[6,1,8]; print(counts[0]); print(counts[-1]); print(len(counts))."/>
             <wp:cNvGraphicFramePr>
               <a:graphicFrameLocks noChangeAspect="1"/>
             </wp:cNvGraphicFramePr>
@@ -6082,7 +6197,7 @@
                     <pic:cNvPicPr/>
                   </pic:nvPicPr>
                   <pic:blipFill>
-                    <a:blip r:embed="rId11"/>
+                    <a:blip r:embed="rId12"/>
                     <a:stretch>
                       <a:fillRect/>
                     </a:stretch>
@@ -6133,7 +6248,6 @@
     <w:p>
       <w:pPr>
         <w:spacing w:line="336" w:lineRule="auto" w:after="180"/>
-        <w:shd w:fill="F5F1FB"/>
       </w:pPr>
       <w:r>
         <w:rPr>
@@ -6144,27 +6258,18 @@
     </w:p>
     <w:p>
       <w:pPr>
-        <w:pStyle w:val="Heading3"/>
-      </w:pPr>
-      <w:r>
-        <w:t>Discuss while showing the picture</w:t>
+        <w:spacing w:line="336" w:lineRule="auto" w:after="180"/>
+      </w:pPr>
+      <w:r>
+        <w:rPr>
+          <w:b w:val="0"/>
+        </w:rPr>
+        <w:t>Teacher prompt: Point to the given fact that matters most. Explain why it matters. Ask learners to describe one label or arrow in ordinary words. Use the adjacent transcript if the image is difficult to see.</w:t>
       </w:r>
     </w:p>
     <w:p>
       <w:pPr>
-        <w:spacing w:line="336" w:lineRule="auto" w:after="180"/>
-        <w:shd w:fill="F1F6F8"/>
-      </w:pPr>
-      <w:r>
-        <w:rPr>
-          <w:b w:val="0"/>
-        </w:rPr>
-        <w:t>Teacher prompt: Point to the given fact that matters most. Explain why it matters. Ask learners to describe one label or arrow in ordinary words. Use the adjacent transcript if the image is difficult to see.</w:t>
-      </w:r>
-    </w:p>
-    <w:p>
-      <w:pPr>
-        <w:pStyle w:val="Heading3"/>
+        <w:pStyle w:val="Heading2"/>
       </w:pPr>
       <w:r>
         <w:t>02. Follow the deciding steps</w:t>
@@ -6175,7 +6280,7 @@
         <w:drawing>
           <wp:inline xmlns:a="http://schemas.openxmlformats.org/drawingml/2006/main" xmlns:pic="http://schemas.openxmlformats.org/drawingml/2006/picture">
             <wp:extent cx="5486400" cy="3182112"/>
-            <wp:docPr id="4" name="Picture 4" descr="Draw positions: Indexes 0,1,2 contain 6,1,8 respectively. → Read two positions: Index 0 returns 6; index -1 returns the final value 8. → Check length boundary: Length is 3, but index 3 is beyond the final valid positive index 2."/>
+            <wp:docPr id="5" name="Picture 5" descr="Draw positions: Indexes 0,1,2 contain 6,1,8 respectively. → Read two positions: Index 0 returns 6; index -1 returns the final value 8. → Check length boundary: Length is 3, but index 3 is beyond the final valid positive index 2."/>
             <wp:cNvGraphicFramePr>
               <a:graphicFrameLocks noChangeAspect="1"/>
             </wp:cNvGraphicFramePr>
@@ -6187,7 +6292,7 @@
                     <pic:cNvPicPr/>
                   </pic:nvPicPr>
                   <pic:blipFill>
-                    <a:blip r:embed="rId12"/>
+                    <a:blip r:embed="rId9"/>
                     <a:stretch>
                       <a:fillRect/>
                     </a:stretch>
@@ -6304,7 +6409,6 @@
     <w:p>
       <w:pPr>
         <w:spacing w:line="336" w:lineRule="auto" w:after="180"/>
-        <w:shd w:fill="F5F1FB"/>
       </w:pPr>
       <w:r>
         <w:rPr>
@@ -6327,39 +6431,30 @@
     </w:p>
     <w:p>
       <w:pPr>
-        <w:pStyle w:val="Heading3"/>
-      </w:pPr>
-      <w:r>
-        <w:t>Discuss while showing the picture</w:t>
+        <w:spacing w:line="336" w:lineRule="auto" w:after="180"/>
+      </w:pPr>
+      <w:r>
+        <w:rPr>
+          <w:b w:val="0"/>
+        </w:rPr>
+        <w:t xml:space="preserve">Teacher prompt: Point to each numbered stage and explain which recorded </w:t>
+      </w:r>
+      <w:r>
+        <w:rPr>
+          <w:b/>
+        </w:rPr>
+        <w:t>input</w:t>
+      </w:r>
+      <w:r>
+        <w:rPr>
+          <w:b w:val="0"/>
+        </w:rPr>
+        <w:t xml:space="preserve"> it uses. Ask learners to describe one label or arrow in ordinary words. Use the adjacent transcript if the image is difficult to see.</w:t>
       </w:r>
     </w:p>
     <w:p>
       <w:pPr>
-        <w:spacing w:line="336" w:lineRule="auto" w:after="180"/>
-        <w:shd w:fill="F1F6F8"/>
-      </w:pPr>
-      <w:r>
-        <w:rPr>
-          <w:b w:val="0"/>
-        </w:rPr>
-        <w:t xml:space="preserve">Teacher prompt: Point to each numbered stage and explain which recorded </w:t>
-      </w:r>
-      <w:r>
-        <w:rPr>
-          <w:b/>
-        </w:rPr>
-        <w:t>input</w:t>
-      </w:r>
-      <w:r>
-        <w:rPr>
-          <w:b w:val="0"/>
-        </w:rPr>
-        <w:t xml:space="preserve"> it uses. Ask learners to describe one label or arrow in ordinary words. Use the adjacent transcript if the image is difficult to see.</w:t>
-      </w:r>
-    </w:p>
-    <w:p>
-      <w:pPr>
-        <w:pStyle w:val="Heading3"/>
+        <w:pStyle w:val="Heading2"/>
       </w:pPr>
       <w:r>
         <w:t>03. Zero-based list positions</w:t>
@@ -6370,7 +6465,7 @@
         <w:drawing>
           <wp:inline xmlns:a="http://schemas.openxmlformats.org/drawingml/2006/main" xmlns:pic="http://schemas.openxmlformats.org/drawingml/2006/picture">
             <wp:extent cx="5486400" cy="2834640"/>
-            <wp:docPr id="5" name="Picture 5" descr="Zero-based list positions. Stored counts: Index 0 = 6, Index 1 = 1, Index 2 = 8."/>
+            <wp:docPr id="6" name="Picture 6" descr="Zero-based list positions. Stored counts: Index 0 = 6, Index 1 = 1, Index 2 = 8."/>
             <wp:cNvGraphicFramePr>
               <a:graphicFrameLocks noChangeAspect="1"/>
             </wp:cNvGraphicFramePr>
@@ -6463,7 +6558,6 @@
     <w:p>
       <w:pPr>
         <w:spacing w:line="336" w:lineRule="auto" w:after="180"/>
-        <w:shd w:fill="F5F1FB"/>
       </w:pPr>
       <w:r>
         <w:rPr>
@@ -6474,39 +6568,29 @@
     </w:p>
     <w:p>
       <w:pPr>
-        <w:pStyle w:val="Heading3"/>
-      </w:pPr>
-      <w:r>
-        <w:t>Discuss while showing the picture</w:t>
+        <w:spacing w:line="336" w:lineRule="auto" w:after="180"/>
+      </w:pPr>
+      <w:r>
+        <w:rPr>
+          <w:b w:val="0"/>
+        </w:rPr>
+        <w:t>Teacher prompt: Read the labels and values. Explain the relationship the model shows. Ask learners to describe one label or arrow in ordinary words. Use the adjacent transcript if the image is difficult to see.</w:t>
       </w:r>
     </w:p>
     <w:p>
       <w:pPr>
         <w:spacing w:line="336" w:lineRule="auto" w:after="180"/>
-        <w:shd w:fill="F1F6F8"/>
-      </w:pPr>
-      <w:r>
-        <w:rPr>
-          <w:b w:val="0"/>
-        </w:rPr>
-        <w:t>Teacher prompt: Read the labels and values. Explain the relationship the model shows. Ask learners to describe one label or arrow in ordinary words. Use the adjacent transcript if the image is difficult to see.</w:t>
+      </w:pPr>
+      <w:r>
+        <w:rPr>
+          <w:b w:val="0"/>
+        </w:rPr>
+        <w:t>Check row/column meanings, units and denominators before discussing a difference. Supplied toy values are not real class or model results.</w:t>
       </w:r>
     </w:p>
     <w:p>
       <w:pPr>
-        <w:spacing w:line="336" w:lineRule="auto" w:after="180"/>
-        <w:shd w:fill="F1F6F8"/>
-      </w:pPr>
-      <w:r>
-        <w:rPr>
-          <w:b w:val="0"/>
-        </w:rPr>
-        <w:t>Check row/column meanings, units and denominators before discussing a difference. Supplied toy values are not real class or model results.</w:t>
-      </w:r>
-    </w:p>
-    <w:p>
-      <w:pPr>
-        <w:pStyle w:val="Heading3"/>
+        <w:pStyle w:val="Heading2"/>
       </w:pPr>
       <w:r>
         <w:t>04. Change one thing. Trace what follows.</w:t>
@@ -6517,7 +6601,7 @@
         <w:drawing>
           <wp:inline xmlns:a="http://schemas.openxmlformats.org/drawingml/2006/main" xmlns:pic="http://schemas.openxmlformats.org/drawingml/2006/picture">
             <wp:extent cx="5486400" cy="3026664"/>
-            <wp:docPr id="6" name="Picture 6" descr="Original case: Length is 3, but index 3 is beyond the final valid positive index 2. Changed condition: Replace the second print with print(counts[3]). Expected result: The first print shows 6, then IndexError stops the script before the length print. Reason: The attempted position does not exist."/>
+            <wp:docPr id="7" name="Picture 7" descr="Original case: Length is 3, but index 3 is beyond the final valid positive index 2. Changed condition: Replace the second print with print(counts[3]). Expected result: The first print shows 6, then IndexError stops the script before the length print. Reason: The attempted position does not exist."/>
             <wp:cNvGraphicFramePr>
               <a:graphicFrameLocks noChangeAspect="1"/>
             </wp:cNvGraphicFramePr>
@@ -6633,7 +6717,6 @@
     <w:p>
       <w:pPr>
         <w:spacing w:line="336" w:lineRule="auto" w:after="180"/>
-        <w:shd w:fill="F5F1FB"/>
       </w:pPr>
       <w:r>
         <w:rPr>
@@ -6644,39 +6727,29 @@
     </w:p>
     <w:p>
       <w:pPr>
-        <w:pStyle w:val="Heading3"/>
-      </w:pPr>
-      <w:r>
-        <w:t>Discuss while showing the picture</w:t>
+        <w:spacing w:line="336" w:lineRule="auto" w:after="180"/>
+      </w:pPr>
+      <w:r>
+        <w:rPr>
+          <w:b w:val="0"/>
+        </w:rPr>
+        <w:t>Teacher prompt: Predict before checking the worked changed-case result. Name what changed and what the supplied facts allow you to conclude. Ask learners to describe one label or arrow in ordinary words.</w:t>
       </w:r>
     </w:p>
     <w:p>
       <w:pPr>
         <w:spacing w:line="336" w:lineRule="auto" w:after="180"/>
-        <w:shd w:fill="F1F6F8"/>
-      </w:pPr>
-      <w:r>
-        <w:rPr>
-          <w:b w:val="0"/>
-        </w:rPr>
-        <w:t>Teacher prompt: Predict before checking the worked changed-case result. Name what changed and what the supplied facts allow you to conclude. Ask learners to describe one label or arrow in ordinary words.</w:t>
+      </w:pPr>
+      <w:r>
+        <w:rPr>
+          <w:b w:val="0"/>
+        </w:rPr>
+        <w:t>Use the adjacent transcript if the image is difficult to see. Changed-case reasoning: The attempted position does not exist.</w:t>
       </w:r>
     </w:p>
     <w:p>
       <w:pPr>
-        <w:spacing w:line="336" w:lineRule="auto" w:after="180"/>
-        <w:shd w:fill="F1F6F8"/>
-      </w:pPr>
-      <w:r>
-        <w:rPr>
-          <w:b w:val="0"/>
-        </w:rPr>
-        <w:t>Use the adjacent transcript if the image is difficult to see. Changed-case reasoning: The attempted position does not exist.</w:t>
-      </w:r>
-    </w:p>
-    <w:p>
-      <w:pPr>
-        <w:pStyle w:val="Heading3"/>
+        <w:pStyle w:val="Heading2"/>
       </w:pPr>
       <w:r>
         <w:t>05. Connect the explanation to its limit</w:t>
@@ -6687,7 +6760,7 @@
         <w:drawing>
           <wp:inline xmlns:a="http://schemas.openxmlformats.org/drawingml/2006/main" xmlns:pic="http://schemas.openxmlformats.org/drawingml/2006/picture">
             <wp:extent cx="5486400" cy="2834640"/>
-            <wp:docPr id="7" name="Picture 7" descr="List positions begin at zero. A negative index counts from the end; the list length counts entries and is not itself a valid positive index for the final entry. Limit: A valid position does not establish that the stored count is accurate; empty lists also have no final element to read."/>
+            <wp:docPr id="8" name="Picture 8" descr="List positions begin at zero. A negative index counts from the end; the list length counts entries and is not itself a valid positive index for the final entry. Limit: A valid position does not establish that the stored count is accurate; empty lists also have no final element to read."/>
             <wp:cNvGraphicFramePr>
               <a:graphicFrameLocks noChangeAspect="1"/>
             </wp:cNvGraphicFramePr>
@@ -6809,7 +6882,6 @@
     <w:p>
       <w:pPr>
         <w:spacing w:line="336" w:lineRule="auto" w:after="180"/>
-        <w:shd w:fill="F5F1FB"/>
       </w:pPr>
       <w:r>
         <w:rPr>
@@ -6820,51 +6892,41 @@
     </w:p>
     <w:p>
       <w:pPr>
-        <w:pStyle w:val="Heading3"/>
-      </w:pPr>
-      <w:r>
-        <w:t>Discuss while showing the picture</w:t>
+        <w:spacing w:line="336" w:lineRule="auto" w:after="180"/>
+      </w:pPr>
+      <w:r>
+        <w:rPr>
+          <w:b w:val="0"/>
+        </w:rPr>
+        <w:t>Teacher prompt: Explain the case, then point to a limit on the claim. Ask learners to describe one label or arrow in ordinary words. Use the adjacent transcript if the image is difficult to see.</w:t>
       </w:r>
     </w:p>
     <w:p>
       <w:pPr>
         <w:spacing w:line="336" w:lineRule="auto" w:after="180"/>
-        <w:shd w:fill="F1F6F8"/>
-      </w:pPr>
-      <w:r>
-        <w:rPr>
-          <w:b w:val="0"/>
-        </w:rPr>
-        <w:t>Teacher prompt: Explain the case, then point to a limit on the claim. Ask learners to describe one label or arrow in ordinary words. Use the adjacent transcript if the image is difficult to see.</w:t>
+      </w:pPr>
+      <w:r>
+        <w:rPr>
+          <w:b w:val="0"/>
+        </w:rPr>
+        <w:t xml:space="preserve">Keep the stated scope: A valid position does not establish that the stored count is accurate; empty </w:t>
+      </w:r>
+      <w:r>
+        <w:rPr>
+          <w:b/>
+        </w:rPr>
+        <w:t>list</w:t>
+      </w:r>
+      <w:r>
+        <w:rPr>
+          <w:b w:val="0"/>
+        </w:rPr>
+        <w:t>s also have no final element to read.</w:t>
       </w:r>
     </w:p>
     <w:p>
       <w:pPr>
-        <w:spacing w:line="336" w:lineRule="auto" w:after="180"/>
-        <w:shd w:fill="F1F6F8"/>
-      </w:pPr>
-      <w:r>
-        <w:rPr>
-          <w:b w:val="0"/>
-        </w:rPr>
-        <w:t xml:space="preserve">Keep the stated scope: A valid position does not establish that the stored count is accurate; empty </w:t>
-      </w:r>
-      <w:r>
-        <w:rPr>
-          <w:b/>
-        </w:rPr>
-        <w:t>list</w:t>
-      </w:r>
-      <w:r>
-        <w:rPr>
-          <w:b w:val="0"/>
-        </w:rPr>
-        <w:t>s also have no final element to read.</w:t>
-      </w:r>
-    </w:p>
-    <w:p>
-      <w:pPr>
-        <w:pStyle w:val="Heading3"/>
+        <w:pStyle w:val="Heading2"/>
       </w:pPr>
       <w:r>
         <w:t>06. Make the idea visible in your project</w:t>
@@ -6875,7 +6937,7 @@
         <w:drawing>
           <wp:inline xmlns:a="http://schemas.openxmlformats.org/drawingml/2006/main" xmlns:pic="http://schemas.openxmlformats.org/drawingml/2006/picture">
             <wp:extent cx="5486400" cy="3681984"/>
-            <wp:docPr id="8" name="Picture 8" descr="For Python readiness before the Responsible Plant Classifier, retain a trace of the values, the predicted outputs and the changed-case explanation. Use actual Python 3 results to check the prediction after reasoning first. Draw your input, deciding step, result and limit. Supported question: Label the three index positions. Predict all original outputs, then name the first output and stopping point after using index 3."/>
+            <wp:docPr id="9" name="Picture 9" descr="For Python readiness before the Responsible Plant Classifier, retain a trace of the values, the predicted outputs and the changed-case explanation. Use actual Python 3 results to check the prediction after reasoning first. Draw your input, deciding step, result and limit. Supported question: Label the three index positions. Predict all original outputs, then name the first output and stopping point after using index 3."/>
             <wp:cNvGraphicFramePr>
               <a:graphicFrameLocks noChangeAspect="1"/>
             </wp:cNvGraphicFramePr>
@@ -7015,7 +7077,6 @@
     <w:p>
       <w:pPr>
         <w:spacing w:line="336" w:lineRule="auto" w:after="180"/>
-        <w:shd w:fill="F5F1FB"/>
       </w:pPr>
       <w:r>
         <w:rPr>
@@ -7038,70 +7099,139 @@
     </w:p>
     <w:p>
       <w:pPr>
-        <w:pStyle w:val="Heading3"/>
-      </w:pPr>
-      <w:r>
-        <w:t>Discuss while showing the picture</w:t>
+        <w:spacing w:line="336" w:lineRule="auto" w:after="180"/>
+      </w:pPr>
+      <w:r>
+        <w:rPr>
+          <w:b w:val="0"/>
+        </w:rPr>
+        <w:t xml:space="preserve">Teacher prompt: Draw your project trace and justify the deciding step using </w:t>
+      </w:r>
+      <w:r>
+        <w:rPr>
+          <w:b/>
+        </w:rPr>
+        <w:t>evidence</w:t>
+      </w:r>
+      <w:r>
+        <w:rPr>
+          <w:b w:val="0"/>
+        </w:rPr>
+        <w:t>. Ask learners to describe one label or arrow in ordinary words. Use the adjacent transcript if the image is difficult to see.</w:t>
       </w:r>
     </w:p>
     <w:p>
       <w:pPr>
         <w:spacing w:line="336" w:lineRule="auto" w:after="180"/>
-        <w:shd w:fill="F1F6F8"/>
-      </w:pPr>
-      <w:r>
-        <w:rPr>
-          <w:b w:val="0"/>
-        </w:rPr>
-        <w:t xml:space="preserve">Teacher prompt: Draw your project trace and justify the deciding step using </w:t>
+      </w:pPr>
+      <w:r>
+        <w:rPr>
+          <w:b w:val="0"/>
+        </w:rPr>
+        <w:t xml:space="preserve">Supported practice key: Original </w:t>
       </w:r>
       <w:r>
         <w:rPr>
           <w:b/>
         </w:rPr>
-        <w:t>evidence</w:t>
-      </w:r>
-      <w:r>
-        <w:rPr>
-          <w:b w:val="0"/>
-        </w:rPr>
-        <w:t>. Ask learners to describe one label or arrow in ordinary words. Use the adjacent transcript if the image is difficult to see.</w:t>
+        <w:t>output</w:t>
+      </w:r>
+      <w:r>
+        <w:rPr>
+          <w:b w:val="0"/>
+        </w:rPr>
+        <w:t xml:space="preserve">s are 6,8,3. After the change, 6 prints first, counts[3] raises </w:t>
+      </w:r>
+      <w:r>
+        <w:rPr>
+          <w:b/>
+        </w:rPr>
+        <w:t>IndexError</w:t>
+      </w:r>
+      <w:r>
+        <w:rPr>
+          <w:b w:val="0"/>
+        </w:rPr>
+        <w:t>, and the third print does not execute.</w:t>
       </w:r>
     </w:p>
     <w:p>
       <w:pPr>
+        <w:pStyle w:val="Heading2"/>
+      </w:pPr>
+      <w:r>
+        <w:t>Earlier wording, alternatives and picture transcripts · reference / check after trying</w:t>
+      </w:r>
+    </w:p>
+    <w:p>
+      <w:pPr>
         <w:spacing w:line="336" w:lineRule="auto" w:after="180"/>
-        <w:shd w:fill="F1F6F8"/>
-      </w:pPr>
-      <w:r>
-        <w:rPr>
-          <w:b w:val="0"/>
-        </w:rPr>
-        <w:t xml:space="preserve">Supported practice key: Original </w:t>
+      </w:pPr>
+      <w:r>
+        <w:rPr>
+          <w:b w:val="0"/>
+        </w:rPr>
+        <w:t xml:space="preserve">Use one picture at a time. Hide a worked result before asking for a </w:t>
       </w:r>
       <w:r>
         <w:rPr>
           <w:b/>
         </w:rPr>
-        <w:t>output</w:t>
-      </w:r>
-      <w:r>
-        <w:rPr>
-          <w:b w:val="0"/>
-        </w:rPr>
-        <w:t xml:space="preserve">s are 6,8,3. After the change, 6 prints first, counts[3] raises </w:t>
-      </w:r>
-      <w:r>
-        <w:rPr>
-          <w:b/>
-        </w:rPr>
-        <w:t>IndexError</w:t>
-      </w:r>
-      <w:r>
-        <w:rPr>
-          <w:b w:val="0"/>
-        </w:rPr>
-        <w:t>, and the third print does not execute.</w:t>
+        <w:t>prediction</w:t>
+      </w:r>
+      <w:r>
+        <w:rPr>
+          <w:b w:val="0"/>
+        </w:rPr>
+        <w:t>, then reveal it for feedback. These are supported teaching cases; retain the separate independent assessment for a fresh first attempt.</w:t>
+      </w:r>
+    </w:p>
+    <w:p>
+      <w:pPr>
+        <w:pStyle w:val="Heading3"/>
+      </w:pPr>
+      <w:r>
+        <w:t>01. Lists and indexing: the case</w:t>
+      </w:r>
+    </w:p>
+    <w:p>
+      <w:pPr>
+        <w:pStyle w:val="Heading3"/>
+      </w:pPr>
+      <w:r>
+        <w:t>02. Follow the deciding steps</w:t>
+      </w:r>
+    </w:p>
+    <w:p>
+      <w:pPr>
+        <w:pStyle w:val="Heading3"/>
+      </w:pPr>
+      <w:r>
+        <w:t>03. Zero-based list positions</w:t>
+      </w:r>
+    </w:p>
+    <w:p>
+      <w:pPr>
+        <w:pStyle w:val="Heading3"/>
+      </w:pPr>
+      <w:r>
+        <w:t>04. Change one thing. Trace what follows.</w:t>
+      </w:r>
+    </w:p>
+    <w:p>
+      <w:pPr>
+        <w:pStyle w:val="Heading3"/>
+      </w:pPr>
+      <w:r>
+        <w:t>05. Connect the explanation to its limit</w:t>
+      </w:r>
+    </w:p>
+    <w:p>
+      <w:pPr>
+        <w:pStyle w:val="Heading3"/>
+      </w:pPr>
+      <w:r>
+        <w:t>06. Make the idea visible in your project</w:t>
       </w:r>
     </w:p>
     <w:sectPr>
